--- a/docs/standards/word/OVERVIEW.docx
+++ b/docs/standards/word/OVERVIEW.docx
@@ -90,13 +90,13 @@
         <w:t xml:space="preserve">one of them is meant to be edited down to your setting before it is useful.</w:t>
       </w:r>
     </w:p>
-    <w:bookmarkStart w:id="23" w:name="the-four-files"/>
+    <w:bookmarkStart w:id="23" w:name="download-every-file"/>
     <w:p>
       <w:pPr>
         <w:pStyle w:val="Heading2"/>
       </w:pPr>
       <w:r>
-        <w:t xml:space="preserve">The four files</w:t>
+        <w:t xml:space="preserve">Download every file</w:t>
       </w:r>
     </w:p>
     <w:tbl>
@@ -1110,13 +1110,13 @@
       </w:tr>
     </w:tbl>
     <w:bookmarkEnd w:id="27"/>
-    <w:bookmarkStart w:id="28" w:name="take-the-files"/>
+    <w:bookmarkStart w:id="28" w:name="fetch-the-whole-set-in-one-command"/>
     <w:p>
       <w:pPr>
         <w:pStyle w:val="Heading2"/>
       </w:pPr>
       <w:r>
-        <w:t xml:space="preserve">Take the files</w:t>
+        <w:t xml:space="preserve">Fetch the whole set in one command</w:t>
       </w:r>
     </w:p>
     <w:p>
@@ -1124,38 +1124,30 @@
         <w:pStyle w:val="FirstParagraph"/>
       </w:pPr>
       <w:r>
-        <w:t xml:space="preserve">Per-document links are in</w:t>
-      </w:r>
-      <w:r>
-        <w:t xml:space="preserve"> </w:t>
-      </w:r>
-      <w:hyperlink w:anchor="the-four-files">
+        <w:t xml:space="preserve">Individual links are in</w:t>
+      </w:r>
+      <w:r>
+        <w:t xml:space="preserve"> </w:t>
+      </w:r>
+      <w:hyperlink w:anchor="download-every-file">
         <w:r>
           <w:rPr>
             <w:rStyle w:val="Hyperlink"/>
           </w:rPr>
-          <w:t xml:space="preserve">The four files</w:t>
+          <w:t xml:space="preserve">Download every file</w:t>
         </w:r>
       </w:hyperlink>
       <w:r>
         <w:t xml:space="preserve"> </w:t>
       </w:r>
       <w:r>
-        <w:t xml:space="preserve">at the top. This section is for taking</w:t>
-      </w:r>
-      <w:r>
-        <w:t xml:space="preserve"> </w:t>
-      </w:r>
-      <w:r>
-        <w:t xml:space="preserve">the set: these are meant to be edited, so start from the markdown rather than from a rendered page.</w:t>
-      </w:r>
-    </w:p>
-    <w:p>
-      <w:pPr>
-        <w:pStyle w:val="BodyText"/>
-      </w:pPr>
-      <w:r>
-        <w:t xml:space="preserve">All five at once, into a</w:t>
+        <w:t xml:space="preserve">at the top. This section is</w:t>
+      </w:r>
+      <w:r>
+        <w:t xml:space="preserve"> </w:t>
+      </w:r>
+      <w:r>
+        <w:t xml:space="preserve">only for pulling all of them at once, into a</w:t>
       </w:r>
       <w:r>
         <w:t xml:space="preserve"> </w:t>

--- a/docs/standards/word/OVERVIEW.docx
+++ b/docs/standards/word/OVERVIEW.docx
@@ -510,58 +510,6 @@
         </w:rPr>
         <w:t xml:space="preserve">Take the markdown if you intend to use these.</w:t>
       </w:r>
-      <w:r>
-        <w:t xml:space="preserve"> </w:t>
-      </w:r>
-      <w:r>
-        <w:t xml:space="preserve">It is plain text: it drops into a repository,</w:t>
-      </w:r>
-      <w:r>
-        <w:t xml:space="preserve"> </w:t>
-      </w:r>
-      <w:r>
-        <w:t xml:space="preserve">diffs cleanly when you edit it, and is the right thing to hand to Claude Code as context when you</w:t>
-      </w:r>
-      <w:r>
-        <w:t xml:space="preserve"> </w:t>
-      </w:r>
-      <w:r>
-        <w:t xml:space="preserve">want a standard applied to your own code. The Word files are the same content, generated from the</w:t>
-      </w:r>
-      <w:r>
-        <w:t xml:space="preserve"> </w:t>
-      </w:r>
-      <w:r>
-        <w:t xml:space="preserve">same markdown, for circulating to people who will read or mark up rather than adopt.</w:t>
-      </w:r>
-    </w:p>
-    <w:p>
-      <w:pPr>
-        <w:pStyle w:val="BodyText"/>
-      </w:pPr>
-      <w:r>
-        <w:rPr>
-          <w:b/>
-          <w:bCs/>
-        </w:rPr>
-        <w:t xml:space="preserve">MIT licensed</w:t>
-      </w:r>
-      <w:r>
-        <w:t xml:space="preserve"> </w:t>
-      </w:r>
-      <w:r>
-        <w:t xml:space="preserve">-- adapt them, publish the result, drop the attribution.</w:t>
-      </w:r>
-    </w:p>
-    <w:bookmarkEnd w:id="23"/>
-    <w:bookmarkStart w:id="24" w:name="what-you-get"/>
-    <w:p>
-      <w:pPr>
-        <w:pStyle w:val="Heading2"/>
-      </w:pPr>
-      <w:r>
-        <w:t xml:space="preserve">What you get</w:t>
-      </w:r>
     </w:p>
     <w:p>
       <w:pPr>
@@ -576,28 +524,19 @@
           <w:b/>
           <w:bCs/>
         </w:rPr>
-        <w:t xml:space="preserve">A rubric you can run against your own repository at each release</w:t>
-      </w:r>
-      <w:r>
-        <w:t xml:space="preserve">, split into controls that may</w:t>
-      </w:r>
-      <w:r>
-        <w:t xml:space="preserve"> </w:t>
-      </w:r>
-      <w:r>
-        <w:t xml:space="preserve">decide a verdict and measurements that may only start a conversation -- so an argument about "is</w:t>
-      </w:r>
-      <w:r>
-        <w:t xml:space="preserve"> </w:t>
-      </w:r>
-      <w:r>
-        <w:t xml:space="preserve">this good enough" resolves against structure rather than against whoever quotes the largest</w:t>
-      </w:r>
-      <w:r>
-        <w:t xml:space="preserve"> </w:t>
-      </w:r>
-      <w:r>
-        <w:t xml:space="preserve">number.</w:t>
+        <w:t xml:space="preserve">It is plain text.</w:t>
+      </w:r>
+      <w:r>
+        <w:t xml:space="preserve"> </w:t>
+      </w:r>
+      <w:r>
+        <w:t xml:space="preserve">It drops into a repository as-is, and it diffs cleanly once you start</w:t>
+      </w:r>
+      <w:r>
+        <w:t xml:space="preserve"> </w:t>
+      </w:r>
+      <w:r>
+        <w:t xml:space="preserve">editing it -- which you will, because none of these are usable unedited.</w:t>
       </w:r>
     </w:p>
     <w:p>
@@ -613,25 +552,16 @@
           <w:b/>
           <w:bCs/>
         </w:rPr>
-        <w:t xml:space="preserve">A discipline for third-party code that never asks you to read it.</w:t>
-      </w:r>
-      <w:r>
-        <w:t xml:space="preserve"> </w:t>
-      </w:r>
-      <w:r>
-        <w:t xml:space="preserve">The human effort lands at</w:t>
-      </w:r>
-      <w:r>
-        <w:t xml:space="preserve"> </w:t>
-      </w:r>
-      <w:r>
-        <w:t xml:space="preserve">exactly two moments -- adopting a dependency and bumping one -- and the rest is machinery that</w:t>
-      </w:r>
-      <w:r>
-        <w:t xml:space="preserve"> </w:t>
-      </w:r>
-      <w:r>
-        <w:t xml:space="preserve">runs unattended until it raises something.</w:t>
+        <w:t xml:space="preserve">It is the right thing to hand to Claude Code</w:t>
+      </w:r>
+      <w:r>
+        <w:t xml:space="preserve">, or any coding agent, as context when you want a</w:t>
+      </w:r>
+      <w:r>
+        <w:t xml:space="preserve"> </w:t>
+      </w:r>
+      <w:r>
+        <w:t xml:space="preserve">standard applied to your own code rather than just read.</w:t>
       </w:r>
     </w:p>
     <w:p>
@@ -647,150 +577,44 @@
           <w:b/>
           <w:bCs/>
         </w:rPr>
-        <w:t xml:space="preserve">A release an adopter can verify without trusting your account of your own process</w:t>
-      </w:r>
-      <w:r>
-        <w:t xml:space="preserve">, and an</w:t>
-      </w:r>
-      <w:r>
-        <w:t xml:space="preserve"> </w:t>
-      </w:r>
-      <w:r>
-        <w:t xml:space="preserve">allowlist checked before the upload rather than after it, because the upload is the irreversible</w:t>
-      </w:r>
-      <w:r>
-        <w:t xml:space="preserve"> </w:t>
-      </w:r>
-      <w:r>
-        <w:t xml:space="preserve">step.</w:t>
-      </w:r>
-    </w:p>
-    <w:p>
-      <w:pPr>
-        <w:pStyle w:val="Compact"/>
-        <w:numPr>
-          <w:ilvl w:val="0"/>
-          <w:numId w:val="1001"/>
-        </w:numPr>
+        <w:t xml:space="preserve">The Word files are the same content</w:t>
+      </w:r>
+      <w:r>
+        <w:t xml:space="preserve">, generated from the same markdown. Take those for</w:t>
+      </w:r>
+      <w:r>
+        <w:t xml:space="preserve"> </w:t>
+      </w:r>
+      <w:r>
+        <w:t xml:space="preserve">circulating to people who will read or mark up rather than adopt.</w:t>
+      </w:r>
+    </w:p>
+    <w:p>
+      <w:pPr>
+        <w:pStyle w:val="FirstParagraph"/>
       </w:pPr>
       <w:r>
         <w:rPr>
           <w:b/>
           <w:bCs/>
         </w:rPr>
-        <w:t xml:space="preserve">A written split between what you own and what an adopter owns</w:t>
-      </w:r>
-      <w:r>
-        <w:t xml:space="preserve">, before you claim any control.</w:t>
-      </w:r>
-      <w:r>
-        <w:t xml:space="preserve"> </w:t>
-      </w:r>
-      <w:r>
-        <w:t xml:space="preserve">That gap is where a control ends up unowned by both sides, each assuming the other had it.</w:t>
-      </w:r>
-    </w:p>
-    <w:p>
-      <w:pPr>
-        <w:pStyle w:val="Compact"/>
-        <w:numPr>
-          <w:ilvl w:val="0"/>
-          <w:numId w:val="1001"/>
-        </w:numPr>
-      </w:pPr>
-      <w:r>
-        <w:rPr>
-          <w:b/>
-          <w:bCs/>
-        </w:rPr>
-        <w:t xml:space="preserve">A risk tier you can resolve in one question</w:t>
-      </w:r>
-      <w:r>
-        <w:t xml:space="preserve">, so a one-line fix does not carry the same</w:t>
-      </w:r>
-      <w:r>
-        <w:t xml:space="preserve"> </w:t>
-      </w:r>
-      <w:r>
-        <w:t xml:space="preserve">obligation as a change to an authorisation path, and so the cheap answer errs strict rather than</w:t>
-      </w:r>
-      <w:r>
-        <w:t xml:space="preserve"> </w:t>
-      </w:r>
-      <w:r>
-        <w:t xml:space="preserve">convenient.</w:t>
-      </w:r>
-    </w:p>
-    <w:p>
-      <w:pPr>
-        <w:pStyle w:val="Compact"/>
-        <w:numPr>
-          <w:ilvl w:val="0"/>
-          <w:numId w:val="1001"/>
-        </w:numPr>
-      </w:pPr>
-      <w:r>
-        <w:rPr>
-          <w:b/>
-          <w:bCs/>
-        </w:rPr>
-        <w:t xml:space="preserve">Wording you can actually publish.</w:t>
-      </w:r>
-      <w:r>
-        <w:t xml:space="preserve"> </w:t>
-      </w:r>
-      <w:r>
-        <w:t xml:space="preserve">Approved phrasings next to the overclaims they replace, and</w:t>
-      </w:r>
-      <w:r>
-        <w:t xml:space="preserve"> </w:t>
-      </w:r>
-      <w:r>
-        <w:t xml:space="preserve">a rule for saying what a gate does not prove -- which is what stops a document being rejected by</w:t>
-      </w:r>
-      <w:r>
-        <w:t xml:space="preserve"> </w:t>
-      </w:r>
-      <w:r>
-        <w:t xml:space="preserve">the first reader who checks its sources.</w:t>
-      </w:r>
-    </w:p>
-    <w:p>
-      <w:pPr>
-        <w:pStyle w:val="Compact"/>
-        <w:numPr>
-          <w:ilvl w:val="0"/>
-          <w:numId w:val="1001"/>
-        </w:numPr>
-      </w:pPr>
-      <w:r>
-        <w:rPr>
-          <w:b/>
-          <w:bCs/>
-        </w:rPr>
-        <w:t xml:space="preserve">The claims that failed verification, published next to the ones that survived.</w:t>
-      </w:r>
-      <w:r>
-        <w:t xml:space="preserve"> </w:t>
-      </w:r>
-      <w:r>
-        <w:t xml:space="preserve">Specific</w:t>
-      </w:r>
-      <w:r>
-        <w:t xml:space="preserve"> </w:t>
-      </w:r>
-      <w:r>
-        <w:t xml:space="preserve">numbers to stop repeating, including several that circulate widely and did not survive the filter.</w:t>
-      </w:r>
-    </w:p>
-    <w:bookmarkEnd w:id="24"/>
-    <w:bookmarkStart w:id="26" w:name="what-these-are-not"/>
+        <w:t xml:space="preserve">MIT licensed</w:t>
+      </w:r>
+      <w:r>
+        <w:t xml:space="preserve"> </w:t>
+      </w:r>
+      <w:r>
+        <w:t xml:space="preserve">-- adapt them, publish the result, drop the attribution.</w:t>
+      </w:r>
+    </w:p>
+    <w:bookmarkEnd w:id="23"/>
+    <w:bookmarkStart w:id="24" w:name="what-you-get"/>
     <w:p>
       <w:pPr>
         <w:pStyle w:val="Heading2"/>
       </w:pPr>
       <w:r>
-        <w:t xml:space="preserve">What these are not</w:t>
+        <w:t xml:space="preserve">What you get</w:t>
       </w:r>
     </w:p>
     <w:p>
@@ -806,19 +630,28 @@
           <w:b/>
           <w:bCs/>
         </w:rPr>
-        <w:t xml:space="preserve">No code ships with them.</w:t>
-      </w:r>
-      <w:r>
-        <w:t xml:space="preserve"> </w:t>
-      </w:r>
-      <w:r>
-        <w:t xml:space="preserve">These are rules and review procedures. Where one names a control, it</w:t>
-      </w:r>
-      <w:r>
-        <w:t xml:space="preserve"> </w:t>
-      </w:r>
-      <w:r>
-        <w:t xml:space="preserve">is describing something you would build, not something in this repository.</w:t>
+        <w:t xml:space="preserve">A rubric you can run against your own repository at each release</w:t>
+      </w:r>
+      <w:r>
+        <w:t xml:space="preserve">, split into controls that may</w:t>
+      </w:r>
+      <w:r>
+        <w:t xml:space="preserve"> </w:t>
+      </w:r>
+      <w:r>
+        <w:t xml:space="preserve">decide a verdict and measurements that may only start a conversation -- so an argument about "is</w:t>
+      </w:r>
+      <w:r>
+        <w:t xml:space="preserve"> </w:t>
+      </w:r>
+      <w:r>
+        <w:t xml:space="preserve">this good enough" resolves against structure rather than against whoever quotes the largest</w:t>
+      </w:r>
+      <w:r>
+        <w:t xml:space="preserve"> </w:t>
+      </w:r>
+      <w:r>
+        <w:t xml:space="preserve">number.</w:t>
       </w:r>
     </w:p>
     <w:p>
@@ -827,6 +660,227 @@
         <w:numPr>
           <w:ilvl w:val="0"/>
           <w:numId w:val="1002"/>
+        </w:numPr>
+      </w:pPr>
+      <w:r>
+        <w:rPr>
+          <w:b/>
+          <w:bCs/>
+        </w:rPr>
+        <w:t xml:space="preserve">A discipline for third-party code that never asks you to read it.</w:t>
+      </w:r>
+      <w:r>
+        <w:t xml:space="preserve"> </w:t>
+      </w:r>
+      <w:r>
+        <w:t xml:space="preserve">The human effort lands at</w:t>
+      </w:r>
+      <w:r>
+        <w:t xml:space="preserve"> </w:t>
+      </w:r>
+      <w:r>
+        <w:t xml:space="preserve">exactly two moments -- adopting a dependency and bumping one -- and the rest is machinery that</w:t>
+      </w:r>
+      <w:r>
+        <w:t xml:space="preserve"> </w:t>
+      </w:r>
+      <w:r>
+        <w:t xml:space="preserve">runs unattended until it raises something.</w:t>
+      </w:r>
+    </w:p>
+    <w:p>
+      <w:pPr>
+        <w:pStyle w:val="Compact"/>
+        <w:numPr>
+          <w:ilvl w:val="0"/>
+          <w:numId w:val="1002"/>
+        </w:numPr>
+      </w:pPr>
+      <w:r>
+        <w:rPr>
+          <w:b/>
+          <w:bCs/>
+        </w:rPr>
+        <w:t xml:space="preserve">A release an adopter can verify without trusting your account of your own process</w:t>
+      </w:r>
+      <w:r>
+        <w:t xml:space="preserve">, and an</w:t>
+      </w:r>
+      <w:r>
+        <w:t xml:space="preserve"> </w:t>
+      </w:r>
+      <w:r>
+        <w:t xml:space="preserve">allowlist checked before the upload rather than after it, because the upload is the irreversible</w:t>
+      </w:r>
+      <w:r>
+        <w:t xml:space="preserve"> </w:t>
+      </w:r>
+      <w:r>
+        <w:t xml:space="preserve">step.</w:t>
+      </w:r>
+    </w:p>
+    <w:p>
+      <w:pPr>
+        <w:pStyle w:val="Compact"/>
+        <w:numPr>
+          <w:ilvl w:val="0"/>
+          <w:numId w:val="1002"/>
+        </w:numPr>
+      </w:pPr>
+      <w:r>
+        <w:rPr>
+          <w:b/>
+          <w:bCs/>
+        </w:rPr>
+        <w:t xml:space="preserve">A written split between what you own and what an adopter owns</w:t>
+      </w:r>
+      <w:r>
+        <w:t xml:space="preserve">, before you claim any control.</w:t>
+      </w:r>
+      <w:r>
+        <w:t xml:space="preserve"> </w:t>
+      </w:r>
+      <w:r>
+        <w:t xml:space="preserve">That gap is where a control ends up unowned by both sides, each assuming the other had it.</w:t>
+      </w:r>
+    </w:p>
+    <w:p>
+      <w:pPr>
+        <w:pStyle w:val="Compact"/>
+        <w:numPr>
+          <w:ilvl w:val="0"/>
+          <w:numId w:val="1002"/>
+        </w:numPr>
+      </w:pPr>
+      <w:r>
+        <w:rPr>
+          <w:b/>
+          <w:bCs/>
+        </w:rPr>
+        <w:t xml:space="preserve">A risk tier you can resolve in one question</w:t>
+      </w:r>
+      <w:r>
+        <w:t xml:space="preserve">, so a one-line fix does not carry the same</w:t>
+      </w:r>
+      <w:r>
+        <w:t xml:space="preserve"> </w:t>
+      </w:r>
+      <w:r>
+        <w:t xml:space="preserve">obligation as a change to an authorisation path, and so the cheap answer errs strict rather than</w:t>
+      </w:r>
+      <w:r>
+        <w:t xml:space="preserve"> </w:t>
+      </w:r>
+      <w:r>
+        <w:t xml:space="preserve">convenient.</w:t>
+      </w:r>
+    </w:p>
+    <w:p>
+      <w:pPr>
+        <w:pStyle w:val="Compact"/>
+        <w:numPr>
+          <w:ilvl w:val="0"/>
+          <w:numId w:val="1002"/>
+        </w:numPr>
+      </w:pPr>
+      <w:r>
+        <w:rPr>
+          <w:b/>
+          <w:bCs/>
+        </w:rPr>
+        <w:t xml:space="preserve">Wording you can actually publish.</w:t>
+      </w:r>
+      <w:r>
+        <w:t xml:space="preserve"> </w:t>
+      </w:r>
+      <w:r>
+        <w:t xml:space="preserve">Approved phrasings next to the overclaims they replace, and</w:t>
+      </w:r>
+      <w:r>
+        <w:t xml:space="preserve"> </w:t>
+      </w:r>
+      <w:r>
+        <w:t xml:space="preserve">a rule for saying what a gate does not prove -- which is what stops a document being rejected by</w:t>
+      </w:r>
+      <w:r>
+        <w:t xml:space="preserve"> </w:t>
+      </w:r>
+      <w:r>
+        <w:t xml:space="preserve">the first reader who checks its sources.</w:t>
+      </w:r>
+    </w:p>
+    <w:p>
+      <w:pPr>
+        <w:pStyle w:val="Compact"/>
+        <w:numPr>
+          <w:ilvl w:val="0"/>
+          <w:numId w:val="1002"/>
+        </w:numPr>
+      </w:pPr>
+      <w:r>
+        <w:rPr>
+          <w:b/>
+          <w:bCs/>
+        </w:rPr>
+        <w:t xml:space="preserve">The claims that failed verification, published next to the ones that survived.</w:t>
+      </w:r>
+      <w:r>
+        <w:t xml:space="preserve"> </w:t>
+      </w:r>
+      <w:r>
+        <w:t xml:space="preserve">Specific</w:t>
+      </w:r>
+      <w:r>
+        <w:t xml:space="preserve"> </w:t>
+      </w:r>
+      <w:r>
+        <w:t xml:space="preserve">numbers to stop repeating, including several that circulate widely and did not survive the filter.</w:t>
+      </w:r>
+    </w:p>
+    <w:bookmarkEnd w:id="24"/>
+    <w:bookmarkStart w:id="26" w:name="what-these-are-not"/>
+    <w:p>
+      <w:pPr>
+        <w:pStyle w:val="Heading2"/>
+      </w:pPr>
+      <w:r>
+        <w:t xml:space="preserve">What these are not</w:t>
+      </w:r>
+    </w:p>
+    <w:p>
+      <w:pPr>
+        <w:pStyle w:val="Compact"/>
+        <w:numPr>
+          <w:ilvl w:val="0"/>
+          <w:numId w:val="1003"/>
+        </w:numPr>
+      </w:pPr>
+      <w:r>
+        <w:rPr>
+          <w:b/>
+          <w:bCs/>
+        </w:rPr>
+        <w:t xml:space="preserve">No code ships with them.</w:t>
+      </w:r>
+      <w:r>
+        <w:t xml:space="preserve"> </w:t>
+      </w:r>
+      <w:r>
+        <w:t xml:space="preserve">These are rules and review procedures. Where one names a control, it</w:t>
+      </w:r>
+      <w:r>
+        <w:t xml:space="preserve"> </w:t>
+      </w:r>
+      <w:r>
+        <w:t xml:space="preserve">is describing something you would build, not something in this repository.</w:t>
+      </w:r>
+    </w:p>
+    <w:p>
+      <w:pPr>
+        <w:pStyle w:val="Compact"/>
+        <w:numPr>
+          <w:ilvl w:val="0"/>
+          <w:numId w:val="1003"/>
         </w:numPr>
       </w:pPr>
       <w:r>
@@ -874,7 +928,7 @@
         <w:pStyle w:val="Compact"/>
         <w:numPr>
           <w:ilvl w:val="0"/>
-          <w:numId w:val="1002"/>
+          <w:numId w:val="1003"/>
         </w:numPr>
       </w:pPr>
       <w:r>
@@ -908,7 +962,7 @@
         <w:pStyle w:val="Compact"/>
         <w:numPr>
           <w:ilvl w:val="0"/>
-          <w:numId w:val="1002"/>
+          <w:numId w:val="1003"/>
         </w:numPr>
       </w:pPr>
       <w:r>
@@ -1672,7 +1726,7 @@
         <w:pStyle w:val="Compact"/>
         <w:numPr>
           <w:ilvl w:val="0"/>
-          <w:numId w:val="1003"/>
+          <w:numId w:val="1004"/>
         </w:numPr>
       </w:pPr>
       <w:hyperlink r:id="rId9">
@@ -1709,7 +1763,7 @@
         <w:pStyle w:val="Compact"/>
         <w:numPr>
           <w:ilvl w:val="0"/>
-          <w:numId w:val="1003"/>
+          <w:numId w:val="1004"/>
         </w:numPr>
       </w:pPr>
       <w:hyperlink r:id="rId12">
@@ -1746,7 +1800,7 @@
         <w:pStyle w:val="Compact"/>
         <w:numPr>
           <w:ilvl w:val="0"/>
-          <w:numId w:val="1003"/>
+          <w:numId w:val="1004"/>
         </w:numPr>
       </w:pPr>
       <w:hyperlink r:id="rId15">
@@ -1777,7 +1831,7 @@
         <w:pStyle w:val="Compact"/>
         <w:numPr>
           <w:ilvl w:val="0"/>
-          <w:numId w:val="1003"/>
+          <w:numId w:val="1004"/>
         </w:numPr>
       </w:pPr>
       <w:hyperlink r:id="rId18">
@@ -1893,7 +1947,7 @@
         <w:pStyle w:val="Compact"/>
         <w:numPr>
           <w:ilvl w:val="0"/>
-          <w:numId w:val="1004"/>
+          <w:numId w:val="1005"/>
         </w:numPr>
       </w:pPr>
       <w:r>
@@ -1926,131 +1980,6 @@
       </w:r>
       <w:r>
         <w:t xml:space="preserve">several sections get shorter.</w:t>
-      </w:r>
-    </w:p>
-    <w:p>
-      <w:pPr>
-        <w:pStyle w:val="Compact"/>
-        <w:numPr>
-          <w:ilvl w:val="0"/>
-          <w:numId w:val="1004"/>
-        </w:numPr>
-      </w:pPr>
-      <w:r>
-        <w:rPr>
-          <w:b/>
-          <w:bCs/>
-        </w:rPr>
-        <w:t xml:space="preserve">A forge with a blocking pipeline, and a repository several sessions push to at once.</w:t>
-      </w:r>
-      <w:r>
-        <w:t xml:space="preserve"> </w:t>
-      </w:r>
-      <w:r>
-        <w:t xml:space="preserve">The</w:t>
-      </w:r>
-      <w:r>
-        <w:t xml:space="preserve"> </w:t>
-      </w:r>
-      <w:r>
-        <w:t xml:space="preserve">control placement advice assumes both. The failure shapes are not forge-specific; the field names</w:t>
-      </w:r>
-      <w:r>
-        <w:t xml:space="preserve"> </w:t>
-      </w:r>
-      <w:r>
-        <w:t xml:space="preserve">are.</w:t>
-      </w:r>
-    </w:p>
-    <w:p>
-      <w:pPr>
-        <w:pStyle w:val="Compact"/>
-        <w:numPr>
-          <w:ilvl w:val="0"/>
-          <w:numId w:val="1004"/>
-        </w:numPr>
-      </w:pPr>
-      <w:r>
-        <w:rPr>
-          <w:b/>
-          <w:bCs/>
-        </w:rPr>
-        <w:t xml:space="preserve">The domain is stripped on purpose.</w:t>
-      </w:r>
-      <w:r>
-        <w:t xml:space="preserve"> </w:t>
-      </w:r>
-      <w:r>
-        <w:t xml:space="preserve">These were written in a setting with regulated data and a</w:t>
-      </w:r>
-      <w:r>
-        <w:t xml:space="preserve"> </w:t>
-      </w:r>
-      <w:r>
-        <w:t xml:space="preserve">compliance regime, and the specifics of that setting are not here. Rules are expressed generically</w:t>
-      </w:r>
-      <w:r>
-        <w:t xml:space="preserve"> </w:t>
-      </w:r>
-      <w:r>
-        <w:t xml:space="preserve">-- "regulated data", "an untrusted inbound payload", "a compliance regime the adopting</w:t>
-      </w:r>
-      <w:r>
-        <w:t xml:space="preserve"> </w:t>
-      </w:r>
-      <w:r>
-        <w:t xml:space="preserve">organisation operates".</w:t>
-      </w:r>
-      <w:r>
-        <w:t xml:space="preserve"> </w:t>
-      </w:r>
-      <w:r>
-        <w:rPr>
-          <w:b/>
-          <w:bCs/>
-        </w:rPr>
-        <w:t xml:space="preserve">Where a rule could not be generalised it was dropped rather than</w:t>
-      </w:r>
-      <w:r>
-        <w:rPr>
-          <w:b/>
-          <w:bCs/>
-        </w:rPr>
-        <w:t xml:space="preserve"> </w:t>
-      </w:r>
-      <w:r>
-        <w:rPr>
-          <w:b/>
-          <w:bCs/>
-        </w:rPr>
-        <w:t xml:space="preserve">disguised</w:t>
-      </w:r>
-      <w:r>
-        <w:t xml:space="preserve">, so the set is not a complete account of the practice it came from.</w:t>
-      </w:r>
-    </w:p>
-    <w:bookmarkEnd w:id="30"/>
-    <w:bookmarkStart w:id="34" w:name="what-is-already-elsewhere-on-this-site"/>
-    <w:p>
-      <w:pPr>
-        <w:pStyle w:val="Heading2"/>
-      </w:pPr>
-      <w:r>
-        <w:t xml:space="preserve">What is already elsewhere on this site</w:t>
-      </w:r>
-    </w:p>
-    <w:p>
-      <w:pPr>
-        <w:pStyle w:val="FirstParagraph"/>
-      </w:pPr>
-      <w:r>
-        <w:t xml:space="preserve">The four documents link out rather than restate, and so should you when you adapt them. In</w:t>
-      </w:r>
-      <w:r>
-        <w:t xml:space="preserve"> </w:t>
-      </w:r>
-      <w:r>
-        <w:t xml:space="preserve">particular:</w:t>
       </w:r>
     </w:p>
     <w:p>
@@ -2059,6 +1988,131 @@
         <w:numPr>
           <w:ilvl w:val="0"/>
           <w:numId w:val="1005"/>
+        </w:numPr>
+      </w:pPr>
+      <w:r>
+        <w:rPr>
+          <w:b/>
+          <w:bCs/>
+        </w:rPr>
+        <w:t xml:space="preserve">A forge with a blocking pipeline, and a repository several sessions push to at once.</w:t>
+      </w:r>
+      <w:r>
+        <w:t xml:space="preserve"> </w:t>
+      </w:r>
+      <w:r>
+        <w:t xml:space="preserve">The</w:t>
+      </w:r>
+      <w:r>
+        <w:t xml:space="preserve"> </w:t>
+      </w:r>
+      <w:r>
+        <w:t xml:space="preserve">control placement advice assumes both. The failure shapes are not forge-specific; the field names</w:t>
+      </w:r>
+      <w:r>
+        <w:t xml:space="preserve"> </w:t>
+      </w:r>
+      <w:r>
+        <w:t xml:space="preserve">are.</w:t>
+      </w:r>
+    </w:p>
+    <w:p>
+      <w:pPr>
+        <w:pStyle w:val="Compact"/>
+        <w:numPr>
+          <w:ilvl w:val="0"/>
+          <w:numId w:val="1005"/>
+        </w:numPr>
+      </w:pPr>
+      <w:r>
+        <w:rPr>
+          <w:b/>
+          <w:bCs/>
+        </w:rPr>
+        <w:t xml:space="preserve">The domain is stripped on purpose.</w:t>
+      </w:r>
+      <w:r>
+        <w:t xml:space="preserve"> </w:t>
+      </w:r>
+      <w:r>
+        <w:t xml:space="preserve">These were written in a setting with regulated data and a</w:t>
+      </w:r>
+      <w:r>
+        <w:t xml:space="preserve"> </w:t>
+      </w:r>
+      <w:r>
+        <w:t xml:space="preserve">compliance regime, and the specifics of that setting are not here. Rules are expressed generically</w:t>
+      </w:r>
+      <w:r>
+        <w:t xml:space="preserve"> </w:t>
+      </w:r>
+      <w:r>
+        <w:t xml:space="preserve">-- "regulated data", "an untrusted inbound payload", "a compliance regime the adopting</w:t>
+      </w:r>
+      <w:r>
+        <w:t xml:space="preserve"> </w:t>
+      </w:r>
+      <w:r>
+        <w:t xml:space="preserve">organisation operates".</w:t>
+      </w:r>
+      <w:r>
+        <w:t xml:space="preserve"> </w:t>
+      </w:r>
+      <w:r>
+        <w:rPr>
+          <w:b/>
+          <w:bCs/>
+        </w:rPr>
+        <w:t xml:space="preserve">Where a rule could not be generalised it was dropped rather than</w:t>
+      </w:r>
+      <w:r>
+        <w:rPr>
+          <w:b/>
+          <w:bCs/>
+        </w:rPr>
+        <w:t xml:space="preserve"> </w:t>
+      </w:r>
+      <w:r>
+        <w:rPr>
+          <w:b/>
+          <w:bCs/>
+        </w:rPr>
+        <w:t xml:space="preserve">disguised</w:t>
+      </w:r>
+      <w:r>
+        <w:t xml:space="preserve">, so the set is not a complete account of the practice it came from.</w:t>
+      </w:r>
+    </w:p>
+    <w:bookmarkEnd w:id="30"/>
+    <w:bookmarkStart w:id="34" w:name="what-is-already-elsewhere-on-this-site"/>
+    <w:p>
+      <w:pPr>
+        <w:pStyle w:val="Heading2"/>
+      </w:pPr>
+      <w:r>
+        <w:t xml:space="preserve">What is already elsewhere on this site</w:t>
+      </w:r>
+    </w:p>
+    <w:p>
+      <w:pPr>
+        <w:pStyle w:val="FirstParagraph"/>
+      </w:pPr>
+      <w:r>
+        <w:t xml:space="preserve">The four documents link out rather than restate, and so should you when you adapt them. In</w:t>
+      </w:r>
+      <w:r>
+        <w:t xml:space="preserve"> </w:t>
+      </w:r>
+      <w:r>
+        <w:t xml:space="preserve">particular:</w:t>
+      </w:r>
+    </w:p>
+    <w:p>
+      <w:pPr>
+        <w:pStyle w:val="Compact"/>
+        <w:numPr>
+          <w:ilvl w:val="0"/>
+          <w:numId w:val="1006"/>
         </w:numPr>
       </w:pPr>
       <w:hyperlink r:id="rId25">
@@ -2093,7 +2147,7 @@
         <w:pStyle w:val="Compact"/>
         <w:numPr>
           <w:ilvl w:val="0"/>
-          <w:numId w:val="1005"/>
+          <w:numId w:val="1006"/>
         </w:numPr>
       </w:pPr>
       <w:hyperlink r:id="rId31">
@@ -2122,7 +2176,7 @@
         <w:pStyle w:val="Compact"/>
         <w:numPr>
           <w:ilvl w:val="0"/>
-          <w:numId w:val="1005"/>
+          <w:numId w:val="1006"/>
         </w:numPr>
       </w:pPr>
       <w:hyperlink r:id="rId32">
@@ -2157,7 +2211,7 @@
         <w:pStyle w:val="Compact"/>
         <w:numPr>
           <w:ilvl w:val="0"/>
-          <w:numId w:val="1005"/>
+          <w:numId w:val="1006"/>
         </w:numPr>
       </w:pPr>
       <w:hyperlink r:id="rId33">
@@ -2491,6 +2545,9 @@
     <w:abstractNumId w:val="991"/>
   </w:num>
   <w:num w:numId="1003">
+    <w:abstractNumId w:val="991"/>
+  </w:num>
+  <w:num w:numId="1004">
     <w:abstractNumId w:val="99411"/>
     <w:lvlOverride w:ilvl="0">
       <w:startOverride w:val="1"/>
@@ -2520,10 +2577,10 @@
       <w:startOverride w:val="1"/>
     </w:lvlOverride>
   </w:num>
-  <w:num w:numId="1004">
+  <w:num w:numId="1005">
     <w:abstractNumId w:val="991"/>
   </w:num>
-  <w:num w:numId="1005">
+  <w:num w:numId="1006">
     <w:abstractNumId w:val="991"/>
   </w:num>
 </w:numbering>

--- a/docs/standards/word/OVERVIEW.docx
+++ b/docs/standards/word/OVERVIEW.docx
@@ -28,7 +28,7 @@
         </w:p>
       </w:sdtContent>
     </w:sdt>
-    <w:bookmarkStart w:id="35" w:name="standards-you-can-start-from"/>
+    <w:bookmarkStart w:id="38" w:name="standards-you-can-start-from"/>
     <w:p>
       <w:pPr>
         <w:pStyle w:val="Heading1"/>
@@ -54,7 +54,30 @@
         <w:t xml:space="preserve"> </w:t>
       </w:r>
       <w:r>
-        <w:t xml:space="preserve">to govern the assistant writing much of it.</w:t>
+        <w:t xml:space="preserve">to govern the assistant writing much of it. Plus</w:t>
+      </w:r>
+      <w:r>
+        <w:t xml:space="preserve"> </w:t>
+      </w:r>
+      <w:hyperlink r:id="rId9">
+        <w:r>
+          <w:rPr>
+            <w:rStyle w:val="Hyperlink"/>
+          </w:rPr>
+          <w:t xml:space="preserve">a two-page summary</w:t>
+        </w:r>
+      </w:hyperlink>
+      <w:r>
+        <w:t xml:space="preserve"> </w:t>
+      </w:r>
+      <w:r>
+        <w:t xml:space="preserve">for a</w:t>
+      </w:r>
+      <w:r>
+        <w:t xml:space="preserve"> </w:t>
+      </w:r>
+      <w:r>
+        <w:t xml:space="preserve">security executive who has to decide whether any of it is being done, rather than adopt it.</w:t>
       </w:r>
     </w:p>
     <w:p>
@@ -90,7 +113,7 @@
         <w:t xml:space="preserve">one of them is meant to be edited down to your setting before it is useful.</w:t>
       </w:r>
     </w:p>
-    <w:bookmarkStart w:id="23" w:name="download-every-file"/>
+    <w:bookmarkStart w:id="26" w:name="download-every-file"/>
     <w:p>
       <w:pPr>
         <w:pStyle w:val="Heading2"/>
@@ -172,7 +195,13 @@
                 <w:b/>
                 <w:bCs/>
               </w:rPr>
-              <w:t xml:space="preserve">AI-assisted development</w:t>
+              <w:t xml:space="preserve">The CISO summary</w:t>
+            </w:r>
+            <w:r>
+              <w:t xml:space="preserve"> </w:t>
+            </w:r>
+            <w:r>
+              <w:t xml:space="preserve">-- two pages, start here if you are deciding rather than adopting</w:t>
             </w:r>
           </w:p>
         </w:tc>
@@ -237,7 +266,7 @@
                 <w:b/>
                 <w:bCs/>
               </w:rPr>
-              <w:t xml:space="preserve">Dependency integrity</w:t>
+              <w:t xml:space="preserve">AI-assisted development</w:t>
             </w:r>
           </w:p>
         </w:tc>
@@ -302,7 +331,7 @@
                 <w:b/>
                 <w:bCs/>
               </w:rPr>
-              <w:t xml:space="preserve">Code quality</w:t>
+              <w:t xml:space="preserve">Dependency integrity</w:t>
             </w:r>
           </w:p>
         </w:tc>
@@ -367,7 +396,7 @@
                 <w:b/>
                 <w:bCs/>
               </w:rPr>
-              <w:t xml:space="preserve">Secure development</w:t>
+              <w:t xml:space="preserve">Code quality</w:t>
             </w:r>
           </w:p>
         </w:tc>
@@ -428,6 +457,71 @@
               <w:pStyle w:val="Compact"/>
             </w:pPr>
             <w:r>
+              <w:rPr>
+                <w:b/>
+                <w:bCs/>
+              </w:rPr>
+              <w:t xml:space="preserve">Secure development</w:t>
+            </w:r>
+          </w:p>
+        </w:tc>
+        <w:tc>
+          <w:tcPr/>
+          <w:p>
+            <w:pPr>
+              <w:pStyle w:val="Compact"/>
+            </w:pPr>
+            <w:hyperlink r:id="rId21">
+              <w:r>
+                <w:rPr>
+                  <w:rStyle w:val="Hyperlink"/>
+                </w:rPr>
+                <w:t xml:space="preserve">page</w:t>
+              </w:r>
+            </w:hyperlink>
+          </w:p>
+        </w:tc>
+        <w:tc>
+          <w:tcPr/>
+          <w:p>
+            <w:pPr>
+              <w:pStyle w:val="Compact"/>
+            </w:pPr>
+            <w:hyperlink r:id="rId22">
+              <w:r>
+                <w:rPr>
+                  <w:rStyle w:val="Hyperlink"/>
+                </w:rPr>
+                <w:t xml:space="preserve">.md</w:t>
+              </w:r>
+            </w:hyperlink>
+          </w:p>
+        </w:tc>
+        <w:tc>
+          <w:tcPr/>
+          <w:p>
+            <w:pPr>
+              <w:pStyle w:val="Compact"/>
+            </w:pPr>
+            <w:hyperlink r:id="rId23">
+              <w:r>
+                <w:rPr>
+                  <w:rStyle w:val="Hyperlink"/>
+                </w:rPr>
+                <w:t xml:space="preserve">.docx</w:t>
+              </w:r>
+            </w:hyperlink>
+          </w:p>
+        </w:tc>
+      </w:tr>
+      <w:tr>
+        <w:tc>
+          <w:tcPr/>
+          <w:p>
+            <w:pPr>
+              <w:pStyle w:val="Compact"/>
+            </w:pPr>
+            <w:r>
               <w:t xml:space="preserve">This overview</w:t>
             </w:r>
           </w:p>
@@ -449,7 +543,7 @@
             <w:pPr>
               <w:pStyle w:val="Compact"/>
             </w:pPr>
-            <w:hyperlink r:id="rId21">
+            <w:hyperlink r:id="rId24">
               <w:r>
                 <w:rPr>
                   <w:rStyle w:val="Hyperlink"/>
@@ -465,7 +559,7 @@
             <w:pPr>
               <w:pStyle w:val="Compact"/>
             </w:pPr>
-            <w:hyperlink r:id="rId22">
+            <w:hyperlink r:id="rId25">
               <w:r>
                 <w:rPr>
                   <w:rStyle w:val="Hyperlink"/>
@@ -607,8 +701,8 @@
         <w:t xml:space="preserve">-- adapt them, publish the result, drop the attribution.</w:t>
       </w:r>
     </w:p>
-    <w:bookmarkEnd w:id="23"/>
-    <w:bookmarkStart w:id="24" w:name="what-you-get"/>
+    <w:bookmarkEnd w:id="26"/>
+    <w:bookmarkStart w:id="27" w:name="what-you-get"/>
     <w:p>
       <w:pPr>
         <w:pStyle w:val="Heading2"/>
@@ -837,8 +931,8 @@
         <w:t xml:space="preserve">numbers to stop repeating, including several that circulate widely and did not survive the filter.</w:t>
       </w:r>
     </w:p>
-    <w:bookmarkEnd w:id="24"/>
-    <w:bookmarkStart w:id="26" w:name="what-these-are-not"/>
+    <w:bookmarkEnd w:id="27"/>
+    <w:bookmarkStart w:id="29" w:name="what-these-are-not"/>
     <w:p>
       <w:pPr>
         <w:pStyle w:val="Heading2"/>
@@ -911,7 +1005,7 @@
       <w:r>
         <w:t xml:space="preserve"> </w:t>
       </w:r>
-      <w:hyperlink r:id="rId25">
+      <w:hyperlink r:id="rId28">
         <w:r>
           <w:rPr>
             <w:rStyle w:val="Hyperlink"/>
@@ -985,8 +1079,8 @@
         <w:t xml:space="preserve">document says where it bears on a rule.</w:t>
       </w:r>
     </w:p>
-    <w:bookmarkEnd w:id="26"/>
-    <w:bookmarkStart w:id="27" w:name="the-four-documents"/>
+    <w:bookmarkEnd w:id="29"/>
+    <w:bookmarkStart w:id="30" w:name="the-four-documents"/>
     <w:p>
       <w:pPr>
         <w:pStyle w:val="Heading2"/>
@@ -1053,7 +1147,7 @@
             <w:pPr>
               <w:pStyle w:val="Compact"/>
             </w:pPr>
-            <w:hyperlink r:id="rId9">
+            <w:hyperlink r:id="rId12">
               <w:r>
                 <w:rPr>
                   <w:rStyle w:val="Hyperlink"/>
@@ -1082,7 +1176,7 @@
             <w:pPr>
               <w:pStyle w:val="Compact"/>
             </w:pPr>
-            <w:hyperlink r:id="rId12">
+            <w:hyperlink r:id="rId15">
               <w:r>
                 <w:rPr>
                   <w:rStyle w:val="Hyperlink"/>
@@ -1111,7 +1205,7 @@
             <w:pPr>
               <w:pStyle w:val="Compact"/>
             </w:pPr>
-            <w:hyperlink r:id="rId15">
+            <w:hyperlink r:id="rId18">
               <w:r>
                 <w:rPr>
                   <w:rStyle w:val="Hyperlink"/>
@@ -1140,7 +1234,7 @@
             <w:pPr>
               <w:pStyle w:val="Compact"/>
             </w:pPr>
-            <w:hyperlink r:id="rId18">
+            <w:hyperlink r:id="rId21">
               <w:r>
                 <w:rPr>
                   <w:rStyle w:val="Hyperlink"/>
@@ -1163,8 +1257,8 @@
         </w:tc>
       </w:tr>
     </w:tbl>
-    <w:bookmarkEnd w:id="27"/>
-    <w:bookmarkStart w:id="28" w:name="fetch-the-whole-set-in-one-command"/>
+    <w:bookmarkEnd w:id="30"/>
+    <w:bookmarkStart w:id="31" w:name="fetch-the-whole-set-in-one-command"/>
     <w:p>
       <w:pPr>
         <w:pStyle w:val="Heading2"/>
@@ -1245,7 +1339,7 @@
         <w:rPr>
           <w:rStyle w:val="NormalTok"/>
         </w:rPr>
-        <w:t xml:space="preserve"> OVERVIEW CODE-QUALITY SECURE-DEVELOPMENT AI-ASSISTED-DEVELOPMENT DEPENDENCY-INTEGRITY</w:t>
+        <w:t xml:space="preserve"> OVERVIEW CISO-SUMMARY CODE-QUALITY SECURE-DEVELOPMENT AI-ASSISTED-DEVELOPMENT DEPENDENCY-INTEGRITY</w:t>
       </w:r>
       <w:r>
         <w:rPr>
@@ -1488,6 +1582,18 @@
           <w:rStyle w:val="StringTok"/>
         </w:rPr>
         <w:t xml:space="preserve">'OVERVIEW'</w:t>
+      </w:r>
+      <w:r>
+        <w:rPr>
+          <w:rStyle w:val="OperatorTok"/>
+        </w:rPr>
+        <w:t xml:space="preserve">,</w:t>
+      </w:r>
+      <w:r>
+        <w:rPr>
+          <w:rStyle w:val="StringTok"/>
+        </w:rPr>
+        <w:t xml:space="preserve">'CISO-SUMMARY'</w:t>
       </w:r>
       <w:r>
         <w:rPr>
@@ -1711,8 +1817,8 @@
         <w:t xml:space="preserve">above, and keep your edits honest about which controls you have actually built.</w:t>
       </w:r>
     </w:p>
-    <w:bookmarkEnd w:id="28"/>
-    <w:bookmarkStart w:id="29" w:name="the-order-to-read-them-in"/>
+    <w:bookmarkEnd w:id="31"/>
+    <w:bookmarkStart w:id="32" w:name="the-order-to-read-them-in"/>
     <w:p>
       <w:pPr>
         <w:pStyle w:val="Heading2"/>
@@ -1729,7 +1835,7 @@
           <w:numId w:val="1004"/>
         </w:numPr>
       </w:pPr>
-      <w:hyperlink r:id="rId9">
+      <w:hyperlink r:id="rId12">
         <w:r>
           <w:rPr>
             <w:rStyle w:val="Hyperlink"/>
@@ -1766,7 +1872,7 @@
           <w:numId w:val="1004"/>
         </w:numPr>
       </w:pPr>
-      <w:hyperlink r:id="rId12">
+      <w:hyperlink r:id="rId15">
         <w:r>
           <w:rPr>
             <w:rStyle w:val="Hyperlink"/>
@@ -1803,7 +1909,7 @@
           <w:numId w:val="1004"/>
         </w:numPr>
       </w:pPr>
-      <w:hyperlink r:id="rId15">
+      <w:hyperlink r:id="rId18">
         <w:r>
           <w:rPr>
             <w:rStyle w:val="Hyperlink"/>
@@ -1834,7 +1940,7 @@
           <w:numId w:val="1004"/>
         </w:numPr>
       </w:pPr>
-      <w:hyperlink r:id="rId18">
+      <w:hyperlink r:id="rId21">
         <w:r>
           <w:rPr>
             <w:rStyle w:val="Hyperlink"/>
@@ -1871,8 +1977,8 @@
         <w:t xml:space="preserve">tells you whether the rest applies to you, and it is deliberately placed before the rules.</w:t>
       </w:r>
     </w:p>
-    <w:bookmarkEnd w:id="29"/>
-    <w:bookmarkStart w:id="30" w:name="Xcb356c1caa9fbeda96ee2c63dcee98915ebf571"/>
+    <w:bookmarkEnd w:id="32"/>
+    <w:bookmarkStart w:id="33" w:name="Xcb356c1caa9fbeda96ee2c63dcee98915ebf571"/>
     <w:p>
       <w:pPr>
         <w:pStyle w:val="Heading2"/>
@@ -2083,8 +2189,8 @@
         <w:t xml:space="preserve">, so the set is not a complete account of the practice it came from.</w:t>
       </w:r>
     </w:p>
-    <w:bookmarkEnd w:id="30"/>
-    <w:bookmarkStart w:id="34" w:name="what-is-already-elsewhere-on-this-site"/>
+    <w:bookmarkEnd w:id="33"/>
+    <w:bookmarkStart w:id="37" w:name="what-is-already-elsewhere-on-this-site"/>
     <w:p>
       <w:pPr>
         <w:pStyle w:val="Heading2"/>
@@ -2115,7 +2221,7 @@
           <w:numId w:val="1006"/>
         </w:numPr>
       </w:pPr>
-      <w:hyperlink r:id="rId25">
+      <w:hyperlink r:id="rId28">
         <w:r>
           <w:rPr>
             <w:rStyle w:val="Hyperlink"/>
@@ -2150,7 +2256,7 @@
           <w:numId w:val="1006"/>
         </w:numPr>
       </w:pPr>
-      <w:hyperlink r:id="rId31">
+      <w:hyperlink r:id="rId34">
         <w:r>
           <w:rPr>
             <w:rStyle w:val="Hyperlink"/>
@@ -2179,7 +2285,7 @@
           <w:numId w:val="1006"/>
         </w:numPr>
       </w:pPr>
-      <w:hyperlink r:id="rId32">
+      <w:hyperlink r:id="rId35">
         <w:r>
           <w:rPr>
             <w:rStyle w:val="Hyperlink"/>
@@ -2214,7 +2320,7 @@
           <w:numId w:val="1006"/>
         </w:numPr>
       </w:pPr>
-      <w:hyperlink r:id="rId33">
+      <w:hyperlink r:id="rId36">
         <w:r>
           <w:rPr>
             <w:rStyle w:val="Hyperlink"/>
@@ -2235,8 +2341,8 @@
         <w:t xml:space="preserve">guardrail and proving it can see what it claims to.</w:t>
       </w:r>
     </w:p>
-    <w:bookmarkEnd w:id="34"/>
-    <w:bookmarkEnd w:id="35"/>
+    <w:bookmarkEnd w:id="37"/>
+    <w:bookmarkEnd w:id="38"/>
     <w:sectPr>
       <w:footnotePr>
         <w:numRestart w:val="eachSect"/>

--- a/docs/standards/word/OVERVIEW.docx
+++ b/docs/standards/word/OVERVIEW.docx
@@ -646,16 +646,67 @@
           <w:b/>
           <w:bCs/>
         </w:rPr>
-        <w:t xml:space="preserve">It is the right thing to hand to Claude Code</w:t>
-      </w:r>
-      <w:r>
-        <w:t xml:space="preserve">, or any coding agent, as context when you want a</w:t>
-      </w:r>
-      <w:r>
-        <w:t xml:space="preserve"> </w:t>
-      </w:r>
-      <w:r>
-        <w:t xml:space="preserve">standard applied to your own code rather than just read.</w:t>
+        <w:t xml:space="preserve">The four main documents are a base for an agent, not prose to work through.</w:t>
+      </w:r>
+      <w:r>
+        <w:t xml:space="preserve"> </w:t>
+      </w:r>
+      <w:r>
+        <w:t xml:space="preserve">Most of their</w:t>
+      </w:r>
+      <w:r>
+        <w:t xml:space="preserve"> </w:t>
+      </w:r>
+      <w:r>
+        <w:t xml:space="preserve">content exists to be applied to a repository. Give Claude Code, or another agent, the markdown;</w:t>
+      </w:r>
+      <w:r>
+        <w:t xml:space="preserve"> </w:t>
+      </w:r>
+      <w:r>
+        <w:t xml:space="preserve">ask it to</w:t>
+      </w:r>
+      <w:r>
+        <w:t xml:space="preserve"> </w:t>
+      </w:r>
+      <w:r>
+        <w:rPr>
+          <w:b/>
+          <w:bCs/>
+        </w:rPr>
+        <w:t xml:space="preserve">summarise the document against your repository</w:t>
+      </w:r>
+      <w:r>
+        <w:t xml:space="preserve">; then ask it questions -- what</w:t>
+      </w:r>
+      <w:r>
+        <w:t xml:space="preserve"> </w:t>
+      </w:r>
+      <w:r>
+        <w:t xml:space="preserve">already holds, what would have to change, what each gap would cost. Those answers are about your</w:t>
+      </w:r>
+      <w:r>
+        <w:t xml:space="preserve"> </w:t>
+      </w:r>
+      <w:r>
+        <w:t xml:space="preserve">code, which is more use than a careful read of a document about nobody's code in particular.</w:t>
+      </w:r>
+      <w:r>
+        <w:t xml:space="preserve"> </w:t>
+      </w:r>
+      <w:hyperlink r:id="rId9">
+        <w:r>
+          <w:rPr>
+            <w:rStyle w:val="Hyperlink"/>
+          </w:rPr>
+          <w:t xml:space="preserve">The CISO summary</w:t>
+        </w:r>
+      </w:hyperlink>
+      <w:r>
+        <w:t xml:space="preserve"> </w:t>
+      </w:r>
+      <w:r>
+        <w:t xml:space="preserve">is the exception: it is written to be read.</w:t>
       </w:r>
     </w:p>
     <w:p>

--- a/docs/standards/word/OVERVIEW.docx
+++ b/docs/standards/word/OVERVIEW.docx
@@ -602,7 +602,7 @@
           <w:b/>
           <w:bCs/>
         </w:rPr>
-        <w:t xml:space="preserve">Take the markdown if you intend to use these.</w:t>
+        <w:t xml:space="preserve">Putting these to work, or passing them around? That decides the format.</w:t>
       </w:r>
     </w:p>
     <w:p>

--- a/docs/standards/word/OVERVIEW.docx
+++ b/docs/standards/word/OVERVIEW.docx
@@ -42,19 +42,63 @@
         <w:pStyle w:val="FirstParagraph"/>
       </w:pPr>
       <w:r>
-        <w:t xml:space="preserve">Four documents that set a bar for code an agent wrote and a small team has to stand behind: what</w:t>
-      </w:r>
-      <w:r>
-        <w:t xml:space="preserve"> </w:t>
-      </w:r>
-      <w:r>
-        <w:t xml:space="preserve">counts as quality, what counts as secure, how to hold third-party code you will never read, and how</w:t>
-      </w:r>
-      <w:r>
-        <w:t xml:space="preserve"> </w:t>
-      </w:r>
-      <w:r>
-        <w:t xml:space="preserve">to govern the assistant writing much of it. Plus</w:t>
+        <w:t xml:space="preserve">Four documents that set a bar for code an agent wrote and a small team has to stand behind:</w:t>
+      </w:r>
+    </w:p>
+    <w:p>
+      <w:pPr>
+        <w:pStyle w:val="Compact"/>
+        <w:numPr>
+          <w:ilvl w:val="0"/>
+          <w:numId w:val="1001"/>
+        </w:numPr>
+      </w:pPr>
+      <w:r>
+        <w:t xml:space="preserve">what counts as quality</w:t>
+      </w:r>
+    </w:p>
+    <w:p>
+      <w:pPr>
+        <w:pStyle w:val="Compact"/>
+        <w:numPr>
+          <w:ilvl w:val="0"/>
+          <w:numId w:val="1001"/>
+        </w:numPr>
+      </w:pPr>
+      <w:r>
+        <w:t xml:space="preserve">what counts as secure</w:t>
+      </w:r>
+    </w:p>
+    <w:p>
+      <w:pPr>
+        <w:pStyle w:val="Compact"/>
+        <w:numPr>
+          <w:ilvl w:val="0"/>
+          <w:numId w:val="1001"/>
+        </w:numPr>
+      </w:pPr>
+      <w:r>
+        <w:t xml:space="preserve">how to hold third-party code you will never read</w:t>
+      </w:r>
+    </w:p>
+    <w:p>
+      <w:pPr>
+        <w:pStyle w:val="Compact"/>
+        <w:numPr>
+          <w:ilvl w:val="0"/>
+          <w:numId w:val="1001"/>
+        </w:numPr>
+      </w:pPr>
+      <w:r>
+        <w:t xml:space="preserve">how to govern the assistant writing much of it</w:t>
+      </w:r>
+    </w:p>
+    <w:p>
+      <w:pPr>
+        <w:pStyle w:val="FirstParagraph"/>
+      </w:pPr>
+      <w:r>
+        <w:t xml:space="preserve">Plus</w:t>
       </w:r>
       <w:r>
         <w:t xml:space="preserve"> </w:t>
@@ -71,13 +115,13 @@
         <w:t xml:space="preserve"> </w:t>
       </w:r>
       <w:r>
-        <w:t xml:space="preserve">for a</w:t>
-      </w:r>
-      <w:r>
-        <w:t xml:space="preserve"> </w:t>
-      </w:r>
-      <w:r>
-        <w:t xml:space="preserve">security executive who has to decide whether any of it is being done, rather than adopt it.</w:t>
+        <w:t xml:space="preserve">for a security executive who has to decide whether any of</w:t>
+      </w:r>
+      <w:r>
+        <w:t xml:space="preserve"> </w:t>
+      </w:r>
+      <w:r>
+        <w:t xml:space="preserve">it is being done, rather than adopt it.</w:t>
       </w:r>
     </w:p>
     <w:p>
@@ -607,89 +651,122 @@
     </w:p>
     <w:p>
       <w:pPr>
+        <w:numPr>
+          <w:ilvl w:val="0"/>
+          <w:numId w:val="1002"/>
+        </w:numPr>
+      </w:pPr>
+      <w:r>
+        <w:rPr>
+          <w:b/>
+          <w:bCs/>
+        </w:rPr>
+        <w:t xml:space="preserve">It is plain text.</w:t>
+      </w:r>
+      <w:r>
+        <w:t xml:space="preserve"> </w:t>
+      </w:r>
+      <w:r>
+        <w:t xml:space="preserve">It drops into a repository as-is, and it diffs cleanly once you start</w:t>
+      </w:r>
+      <w:r>
+        <w:t xml:space="preserve"> </w:t>
+      </w:r>
+      <w:r>
+        <w:t xml:space="preserve">editing it -- which you will, because none of these are usable unedited.</w:t>
+      </w:r>
+    </w:p>
+    <w:p>
+      <w:pPr>
+        <w:numPr>
+          <w:ilvl w:val="0"/>
+          <w:numId w:val="1002"/>
+        </w:numPr>
+      </w:pPr>
+      <w:r>
+        <w:rPr>
+          <w:b/>
+          <w:bCs/>
+        </w:rPr>
+        <w:t xml:space="preserve">The four main documents are a base for an agent, not prose to work through.</w:t>
+      </w:r>
+      <w:r>
+        <w:t xml:space="preserve"> </w:t>
+      </w:r>
+      <w:r>
+        <w:t xml:space="preserve">Most of their</w:t>
+      </w:r>
+      <w:r>
+        <w:t xml:space="preserve"> </w:t>
+      </w:r>
+      <w:r>
+        <w:t xml:space="preserve">content exists to be applied to a repository. So:</w:t>
+      </w:r>
+    </w:p>
+    <w:p>
+      <w:pPr>
         <w:pStyle w:val="Compact"/>
         <w:numPr>
-          <w:ilvl w:val="0"/>
-          <w:numId w:val="1001"/>
+          <w:ilvl w:val="1"/>
+          <w:numId w:val="1003"/>
         </w:numPr>
       </w:pPr>
+      <w:r>
+        <w:t xml:space="preserve">Give Claude Code, or another agent, the markdown.</w:t>
+      </w:r>
+    </w:p>
+    <w:p>
+      <w:pPr>
+        <w:pStyle w:val="Compact"/>
+        <w:numPr>
+          <w:ilvl w:val="1"/>
+          <w:numId w:val="1003"/>
+        </w:numPr>
+      </w:pPr>
+      <w:r>
+        <w:t xml:space="preserve">Ask it to</w:t>
+      </w:r>
+      <w:r>
+        <w:t xml:space="preserve"> </w:t>
+      </w:r>
       <w:r>
         <w:rPr>
           <w:b/>
           <w:bCs/>
         </w:rPr>
-        <w:t xml:space="preserve">It is plain text.</w:t>
-      </w:r>
-      <w:r>
-        <w:t xml:space="preserve"> </w:t>
-      </w:r>
-      <w:r>
-        <w:t xml:space="preserve">It drops into a repository as-is, and it diffs cleanly once you start</w:t>
-      </w:r>
-      <w:r>
-        <w:t xml:space="preserve"> </w:t>
-      </w:r>
-      <w:r>
-        <w:t xml:space="preserve">editing it -- which you will, because none of these are usable unedited.</w:t>
+        <w:t xml:space="preserve">summarize the document against your repository</w:t>
+      </w:r>
+      <w:r>
+        <w:t xml:space="preserve">.</w:t>
       </w:r>
     </w:p>
     <w:p>
       <w:pPr>
         <w:pStyle w:val="Compact"/>
         <w:numPr>
+          <w:ilvl w:val="1"/>
+          <w:numId w:val="1003"/>
+        </w:numPr>
+      </w:pPr>
+      <w:r>
+        <w:t xml:space="preserve">Then ask questions. What already holds? What would have to change? What would each gap cost?</w:t>
+      </w:r>
+    </w:p>
+    <w:p>
+      <w:pPr>
+        <w:numPr>
           <w:ilvl w:val="0"/>
-          <w:numId w:val="1001"/>
+          <w:numId w:val="1000"/>
         </w:numPr>
       </w:pPr>
       <w:r>
-        <w:rPr>
-          <w:b/>
-          <w:bCs/>
-        </w:rPr>
-        <w:t xml:space="preserve">The four main documents are a base for an agent, not prose to work through.</w:t>
-      </w:r>
-      <w:r>
-        <w:t xml:space="preserve"> </w:t>
-      </w:r>
-      <w:r>
-        <w:t xml:space="preserve">Most of their</w:t>
-      </w:r>
-      <w:r>
-        <w:t xml:space="preserve"> </w:t>
-      </w:r>
-      <w:r>
-        <w:t xml:space="preserve">content exists to be applied to a repository. Give Claude Code, or another agent, the markdown;</w:t>
-      </w:r>
-      <w:r>
-        <w:t xml:space="preserve"> </w:t>
-      </w:r>
-      <w:r>
-        <w:t xml:space="preserve">ask it to</w:t>
-      </w:r>
-      <w:r>
-        <w:t xml:space="preserve"> </w:t>
-      </w:r>
-      <w:r>
-        <w:rPr>
-          <w:b/>
-          <w:bCs/>
-        </w:rPr>
-        <w:t xml:space="preserve">summarise the document against your repository</w:t>
-      </w:r>
-      <w:r>
-        <w:t xml:space="preserve">; then ask it questions -- what</w:t>
-      </w:r>
-      <w:r>
-        <w:t xml:space="preserve"> </w:t>
-      </w:r>
-      <w:r>
-        <w:t xml:space="preserve">already holds, what would have to change, what each gap would cost. Those answers are about your</w:t>
-      </w:r>
-      <w:r>
-        <w:t xml:space="preserve"> </w:t>
-      </w:r>
-      <w:r>
-        <w:t xml:space="preserve">code, which is more use than a careful read of a document about nobody's code in particular.</w:t>
+        <w:t xml:space="preserve">Those answers are about your code. A careful read of a document about nobody's code in particular</w:t>
+      </w:r>
+      <w:r>
+        <w:t xml:space="preserve"> </w:t>
+      </w:r>
+      <w:r>
+        <w:t xml:space="preserve">is worth less.</w:t>
       </w:r>
       <w:r>
         <w:t xml:space="preserve"> </w:t>
@@ -711,60 +788,6 @@
     </w:p>
     <w:p>
       <w:pPr>
-        <w:pStyle w:val="Compact"/>
-        <w:numPr>
-          <w:ilvl w:val="0"/>
-          <w:numId w:val="1001"/>
-        </w:numPr>
-      </w:pPr>
-      <w:r>
-        <w:rPr>
-          <w:b/>
-          <w:bCs/>
-        </w:rPr>
-        <w:t xml:space="preserve">The Word files are the same content</w:t>
-      </w:r>
-      <w:r>
-        <w:t xml:space="preserve">, generated from the same markdown. Take those for</w:t>
-      </w:r>
-      <w:r>
-        <w:t xml:space="preserve"> </w:t>
-      </w:r>
-      <w:r>
-        <w:t xml:space="preserve">circulating to people who will read or mark up rather than adopt.</w:t>
-      </w:r>
-    </w:p>
-    <w:p>
-      <w:pPr>
-        <w:pStyle w:val="FirstParagraph"/>
-      </w:pPr>
-      <w:r>
-        <w:rPr>
-          <w:b/>
-          <w:bCs/>
-        </w:rPr>
-        <w:t xml:space="preserve">MIT licensed</w:t>
-      </w:r>
-      <w:r>
-        <w:t xml:space="preserve"> </w:t>
-      </w:r>
-      <w:r>
-        <w:t xml:space="preserve">-- adapt them, publish the result, drop the attribution.</w:t>
-      </w:r>
-    </w:p>
-    <w:bookmarkEnd w:id="26"/>
-    <w:bookmarkStart w:id="27" w:name="what-you-get"/>
-    <w:p>
-      <w:pPr>
-        <w:pStyle w:val="Heading2"/>
-      </w:pPr>
-      <w:r>
-        <w:t xml:space="preserve">What you get</w:t>
-      </w:r>
-    </w:p>
-    <w:p>
-      <w:pPr>
-        <w:pStyle w:val="Compact"/>
         <w:numPr>
           <w:ilvl w:val="0"/>
           <w:numId w:val="1002"/>
@@ -775,28 +798,44 @@
           <w:b/>
           <w:bCs/>
         </w:rPr>
-        <w:t xml:space="preserve">A rubric you can run against your own repository at each release</w:t>
-      </w:r>
-      <w:r>
-        <w:t xml:space="preserve">, split into controls that may</w:t>
-      </w:r>
-      <w:r>
-        <w:t xml:space="preserve"> </w:t>
-      </w:r>
-      <w:r>
-        <w:t xml:space="preserve">decide a verdict and measurements that may only start a conversation -- so an argument about "is</w:t>
-      </w:r>
-      <w:r>
-        <w:t xml:space="preserve"> </w:t>
-      </w:r>
-      <w:r>
-        <w:t xml:space="preserve">this good enough" resolves against structure rather than against whoever quotes the largest</w:t>
-      </w:r>
-      <w:r>
-        <w:t xml:space="preserve"> </w:t>
-      </w:r>
-      <w:r>
-        <w:t xml:space="preserve">number.</w:t>
+        <w:t xml:space="preserve">The Word files are the same content</w:t>
+      </w:r>
+      <w:r>
+        <w:t xml:space="preserve">, generated from the same markdown. Take those for</w:t>
+      </w:r>
+      <w:r>
+        <w:t xml:space="preserve"> </w:t>
+      </w:r>
+      <w:r>
+        <w:t xml:space="preserve">circulating to people who will read or mark up rather than adopt.</w:t>
+      </w:r>
+    </w:p>
+    <w:p>
+      <w:pPr>
+        <w:pStyle w:val="FirstParagraph"/>
+      </w:pPr>
+      <w:r>
+        <w:rPr>
+          <w:b/>
+          <w:bCs/>
+        </w:rPr>
+        <w:t xml:space="preserve">MIT licensed</w:t>
+      </w:r>
+      <w:r>
+        <w:t xml:space="preserve"> </w:t>
+      </w:r>
+      <w:r>
+        <w:t xml:space="preserve">-- adapt them, publish the result, drop the attribution.</w:t>
+      </w:r>
+    </w:p>
+    <w:bookmarkEnd w:id="26"/>
+    <w:bookmarkStart w:id="27" w:name="what-you-get"/>
+    <w:p>
+      <w:pPr>
+        <w:pStyle w:val="Heading2"/>
+      </w:pPr>
+      <w:r>
+        <w:t xml:space="preserve">What you get</w:t>
       </w:r>
     </w:p>
     <w:p>
@@ -804,7 +843,7 @@
         <w:pStyle w:val="Compact"/>
         <w:numPr>
           <w:ilvl w:val="0"/>
-          <w:numId w:val="1002"/>
+          <w:numId w:val="1004"/>
         </w:numPr>
       </w:pPr>
       <w:r>
@@ -812,25 +851,28 @@
           <w:b/>
           <w:bCs/>
         </w:rPr>
-        <w:t xml:space="preserve">A discipline for third-party code that never asks you to read it.</w:t>
-      </w:r>
-      <w:r>
-        <w:t xml:space="preserve"> </w:t>
-      </w:r>
-      <w:r>
-        <w:t xml:space="preserve">The human effort lands at</w:t>
-      </w:r>
-      <w:r>
-        <w:t xml:space="preserve"> </w:t>
-      </w:r>
-      <w:r>
-        <w:t xml:space="preserve">exactly two moments -- adopting a dependency and bumping one -- and the rest is machinery that</w:t>
-      </w:r>
-      <w:r>
-        <w:t xml:space="preserve"> </w:t>
-      </w:r>
-      <w:r>
-        <w:t xml:space="preserve">runs unattended until it raises something.</w:t>
+        <w:t xml:space="preserve">A rubric you can run against your own repository at each release</w:t>
+      </w:r>
+      <w:r>
+        <w:t xml:space="preserve">, split into controls that may</w:t>
+      </w:r>
+      <w:r>
+        <w:t xml:space="preserve"> </w:t>
+      </w:r>
+      <w:r>
+        <w:t xml:space="preserve">decide a verdict and measurements that may only start a conversation. So an argument about "is</w:t>
+      </w:r>
+      <w:r>
+        <w:t xml:space="preserve"> </w:t>
+      </w:r>
+      <w:r>
+        <w:t xml:space="preserve">this good enough" resolves against structure rather than against whoever quotes the largest</w:t>
+      </w:r>
+      <w:r>
+        <w:t xml:space="preserve"> </w:t>
+      </w:r>
+      <w:r>
+        <w:t xml:space="preserve">number.</w:t>
       </w:r>
     </w:p>
     <w:p>
@@ -838,7 +880,7 @@
         <w:pStyle w:val="Compact"/>
         <w:numPr>
           <w:ilvl w:val="0"/>
-          <w:numId w:val="1002"/>
+          <w:numId w:val="1004"/>
         </w:numPr>
       </w:pPr>
       <w:r>
@@ -846,22 +888,25 @@
           <w:b/>
           <w:bCs/>
         </w:rPr>
-        <w:t xml:space="preserve">A release an adopter can verify without trusting your account of your own process</w:t>
-      </w:r>
-      <w:r>
-        <w:t xml:space="preserve">, and an</w:t>
-      </w:r>
-      <w:r>
-        <w:t xml:space="preserve"> </w:t>
-      </w:r>
-      <w:r>
-        <w:t xml:space="preserve">allowlist checked before the upload rather than after it, because the upload is the irreversible</w:t>
-      </w:r>
-      <w:r>
-        <w:t xml:space="preserve"> </w:t>
-      </w:r>
-      <w:r>
-        <w:t xml:space="preserve">step.</w:t>
+        <w:t xml:space="preserve">A discipline for third-party code that never asks you to read it.</w:t>
+      </w:r>
+      <w:r>
+        <w:t xml:space="preserve"> </w:t>
+      </w:r>
+      <w:r>
+        <w:t xml:space="preserve">The human effort lands at</w:t>
+      </w:r>
+      <w:r>
+        <w:t xml:space="preserve"> </w:t>
+      </w:r>
+      <w:r>
+        <w:t xml:space="preserve">exactly two moments -- adopting a dependency and bumping one -- and the rest is machinery that</w:t>
+      </w:r>
+      <w:r>
+        <w:t xml:space="preserve"> </w:t>
+      </w:r>
+      <w:r>
+        <w:t xml:space="preserve">runs unattended until it raises something.</w:t>
       </w:r>
     </w:p>
     <w:p>
@@ -869,7 +914,7 @@
         <w:pStyle w:val="Compact"/>
         <w:numPr>
           <w:ilvl w:val="0"/>
-          <w:numId w:val="1002"/>
+          <w:numId w:val="1004"/>
         </w:numPr>
       </w:pPr>
       <w:r>
@@ -877,16 +922,22 @@
           <w:b/>
           <w:bCs/>
         </w:rPr>
-        <w:t xml:space="preserve">A written split between what you own and what an adopter owns</w:t>
-      </w:r>
-      <w:r>
-        <w:t xml:space="preserve">, before you claim any control.</w:t>
-      </w:r>
-      <w:r>
-        <w:t xml:space="preserve"> </w:t>
-      </w:r>
-      <w:r>
-        <w:t xml:space="preserve">That gap is where a control ends up unowned by both sides, each assuming the other had it.</w:t>
+        <w:t xml:space="preserve">A release an adopter can verify without trusting your account of your own process</w:t>
+      </w:r>
+      <w:r>
+        <w:t xml:space="preserve">, and an</w:t>
+      </w:r>
+      <w:r>
+        <w:t xml:space="preserve"> </w:t>
+      </w:r>
+      <w:r>
+        <w:t xml:space="preserve">allowlist checked before the upload rather than after it, because the upload is the irreversible</w:t>
+      </w:r>
+      <w:r>
+        <w:t xml:space="preserve"> </w:t>
+      </w:r>
+      <w:r>
+        <w:t xml:space="preserve">step.</w:t>
       </w:r>
     </w:p>
     <w:p>
@@ -894,7 +945,7 @@
         <w:pStyle w:val="Compact"/>
         <w:numPr>
           <w:ilvl w:val="0"/>
-          <w:numId w:val="1002"/>
+          <w:numId w:val="1004"/>
         </w:numPr>
       </w:pPr>
       <w:r>
@@ -902,22 +953,16 @@
           <w:b/>
           <w:bCs/>
         </w:rPr>
-        <w:t xml:space="preserve">A risk tier you can resolve in one question</w:t>
-      </w:r>
-      <w:r>
-        <w:t xml:space="preserve">, so a one-line fix does not carry the same</w:t>
-      </w:r>
-      <w:r>
-        <w:t xml:space="preserve"> </w:t>
-      </w:r>
-      <w:r>
-        <w:t xml:space="preserve">obligation as a change to an authorisation path, and so the cheap answer errs strict rather than</w:t>
-      </w:r>
-      <w:r>
-        <w:t xml:space="preserve"> </w:t>
-      </w:r>
-      <w:r>
-        <w:t xml:space="preserve">convenient.</w:t>
+        <w:t xml:space="preserve">A written split between what you own and what an adopter owns</w:t>
+      </w:r>
+      <w:r>
+        <w:t xml:space="preserve">, before you claim any control.</w:t>
+      </w:r>
+      <w:r>
+        <w:t xml:space="preserve"> </w:t>
+      </w:r>
+      <w:r>
+        <w:t xml:space="preserve">That gap is where a control ends up unowned by both sides, each assuming the other had it.</w:t>
       </w:r>
     </w:p>
     <w:p>
@@ -925,7 +970,7 @@
         <w:pStyle w:val="Compact"/>
         <w:numPr>
           <w:ilvl w:val="0"/>
-          <w:numId w:val="1002"/>
+          <w:numId w:val="1004"/>
         </w:numPr>
       </w:pPr>
       <w:r>
@@ -933,25 +978,22 @@
           <w:b/>
           <w:bCs/>
         </w:rPr>
-        <w:t xml:space="preserve">Wording you can actually publish.</w:t>
-      </w:r>
-      <w:r>
-        <w:t xml:space="preserve"> </w:t>
-      </w:r>
-      <w:r>
-        <w:t xml:space="preserve">Approved phrasings next to the overclaims they replace, and</w:t>
-      </w:r>
-      <w:r>
-        <w:t xml:space="preserve"> </w:t>
-      </w:r>
-      <w:r>
-        <w:t xml:space="preserve">a rule for saying what a gate does not prove -- which is what stops a document being rejected by</w:t>
-      </w:r>
-      <w:r>
-        <w:t xml:space="preserve"> </w:t>
-      </w:r>
-      <w:r>
-        <w:t xml:space="preserve">the first reader who checks its sources.</w:t>
+        <w:t xml:space="preserve">A risk tier you can resolve in one question</w:t>
+      </w:r>
+      <w:r>
+        <w:t xml:space="preserve">, so a one-line fix does not carry the same</w:t>
+      </w:r>
+      <w:r>
+        <w:t xml:space="preserve"> </w:t>
+      </w:r>
+      <w:r>
+        <w:t xml:space="preserve">obligation as a change to an authorisation path, and so the cheap answer errs strict rather than</w:t>
+      </w:r>
+      <w:r>
+        <w:t xml:space="preserve"> </w:t>
+      </w:r>
+      <w:r>
+        <w:t xml:space="preserve">convenient.</w:t>
       </w:r>
     </w:p>
     <w:p>
@@ -959,7 +1001,7 @@
         <w:pStyle w:val="Compact"/>
         <w:numPr>
           <w:ilvl w:val="0"/>
-          <w:numId w:val="1002"/>
+          <w:numId w:val="1004"/>
         </w:numPr>
       </w:pPr>
       <w:r>
@@ -967,29 +1009,25 @@
           <w:b/>
           <w:bCs/>
         </w:rPr>
-        <w:t xml:space="preserve">The claims that failed verification, published next to the ones that survived.</w:t>
-      </w:r>
-      <w:r>
-        <w:t xml:space="preserve"> </w:t>
-      </w:r>
-      <w:r>
-        <w:t xml:space="preserve">Specific</w:t>
-      </w:r>
-      <w:r>
-        <w:t xml:space="preserve"> </w:t>
-      </w:r>
-      <w:r>
-        <w:t xml:space="preserve">numbers to stop repeating, including several that circulate widely and did not survive the filter.</w:t>
-      </w:r>
-    </w:p>
-    <w:bookmarkEnd w:id="27"/>
-    <w:bookmarkStart w:id="29" w:name="what-these-are-not"/>
-    <w:p>
-      <w:pPr>
-        <w:pStyle w:val="Heading2"/>
-      </w:pPr>
-      <w:r>
-        <w:t xml:space="preserve">What these are not</w:t>
+        <w:t xml:space="preserve">Wording you can actually publish.</w:t>
+      </w:r>
+      <w:r>
+        <w:t xml:space="preserve"> </w:t>
+      </w:r>
+      <w:r>
+        <w:t xml:space="preserve">Approved phrasings next to the overclaims they replace, and</w:t>
+      </w:r>
+      <w:r>
+        <w:t xml:space="preserve"> </w:t>
+      </w:r>
+      <w:r>
+        <w:t xml:space="preserve">a rule for saying what a gate does not prove -- which is what stops a document being rejected by</w:t>
+      </w:r>
+      <w:r>
+        <w:t xml:space="preserve"> </w:t>
+      </w:r>
+      <w:r>
+        <w:t xml:space="preserve">the first reader who checks its sources.</w:t>
       </w:r>
     </w:p>
     <w:p>
@@ -997,7 +1035,7 @@
         <w:pStyle w:val="Compact"/>
         <w:numPr>
           <w:ilvl w:val="0"/>
-          <w:numId w:val="1003"/>
+          <w:numId w:val="1004"/>
         </w:numPr>
       </w:pPr>
       <w:r>
@@ -1005,19 +1043,29 @@
           <w:b/>
           <w:bCs/>
         </w:rPr>
-        <w:t xml:space="preserve">No code ships with them.</w:t>
-      </w:r>
-      <w:r>
-        <w:t xml:space="preserve"> </w:t>
-      </w:r>
-      <w:r>
-        <w:t xml:space="preserve">These are rules and review procedures. Where one names a control, it</w:t>
-      </w:r>
-      <w:r>
-        <w:t xml:space="preserve"> </w:t>
-      </w:r>
-      <w:r>
-        <w:t xml:space="preserve">is describing something you would build, not something in this repository.</w:t>
+        <w:t xml:space="preserve">The claims that failed verification, published next to the ones that survived.</w:t>
+      </w:r>
+      <w:r>
+        <w:t xml:space="preserve"> </w:t>
+      </w:r>
+      <w:r>
+        <w:t xml:space="preserve">Specific</w:t>
+      </w:r>
+      <w:r>
+        <w:t xml:space="preserve"> </w:t>
+      </w:r>
+      <w:r>
+        <w:t xml:space="preserve">numbers to stop repeating, including several that circulate widely and did not survive the filter.</w:t>
+      </w:r>
+    </w:p>
+    <w:bookmarkEnd w:id="27"/>
+    <w:bookmarkStart w:id="29" w:name="what-these-are-not"/>
+    <w:p>
+      <w:pPr>
+        <w:pStyle w:val="Heading2"/>
+      </w:pPr>
+      <w:r>
+        <w:t xml:space="preserve">What these are not</w:t>
       </w:r>
     </w:p>
     <w:p>
@@ -1025,7 +1073,35 @@
         <w:pStyle w:val="Compact"/>
         <w:numPr>
           <w:ilvl w:val="0"/>
-          <w:numId w:val="1003"/>
+          <w:numId w:val="1005"/>
+        </w:numPr>
+      </w:pPr>
+      <w:r>
+        <w:rPr>
+          <w:b/>
+          <w:bCs/>
+        </w:rPr>
+        <w:t xml:space="preserve">No code ships with them.</w:t>
+      </w:r>
+      <w:r>
+        <w:t xml:space="preserve"> </w:t>
+      </w:r>
+      <w:r>
+        <w:t xml:space="preserve">These are rules and review procedures. Where one names a control, it</w:t>
+      </w:r>
+      <w:r>
+        <w:t xml:space="preserve"> </w:t>
+      </w:r>
+      <w:r>
+        <w:t xml:space="preserve">is describing something you would build, not something in this repository.</w:t>
+      </w:r>
+    </w:p>
+    <w:p>
+      <w:pPr>
+        <w:pStyle w:val="Compact"/>
+        <w:numPr>
+          <w:ilvl w:val="0"/>
+          <w:numId w:val="1005"/>
         </w:numPr>
       </w:pPr>
       <w:r>
@@ -1073,7 +1149,7 @@
         <w:pStyle w:val="Compact"/>
         <w:numPr>
           <w:ilvl w:val="0"/>
-          <w:numId w:val="1003"/>
+          <w:numId w:val="1005"/>
         </w:numPr>
       </w:pPr>
       <w:r>
@@ -1107,7 +1183,7 @@
         <w:pStyle w:val="Compact"/>
         <w:numPr>
           <w:ilvl w:val="0"/>
-          <w:numId w:val="1003"/>
+          <w:numId w:val="1005"/>
         </w:numPr>
       </w:pPr>
       <w:r>
@@ -1883,7 +1959,7 @@
         <w:pStyle w:val="Compact"/>
         <w:numPr>
           <w:ilvl w:val="0"/>
-          <w:numId w:val="1004"/>
+          <w:numId w:val="1006"/>
         </w:numPr>
       </w:pPr>
       <w:hyperlink r:id="rId12">
@@ -1920,7 +1996,7 @@
         <w:pStyle w:val="Compact"/>
         <w:numPr>
           <w:ilvl w:val="0"/>
-          <w:numId w:val="1004"/>
+          <w:numId w:val="1006"/>
         </w:numPr>
       </w:pPr>
       <w:hyperlink r:id="rId15">
@@ -1957,7 +2033,7 @@
         <w:pStyle w:val="Compact"/>
         <w:numPr>
           <w:ilvl w:val="0"/>
-          <w:numId w:val="1004"/>
+          <w:numId w:val="1006"/>
         </w:numPr>
       </w:pPr>
       <w:hyperlink r:id="rId18">
@@ -1988,7 +2064,7 @@
         <w:pStyle w:val="Compact"/>
         <w:numPr>
           <w:ilvl w:val="0"/>
-          <w:numId w:val="1004"/>
+          <w:numId w:val="1006"/>
         </w:numPr>
       </w:pPr>
       <w:hyperlink r:id="rId21">
@@ -2104,7 +2180,7 @@
         <w:pStyle w:val="Compact"/>
         <w:numPr>
           <w:ilvl w:val="0"/>
-          <w:numId w:val="1005"/>
+          <w:numId w:val="1007"/>
         </w:numPr>
       </w:pPr>
       <w:r>
@@ -2144,7 +2220,7 @@
         <w:pStyle w:val="Compact"/>
         <w:numPr>
           <w:ilvl w:val="0"/>
-          <w:numId w:val="1005"/>
+          <w:numId w:val="1007"/>
         </w:numPr>
       </w:pPr>
       <w:r>
@@ -2178,7 +2254,7 @@
         <w:pStyle w:val="Compact"/>
         <w:numPr>
           <w:ilvl w:val="0"/>
-          <w:numId w:val="1005"/>
+          <w:numId w:val="1007"/>
         </w:numPr>
       </w:pPr>
       <w:r>
@@ -2269,7 +2345,7 @@
         <w:pStyle w:val="Compact"/>
         <w:numPr>
           <w:ilvl w:val="0"/>
-          <w:numId w:val="1006"/>
+          <w:numId w:val="1008"/>
         </w:numPr>
       </w:pPr>
       <w:hyperlink r:id="rId28">
@@ -2304,7 +2380,7 @@
         <w:pStyle w:val="Compact"/>
         <w:numPr>
           <w:ilvl w:val="0"/>
-          <w:numId w:val="1006"/>
+          <w:numId w:val="1008"/>
         </w:numPr>
       </w:pPr>
       <w:hyperlink r:id="rId34">
@@ -2333,7 +2409,7 @@
         <w:pStyle w:val="Compact"/>
         <w:numPr>
           <w:ilvl w:val="0"/>
-          <w:numId w:val="1006"/>
+          <w:numId w:val="1008"/>
         </w:numPr>
       </w:pPr>
       <w:hyperlink r:id="rId35">
@@ -2368,7 +2444,7 @@
         <w:pStyle w:val="Compact"/>
         <w:numPr>
           <w:ilvl w:val="0"/>
-          <w:numId w:val="1006"/>
+          <w:numId w:val="1008"/>
         </w:numPr>
       </w:pPr>
       <w:hyperlink r:id="rId36">
@@ -2702,9 +2778,6 @@
     <w:abstractNumId w:val="991"/>
   </w:num>
   <w:num w:numId="1003">
-    <w:abstractNumId w:val="991"/>
-  </w:num>
-  <w:num w:numId="1004">
     <w:abstractNumId w:val="99411"/>
     <w:lvlOverride w:ilvl="0">
       <w:startOverride w:val="1"/>
@@ -2734,10 +2807,46 @@
       <w:startOverride w:val="1"/>
     </w:lvlOverride>
   </w:num>
+  <w:num w:numId="1004">
+    <w:abstractNumId w:val="991"/>
+  </w:num>
   <w:num w:numId="1005">
     <w:abstractNumId w:val="991"/>
   </w:num>
   <w:num w:numId="1006">
+    <w:abstractNumId w:val="99411"/>
+    <w:lvlOverride w:ilvl="0">
+      <w:startOverride w:val="1"/>
+    </w:lvlOverride>
+    <w:lvlOverride w:ilvl="1">
+      <w:startOverride w:val="1"/>
+    </w:lvlOverride>
+    <w:lvlOverride w:ilvl="2">
+      <w:startOverride w:val="1"/>
+    </w:lvlOverride>
+    <w:lvlOverride w:ilvl="3">
+      <w:startOverride w:val="1"/>
+    </w:lvlOverride>
+    <w:lvlOverride w:ilvl="4">
+      <w:startOverride w:val="1"/>
+    </w:lvlOverride>
+    <w:lvlOverride w:ilvl="5">
+      <w:startOverride w:val="1"/>
+    </w:lvlOverride>
+    <w:lvlOverride w:ilvl="6">
+      <w:startOverride w:val="1"/>
+    </w:lvlOverride>
+    <w:lvlOverride w:ilvl="7">
+      <w:startOverride w:val="1"/>
+    </w:lvlOverride>
+    <w:lvlOverride w:ilvl="8">
+      <w:startOverride w:val="1"/>
+    </w:lvlOverride>
+  </w:num>
+  <w:num w:numId="1007">
+    <w:abstractNumId w:val="991"/>
+  </w:num>
+  <w:num w:numId="1008">
     <w:abstractNumId w:val="991"/>
   </w:num>
 </w:numbering>

--- a/docs/standards/word/OVERVIEW.docx
+++ b/docs/standards/word/OVERVIEW.docx
@@ -28,7 +28,7 @@
         </w:p>
       </w:sdtContent>
     </w:sdt>
-    <w:bookmarkStart w:id="38" w:name="standards-you-can-start-from"/>
+    <w:bookmarkStart w:id="39" w:name="standards-you-can-start-from"/>
     <w:p>
       <w:pPr>
         <w:pStyle w:val="Heading1"/>
@@ -157,7 +157,7 @@
         <w:t xml:space="preserve">one of them is meant to be edited down to your setting before it is useful.</w:t>
       </w:r>
     </w:p>
-    <w:bookmarkStart w:id="26" w:name="download-every-file"/>
+    <w:bookmarkStart w:id="27" w:name="download-every-file"/>
     <w:p>
       <w:pPr>
         <w:pStyle w:val="Heading2"/>
@@ -614,6 +614,57 @@
           </w:p>
         </w:tc>
       </w:tr>
+      <w:tr>
+        <w:tc>
+          <w:tcPr/>
+          <w:p>
+            <w:pPr>
+              <w:pStyle w:val="Compact"/>
+            </w:pPr>
+            <w:r>
+              <w:t xml:space="preserve">A working agreement that adopts them</w:t>
+            </w:r>
+          </w:p>
+        </w:tc>
+        <w:tc>
+          <w:tcPr/>
+          <w:p>
+            <w:pPr>
+              <w:pStyle w:val="Compact"/>
+            </w:pPr>
+            <w:r>
+              <w:t xml:space="preserve">--</w:t>
+            </w:r>
+          </w:p>
+        </w:tc>
+        <w:tc>
+          <w:tcPr/>
+          <w:p>
+            <w:pPr>
+              <w:pStyle w:val="Compact"/>
+            </w:pPr>
+            <w:hyperlink r:id="rId26">
+              <w:r>
+                <w:rPr>
+                  <w:rStyle w:val="Hyperlink"/>
+                </w:rPr>
+                <w:t xml:space="preserve">CLAUDE.md.template</w:t>
+              </w:r>
+            </w:hyperlink>
+          </w:p>
+        </w:tc>
+        <w:tc>
+          <w:tcPr/>
+          <w:p>
+            <w:pPr>
+              <w:pStyle w:val="Compact"/>
+            </w:pPr>
+            <w:r>
+              <w:t xml:space="preserve">--</w:t>
+            </w:r>
+          </w:p>
+        </w:tc>
+      </w:tr>
     </w:tbl>
     <w:p>
       <w:pPr>
@@ -815,6 +866,43 @@
         <w:pStyle w:val="FirstParagraph"/>
       </w:pPr>
       <w:r>
+        <w:t xml:space="preserve">The</w:t>
+      </w:r>
+      <w:r>
+        <w:t xml:space="preserve"> </w:t>
+      </w:r>
+      <w:hyperlink r:id="rId26">
+        <w:r>
+          <w:rPr>
+            <w:rStyle w:val="Hyperlink"/>
+          </w:rPr>
+          <w:t xml:space="preserve">working agreement template</w:t>
+        </w:r>
+      </w:hyperlink>
+      <w:r>
+        <w:t xml:space="preserve"> </w:t>
+      </w:r>
+      <w:r>
+        <w:t xml:space="preserve">is where a project records which of these</w:t>
+      </w:r>
+      <w:r>
+        <w:t xml:space="preserve"> </w:t>
+      </w:r>
+      <w:r>
+        <w:t xml:space="preserve">controls it actually built, and when each was last proven able to fail. A standard that no working</w:t>
+      </w:r>
+      <w:r>
+        <w:t xml:space="preserve"> </w:t>
+      </w:r>
+      <w:r>
+        <w:t xml:space="preserve">agreement references is a document rather than a practice.</w:t>
+      </w:r>
+    </w:p>
+    <w:p>
+      <w:pPr>
+        <w:pStyle w:val="BodyText"/>
+      </w:pPr>
+      <w:r>
         <w:rPr>
           <w:b/>
           <w:bCs/>
@@ -828,8 +916,8 @@
         <w:t xml:space="preserve">-- adapt them, publish the result, drop the attribution.</w:t>
       </w:r>
     </w:p>
-    <w:bookmarkEnd w:id="26"/>
-    <w:bookmarkStart w:id="27" w:name="what-you-get"/>
+    <w:bookmarkEnd w:id="27"/>
+    <w:bookmarkStart w:id="28" w:name="what-you-get"/>
     <w:p>
       <w:pPr>
         <w:pStyle w:val="Heading2"/>
@@ -1058,8 +1146,8 @@
         <w:t xml:space="preserve">numbers to stop repeating, including several that circulate widely and did not survive the filter.</w:t>
       </w:r>
     </w:p>
-    <w:bookmarkEnd w:id="27"/>
-    <w:bookmarkStart w:id="29" w:name="what-these-are-not"/>
+    <w:bookmarkEnd w:id="28"/>
+    <w:bookmarkStart w:id="30" w:name="what-these-are-not"/>
     <w:p>
       <w:pPr>
         <w:pStyle w:val="Heading2"/>
@@ -1132,7 +1220,7 @@
       <w:r>
         <w:t xml:space="preserve"> </w:t>
       </w:r>
-      <w:hyperlink r:id="rId28">
+      <w:hyperlink r:id="rId29">
         <w:r>
           <w:rPr>
             <w:rStyle w:val="Hyperlink"/>
@@ -1206,8 +1294,8 @@
         <w:t xml:space="preserve">document says where it bears on a rule.</w:t>
       </w:r>
     </w:p>
-    <w:bookmarkEnd w:id="29"/>
-    <w:bookmarkStart w:id="30" w:name="the-four-documents"/>
+    <w:bookmarkEnd w:id="30"/>
+    <w:bookmarkStart w:id="31" w:name="the-four-documents"/>
     <w:p>
       <w:pPr>
         <w:pStyle w:val="Heading2"/>
@@ -1384,8 +1472,8 @@
         </w:tc>
       </w:tr>
     </w:tbl>
-    <w:bookmarkEnd w:id="30"/>
-    <w:bookmarkStart w:id="31" w:name="fetch-the-whole-set-in-one-command"/>
+    <w:bookmarkEnd w:id="31"/>
+    <w:bookmarkStart w:id="32" w:name="fetch-the-whole-set-in-one-command"/>
     <w:p>
       <w:pPr>
         <w:pStyle w:val="Heading2"/>
@@ -1944,8 +2032,8 @@
         <w:t xml:space="preserve">above, and keep your edits honest about which controls you have actually built.</w:t>
       </w:r>
     </w:p>
-    <w:bookmarkEnd w:id="31"/>
-    <w:bookmarkStart w:id="32" w:name="the-order-to-read-them-in"/>
+    <w:bookmarkEnd w:id="32"/>
+    <w:bookmarkStart w:id="33" w:name="the-order-to-read-them-in"/>
     <w:p>
       <w:pPr>
         <w:pStyle w:val="Heading2"/>
@@ -2104,8 +2192,8 @@
         <w:t xml:space="preserve">tells you whether the rest applies to you, and it is deliberately placed before the rules.</w:t>
       </w:r>
     </w:p>
-    <w:bookmarkEnd w:id="32"/>
-    <w:bookmarkStart w:id="33" w:name="Xcb356c1caa9fbeda96ee2c63dcee98915ebf571"/>
+    <w:bookmarkEnd w:id="33"/>
+    <w:bookmarkStart w:id="34" w:name="Xcb356c1caa9fbeda96ee2c63dcee98915ebf571"/>
     <w:p>
       <w:pPr>
         <w:pStyle w:val="Heading2"/>
@@ -2316,8 +2404,8 @@
         <w:t xml:space="preserve">, so the set is not a complete account of the practice it came from.</w:t>
       </w:r>
     </w:p>
-    <w:bookmarkEnd w:id="33"/>
-    <w:bookmarkStart w:id="37" w:name="what-is-already-elsewhere-on-this-site"/>
+    <w:bookmarkEnd w:id="34"/>
+    <w:bookmarkStart w:id="38" w:name="what-is-already-elsewhere-on-this-site"/>
     <w:p>
       <w:pPr>
         <w:pStyle w:val="Heading2"/>
@@ -2348,7 +2436,7 @@
           <w:numId w:val="1008"/>
         </w:numPr>
       </w:pPr>
-      <w:hyperlink r:id="rId28">
+      <w:hyperlink r:id="rId29">
         <w:r>
           <w:rPr>
             <w:rStyle w:val="Hyperlink"/>
@@ -2383,7 +2471,7 @@
           <w:numId w:val="1008"/>
         </w:numPr>
       </w:pPr>
-      <w:hyperlink r:id="rId34">
+      <w:hyperlink r:id="rId35">
         <w:r>
           <w:rPr>
             <w:rStyle w:val="Hyperlink"/>
@@ -2412,7 +2500,7 @@
           <w:numId w:val="1008"/>
         </w:numPr>
       </w:pPr>
-      <w:hyperlink r:id="rId35">
+      <w:hyperlink r:id="rId36">
         <w:r>
           <w:rPr>
             <w:rStyle w:val="Hyperlink"/>
@@ -2447,7 +2535,7 @@
           <w:numId w:val="1008"/>
         </w:numPr>
       </w:pPr>
-      <w:hyperlink r:id="rId36">
+      <w:hyperlink r:id="rId37">
         <w:r>
           <w:rPr>
             <w:rStyle w:val="Hyperlink"/>
@@ -2468,8 +2556,8 @@
         <w:t xml:space="preserve">guardrail and proving it can see what it claims to.</w:t>
       </w:r>
     </w:p>
-    <w:bookmarkEnd w:id="37"/>
     <w:bookmarkEnd w:id="38"/>
+    <w:bookmarkEnd w:id="39"/>
     <w:sectPr>
       <w:footnotePr>
         <w:numRestart w:val="eachSect"/>

--- a/docs/standards/word/OVERVIEW.docx
+++ b/docs/standards/word/OVERVIEW.docx
@@ -42,7 +42,7 @@
         <w:pStyle w:val="FirstParagraph"/>
       </w:pPr>
       <w:r>
-        <w:t xml:space="preserve">Four documents that set a bar for code an agent wrote and a small team has to stand behind:</w:t>
+        <w:t xml:space="preserve">A set of documents for creating secure, high-quality code using Claude Code:</w:t>
       </w:r>
     </w:p>
     <w:p>

--- a/docs/standards/word/OVERVIEW.docx
+++ b/docs/standards/word/OVERVIEW.docx
@@ -697,127 +697,108 @@
           <w:b/>
           <w:bCs/>
         </w:rPr>
-        <w:t xml:space="preserve">Putting these to work, or passing them around? That decides the format.</w:t>
-      </w:r>
-    </w:p>
-    <w:p>
-      <w:pPr>
+        <w:t xml:space="preserve">Markdown to use them. Word to circulate them.</w:t>
+      </w:r>
+    </w:p>
+    <w:p>
+      <w:pPr>
+        <w:pStyle w:val="BodyText"/>
+      </w:pPr>
+      <w:r>
+        <w:t xml:space="preserve">Markdown is plain text. It drops into a repository, and it diffs cleanly as you edit it -- which you</w:t>
+      </w:r>
+      <w:r>
+        <w:t xml:space="preserve"> </w:t>
+      </w:r>
+      <w:r>
+        <w:t xml:space="preserve">will, because none of these are usable as they stand. The Word files hold the same content,</w:t>
+      </w:r>
+      <w:r>
+        <w:t xml:space="preserve"> </w:t>
+      </w:r>
+      <w:r>
+        <w:t xml:space="preserve">generated from the same markdown. Take those for people who will read or mark up rather than adopt.</w:t>
+      </w:r>
+    </w:p>
+    <w:p>
+      <w:pPr>
+        <w:pStyle w:val="BodyText"/>
+      </w:pPr>
+      <w:r>
+        <w:rPr>
+          <w:b/>
+          <w:bCs/>
+        </w:rPr>
+        <w:t xml:space="preserve">Hand the four main documents to an agent.</w:t>
+      </w:r>
+      <w:r>
+        <w:t xml:space="preserve"> </w:t>
+      </w:r>
+      <w:r>
+        <w:t xml:space="preserve">They are a base to apply, not prose to read through.</w:t>
+      </w:r>
+    </w:p>
+    <w:p>
+      <w:pPr>
+        <w:pStyle w:val="Compact"/>
         <w:numPr>
           <w:ilvl w:val="0"/>
           <w:numId w:val="1002"/>
         </w:numPr>
       </w:pPr>
       <w:r>
-        <w:rPr>
-          <w:b/>
-          <w:bCs/>
-        </w:rPr>
-        <w:t xml:space="preserve">It is plain text.</w:t>
-      </w:r>
-      <w:r>
-        <w:t xml:space="preserve"> </w:t>
-      </w:r>
-      <w:r>
-        <w:t xml:space="preserve">It drops into a repository as-is, and it diffs cleanly once you start</w:t>
-      </w:r>
-      <w:r>
-        <w:t xml:space="preserve"> </w:t>
-      </w:r>
-      <w:r>
-        <w:t xml:space="preserve">editing it -- which you will, because none of these are usable unedited.</w:t>
-      </w:r>
-    </w:p>
-    <w:p>
-      <w:pPr>
+        <w:t xml:space="preserve">Give Claude Code, or another agent, the markdown.</w:t>
+      </w:r>
+    </w:p>
+    <w:p>
+      <w:pPr>
+        <w:pStyle w:val="Compact"/>
         <w:numPr>
           <w:ilvl w:val="0"/>
           <w:numId w:val="1002"/>
         </w:numPr>
       </w:pPr>
       <w:r>
+        <w:t xml:space="preserve">Ask it to</w:t>
+      </w:r>
+      <w:r>
+        <w:t xml:space="preserve"> </w:t>
+      </w:r>
+      <w:r>
         <w:rPr>
           <w:b/>
           <w:bCs/>
         </w:rPr>
-        <w:t xml:space="preserve">The four main documents are a base for an agent, not prose to work through.</w:t>
-      </w:r>
-      <w:r>
-        <w:t xml:space="preserve"> </w:t>
-      </w:r>
-      <w:r>
-        <w:t xml:space="preserve">Most of their</w:t>
-      </w:r>
-      <w:r>
-        <w:t xml:space="preserve"> </w:t>
-      </w:r>
-      <w:r>
-        <w:t xml:space="preserve">content exists to be applied to a repository. So:</w:t>
+        <w:t xml:space="preserve">summarize the document against your repository</w:t>
+      </w:r>
+      <w:r>
+        <w:t xml:space="preserve">.</w:t>
       </w:r>
     </w:p>
     <w:p>
       <w:pPr>
         <w:pStyle w:val="Compact"/>
         <w:numPr>
-          <w:ilvl w:val="1"/>
-          <w:numId w:val="1003"/>
+          <w:ilvl w:val="0"/>
+          <w:numId w:val="1002"/>
         </w:numPr>
       </w:pPr>
       <w:r>
-        <w:t xml:space="preserve">Give Claude Code, or another agent, the markdown.</w:t>
-      </w:r>
-    </w:p>
-    <w:p>
-      <w:pPr>
-        <w:pStyle w:val="Compact"/>
-        <w:numPr>
-          <w:ilvl w:val="1"/>
-          <w:numId w:val="1003"/>
-        </w:numPr>
-      </w:pPr>
-      <w:r>
-        <w:t xml:space="preserve">Ask it to</w:t>
-      </w:r>
-      <w:r>
-        <w:t xml:space="preserve"> </w:t>
-      </w:r>
-      <w:r>
-        <w:rPr>
-          <w:b/>
-          <w:bCs/>
-        </w:rPr>
-        <w:t xml:space="preserve">summarize the document against your repository</w:t>
-      </w:r>
-      <w:r>
-        <w:t xml:space="preserve">.</w:t>
-      </w:r>
-    </w:p>
-    <w:p>
-      <w:pPr>
-        <w:pStyle w:val="Compact"/>
-        <w:numPr>
-          <w:ilvl w:val="1"/>
-          <w:numId w:val="1003"/>
-        </w:numPr>
-      </w:pPr>
-      <w:r>
         <w:t xml:space="preserve">Then ask questions. What already holds? What would have to change? What would each gap cost?</w:t>
       </w:r>
     </w:p>
     <w:p>
       <w:pPr>
-        <w:numPr>
-          <w:ilvl w:val="0"/>
-          <w:numId w:val="1000"/>
-        </w:numPr>
-      </w:pPr>
-      <w:r>
-        <w:t xml:space="preserve">Those answers are about your code. A careful read of a document about nobody's code in particular</w:t>
-      </w:r>
-      <w:r>
-        <w:t xml:space="preserve"> </w:t>
-      </w:r>
-      <w:r>
-        <w:t xml:space="preserve">is worth less.</w:t>
+        <w:pStyle w:val="FirstParagraph"/>
+      </w:pPr>
+      <w:r>
+        <w:t xml:space="preserve">You learn more from those three answers than from reading the document end to end, because they are</w:t>
+      </w:r>
+      <w:r>
+        <w:t xml:space="preserve"> </w:t>
+      </w:r>
+      <w:r>
+        <w:t xml:space="preserve">about your code.</w:t>
       </w:r>
       <w:r>
         <w:t xml:space="preserve"> </w:t>
@@ -834,37 +815,23 @@
         <w:t xml:space="preserve"> </w:t>
       </w:r>
       <w:r>
-        <w:t xml:space="preserve">is the exception: it is written to be read.</w:t>
-      </w:r>
-    </w:p>
-    <w:p>
-      <w:pPr>
-        <w:numPr>
-          <w:ilvl w:val="0"/>
-          <w:numId w:val="1002"/>
-        </w:numPr>
+        <w:t xml:space="preserve">is the exception. It is written to be read.</w:t>
+      </w:r>
+    </w:p>
+    <w:p>
+      <w:pPr>
+        <w:pStyle w:val="BodyText"/>
       </w:pPr>
       <w:r>
         <w:rPr>
           <w:b/>
           <w:bCs/>
         </w:rPr>
-        <w:t xml:space="preserve">The Word files are the same content</w:t>
-      </w:r>
-      <w:r>
-        <w:t xml:space="preserve">, generated from the same markdown. Take those for</w:t>
-      </w:r>
-      <w:r>
-        <w:t xml:space="preserve"> </w:t>
-      </w:r>
-      <w:r>
-        <w:t xml:space="preserve">circulating to people who will read or mark up rather than adopt.</w:t>
-      </w:r>
-    </w:p>
-    <w:p>
-      <w:pPr>
-        <w:pStyle w:val="FirstParagraph"/>
-      </w:pPr>
+        <w:t xml:space="preserve">Then write down what you actually built.</w:t>
+      </w:r>
+      <w:r>
+        <w:t xml:space="preserve"> </w:t>
+      </w:r>
       <w:r>
         <w:t xml:space="preserve">The</w:t>
       </w:r>
@@ -883,19 +850,13 @@
         <w:t xml:space="preserve"> </w:t>
       </w:r>
       <w:r>
-        <w:t xml:space="preserve">is where a project records which of these</w:t>
-      </w:r>
-      <w:r>
-        <w:t xml:space="preserve"> </w:t>
-      </w:r>
-      <w:r>
-        <w:t xml:space="preserve">controls it actually built, and when each was last proven able to fail. A standard that no working</w:t>
-      </w:r>
-      <w:r>
-        <w:t xml:space="preserve"> </w:t>
-      </w:r>
-      <w:r>
-        <w:t xml:space="preserve">agreement references is a document rather than a practice.</w:t>
+        <w:t xml:space="preserve">carries a table for exactly that: which of these controls exist here, and when each was last proven</w:t>
+      </w:r>
+      <w:r>
+        <w:t xml:space="preserve"> </w:t>
+      </w:r>
+      <w:r>
+        <w:t xml:space="preserve">able to fail. A standard that no working agreement references is a document, not a practice.</w:t>
       </w:r>
     </w:p>
     <w:p>
@@ -924,6 +885,236 @@
       </w:pPr>
       <w:r>
         <w:t xml:space="preserve">What you get</w:t>
+      </w:r>
+    </w:p>
+    <w:p>
+      <w:pPr>
+        <w:pStyle w:val="Compact"/>
+        <w:numPr>
+          <w:ilvl w:val="0"/>
+          <w:numId w:val="1003"/>
+        </w:numPr>
+      </w:pPr>
+      <w:r>
+        <w:rPr>
+          <w:b/>
+          <w:bCs/>
+        </w:rPr>
+        <w:t xml:space="preserve">A rubric you can run against your own repository at each release</w:t>
+      </w:r>
+      <w:r>
+        <w:t xml:space="preserve">, split into controls that may</w:t>
+      </w:r>
+      <w:r>
+        <w:t xml:space="preserve"> </w:t>
+      </w:r>
+      <w:r>
+        <w:t xml:space="preserve">decide a verdict and measurements that may only start a conversation. So an argument about "is</w:t>
+      </w:r>
+      <w:r>
+        <w:t xml:space="preserve"> </w:t>
+      </w:r>
+      <w:r>
+        <w:t xml:space="preserve">this good enough" resolves against structure rather than against whoever quotes the largest</w:t>
+      </w:r>
+      <w:r>
+        <w:t xml:space="preserve"> </w:t>
+      </w:r>
+      <w:r>
+        <w:t xml:space="preserve">number.</w:t>
+      </w:r>
+    </w:p>
+    <w:p>
+      <w:pPr>
+        <w:pStyle w:val="Compact"/>
+        <w:numPr>
+          <w:ilvl w:val="0"/>
+          <w:numId w:val="1003"/>
+        </w:numPr>
+      </w:pPr>
+      <w:r>
+        <w:rPr>
+          <w:b/>
+          <w:bCs/>
+        </w:rPr>
+        <w:t xml:space="preserve">A discipline for third-party code that never asks you to read it.</w:t>
+      </w:r>
+      <w:r>
+        <w:t xml:space="preserve"> </w:t>
+      </w:r>
+      <w:r>
+        <w:t xml:space="preserve">The human effort lands at</w:t>
+      </w:r>
+      <w:r>
+        <w:t xml:space="preserve"> </w:t>
+      </w:r>
+      <w:r>
+        <w:t xml:space="preserve">exactly two moments -- adopting a dependency and bumping one -- and the rest is machinery that</w:t>
+      </w:r>
+      <w:r>
+        <w:t xml:space="preserve"> </w:t>
+      </w:r>
+      <w:r>
+        <w:t xml:space="preserve">runs unattended until it raises something.</w:t>
+      </w:r>
+    </w:p>
+    <w:p>
+      <w:pPr>
+        <w:pStyle w:val="Compact"/>
+        <w:numPr>
+          <w:ilvl w:val="0"/>
+          <w:numId w:val="1003"/>
+        </w:numPr>
+      </w:pPr>
+      <w:r>
+        <w:rPr>
+          <w:b/>
+          <w:bCs/>
+        </w:rPr>
+        <w:t xml:space="preserve">A release an adopter can verify without trusting your account of your own process</w:t>
+      </w:r>
+      <w:r>
+        <w:t xml:space="preserve">, and an</w:t>
+      </w:r>
+      <w:r>
+        <w:t xml:space="preserve"> </w:t>
+      </w:r>
+      <w:r>
+        <w:t xml:space="preserve">allowlist checked before the upload rather than after it, because the upload is the irreversible</w:t>
+      </w:r>
+      <w:r>
+        <w:t xml:space="preserve"> </w:t>
+      </w:r>
+      <w:r>
+        <w:t xml:space="preserve">step.</w:t>
+      </w:r>
+    </w:p>
+    <w:p>
+      <w:pPr>
+        <w:pStyle w:val="Compact"/>
+        <w:numPr>
+          <w:ilvl w:val="0"/>
+          <w:numId w:val="1003"/>
+        </w:numPr>
+      </w:pPr>
+      <w:r>
+        <w:rPr>
+          <w:b/>
+          <w:bCs/>
+        </w:rPr>
+        <w:t xml:space="preserve">A written split between what you own and what an adopter owns</w:t>
+      </w:r>
+      <w:r>
+        <w:t xml:space="preserve">, before you claim any control.</w:t>
+      </w:r>
+      <w:r>
+        <w:t xml:space="preserve"> </w:t>
+      </w:r>
+      <w:r>
+        <w:t xml:space="preserve">That gap is where a control ends up unowned by both sides, each assuming the other had it.</w:t>
+      </w:r>
+    </w:p>
+    <w:p>
+      <w:pPr>
+        <w:pStyle w:val="Compact"/>
+        <w:numPr>
+          <w:ilvl w:val="0"/>
+          <w:numId w:val="1003"/>
+        </w:numPr>
+      </w:pPr>
+      <w:r>
+        <w:rPr>
+          <w:b/>
+          <w:bCs/>
+        </w:rPr>
+        <w:t xml:space="preserve">A risk tier you can resolve in one question</w:t>
+      </w:r>
+      <w:r>
+        <w:t xml:space="preserve">, so a one-line fix does not carry the same</w:t>
+      </w:r>
+      <w:r>
+        <w:t xml:space="preserve"> </w:t>
+      </w:r>
+      <w:r>
+        <w:t xml:space="preserve">obligation as a change to an authorisation path, and so the cheap answer errs strict rather than</w:t>
+      </w:r>
+      <w:r>
+        <w:t xml:space="preserve"> </w:t>
+      </w:r>
+      <w:r>
+        <w:t xml:space="preserve">convenient.</w:t>
+      </w:r>
+    </w:p>
+    <w:p>
+      <w:pPr>
+        <w:pStyle w:val="Compact"/>
+        <w:numPr>
+          <w:ilvl w:val="0"/>
+          <w:numId w:val="1003"/>
+        </w:numPr>
+      </w:pPr>
+      <w:r>
+        <w:rPr>
+          <w:b/>
+          <w:bCs/>
+        </w:rPr>
+        <w:t xml:space="preserve">Wording you can actually publish.</w:t>
+      </w:r>
+      <w:r>
+        <w:t xml:space="preserve"> </w:t>
+      </w:r>
+      <w:r>
+        <w:t xml:space="preserve">Approved phrasings next to the overclaims they replace, and</w:t>
+      </w:r>
+      <w:r>
+        <w:t xml:space="preserve"> </w:t>
+      </w:r>
+      <w:r>
+        <w:t xml:space="preserve">a rule for saying what a gate does not prove -- which is what stops a document being rejected by</w:t>
+      </w:r>
+      <w:r>
+        <w:t xml:space="preserve"> </w:t>
+      </w:r>
+      <w:r>
+        <w:t xml:space="preserve">the first reader who checks its sources.</w:t>
+      </w:r>
+    </w:p>
+    <w:p>
+      <w:pPr>
+        <w:pStyle w:val="Compact"/>
+        <w:numPr>
+          <w:ilvl w:val="0"/>
+          <w:numId w:val="1003"/>
+        </w:numPr>
+      </w:pPr>
+      <w:r>
+        <w:rPr>
+          <w:b/>
+          <w:bCs/>
+        </w:rPr>
+        <w:t xml:space="preserve">The claims that failed verification, published next to the ones that survived.</w:t>
+      </w:r>
+      <w:r>
+        <w:t xml:space="preserve"> </w:t>
+      </w:r>
+      <w:r>
+        <w:t xml:space="preserve">Specific</w:t>
+      </w:r>
+      <w:r>
+        <w:t xml:space="preserve"> </w:t>
+      </w:r>
+      <w:r>
+        <w:t xml:space="preserve">numbers to stop repeating, including several that circulate widely and did not survive the filter.</w:t>
+      </w:r>
+    </w:p>
+    <w:bookmarkEnd w:id="28"/>
+    <w:bookmarkStart w:id="30" w:name="what-these-are-not"/>
+    <w:p>
+      <w:pPr>
+        <w:pStyle w:val="Heading2"/>
+      </w:pPr>
+      <w:r>
+        <w:t xml:space="preserve">What these are not</w:t>
       </w:r>
     </w:p>
     <w:p>
@@ -939,28 +1130,19 @@
           <w:b/>
           <w:bCs/>
         </w:rPr>
-        <w:t xml:space="preserve">A rubric you can run against your own repository at each release</w:t>
-      </w:r>
-      <w:r>
-        <w:t xml:space="preserve">, split into controls that may</w:t>
-      </w:r>
-      <w:r>
-        <w:t xml:space="preserve"> </w:t>
-      </w:r>
-      <w:r>
-        <w:t xml:space="preserve">decide a verdict and measurements that may only start a conversation. So an argument about "is</w:t>
-      </w:r>
-      <w:r>
-        <w:t xml:space="preserve"> </w:t>
-      </w:r>
-      <w:r>
-        <w:t xml:space="preserve">this good enough" resolves against structure rather than against whoever quotes the largest</w:t>
-      </w:r>
-      <w:r>
-        <w:t xml:space="preserve"> </w:t>
-      </w:r>
-      <w:r>
-        <w:t xml:space="preserve">number.</w:t>
+        <w:t xml:space="preserve">No code ships with them.</w:t>
+      </w:r>
+      <w:r>
+        <w:t xml:space="preserve"> </w:t>
+      </w:r>
+      <w:r>
+        <w:t xml:space="preserve">These are rules and review procedures. Where one names a control, it</w:t>
+      </w:r>
+      <w:r>
+        <w:t xml:space="preserve"> </w:t>
+      </w:r>
+      <w:r>
+        <w:t xml:space="preserve">is describing something you would build, not something in this repository.</w:t>
       </w:r>
     </w:p>
     <w:p>
@@ -969,227 +1151,6 @@
         <w:numPr>
           <w:ilvl w:val="0"/>
           <w:numId w:val="1004"/>
-        </w:numPr>
-      </w:pPr>
-      <w:r>
-        <w:rPr>
-          <w:b/>
-          <w:bCs/>
-        </w:rPr>
-        <w:t xml:space="preserve">A discipline for third-party code that never asks you to read it.</w:t>
-      </w:r>
-      <w:r>
-        <w:t xml:space="preserve"> </w:t>
-      </w:r>
-      <w:r>
-        <w:t xml:space="preserve">The human effort lands at</w:t>
-      </w:r>
-      <w:r>
-        <w:t xml:space="preserve"> </w:t>
-      </w:r>
-      <w:r>
-        <w:t xml:space="preserve">exactly two moments -- adopting a dependency and bumping one -- and the rest is machinery that</w:t>
-      </w:r>
-      <w:r>
-        <w:t xml:space="preserve"> </w:t>
-      </w:r>
-      <w:r>
-        <w:t xml:space="preserve">runs unattended until it raises something.</w:t>
-      </w:r>
-    </w:p>
-    <w:p>
-      <w:pPr>
-        <w:pStyle w:val="Compact"/>
-        <w:numPr>
-          <w:ilvl w:val="0"/>
-          <w:numId w:val="1004"/>
-        </w:numPr>
-      </w:pPr>
-      <w:r>
-        <w:rPr>
-          <w:b/>
-          <w:bCs/>
-        </w:rPr>
-        <w:t xml:space="preserve">A release an adopter can verify without trusting your account of your own process</w:t>
-      </w:r>
-      <w:r>
-        <w:t xml:space="preserve">, and an</w:t>
-      </w:r>
-      <w:r>
-        <w:t xml:space="preserve"> </w:t>
-      </w:r>
-      <w:r>
-        <w:t xml:space="preserve">allowlist checked before the upload rather than after it, because the upload is the irreversible</w:t>
-      </w:r>
-      <w:r>
-        <w:t xml:space="preserve"> </w:t>
-      </w:r>
-      <w:r>
-        <w:t xml:space="preserve">step.</w:t>
-      </w:r>
-    </w:p>
-    <w:p>
-      <w:pPr>
-        <w:pStyle w:val="Compact"/>
-        <w:numPr>
-          <w:ilvl w:val="0"/>
-          <w:numId w:val="1004"/>
-        </w:numPr>
-      </w:pPr>
-      <w:r>
-        <w:rPr>
-          <w:b/>
-          <w:bCs/>
-        </w:rPr>
-        <w:t xml:space="preserve">A written split between what you own and what an adopter owns</w:t>
-      </w:r>
-      <w:r>
-        <w:t xml:space="preserve">, before you claim any control.</w:t>
-      </w:r>
-      <w:r>
-        <w:t xml:space="preserve"> </w:t>
-      </w:r>
-      <w:r>
-        <w:t xml:space="preserve">That gap is where a control ends up unowned by both sides, each assuming the other had it.</w:t>
-      </w:r>
-    </w:p>
-    <w:p>
-      <w:pPr>
-        <w:pStyle w:val="Compact"/>
-        <w:numPr>
-          <w:ilvl w:val="0"/>
-          <w:numId w:val="1004"/>
-        </w:numPr>
-      </w:pPr>
-      <w:r>
-        <w:rPr>
-          <w:b/>
-          <w:bCs/>
-        </w:rPr>
-        <w:t xml:space="preserve">A risk tier you can resolve in one question</w:t>
-      </w:r>
-      <w:r>
-        <w:t xml:space="preserve">, so a one-line fix does not carry the same</w:t>
-      </w:r>
-      <w:r>
-        <w:t xml:space="preserve"> </w:t>
-      </w:r>
-      <w:r>
-        <w:t xml:space="preserve">obligation as a change to an authorisation path, and so the cheap answer errs strict rather than</w:t>
-      </w:r>
-      <w:r>
-        <w:t xml:space="preserve"> </w:t>
-      </w:r>
-      <w:r>
-        <w:t xml:space="preserve">convenient.</w:t>
-      </w:r>
-    </w:p>
-    <w:p>
-      <w:pPr>
-        <w:pStyle w:val="Compact"/>
-        <w:numPr>
-          <w:ilvl w:val="0"/>
-          <w:numId w:val="1004"/>
-        </w:numPr>
-      </w:pPr>
-      <w:r>
-        <w:rPr>
-          <w:b/>
-          <w:bCs/>
-        </w:rPr>
-        <w:t xml:space="preserve">Wording you can actually publish.</w:t>
-      </w:r>
-      <w:r>
-        <w:t xml:space="preserve"> </w:t>
-      </w:r>
-      <w:r>
-        <w:t xml:space="preserve">Approved phrasings next to the overclaims they replace, and</w:t>
-      </w:r>
-      <w:r>
-        <w:t xml:space="preserve"> </w:t>
-      </w:r>
-      <w:r>
-        <w:t xml:space="preserve">a rule for saying what a gate does not prove -- which is what stops a document being rejected by</w:t>
-      </w:r>
-      <w:r>
-        <w:t xml:space="preserve"> </w:t>
-      </w:r>
-      <w:r>
-        <w:t xml:space="preserve">the first reader who checks its sources.</w:t>
-      </w:r>
-    </w:p>
-    <w:p>
-      <w:pPr>
-        <w:pStyle w:val="Compact"/>
-        <w:numPr>
-          <w:ilvl w:val="0"/>
-          <w:numId w:val="1004"/>
-        </w:numPr>
-      </w:pPr>
-      <w:r>
-        <w:rPr>
-          <w:b/>
-          <w:bCs/>
-        </w:rPr>
-        <w:t xml:space="preserve">The claims that failed verification, published next to the ones that survived.</w:t>
-      </w:r>
-      <w:r>
-        <w:t xml:space="preserve"> </w:t>
-      </w:r>
-      <w:r>
-        <w:t xml:space="preserve">Specific</w:t>
-      </w:r>
-      <w:r>
-        <w:t xml:space="preserve"> </w:t>
-      </w:r>
-      <w:r>
-        <w:t xml:space="preserve">numbers to stop repeating, including several that circulate widely and did not survive the filter.</w:t>
-      </w:r>
-    </w:p>
-    <w:bookmarkEnd w:id="28"/>
-    <w:bookmarkStart w:id="30" w:name="what-these-are-not"/>
-    <w:p>
-      <w:pPr>
-        <w:pStyle w:val="Heading2"/>
-      </w:pPr>
-      <w:r>
-        <w:t xml:space="preserve">What these are not</w:t>
-      </w:r>
-    </w:p>
-    <w:p>
-      <w:pPr>
-        <w:pStyle w:val="Compact"/>
-        <w:numPr>
-          <w:ilvl w:val="0"/>
-          <w:numId w:val="1005"/>
-        </w:numPr>
-      </w:pPr>
-      <w:r>
-        <w:rPr>
-          <w:b/>
-          <w:bCs/>
-        </w:rPr>
-        <w:t xml:space="preserve">No code ships with them.</w:t>
-      </w:r>
-      <w:r>
-        <w:t xml:space="preserve"> </w:t>
-      </w:r>
-      <w:r>
-        <w:t xml:space="preserve">These are rules and review procedures. Where one names a control, it</w:t>
-      </w:r>
-      <w:r>
-        <w:t xml:space="preserve"> </w:t>
-      </w:r>
-      <w:r>
-        <w:t xml:space="preserve">is describing something you would build, not something in this repository.</w:t>
-      </w:r>
-    </w:p>
-    <w:p>
-      <w:pPr>
-        <w:pStyle w:val="Compact"/>
-        <w:numPr>
-          <w:ilvl w:val="0"/>
-          <w:numId w:val="1005"/>
         </w:numPr>
       </w:pPr>
       <w:r>
@@ -1237,7 +1198,7 @@
         <w:pStyle w:val="Compact"/>
         <w:numPr>
           <w:ilvl w:val="0"/>
-          <w:numId w:val="1005"/>
+          <w:numId w:val="1004"/>
         </w:numPr>
       </w:pPr>
       <w:r>
@@ -1271,7 +1232,7 @@
         <w:pStyle w:val="Compact"/>
         <w:numPr>
           <w:ilvl w:val="0"/>
-          <w:numId w:val="1005"/>
+          <w:numId w:val="1004"/>
         </w:numPr>
       </w:pPr>
       <w:r>
@@ -2047,7 +2008,7 @@
         <w:pStyle w:val="Compact"/>
         <w:numPr>
           <w:ilvl w:val="0"/>
-          <w:numId w:val="1006"/>
+          <w:numId w:val="1005"/>
         </w:numPr>
       </w:pPr>
       <w:hyperlink r:id="rId12">
@@ -2084,7 +2045,7 @@
         <w:pStyle w:val="Compact"/>
         <w:numPr>
           <w:ilvl w:val="0"/>
-          <w:numId w:val="1006"/>
+          <w:numId w:val="1005"/>
         </w:numPr>
       </w:pPr>
       <w:hyperlink r:id="rId15">
@@ -2121,7 +2082,7 @@
         <w:pStyle w:val="Compact"/>
         <w:numPr>
           <w:ilvl w:val="0"/>
-          <w:numId w:val="1006"/>
+          <w:numId w:val="1005"/>
         </w:numPr>
       </w:pPr>
       <w:hyperlink r:id="rId18">
@@ -2152,7 +2113,7 @@
         <w:pStyle w:val="Compact"/>
         <w:numPr>
           <w:ilvl w:val="0"/>
-          <w:numId w:val="1006"/>
+          <w:numId w:val="1005"/>
         </w:numPr>
       </w:pPr>
       <w:hyperlink r:id="rId21">
@@ -2268,7 +2229,7 @@
         <w:pStyle w:val="Compact"/>
         <w:numPr>
           <w:ilvl w:val="0"/>
-          <w:numId w:val="1007"/>
+          <w:numId w:val="1006"/>
         </w:numPr>
       </w:pPr>
       <w:r>
@@ -2301,6 +2262,131 @@
       </w:r>
       <w:r>
         <w:t xml:space="preserve">several sections get shorter.</w:t>
+      </w:r>
+    </w:p>
+    <w:p>
+      <w:pPr>
+        <w:pStyle w:val="Compact"/>
+        <w:numPr>
+          <w:ilvl w:val="0"/>
+          <w:numId w:val="1006"/>
+        </w:numPr>
+      </w:pPr>
+      <w:r>
+        <w:rPr>
+          <w:b/>
+          <w:bCs/>
+        </w:rPr>
+        <w:t xml:space="preserve">A forge with a blocking pipeline, and a repository several sessions push to at once.</w:t>
+      </w:r>
+      <w:r>
+        <w:t xml:space="preserve"> </w:t>
+      </w:r>
+      <w:r>
+        <w:t xml:space="preserve">The</w:t>
+      </w:r>
+      <w:r>
+        <w:t xml:space="preserve"> </w:t>
+      </w:r>
+      <w:r>
+        <w:t xml:space="preserve">control placement advice assumes both. The failure shapes are not forge-specific; the field names</w:t>
+      </w:r>
+      <w:r>
+        <w:t xml:space="preserve"> </w:t>
+      </w:r>
+      <w:r>
+        <w:t xml:space="preserve">are.</w:t>
+      </w:r>
+    </w:p>
+    <w:p>
+      <w:pPr>
+        <w:pStyle w:val="Compact"/>
+        <w:numPr>
+          <w:ilvl w:val="0"/>
+          <w:numId w:val="1006"/>
+        </w:numPr>
+      </w:pPr>
+      <w:r>
+        <w:rPr>
+          <w:b/>
+          <w:bCs/>
+        </w:rPr>
+        <w:t xml:space="preserve">The domain is stripped on purpose.</w:t>
+      </w:r>
+      <w:r>
+        <w:t xml:space="preserve"> </w:t>
+      </w:r>
+      <w:r>
+        <w:t xml:space="preserve">These were written in a setting with regulated data and a</w:t>
+      </w:r>
+      <w:r>
+        <w:t xml:space="preserve"> </w:t>
+      </w:r>
+      <w:r>
+        <w:t xml:space="preserve">compliance regime, and the specifics of that setting are not here. Rules are expressed generically</w:t>
+      </w:r>
+      <w:r>
+        <w:t xml:space="preserve"> </w:t>
+      </w:r>
+      <w:r>
+        <w:t xml:space="preserve">-- "regulated data", "an untrusted inbound payload", "a compliance regime the adopting</w:t>
+      </w:r>
+      <w:r>
+        <w:t xml:space="preserve"> </w:t>
+      </w:r>
+      <w:r>
+        <w:t xml:space="preserve">organisation operates".</w:t>
+      </w:r>
+      <w:r>
+        <w:t xml:space="preserve"> </w:t>
+      </w:r>
+      <w:r>
+        <w:rPr>
+          <w:b/>
+          <w:bCs/>
+        </w:rPr>
+        <w:t xml:space="preserve">Where a rule could not be generalised it was dropped rather than</w:t>
+      </w:r>
+      <w:r>
+        <w:rPr>
+          <w:b/>
+          <w:bCs/>
+        </w:rPr>
+        <w:t xml:space="preserve"> </w:t>
+      </w:r>
+      <w:r>
+        <w:rPr>
+          <w:b/>
+          <w:bCs/>
+        </w:rPr>
+        <w:t xml:space="preserve">disguised</w:t>
+      </w:r>
+      <w:r>
+        <w:t xml:space="preserve">, so the set is not a complete account of the practice it came from.</w:t>
+      </w:r>
+    </w:p>
+    <w:bookmarkEnd w:id="34"/>
+    <w:bookmarkStart w:id="38" w:name="what-is-already-elsewhere-on-this-site"/>
+    <w:p>
+      <w:pPr>
+        <w:pStyle w:val="Heading2"/>
+      </w:pPr>
+      <w:r>
+        <w:t xml:space="preserve">What is already elsewhere on this site</w:t>
+      </w:r>
+    </w:p>
+    <w:p>
+      <w:pPr>
+        <w:pStyle w:val="FirstParagraph"/>
+      </w:pPr>
+      <w:r>
+        <w:t xml:space="preserve">The four documents link out rather than restate, and so should you when you adapt them. In</w:t>
+      </w:r>
+      <w:r>
+        <w:t xml:space="preserve"> </w:t>
+      </w:r>
+      <w:r>
+        <w:t xml:space="preserve">particular:</w:t>
       </w:r>
     </w:p>
     <w:p>
@@ -2309,131 +2395,6 @@
         <w:numPr>
           <w:ilvl w:val="0"/>
           <w:numId w:val="1007"/>
-        </w:numPr>
-      </w:pPr>
-      <w:r>
-        <w:rPr>
-          <w:b/>
-          <w:bCs/>
-        </w:rPr>
-        <w:t xml:space="preserve">A forge with a blocking pipeline, and a repository several sessions push to at once.</w:t>
-      </w:r>
-      <w:r>
-        <w:t xml:space="preserve"> </w:t>
-      </w:r>
-      <w:r>
-        <w:t xml:space="preserve">The</w:t>
-      </w:r>
-      <w:r>
-        <w:t xml:space="preserve"> </w:t>
-      </w:r>
-      <w:r>
-        <w:t xml:space="preserve">control placement advice assumes both. The failure shapes are not forge-specific; the field names</w:t>
-      </w:r>
-      <w:r>
-        <w:t xml:space="preserve"> </w:t>
-      </w:r>
-      <w:r>
-        <w:t xml:space="preserve">are.</w:t>
-      </w:r>
-    </w:p>
-    <w:p>
-      <w:pPr>
-        <w:pStyle w:val="Compact"/>
-        <w:numPr>
-          <w:ilvl w:val="0"/>
-          <w:numId w:val="1007"/>
-        </w:numPr>
-      </w:pPr>
-      <w:r>
-        <w:rPr>
-          <w:b/>
-          <w:bCs/>
-        </w:rPr>
-        <w:t xml:space="preserve">The domain is stripped on purpose.</w:t>
-      </w:r>
-      <w:r>
-        <w:t xml:space="preserve"> </w:t>
-      </w:r>
-      <w:r>
-        <w:t xml:space="preserve">These were written in a setting with regulated data and a</w:t>
-      </w:r>
-      <w:r>
-        <w:t xml:space="preserve"> </w:t>
-      </w:r>
-      <w:r>
-        <w:t xml:space="preserve">compliance regime, and the specifics of that setting are not here. Rules are expressed generically</w:t>
-      </w:r>
-      <w:r>
-        <w:t xml:space="preserve"> </w:t>
-      </w:r>
-      <w:r>
-        <w:t xml:space="preserve">-- "regulated data", "an untrusted inbound payload", "a compliance regime the adopting</w:t>
-      </w:r>
-      <w:r>
-        <w:t xml:space="preserve"> </w:t>
-      </w:r>
-      <w:r>
-        <w:t xml:space="preserve">organisation operates".</w:t>
-      </w:r>
-      <w:r>
-        <w:t xml:space="preserve"> </w:t>
-      </w:r>
-      <w:r>
-        <w:rPr>
-          <w:b/>
-          <w:bCs/>
-        </w:rPr>
-        <w:t xml:space="preserve">Where a rule could not be generalised it was dropped rather than</w:t>
-      </w:r>
-      <w:r>
-        <w:rPr>
-          <w:b/>
-          <w:bCs/>
-        </w:rPr>
-        <w:t xml:space="preserve"> </w:t>
-      </w:r>
-      <w:r>
-        <w:rPr>
-          <w:b/>
-          <w:bCs/>
-        </w:rPr>
-        <w:t xml:space="preserve">disguised</w:t>
-      </w:r>
-      <w:r>
-        <w:t xml:space="preserve">, so the set is not a complete account of the practice it came from.</w:t>
-      </w:r>
-    </w:p>
-    <w:bookmarkEnd w:id="34"/>
-    <w:bookmarkStart w:id="38" w:name="what-is-already-elsewhere-on-this-site"/>
-    <w:p>
-      <w:pPr>
-        <w:pStyle w:val="Heading2"/>
-      </w:pPr>
-      <w:r>
-        <w:t xml:space="preserve">What is already elsewhere on this site</w:t>
-      </w:r>
-    </w:p>
-    <w:p>
-      <w:pPr>
-        <w:pStyle w:val="FirstParagraph"/>
-      </w:pPr>
-      <w:r>
-        <w:t xml:space="preserve">The four documents link out rather than restate, and so should you when you adapt them. In</w:t>
-      </w:r>
-      <w:r>
-        <w:t xml:space="preserve"> </w:t>
-      </w:r>
-      <w:r>
-        <w:t xml:space="preserve">particular:</w:t>
-      </w:r>
-    </w:p>
-    <w:p>
-      <w:pPr>
-        <w:pStyle w:val="Compact"/>
-        <w:numPr>
-          <w:ilvl w:val="0"/>
-          <w:numId w:val="1008"/>
         </w:numPr>
       </w:pPr>
       <w:hyperlink r:id="rId29">
@@ -2468,7 +2429,7 @@
         <w:pStyle w:val="Compact"/>
         <w:numPr>
           <w:ilvl w:val="0"/>
-          <w:numId w:val="1008"/>
+          <w:numId w:val="1007"/>
         </w:numPr>
       </w:pPr>
       <w:hyperlink r:id="rId35">
@@ -2497,7 +2458,7 @@
         <w:pStyle w:val="Compact"/>
         <w:numPr>
           <w:ilvl w:val="0"/>
-          <w:numId w:val="1008"/>
+          <w:numId w:val="1007"/>
         </w:numPr>
       </w:pPr>
       <w:hyperlink r:id="rId36">
@@ -2532,7 +2493,7 @@
         <w:pStyle w:val="Compact"/>
         <w:numPr>
           <w:ilvl w:val="0"/>
-          <w:numId w:val="1008"/>
+          <w:numId w:val="1007"/>
         </w:numPr>
       </w:pPr>
       <w:hyperlink r:id="rId37">
@@ -2863,9 +2824,6 @@
     <w:abstractNumId w:val="991"/>
   </w:num>
   <w:num w:numId="1002">
-    <w:abstractNumId w:val="991"/>
-  </w:num>
-  <w:num w:numId="1003">
     <w:abstractNumId w:val="99411"/>
     <w:lvlOverride w:ilvl="0">
       <w:startOverride w:val="1"/>
@@ -2895,13 +2853,13 @@
       <w:startOverride w:val="1"/>
     </w:lvlOverride>
   </w:num>
+  <w:num w:numId="1003">
+    <w:abstractNumId w:val="991"/>
+  </w:num>
   <w:num w:numId="1004">
     <w:abstractNumId w:val="991"/>
   </w:num>
   <w:num w:numId="1005">
-    <w:abstractNumId w:val="991"/>
-  </w:num>
-  <w:num w:numId="1006">
     <w:abstractNumId w:val="99411"/>
     <w:lvlOverride w:ilvl="0">
       <w:startOverride w:val="1"/>
@@ -2931,10 +2889,10 @@
       <w:startOverride w:val="1"/>
     </w:lvlOverride>
   </w:num>
-  <w:num w:numId="1007">
+  <w:num w:numId="1006">
     <w:abstractNumId w:val="991"/>
   </w:num>
-  <w:num w:numId="1008">
+  <w:num w:numId="1007">
     <w:abstractNumId w:val="991"/>
   </w:num>
 </w:numbering>

--- a/docs/standards/word/OVERVIEW.docx
+++ b/docs/standards/word/OVERVIEW.docx
@@ -705,19 +705,37 @@
         <w:pStyle w:val="BodyText"/>
       </w:pPr>
       <w:r>
-        <w:t xml:space="preserve">Markdown is plain text. It drops into a repository, and it diffs cleanly as you edit it -- which you</w:t>
-      </w:r>
-      <w:r>
-        <w:t xml:space="preserve"> </w:t>
-      </w:r>
-      <w:r>
-        <w:t xml:space="preserve">will, because none of these are usable as they stand. The Word files hold the same content,</w:t>
-      </w:r>
-      <w:r>
-        <w:t xml:space="preserve"> </w:t>
-      </w:r>
-      <w:r>
-        <w:t xml:space="preserve">generated from the same markdown. Take those for people who will read or mark up rather than adopt.</w:t>
+        <w:t xml:space="preserve">The two formats trade off in opposite directions. Markdown is plain text: harder on a human eye,</w:t>
+      </w:r>
+      <w:r>
+        <w:t xml:space="preserve"> </w:t>
+      </w:r>
+      <w:r>
+        <w:t xml:space="preserve">with its syntax showing and its tables unaligned, and easier for an AI to work with, because that</w:t>
+      </w:r>
+      <w:r>
+        <w:t xml:space="preserve"> </w:t>
+      </w:r>
+      <w:r>
+        <w:t xml:space="preserve">same plain text is exactly what an agent reads best. It also drops into a repository and diffs</w:t>
+      </w:r>
+      <w:r>
+        <w:t xml:space="preserve"> </w:t>
+      </w:r>
+      <w:r>
+        <w:t xml:space="preserve">cleanly as you edit it -- which you will, because none of these are usable as they stand. Word is</w:t>
+      </w:r>
+      <w:r>
+        <w:t xml:space="preserve"> </w:t>
+      </w:r>
+      <w:r>
+        <w:t xml:space="preserve">the reverse: comfortable to read, easy to circulate and mark up, and of no use to an agent. The Word</w:t>
+      </w:r>
+      <w:r>
+        <w:t xml:space="preserve"> </w:t>
+      </w:r>
+      <w:r>
+        <w:t xml:space="preserve">files hold the same content, generated from the same markdown.</w:t>
       </w:r>
     </w:p>
     <w:p>

--- a/docs/standards/word/OVERVIEW.docx
+++ b/docs/standards/word/OVERVIEW.docx
@@ -28,7 +28,7 @@
         </w:p>
       </w:sdtContent>
     </w:sdt>
-    <w:bookmarkStart w:id="39" w:name="standards-you-can-start-from"/>
+    <w:bookmarkStart w:id="42" w:name="standards-you-can-start-from"/>
     <w:p>
       <w:pPr>
         <w:pStyle w:val="Heading1"/>
@@ -91,6 +91,18 @@
       </w:pPr>
       <w:r>
         <w:t xml:space="preserve">how to govern the assistant writing much of it</w:t>
+      </w:r>
+    </w:p>
+    <w:p>
+      <w:pPr>
+        <w:pStyle w:val="Compact"/>
+        <w:numPr>
+          <w:ilvl w:val="0"/>
+          <w:numId w:val="1001"/>
+        </w:numPr>
+      </w:pPr>
+      <w:r>
+        <w:t xml:space="preserve">how much of the result a human must actually read</w:t>
       </w:r>
     </w:p>
     <w:p>
@@ -157,7 +169,7 @@
         <w:t xml:space="preserve">one of them is meant to be edited down to your setting before it is useful.</w:t>
       </w:r>
     </w:p>
-    <w:bookmarkStart w:id="27" w:name="download-every-file"/>
+    <w:bookmarkStart w:id="30" w:name="download-every-file"/>
     <w:p>
       <w:pPr>
         <w:pStyle w:val="Heading2"/>
@@ -440,7 +452,13 @@
                 <w:b/>
                 <w:bCs/>
               </w:rPr>
-              <w:t xml:space="preserve">Code quality</w:t>
+              <w:t xml:space="preserve">Review depth</w:t>
+            </w:r>
+            <w:r>
+              <w:t xml:space="preserve"> </w:t>
+            </w:r>
+            <w:r>
+              <w:t xml:space="preserve">-- how much a human must read</w:t>
             </w:r>
           </w:p>
         </w:tc>
@@ -505,7 +523,7 @@
                 <w:b/>
                 <w:bCs/>
               </w:rPr>
-              <w:t xml:space="preserve">Secure development</w:t>
+              <w:t xml:space="preserve">Code quality</w:t>
             </w:r>
           </w:p>
         </w:tc>
@@ -566,7 +584,11 @@
               <w:pStyle w:val="Compact"/>
             </w:pPr>
             <w:r>
-              <w:t xml:space="preserve">This overview</w:t>
+              <w:rPr>
+                <w:b/>
+                <w:bCs/>
+              </w:rPr>
+              <w:t xml:space="preserve">Secure development</w:t>
             </w:r>
           </w:p>
         </w:tc>
@@ -576,18 +598,23 @@
             <w:pPr>
               <w:pStyle w:val="Compact"/>
             </w:pPr>
-            <w:r>
-              <w:t xml:space="preserve">--</w:t>
-            </w:r>
-          </w:p>
-        </w:tc>
-        <w:tc>
-          <w:tcPr/>
-          <w:p>
-            <w:pPr>
-              <w:pStyle w:val="Compact"/>
-            </w:pPr>
             <w:hyperlink r:id="rId24">
+              <w:r>
+                <w:rPr>
+                  <w:rStyle w:val="Hyperlink"/>
+                </w:rPr>
+                <w:t xml:space="preserve">page</w:t>
+              </w:r>
+            </w:hyperlink>
+          </w:p>
+        </w:tc>
+        <w:tc>
+          <w:tcPr/>
+          <w:p>
+            <w:pPr>
+              <w:pStyle w:val="Compact"/>
+            </w:pPr>
+            <w:hyperlink r:id="rId25">
               <w:r>
                 <w:rPr>
                   <w:rStyle w:val="Hyperlink"/>
@@ -603,7 +630,7 @@
             <w:pPr>
               <w:pStyle w:val="Compact"/>
             </w:pPr>
-            <w:hyperlink r:id="rId25">
+            <w:hyperlink r:id="rId26">
               <w:r>
                 <w:rPr>
                   <w:rStyle w:val="Hyperlink"/>
@@ -622,7 +649,7 @@
               <w:pStyle w:val="Compact"/>
             </w:pPr>
             <w:r>
-              <w:t xml:space="preserve">A working agreement that adopts them</w:t>
+              <w:t xml:space="preserve">This overview</w:t>
             </w:r>
           </w:p>
         </w:tc>
@@ -643,7 +670,63 @@
             <w:pPr>
               <w:pStyle w:val="Compact"/>
             </w:pPr>
-            <w:hyperlink r:id="rId26">
+            <w:hyperlink r:id="rId27">
+              <w:r>
+                <w:rPr>
+                  <w:rStyle w:val="Hyperlink"/>
+                </w:rPr>
+                <w:t xml:space="preserve">.md</w:t>
+              </w:r>
+            </w:hyperlink>
+          </w:p>
+        </w:tc>
+        <w:tc>
+          <w:tcPr/>
+          <w:p>
+            <w:pPr>
+              <w:pStyle w:val="Compact"/>
+            </w:pPr>
+            <w:hyperlink r:id="rId28">
+              <w:r>
+                <w:rPr>
+                  <w:rStyle w:val="Hyperlink"/>
+                </w:rPr>
+                <w:t xml:space="preserve">.docx</w:t>
+              </w:r>
+            </w:hyperlink>
+          </w:p>
+        </w:tc>
+      </w:tr>
+      <w:tr>
+        <w:tc>
+          <w:tcPr/>
+          <w:p>
+            <w:pPr>
+              <w:pStyle w:val="Compact"/>
+            </w:pPr>
+            <w:r>
+              <w:t xml:space="preserve">A working agreement that adopts them</w:t>
+            </w:r>
+          </w:p>
+        </w:tc>
+        <w:tc>
+          <w:tcPr/>
+          <w:p>
+            <w:pPr>
+              <w:pStyle w:val="Compact"/>
+            </w:pPr>
+            <w:r>
+              <w:t xml:space="preserve">--</w:t>
+            </w:r>
+          </w:p>
+        </w:tc>
+        <w:tc>
+          <w:tcPr/>
+          <w:p>
+            <w:pPr>
+              <w:pStyle w:val="Compact"/>
+            </w:pPr>
+            <w:hyperlink r:id="rId29">
               <w:r>
                 <w:rPr>
                   <w:rStyle w:val="Hyperlink"/>
@@ -747,7 +830,7 @@
           <w:b/>
           <w:bCs/>
         </w:rPr>
-        <w:t xml:space="preserve">Hand the four main documents to an agent.</w:t>
+        <w:t xml:space="preserve">Hand the standards to an agent.</w:t>
       </w:r>
       <w:r>
         <w:t xml:space="preserve"> </w:t>
@@ -856,7 +939,7 @@
       <w:r>
         <w:t xml:space="preserve"> </w:t>
       </w:r>
-      <w:hyperlink r:id="rId26">
+      <w:hyperlink r:id="rId29">
         <w:r>
           <w:rPr>
             <w:rStyle w:val="Hyperlink"/>
@@ -895,8 +978,8 @@
         <w:t xml:space="preserve">-- adapt them, publish the result, drop the attribution.</w:t>
       </w:r>
     </w:p>
-    <w:bookmarkEnd w:id="27"/>
-    <w:bookmarkStart w:id="28" w:name="what-you-get"/>
+    <w:bookmarkEnd w:id="30"/>
+    <w:bookmarkStart w:id="31" w:name="what-you-get"/>
     <w:p>
       <w:pPr>
         <w:pStyle w:val="Heading2"/>
@@ -1125,8 +1208,8 @@
         <w:t xml:space="preserve">numbers to stop repeating, including several that circulate widely and did not survive the filter.</w:t>
       </w:r>
     </w:p>
-    <w:bookmarkEnd w:id="28"/>
-    <w:bookmarkStart w:id="30" w:name="what-these-are-not"/>
+    <w:bookmarkEnd w:id="31"/>
+    <w:bookmarkStart w:id="33" w:name="what-these-are-not"/>
     <w:p>
       <w:pPr>
         <w:pStyle w:val="Heading2"/>
@@ -1188,7 +1271,7 @@
         <w:t xml:space="preserve"> </w:t>
       </w:r>
       <w:r>
-        <w:t xml:space="preserve">or on anyone adopting your product. Where you need phrasing for that, the four use "built to",</w:t>
+        <w:t xml:space="preserve">or on anyone adopting your product. Where you need phrasing for that, they use "built to",</w:t>
       </w:r>
       <w:r>
         <w:t xml:space="preserve"> </w:t>
@@ -1199,7 +1282,7 @@
       <w:r>
         <w:t xml:space="preserve"> </w:t>
       </w:r>
-      <w:hyperlink r:id="rId29">
+      <w:hyperlink r:id="rId32">
         <w:r>
           <w:rPr>
             <w:rStyle w:val="Hyperlink"/>
@@ -1273,14 +1356,14 @@
         <w:t xml:space="preserve">document says where it bears on a rule.</w:t>
       </w:r>
     </w:p>
-    <w:bookmarkEnd w:id="30"/>
-    <w:bookmarkStart w:id="31" w:name="the-four-documents"/>
+    <w:bookmarkEnd w:id="33"/>
+    <w:bookmarkStart w:id="34" w:name="what-each-one-buys-you"/>
     <w:p>
       <w:pPr>
         <w:pStyle w:val="Heading2"/>
       </w:pPr>
       <w:r>
-        <w:t xml:space="preserve">The four documents</w:t>
+        <w:t xml:space="preserve">What each one buys you</w:t>
       </w:r>
     </w:p>
     <w:p>
@@ -1404,6 +1487,35 @@
                 <w:rPr>
                   <w:rStyle w:val="Hyperlink"/>
                 </w:rPr>
+                <w:t xml:space="preserve">Review depth</w:t>
+              </w:r>
+            </w:hyperlink>
+          </w:p>
+        </w:tc>
+        <w:tc>
+          <w:tcPr/>
+          <w:p>
+            <w:pPr>
+              <w:pStyle w:val="Compact"/>
+            </w:pPr>
+            <w:r>
+              <w:t xml:space="preserve">The answer to "how much of this must a human read" that is not a percentage: depth resolved per change by risk tier, a sensitive-data ratchet that dominates size, an unknown-clamps-up rule, two conditions that force a full line-by-line read regardless, and the contested question of whether explaining code with the assistant's help satisfies the floor.</w:t>
+            </w:r>
+          </w:p>
+        </w:tc>
+      </w:tr>
+      <w:tr>
+        <w:tc>
+          <w:tcPr/>
+          <w:p>
+            <w:pPr>
+              <w:pStyle w:val="Compact"/>
+            </w:pPr>
+            <w:hyperlink r:id="rId21">
+              <w:r>
+                <w:rPr>
+                  <w:rStyle w:val="Hyperlink"/>
+                </w:rPr>
                 <w:t xml:space="preserve">Code quality</w:t>
               </w:r>
             </w:hyperlink>
@@ -1428,7 +1540,7 @@
             <w:pPr>
               <w:pStyle w:val="Compact"/>
             </w:pPr>
-            <w:hyperlink r:id="rId21">
+            <w:hyperlink r:id="rId24">
               <w:r>
                 <w:rPr>
                   <w:rStyle w:val="Hyperlink"/>
@@ -1451,8 +1563,8 @@
         </w:tc>
       </w:tr>
     </w:tbl>
-    <w:bookmarkEnd w:id="31"/>
-    <w:bookmarkStart w:id="32" w:name="fetch-the-whole-set-in-one-command"/>
+    <w:bookmarkEnd w:id="34"/>
+    <w:bookmarkStart w:id="35" w:name="fetch-the-whole-set-in-one-command"/>
     <w:p>
       <w:pPr>
         <w:pStyle w:val="Heading2"/>
@@ -1533,7 +1645,7 @@
         <w:rPr>
           <w:rStyle w:val="NormalTok"/>
         </w:rPr>
-        <w:t xml:space="preserve"> OVERVIEW CISO-SUMMARY CODE-QUALITY SECURE-DEVELOPMENT AI-ASSISTED-DEVELOPMENT DEPENDENCY-INTEGRITY</w:t>
+        <w:t xml:space="preserve"> OVERVIEW CISO-SUMMARY REVIEW-DEPTH CODE-QUALITY SECURE-DEVELOPMENT AI-ASSISTED-DEVELOPMENT DEPENDENCY-INTEGRITY</w:t>
       </w:r>
       <w:r>
         <w:rPr>
@@ -1788,6 +1900,18 @@
           <w:rStyle w:val="StringTok"/>
         </w:rPr>
         <w:t xml:space="preserve">'CISO-SUMMARY'</w:t>
+      </w:r>
+      <w:r>
+        <w:rPr>
+          <w:rStyle w:val="OperatorTok"/>
+        </w:rPr>
+        <w:t xml:space="preserve">,</w:t>
+      </w:r>
+      <w:r>
+        <w:rPr>
+          <w:rStyle w:val="StringTok"/>
+        </w:rPr>
+        <w:t xml:space="preserve">'REVIEW-DEPTH'</w:t>
       </w:r>
       <w:r>
         <w:rPr>
@@ -2011,8 +2135,8 @@
         <w:t xml:space="preserve">above, and keep your edits honest about which controls you have actually built.</w:t>
       </w:r>
     </w:p>
-    <w:bookmarkEnd w:id="32"/>
-    <w:bookmarkStart w:id="33" w:name="the-order-to-read-them-in"/>
+    <w:bookmarkEnd w:id="35"/>
+    <w:bookmarkStart w:id="36" w:name="the-order-to-read-them-in"/>
     <w:p>
       <w:pPr>
         <w:pStyle w:val="Heading2"/>
@@ -2055,7 +2179,44 @@
         <w:t xml:space="preserve"> </w:t>
       </w:r>
       <w:r>
-        <w:t xml:space="preserve">other three applies to any given change.</w:t>
+        <w:t xml:space="preserve">rest applies to any given change.</w:t>
+      </w:r>
+    </w:p>
+    <w:p>
+      <w:pPr>
+        <w:pStyle w:val="Compact"/>
+        <w:numPr>
+          <w:ilvl w:val="0"/>
+          <w:numId w:val="1005"/>
+        </w:numPr>
+      </w:pPr>
+      <w:hyperlink r:id="rId18">
+        <w:r>
+          <w:rPr>
+            <w:rStyle w:val="Hyperlink"/>
+            <w:b/>
+            <w:bCs/>
+          </w:rPr>
+          <w:t xml:space="preserve">Review depth</w:t>
+        </w:r>
+      </w:hyperlink>
+      <w:r>
+        <w:t xml:space="preserve"> </w:t>
+      </w:r>
+      <w:r>
+        <w:t xml:space="preserve">second, and early on purpose. It answers the question a</w:t>
+      </w:r>
+      <w:r>
+        <w:t xml:space="preserve"> </w:t>
+      </w:r>
+      <w:r>
+        <w:t xml:space="preserve">manager asks before any of this gets funded -- how much of the code a human still has to read --</w:t>
+      </w:r>
+      <w:r>
+        <w:t xml:space="preserve"> </w:t>
+      </w:r>
+      <w:r>
+        <w:t xml:space="preserve">and it is the shortest of them.</w:t>
       </w:r>
     </w:p>
     <w:p>
@@ -2086,7 +2247,7 @@
         <w:t xml:space="preserve"> </w:t>
       </w:r>
       <w:r>
-        <w:t xml:space="preserve">the four, and you probably already have half of them; it is the one most likely to be adopted</w:t>
+        <w:t xml:space="preserve">the set, and you probably already have half of them; it is the one most likely to be adopted</w:t>
       </w:r>
       <w:r>
         <w:t xml:space="preserve"> </w:t>
@@ -2103,7 +2264,7 @@
           <w:numId w:val="1005"/>
         </w:numPr>
       </w:pPr>
-      <w:hyperlink r:id="rId18">
+      <w:hyperlink r:id="rId21">
         <w:r>
           <w:rPr>
             <w:rStyle w:val="Hyperlink"/>
@@ -2117,7 +2278,7 @@
         <w:t xml:space="preserve"> </w:t>
       </w:r>
       <w:r>
-        <w:t xml:space="preserve">third. It assumes you have somewhere to put a blocking check,</w:t>
+        <w:t xml:space="preserve">fourth. It assumes you have somewhere to put a blocking check,</w:t>
       </w:r>
       <w:r>
         <w:t xml:space="preserve"> </w:t>
@@ -2134,7 +2295,7 @@
           <w:numId w:val="1005"/>
         </w:numPr>
       </w:pPr>
-      <w:hyperlink r:id="rId21">
+      <w:hyperlink r:id="rId24">
         <w:r>
           <w:rPr>
             <w:rStyle w:val="Hyperlink"/>
@@ -2171,8 +2332,8 @@
         <w:t xml:space="preserve">tells you whether the rest applies to you, and it is deliberately placed before the rules.</w:t>
       </w:r>
     </w:p>
-    <w:bookmarkEnd w:id="33"/>
-    <w:bookmarkStart w:id="34" w:name="Xcb356c1caa9fbeda96ee2c63dcee98915ebf571"/>
+    <w:bookmarkEnd w:id="36"/>
+    <w:bookmarkStart w:id="37" w:name="Xcb356c1caa9fbeda96ee2c63dcee98915ebf571"/>
     <w:p>
       <w:pPr>
         <w:pStyle w:val="Heading2"/>
@@ -2383,8 +2544,8 @@
         <w:t xml:space="preserve">, so the set is not a complete account of the practice it came from.</w:t>
       </w:r>
     </w:p>
-    <w:bookmarkEnd w:id="34"/>
-    <w:bookmarkStart w:id="38" w:name="what-is-already-elsewhere-on-this-site"/>
+    <w:bookmarkEnd w:id="37"/>
+    <w:bookmarkStart w:id="41" w:name="what-is-already-elsewhere-on-this-site"/>
     <w:p>
       <w:pPr>
         <w:pStyle w:val="Heading2"/>
@@ -2398,7 +2559,7 @@
         <w:pStyle w:val="FirstParagraph"/>
       </w:pPr>
       <w:r>
-        <w:t xml:space="preserve">The four documents link out rather than restate, and so should you when you adapt them. In</w:t>
+        <w:t xml:space="preserve">These documents link out rather than restate, and so should you when you adapt them. In</w:t>
       </w:r>
       <w:r>
         <w:t xml:space="preserve"> </w:t>
@@ -2415,7 +2576,7 @@
           <w:numId w:val="1007"/>
         </w:numPr>
       </w:pPr>
-      <w:hyperlink r:id="rId29">
+      <w:hyperlink r:id="rId32">
         <w:r>
           <w:rPr>
             <w:rStyle w:val="Hyperlink"/>
@@ -2450,7 +2611,7 @@
           <w:numId w:val="1007"/>
         </w:numPr>
       </w:pPr>
-      <w:hyperlink r:id="rId35">
+      <w:hyperlink r:id="rId38">
         <w:r>
           <w:rPr>
             <w:rStyle w:val="Hyperlink"/>
@@ -2479,7 +2640,7 @@
           <w:numId w:val="1007"/>
         </w:numPr>
       </w:pPr>
-      <w:hyperlink r:id="rId36">
+      <w:hyperlink r:id="rId39">
         <w:r>
           <w:rPr>
             <w:rStyle w:val="Hyperlink"/>
@@ -2514,7 +2675,7 @@
           <w:numId w:val="1007"/>
         </w:numPr>
       </w:pPr>
-      <w:hyperlink r:id="rId37">
+      <w:hyperlink r:id="rId40">
         <w:r>
           <w:rPr>
             <w:rStyle w:val="Hyperlink"/>
@@ -2535,8 +2696,8 @@
         <w:t xml:space="preserve">guardrail and proving it can see what it claims to.</w:t>
       </w:r>
     </w:p>
-    <w:bookmarkEnd w:id="38"/>
-    <w:bookmarkEnd w:id="39"/>
+    <w:bookmarkEnd w:id="41"/>
+    <w:bookmarkEnd w:id="42"/>
     <w:sectPr>
       <w:footnotePr>
         <w:numRestart w:val="eachSect"/>

--- a/docs/standards/word/OVERVIEW.docx
+++ b/docs/standards/word/OVERVIEW.docx
@@ -90,7 +90,7 @@
         </w:numPr>
       </w:pPr>
       <w:r>
-        <w:t xml:space="preserve">how to govern the assistant writing much of it</w:t>
+        <w:t xml:space="preserve">how to govern Claude Code, or another AI-assisted coding tool when it writes much of it</w:t>
       </w:r>
     </w:p>
     <w:p>
@@ -800,7 +800,7 @@
         <w:t xml:space="preserve"> </w:t>
       </w:r>
       <w:r>
-        <w:t xml:space="preserve">same plain text is exactly what an agent reads best. It also drops into a repository and diffs</w:t>
+        <w:t xml:space="preserve">same plain text is exactly what a coding tool reads best. It also drops into a repository and diffs</w:t>
       </w:r>
       <w:r>
         <w:t xml:space="preserve"> </w:t>
@@ -812,7 +812,7 @@
         <w:t xml:space="preserve"> </w:t>
       </w:r>
       <w:r>
-        <w:t xml:space="preserve">the reverse: comfortable to read, easy to circulate and mark up, and of no use to an agent. The Word</w:t>
+        <w:t xml:space="preserve">the reverse: comfortable to read, easy to circulate and mark up, and of no use to a coding tool. The Word</w:t>
       </w:r>
       <w:r>
         <w:t xml:space="preserve"> </w:t>
@@ -830,7 +830,7 @@
           <w:b/>
           <w:bCs/>
         </w:rPr>
-        <w:t xml:space="preserve">Hand the standards to an agent.</w:t>
+        <w:t xml:space="preserve">Hand the standards to Claude Code, or another AI-assisted coding tool.</w:t>
       </w:r>
       <w:r>
         <w:t xml:space="preserve"> </w:t>
@@ -848,7 +848,7 @@
         </w:numPr>
       </w:pPr>
       <w:r>
-        <w:t xml:space="preserve">Give Claude Code, or another agent, the markdown.</w:t>
+        <w:t xml:space="preserve">Give it the markdown.</w:t>
       </w:r>
     </w:p>
     <w:p>

--- a/docs/standards/word/OVERVIEW.docx
+++ b/docs/standards/word/OVERVIEW.docx
@@ -452,13 +452,13 @@
                 <w:b/>
                 <w:bCs/>
               </w:rPr>
-              <w:t xml:space="preserve">Review depth</w:t>
+              <w:t xml:space="preserve">Human review of code</w:t>
             </w:r>
             <w:r>
               <w:t xml:space="preserve"> </w:t>
             </w:r>
             <w:r>
-              <w:t xml:space="preserve">-- how much a human must read</w:t>
+              <w:t xml:space="preserve">-- how much of it a human must read</w:t>
             </w:r>
           </w:p>
         </w:tc>
@@ -1487,7 +1487,7 @@
                 <w:rPr>
                   <w:rStyle w:val="Hyperlink"/>
                 </w:rPr>
-                <w:t xml:space="preserve">Review depth</w:t>
+                <w:t xml:space="preserve">Human review of code</w:t>
               </w:r>
             </w:hyperlink>
           </w:p>
@@ -2197,7 +2197,7 @@
             <w:b/>
             <w:bCs/>
           </w:rPr>
-          <w:t xml:space="preserve">Review depth</w:t>
+          <w:t xml:space="preserve">Human review of code</w:t>
         </w:r>
       </w:hyperlink>
       <w:r>

--- a/docs/standards/word/OVERVIEW.docx
+++ b/docs/standards/word/OVERVIEW.docx
@@ -1137,7 +1137,7 @@
         <w:t xml:space="preserve"> </w:t>
       </w:r>
       <w:r>
-        <w:t xml:space="preserve">obligation as a change to an authorisation path, and so the cheap answer errs strict rather than</w:t>
+        <w:t xml:space="preserve">obligation as a change to an authorization path, and so the cheap answer errs strict rather than</w:t>
       </w:r>
       <w:r>
         <w:t xml:space="preserve"> </w:t>
@@ -1441,7 +1441,7 @@
               <w:pStyle w:val="Compact"/>
             </w:pPr>
             <w:r>
-              <w:t xml:space="preserve">Five named process failure modes as an organising spine, a tier ladder that says how much rigor this particular change needs, the hard line between a control and a wish -- a gate is a deterministic check, and the model never certifies its own output -- and an adversarial verification pass written as a technique, including the cases where it is pure waste.</w:t>
+              <w:t xml:space="preserve">Five named process failure modes as an organizing spine, a tier ladder that says how much rigor this particular change needs, the hard line between a control and a wish -- a gate is a deterministic check, and the model never certifies its own output -- and an adversarial verification pass written as a technique, including the cases where it is pure waste.</w:t>
             </w:r>
           </w:p>
         </w:tc>
@@ -1528,7 +1528,7 @@
               <w:pStyle w:val="Compact"/>
             </w:pPr>
             <w:r>
-              <w:t xml:space="preserve">Rows that may decide a verdict separated from rows that may only start a conversation, the published evidence behind refusing to gate on a single number, a map from each way machine-written code goes wrong to the control that neutralises it, and review depth as a per-file decision so a large diff stays finite.</w:t>
+              <w:t xml:space="preserve">Rows that may decide a verdict separated from rows that may only start a conversation, the published evidence behind refusing to gate on a single number, a map from each way machine-written code goes wrong to the control that neutralizes it, and review depth as a per-file decision so a large diff stays finite.</w:t>
             </w:r>
           </w:p>
         </w:tc>
@@ -2514,7 +2514,7 @@
         <w:t xml:space="preserve"> </w:t>
       </w:r>
       <w:r>
-        <w:t xml:space="preserve">organisation operates".</w:t>
+        <w:t xml:space="preserve">organization operates".</w:t>
       </w:r>
       <w:r>
         <w:t xml:space="preserve"> </w:t>
@@ -2524,7 +2524,7 @@
           <w:b/>
           <w:bCs/>
         </w:rPr>
-        <w:t xml:space="preserve">Where a rule could not be generalised it was dropped rather than</w:t>
+        <w:t xml:space="preserve">Where a rule could not be generalized it was dropped rather than</w:t>
       </w:r>
       <w:r>
         <w:rPr>

--- a/docs/standards/word/OVERVIEW.docx
+++ b/docs/standards/word/OVERVIEW.docx
@@ -90,7 +90,7 @@
         </w:numPr>
       </w:pPr>
       <w:r>
-        <w:t xml:space="preserve">how to govern Claude Code, or another AI-assisted coding tool when it writes much of it</w:t>
+        <w:t xml:space="preserve">how to govern Claude Code, or another AI-assisted coding tool, when it writes much of it</w:t>
       </w:r>
     </w:p>
     <w:p>
@@ -127,13 +127,13 @@
         <w:t xml:space="preserve"> </w:t>
       </w:r>
       <w:r>
-        <w:t xml:space="preserve">for a security executive who has to decide whether any of</w:t>
-      </w:r>
-      <w:r>
-        <w:t xml:space="preserve"> </w:t>
-      </w:r>
-      <w:r>
-        <w:t xml:space="preserve">it is being done, rather than adopt it.</w:t>
+        <w:t xml:space="preserve">for a security executive. It answers a different</w:t>
+      </w:r>
+      <w:r>
+        <w:t xml:space="preserve"> </w:t>
+      </w:r>
+      <w:r>
+        <w:t xml:space="preserve">question: not how to adopt any of this, but how to tell whether your teams already do it.</w:t>
       </w:r>
     </w:p>
     <w:p>

--- a/docs/standards/word/OVERVIEW.docx
+++ b/docs/standards/word/OVERVIEW.docx
@@ -169,13 +169,13 @@
         <w:t xml:space="preserve">one of them is meant to be edited down to your setting before it is useful.</w:t>
       </w:r>
     </w:p>
-    <w:bookmarkStart w:id="30" w:name="download-every-file"/>
+    <w:bookmarkStart w:id="30" w:name="the-files"/>
     <w:p>
       <w:pPr>
         <w:pStyle w:val="Heading2"/>
       </w:pPr>
       <w:r>
-        <w:t xml:space="preserve">Download every file</w:t>
+        <w:t xml:space="preserve">The files</w:t>
       </w:r>
     </w:p>
     <w:tbl>
@@ -754,7 +754,7 @@
         <w:pStyle w:val="BodyText"/>
       </w:pPr>
       <w:r>
-        <w:t xml:space="preserve">Rows are in</w:t>
+        <w:t xml:space="preserve">Rows are in the</w:t>
       </w:r>
       <w:r>
         <w:t xml:space="preserve"> </w:t>
@@ -764,7 +764,7 @@
           <w:rPr>
             <w:rStyle w:val="Hyperlink"/>
           </w:rPr>
-          <w:t xml:space="preserve">the order worth reading them in</w:t>
+          <w:t xml:space="preserve">recommended reading order</w:t>
         </w:r>
       </w:hyperlink>
       <w:r>
@@ -780,7 +780,7 @@
           <w:b/>
           <w:bCs/>
         </w:rPr>
-        <w:t xml:space="preserve">Markdown to use them. Word to circulate them.</w:t>
+        <w:t xml:space="preserve">Markdown is best for sharing with AI. Word is best for sharing with humans.</w:t>
       </w:r>
     </w:p>
     <w:p>
@@ -1583,12 +1583,12 @@
       <w:r>
         <w:t xml:space="preserve"> </w:t>
       </w:r>
-      <w:hyperlink w:anchor="download-every-file">
+      <w:hyperlink w:anchor="the-files">
         <w:r>
           <w:rPr>
             <w:rStyle w:val="Hyperlink"/>
           </w:rPr>
-          <w:t xml:space="preserve">Download every file</w:t>
+          <w:t xml:space="preserve">The files</w:t>
         </w:r>
       </w:hyperlink>
       <w:r>

--- a/docs/standards/word/OVERVIEW.docx
+++ b/docs/standards/word/OVERVIEW.docx
@@ -705,7 +705,61 @@
               <w:pStyle w:val="Compact"/>
             </w:pPr>
             <w:r>
-              <w:t xml:space="preserve">A working agreement that adopts them</w:t>
+              <w:rPr>
+                <w:b/>
+                <w:bCs/>
+              </w:rPr>
+              <w:t xml:space="preserve">A</w:t>
+            </w:r>
+            <w:r>
+              <w:rPr>
+                <w:b/>
+                <w:bCs/>
+              </w:rPr>
+              <w:t xml:space="preserve"> </w:t>
+            </w:r>
+            <w:r>
+              <w:rPr>
+                <w:rStyle w:val="VerbatimChar"/>
+                <w:b/>
+                <w:bCs/>
+              </w:rPr>
+              <w:t xml:space="preserve">CLAUDE.md</w:t>
+            </w:r>
+            <w:r>
+              <w:rPr>
+                <w:b/>
+                <w:bCs/>
+              </w:rPr>
+              <w:t xml:space="preserve"> </w:t>
+            </w:r>
+            <w:r>
+              <w:rPr>
+                <w:b/>
+                <w:bCs/>
+              </w:rPr>
+              <w:t xml:space="preserve">template</w:t>
+            </w:r>
+            <w:r>
+              <w:t xml:space="preserve"> </w:t>
+            </w:r>
+            <w:r>
+              <w:t xml:space="preserve">--</w:t>
+            </w:r>
+            <w:r>
+              <w:t xml:space="preserve"> </w:t>
+            </w:r>
+            <w:r>
+              <w:rPr>
+                <w:rStyle w:val="VerbatimChar"/>
+              </w:rPr>
+              <w:t xml:space="preserve">CLAUDE.md</w:t>
+            </w:r>
+            <w:r>
+              <w:t xml:space="preserve"> </w:t>
+            </w:r>
+            <w:r>
+              <w:t xml:space="preserve">is the file Claude Code reads at the start of every session, so it is where a project's standing rules live. This one is a starting point.</w:t>
             </w:r>
           </w:p>
         </w:tc>
@@ -934,7 +988,28 @@
         <w:t xml:space="preserve"> </w:t>
       </w:r>
       <w:r>
-        <w:t xml:space="preserve">The</w:t>
+        <w:t xml:space="preserve">Claude Code reads a file called</w:t>
+      </w:r>
+      <w:r>
+        <w:t xml:space="preserve"> </w:t>
+      </w:r>
+      <w:r>
+        <w:rPr>
+          <w:rStyle w:val="VerbatimChar"/>
+        </w:rPr>
+        <w:t xml:space="preserve">CLAUDE.md</w:t>
+      </w:r>
+      <w:r>
+        <w:t xml:space="preserve"> </w:t>
+      </w:r>
+      <w:r>
+        <w:t xml:space="preserve">at the</w:t>
+      </w:r>
+      <w:r>
+        <w:t xml:space="preserve"> </w:t>
+      </w:r>
+      <w:r>
+        <w:t xml:space="preserve">start of every session, which makes it the place a project keeps its standing rules. The</w:t>
       </w:r>
       <w:r>
         <w:t xml:space="preserve"> </w:t>
@@ -944,20 +1019,26 @@
           <w:rPr>
             <w:rStyle w:val="Hyperlink"/>
           </w:rPr>
-          <w:t xml:space="preserve">working agreement template</w:t>
+          <w:t xml:space="preserve">template above</w:t>
         </w:r>
       </w:hyperlink>
       <w:r>
         <w:t xml:space="preserve"> </w:t>
       </w:r>
       <w:r>
-        <w:t xml:space="preserve">carries a table for exactly that: which of these controls exist here, and when each was last proven</w:t>
-      </w:r>
-      <w:r>
-        <w:t xml:space="preserve"> </w:t>
-      </w:r>
-      <w:r>
-        <w:t xml:space="preserve">able to fail. A standard that no working agreement references is a document, not a practice.</w:t>
+        <w:t xml:space="preserve">carries a table for</w:t>
+      </w:r>
+      <w:r>
+        <w:t xml:space="preserve"> </w:t>
+      </w:r>
+      <w:r>
+        <w:t xml:space="preserve">exactly that: which of these controls exist here, and when each was last proven able to fail. A</w:t>
+      </w:r>
+      <w:r>
+        <w:t xml:space="preserve"> </w:t>
+      </w:r>
+      <w:r>
+        <w:t xml:space="preserve">standard that no such file references is a document, not a practice.</w:t>
       </w:r>
     </w:p>
     <w:p>

--- a/docs/standards/word/OVERVIEW.docx
+++ b/docs/standards/word/OVERVIEW.docx
@@ -953,7 +953,7 @@
         <w:t xml:space="preserve"> </w:t>
       </w:r>
       <w:r>
-        <w:t xml:space="preserve">about your code.</w:t>
+        <w:t xml:space="preserve">about your code. Two files are the exception, written for humans to read:</w:t>
       </w:r>
       <w:r>
         <w:t xml:space="preserve"> </w:t>
@@ -963,14 +963,40 @@
           <w:rPr>
             <w:rStyle w:val="Hyperlink"/>
           </w:rPr>
-          <w:t xml:space="preserve">The CISO summary</w:t>
+          <w:t xml:space="preserve">the CISO</w:t>
+        </w:r>
+        <w:r>
+          <w:rPr>
+            <w:rStyle w:val="Hyperlink"/>
+          </w:rPr>
+          <w:t xml:space="preserve"> </w:t>
+        </w:r>
+        <w:r>
+          <w:rPr>
+            <w:rStyle w:val="Hyperlink"/>
+          </w:rPr>
+          <w:t xml:space="preserve">summary</w:t>
         </w:r>
       </w:hyperlink>
       <w:r>
         <w:t xml:space="preserve"> </w:t>
       </w:r>
       <w:r>
-        <w:t xml:space="preserve">is the exception. It is written to be read.</w:t>
+        <w:t xml:space="preserve">and</w:t>
+      </w:r>
+      <w:r>
+        <w:t xml:space="preserve"> </w:t>
+      </w:r>
+      <w:hyperlink r:id="rId18">
+        <w:r>
+          <w:rPr>
+            <w:rStyle w:val="Hyperlink"/>
+          </w:rPr>
+          <w:t xml:space="preserve">Human review of code</w:t>
+        </w:r>
+      </w:hyperlink>
+      <w:r>
+        <w:t xml:space="preserve">.</w:t>
       </w:r>
     </w:p>
     <w:p>

--- a/docs/standards/word/OVERVIEW.docx
+++ b/docs/standards/word/OVERVIEW.docx
@@ -28,7 +28,7 @@
         </w:p>
       </w:sdtContent>
     </w:sdt>
-    <w:bookmarkStart w:id="42" w:name="standards-you-can-start-from"/>
+    <w:bookmarkStart w:id="44" w:name="standards-you-can-start-from"/>
     <w:p>
       <w:pPr>
         <w:pStyle w:val="Heading1"/>
@@ -169,7 +169,7 @@
         <w:t xml:space="preserve">one of them is meant to be edited down to your setting before it is useful.</w:t>
       </w:r>
     </w:p>
-    <w:bookmarkStart w:id="30" w:name="the-files"/>
+    <w:bookmarkStart w:id="33" w:name="the-files"/>
     <w:p>
       <w:pPr>
         <w:pStyle w:val="Heading2"/>
@@ -649,19 +649,18 @@
               <w:pStyle w:val="Compact"/>
             </w:pPr>
             <w:r>
-              <w:t xml:space="preserve">This overview</w:t>
+              <w:rPr>
+                <w:b/>
+                <w:bCs/>
+              </w:rPr>
+              <w:t xml:space="preserve">Security standard assessment</w:t>
             </w:r>
-          </w:p>
-        </w:tc>
-        <w:tc>
-          <w:tcPr/>
-          <w:p>
-            <w:pPr>
-              <w:pStyle w:val="Compact"/>
-            </w:pPr>
             <w:r>
-              <w:t xml:space="preserve">--</w:t>
+              <w:t xml:space="preserve"> </w:t>
             </w:r>
+            <w:r>
+              <w:t xml:space="preserve">-- running one against a large standard</w:t>
+            </w:r>
           </w:p>
         </w:tc>
         <w:tc>
@@ -671,6 +670,22 @@
               <w:pStyle w:val="Compact"/>
             </w:pPr>
             <w:hyperlink r:id="rId27">
+              <w:r>
+                <w:rPr>
+                  <w:rStyle w:val="Hyperlink"/>
+                </w:rPr>
+                <w:t xml:space="preserve">page</w:t>
+              </w:r>
+            </w:hyperlink>
+          </w:p>
+        </w:tc>
+        <w:tc>
+          <w:tcPr/>
+          <w:p>
+            <w:pPr>
+              <w:pStyle w:val="Compact"/>
+            </w:pPr>
+            <w:hyperlink r:id="rId28">
               <w:r>
                 <w:rPr>
                   <w:rStyle w:val="Hyperlink"/>
@@ -686,7 +701,63 @@
             <w:pPr>
               <w:pStyle w:val="Compact"/>
             </w:pPr>
-            <w:hyperlink r:id="rId28">
+            <w:hyperlink r:id="rId29">
+              <w:r>
+                <w:rPr>
+                  <w:rStyle w:val="Hyperlink"/>
+                </w:rPr>
+                <w:t xml:space="preserve">.docx</w:t>
+              </w:r>
+            </w:hyperlink>
+          </w:p>
+        </w:tc>
+      </w:tr>
+      <w:tr>
+        <w:tc>
+          <w:tcPr/>
+          <w:p>
+            <w:pPr>
+              <w:pStyle w:val="Compact"/>
+            </w:pPr>
+            <w:r>
+              <w:t xml:space="preserve">This overview</w:t>
+            </w:r>
+          </w:p>
+        </w:tc>
+        <w:tc>
+          <w:tcPr/>
+          <w:p>
+            <w:pPr>
+              <w:pStyle w:val="Compact"/>
+            </w:pPr>
+            <w:r>
+              <w:t xml:space="preserve">--</w:t>
+            </w:r>
+          </w:p>
+        </w:tc>
+        <w:tc>
+          <w:tcPr/>
+          <w:p>
+            <w:pPr>
+              <w:pStyle w:val="Compact"/>
+            </w:pPr>
+            <w:hyperlink r:id="rId30">
+              <w:r>
+                <w:rPr>
+                  <w:rStyle w:val="Hyperlink"/>
+                </w:rPr>
+                <w:t xml:space="preserve">.md</w:t>
+              </w:r>
+            </w:hyperlink>
+          </w:p>
+        </w:tc>
+        <w:tc>
+          <w:tcPr/>
+          <w:p>
+            <w:pPr>
+              <w:pStyle w:val="Compact"/>
+            </w:pPr>
+            <w:hyperlink r:id="rId31">
               <w:r>
                 <w:rPr>
                   <w:rStyle w:val="Hyperlink"/>
@@ -780,7 +851,7 @@
             <w:pPr>
               <w:pStyle w:val="Compact"/>
             </w:pPr>
-            <w:hyperlink r:id="rId29">
+            <w:hyperlink r:id="rId32">
               <w:r>
                 <w:rPr>
                   <w:rStyle w:val="Hyperlink"/>
@@ -1040,7 +1111,7 @@
       <w:r>
         <w:t xml:space="preserve"> </w:t>
       </w:r>
-      <w:hyperlink r:id="rId29">
+      <w:hyperlink r:id="rId32">
         <w:r>
           <w:rPr>
             <w:rStyle w:val="Hyperlink"/>
@@ -1085,8 +1156,8 @@
         <w:t xml:space="preserve">-- adapt them, publish the result, drop the attribution.</w:t>
       </w:r>
     </w:p>
-    <w:bookmarkEnd w:id="30"/>
-    <w:bookmarkStart w:id="31" w:name="what-you-get"/>
+    <w:bookmarkEnd w:id="33"/>
+    <w:bookmarkStart w:id="34" w:name="what-you-get"/>
     <w:p>
       <w:pPr>
         <w:pStyle w:val="Heading2"/>
@@ -1315,8 +1386,8 @@
         <w:t xml:space="preserve">numbers to stop repeating, including several that circulate widely and did not survive the filter.</w:t>
       </w:r>
     </w:p>
-    <w:bookmarkEnd w:id="31"/>
-    <w:bookmarkStart w:id="33" w:name="what-these-are-not"/>
+    <w:bookmarkEnd w:id="34"/>
+    <w:bookmarkStart w:id="36" w:name="what-these-are-not"/>
     <w:p>
       <w:pPr>
         <w:pStyle w:val="Heading2"/>
@@ -1389,7 +1460,7 @@
       <w:r>
         <w:t xml:space="preserve"> </w:t>
       </w:r>
-      <w:hyperlink r:id="rId32">
+      <w:hyperlink r:id="rId35">
         <w:r>
           <w:rPr>
             <w:rStyle w:val="Hyperlink"/>
@@ -1463,8 +1534,8 @@
         <w:t xml:space="preserve">document says where it bears on a rule.</w:t>
       </w:r>
     </w:p>
-    <w:bookmarkEnd w:id="33"/>
-    <w:bookmarkStart w:id="34" w:name="what-each-one-buys-you"/>
+    <w:bookmarkEnd w:id="36"/>
+    <w:bookmarkStart w:id="37" w:name="what-each-one-buys-you"/>
     <w:p>
       <w:pPr>
         <w:pStyle w:val="Heading2"/>
@@ -1618,6 +1689,35 @@
             <w:pPr>
               <w:pStyle w:val="Compact"/>
             </w:pPr>
+            <w:hyperlink r:id="rId27">
+              <w:r>
+                <w:rPr>
+                  <w:rStyle w:val="Hyperlink"/>
+                </w:rPr>
+                <w:t xml:space="preserve">Security standard assessment</w:t>
+              </w:r>
+            </w:hyperlink>
+          </w:p>
+        </w:tc>
+        <w:tc>
+          <w:tcPr/>
+          <w:p>
+            <w:pPr>
+              <w:pStyle w:val="Compact"/>
+            </w:pPr>
+            <w:r>
+              <w:t xml:space="preserve">A method for assessing a codebase against a standard with several hundred requirements: verdict vocabularies that mean the same thing to two reviewers, evidence anchors a machine can re-check, pinning the standard's corpus so it cannot shift underneath you, and how to read a movement in a score.</w:t>
+            </w:r>
+          </w:p>
+        </w:tc>
+      </w:tr>
+      <w:tr>
+        <w:tc>
+          <w:tcPr/>
+          <w:p>
+            <w:pPr>
+              <w:pStyle w:val="Compact"/>
+            </w:pPr>
             <w:hyperlink r:id="rId21">
               <w:r>
                 <w:rPr>
@@ -1670,8 +1770,8 @@
         </w:tc>
       </w:tr>
     </w:tbl>
-    <w:bookmarkEnd w:id="34"/>
-    <w:bookmarkStart w:id="35" w:name="fetch-the-whole-set-in-one-command"/>
+    <w:bookmarkEnd w:id="37"/>
+    <w:bookmarkStart w:id="38" w:name="fetch-the-whole-set-in-one-command"/>
     <w:p>
       <w:pPr>
         <w:pStyle w:val="Heading2"/>
@@ -2242,8 +2342,8 @@
         <w:t xml:space="preserve">above, and keep your edits honest about which controls you have actually built.</w:t>
       </w:r>
     </w:p>
-    <w:bookmarkEnd w:id="35"/>
-    <w:bookmarkStart w:id="36" w:name="the-order-to-read-them-in"/>
+    <w:bookmarkEnd w:id="38"/>
+    <w:bookmarkStart w:id="39" w:name="the-order-to-read-them-in"/>
     <w:p>
       <w:pPr>
         <w:pStyle w:val="Heading2"/>
@@ -2439,8 +2539,8 @@
         <w:t xml:space="preserve">tells you whether the rest applies to you, and it is deliberately placed before the rules.</w:t>
       </w:r>
     </w:p>
-    <w:bookmarkEnd w:id="36"/>
-    <w:bookmarkStart w:id="37" w:name="Xcb356c1caa9fbeda96ee2c63dcee98915ebf571"/>
+    <w:bookmarkEnd w:id="39"/>
+    <w:bookmarkStart w:id="40" w:name="Xcb356c1caa9fbeda96ee2c63dcee98915ebf571"/>
     <w:p>
       <w:pPr>
         <w:pStyle w:val="Heading2"/>
@@ -2651,8 +2751,8 @@
         <w:t xml:space="preserve">, so the set is not a complete account of the practice it came from.</w:t>
       </w:r>
     </w:p>
-    <w:bookmarkEnd w:id="37"/>
-    <w:bookmarkStart w:id="41" w:name="what-is-already-elsewhere-on-this-site"/>
+    <w:bookmarkEnd w:id="40"/>
+    <w:bookmarkStart w:id="43" w:name="what-is-already-elsewhere-on-this-site"/>
     <w:p>
       <w:pPr>
         <w:pStyle w:val="Heading2"/>
@@ -2683,7 +2783,7 @@
           <w:numId w:val="1007"/>
         </w:numPr>
       </w:pPr>
-      <w:hyperlink r:id="rId32">
+      <w:hyperlink r:id="rId35">
         <w:r>
           <w:rPr>
             <w:rStyle w:val="Hyperlink"/>
@@ -2718,7 +2818,7 @@
           <w:numId w:val="1007"/>
         </w:numPr>
       </w:pPr>
-      <w:hyperlink r:id="rId38">
+      <w:hyperlink r:id="rId41">
         <w:r>
           <w:rPr>
             <w:rStyle w:val="Hyperlink"/>
@@ -2747,7 +2847,7 @@
           <w:numId w:val="1007"/>
         </w:numPr>
       </w:pPr>
-      <w:hyperlink r:id="rId39">
+      <w:hyperlink r:id="rId27">
         <w:r>
           <w:rPr>
             <w:rStyle w:val="Hyperlink"/>
@@ -2782,7 +2882,7 @@
           <w:numId w:val="1007"/>
         </w:numPr>
       </w:pPr>
-      <w:hyperlink r:id="rId40">
+      <w:hyperlink r:id="rId42">
         <w:r>
           <w:rPr>
             <w:rStyle w:val="Hyperlink"/>
@@ -2803,8 +2903,8 @@
         <w:t xml:space="preserve">guardrail and proving it can see what it claims to.</w:t>
       </w:r>
     </w:p>
-    <w:bookmarkEnd w:id="41"/>
-    <w:bookmarkEnd w:id="42"/>
+    <w:bookmarkEnd w:id="43"/>
+    <w:bookmarkEnd w:id="44"/>
     <w:sectPr>
       <w:footnotePr>
         <w:numRestart w:val="eachSect"/>

--- a/docs/standards/word/OVERVIEW.docx
+++ b/docs/standards/word/OVERVIEW.docx
@@ -955,13 +955,33 @@
           <w:b/>
           <w:bCs/>
         </w:rPr>
-        <w:t xml:space="preserve">Hand the standards to Claude Code, or another AI-assisted coding tool.</w:t>
-      </w:r>
-      <w:r>
-        <w:t xml:space="preserve"> </w:t>
-      </w:r>
-      <w:r>
-        <w:t xml:space="preserve">They are a base to apply, not prose to read through.</w:t>
+        <w:t xml:space="preserve">Some of these are dense. Claude Code can make them easier to get through.</w:t>
+      </w:r>
+    </w:p>
+    <w:p>
+      <w:pPr>
+        <w:pStyle w:val="BodyText"/>
+      </w:pPr>
+      <w:r>
+        <w:t xml:space="preserve">You will read these documents -- they become your rules once you adopt them. But several run long</w:t>
+      </w:r>
+      <w:r>
+        <w:t xml:space="preserve"> </w:t>
+      </w:r>
+      <w:r>
+        <w:t xml:space="preserve">and technical, and starting at the top of one is a slow way to find out whether it even applies to</w:t>
+      </w:r>
+      <w:r>
+        <w:t xml:space="preserve"> </w:t>
+      </w:r>
+      <w:r>
+        <w:t xml:space="preserve">you. Give Claude Code, or another AI-assisted coding tool, the markdown, and use it to close that</w:t>
+      </w:r>
+      <w:r>
+        <w:t xml:space="preserve"> </w:t>
+      </w:r>
+      <w:r>
+        <w:t xml:space="preserve">gap:</w:t>
       </w:r>
     </w:p>
     <w:p>
@@ -973,7 +993,14 @@
         </w:numPr>
       </w:pPr>
       <w:r>
-        <w:t xml:space="preserve">Give it the markdown.</w:t>
+        <w:rPr>
+          <w:b/>
+          <w:bCs/>
+        </w:rPr>
+        <w:t xml:space="preserve">Ask for a summary against your repository</w:t>
+      </w:r>
+      <w:r>
+        <w:t xml:space="preserve">, rather than a summary in general.</w:t>
       </w:r>
     </w:p>
     <w:p>
@@ -985,20 +1012,17 @@
         </w:numPr>
       </w:pPr>
       <w:r>
-        <w:t xml:space="preserve">Ask it to</w:t>
-      </w:r>
-      <w:r>
-        <w:t xml:space="preserve"> </w:t>
-      </w:r>
-      <w:r>
         <w:rPr>
           <w:b/>
           <w:bCs/>
         </w:rPr>
-        <w:t xml:space="preserve">summarize the document against your repository</w:t>
-      </w:r>
-      <w:r>
-        <w:t xml:space="preserve">.</w:t>
+        <w:t xml:space="preserve">Ask it to rewrite a section</w:t>
+      </w:r>
+      <w:r>
+        <w:t xml:space="preserve"> </w:t>
+      </w:r>
+      <w:r>
+        <w:t xml:space="preserve">-- shorter, plainer, or aimed at the people you need to convince.</w:t>
       </w:r>
     </w:p>
     <w:p>
@@ -1010,7 +1034,23 @@
         </w:numPr>
       </w:pPr>
       <w:r>
-        <w:t xml:space="preserve">Then ask questions. What already holds? What would have to change? What would each gap cost?</w:t>
+        <w:rPr>
+          <w:b/>
+          <w:bCs/>
+        </w:rPr>
+        <w:t xml:space="preserve">Then ask questions.</w:t>
+      </w:r>
+      <w:r>
+        <w:t xml:space="preserve"> </w:t>
+      </w:r>
+      <w:r>
+        <w:t xml:space="preserve">What already holds here? What would have to change? What would each gap</w:t>
+      </w:r>
+      <w:r>
+        <w:t xml:space="preserve"> </w:t>
+      </w:r>
+      <w:r>
+        <w:t xml:space="preserve">cost?</w:t>
       </w:r>
     </w:p>
     <w:p>
@@ -1018,13 +1058,13 @@
         <w:pStyle w:val="FirstParagraph"/>
       </w:pPr>
       <w:r>
-        <w:t xml:space="preserve">You learn more from those three answers than from reading the document end to end, because they are</w:t>
-      </w:r>
-      <w:r>
-        <w:t xml:space="preserve"> </w:t>
-      </w:r>
-      <w:r>
-        <w:t xml:space="preserve">about your code. Two files are the exception, written for humans to read:</w:t>
+        <w:t xml:space="preserve">Those answers are about your code, which is what makes them worth more than a careful read of a</w:t>
+      </w:r>
+      <w:r>
+        <w:t xml:space="preserve"> </w:t>
+      </w:r>
+      <w:r>
+        <w:t xml:space="preserve">document written about nobody's code in particular. Two of the files need none of this:</w:t>
       </w:r>
       <w:r>
         <w:t xml:space="preserve"> </w:t>
@@ -1067,7 +1107,16 @@
         </w:r>
       </w:hyperlink>
       <w:r>
-        <w:t xml:space="preserve">.</w:t>
+        <w:t xml:space="preserve"> </w:t>
+      </w:r>
+      <w:r>
+        <w:t xml:space="preserve">are short and written to be</w:t>
+      </w:r>
+      <w:r>
+        <w:t xml:space="preserve"> </w:t>
+      </w:r>
+      <w:r>
+        <w:t xml:space="preserve">read straight through.</w:t>
       </w:r>
     </w:p>
     <w:p>

--- a/docs/standards/word/OVERVIEW.docx
+++ b/docs/standards/word/OVERVIEW.docx
@@ -28,7 +28,7 @@
         </w:p>
       </w:sdtContent>
     </w:sdt>
-    <w:bookmarkStart w:id="44" w:name="standards-you-can-start-from"/>
+    <w:bookmarkStart w:id="43" w:name="standards-you-can-start-from"/>
     <w:p>
       <w:pPr>
         <w:pStyle w:val="Heading1"/>
@@ -1820,579 +1820,7 @@
       </w:tr>
     </w:tbl>
     <w:bookmarkEnd w:id="37"/>
-    <w:bookmarkStart w:id="38" w:name="fetch-the-whole-set-in-one-command"/>
-    <w:p>
-      <w:pPr>
-        <w:pStyle w:val="Heading2"/>
-      </w:pPr>
-      <w:r>
-        <w:t xml:space="preserve">Fetch the whole set in one command</w:t>
-      </w:r>
-    </w:p>
-    <w:p>
-      <w:pPr>
-        <w:pStyle w:val="FirstParagraph"/>
-      </w:pPr>
-      <w:r>
-        <w:t xml:space="preserve">Individual links are in</w:t>
-      </w:r>
-      <w:r>
-        <w:t xml:space="preserve"> </w:t>
-      </w:r>
-      <w:hyperlink w:anchor="the-files">
-        <w:r>
-          <w:rPr>
-            <w:rStyle w:val="Hyperlink"/>
-          </w:rPr>
-          <w:t xml:space="preserve">The files</w:t>
-        </w:r>
-      </w:hyperlink>
-      <w:r>
-        <w:t xml:space="preserve"> </w:t>
-      </w:r>
-      <w:r>
-        <w:t xml:space="preserve">at the top. This section is</w:t>
-      </w:r>
-      <w:r>
-        <w:t xml:space="preserve"> </w:t>
-      </w:r>
-      <w:r>
-        <w:t xml:space="preserve">only for pulling all of them at once, into a</w:t>
-      </w:r>
-      <w:r>
-        <w:t xml:space="preserve"> </w:t>
-      </w:r>
-      <w:r>
-        <w:rPr>
-          <w:rStyle w:val="VerbatimChar"/>
-        </w:rPr>
-        <w:t xml:space="preserve">standards/</w:t>
-      </w:r>
-      <w:r>
-        <w:t xml:space="preserve"> </w:t>
-      </w:r>
-      <w:r>
-        <w:t xml:space="preserve">directory below wherever you run it:</w:t>
-      </w:r>
-    </w:p>
-    <w:p>
-      <w:pPr>
-        <w:pStyle w:val="SourceCode"/>
-      </w:pPr>
-      <w:r>
-        <w:rPr>
-          <w:rStyle w:val="ControlFlowTok"/>
-        </w:rPr>
-        <w:t xml:space="preserve">for</w:t>
-      </w:r>
-      <w:r>
-        <w:rPr>
-          <w:rStyle w:val="NormalTok"/>
-        </w:rPr>
-        <w:t xml:space="preserve"> f </w:t>
-      </w:r>
-      <w:r>
-        <w:rPr>
-          <w:rStyle w:val="KeywordTok"/>
-        </w:rPr>
-        <w:t xml:space="preserve">in</w:t>
-      </w:r>
-      <w:r>
-        <w:rPr>
-          <w:rStyle w:val="NormalTok"/>
-        </w:rPr>
-        <w:t xml:space="preserve"> OVERVIEW CISO-SUMMARY REVIEW-DEPTH CODE-QUALITY SECURE-DEVELOPMENT AI-ASSISTED-DEVELOPMENT DEPENDENCY-INTEGRITY</w:t>
-      </w:r>
-      <w:r>
-        <w:rPr>
-          <w:rStyle w:val="KeywordTok"/>
-        </w:rPr>
-        <w:t xml:space="preserve">;</w:t>
-      </w:r>
-      <w:r>
-        <w:rPr>
-          <w:rStyle w:val="NormalTok"/>
-        </w:rPr>
-        <w:t xml:space="preserve"> </w:t>
-      </w:r>
-      <w:r>
-        <w:rPr>
-          <w:rStyle w:val="ControlFlowTok"/>
-        </w:rPr>
-        <w:t xml:space="preserve">do</w:t>
-      </w:r>
-      <w:r>
-        <w:br/>
-      </w:r>
-      <w:r>
-        <w:rPr>
-          <w:rStyle w:val="NormalTok"/>
-        </w:rPr>
-        <w:t xml:space="preserve">  </w:t>
-      </w:r>
-      <w:r>
-        <w:rPr>
-          <w:rStyle w:val="ExtensionTok"/>
-        </w:rPr>
-        <w:t xml:space="preserve">curl</w:t>
-      </w:r>
-      <w:r>
-        <w:rPr>
-          <w:rStyle w:val="NormalTok"/>
-        </w:rPr>
-        <w:t xml:space="preserve"> </w:t>
-      </w:r>
-      <w:r>
-        <w:rPr>
-          <w:rStyle w:val="AttributeTok"/>
-        </w:rPr>
-        <w:t xml:space="preserve">-fsSL</w:t>
-      </w:r>
-      <w:r>
-        <w:rPr>
-          <w:rStyle w:val="NormalTok"/>
-        </w:rPr>
-        <w:t xml:space="preserve"> </w:t>
-      </w:r>
-      <w:r>
-        <w:rPr>
-          <w:rStyle w:val="AttributeTok"/>
-        </w:rPr>
-        <w:t xml:space="preserve">--create-dirs</w:t>
-      </w:r>
-      <w:r>
-        <w:rPr>
-          <w:rStyle w:val="NormalTok"/>
-        </w:rPr>
-        <w:t xml:space="preserve"> </w:t>
-      </w:r>
-      <w:r>
-        <w:rPr>
-          <w:rStyle w:val="AttributeTok"/>
-        </w:rPr>
-        <w:t xml:space="preserve">-o</w:t>
-      </w:r>
-      <w:r>
-        <w:rPr>
-          <w:rStyle w:val="NormalTok"/>
-        </w:rPr>
-        <w:t xml:space="preserve"> </w:t>
-      </w:r>
-      <w:r>
-        <w:rPr>
-          <w:rStyle w:val="StringTok"/>
-        </w:rPr>
-        <w:t xml:space="preserve">"standards/</w:t>
-      </w:r>
-      <w:r>
-        <w:rPr>
-          <w:rStyle w:val="VariableTok"/>
-        </w:rPr>
-        <w:t xml:space="preserve">$f</w:t>
-      </w:r>
-      <w:r>
-        <w:rPr>
-          <w:rStyle w:val="StringTok"/>
-        </w:rPr>
-        <w:t xml:space="preserve">.md"</w:t>
-      </w:r>
-      <w:r>
-        <w:rPr>
-          <w:rStyle w:val="NormalTok"/>
-        </w:rPr>
-        <w:t xml:space="preserve"> </w:t>
-      </w:r>
-      <w:r>
-        <w:rPr>
-          <w:rStyle w:val="DataTypeTok"/>
-        </w:rPr>
-        <w:t xml:space="preserve">\</w:t>
-      </w:r>
-      <w:r>
-        <w:br/>
-      </w:r>
-      <w:r>
-        <w:rPr>
-          <w:rStyle w:val="NormalTok"/>
-        </w:rPr>
-        <w:t xml:space="preserve">    </w:t>
-      </w:r>
-      <w:r>
-        <w:rPr>
-          <w:rStyle w:val="StringTok"/>
-        </w:rPr>
-        <w:t xml:space="preserve">"https://raw.githubusercontent.com/wshallwshall/claude-multisession/main/docs/standards/</w:t>
-      </w:r>
-      <w:r>
-        <w:rPr>
-          <w:rStyle w:val="VariableTok"/>
-        </w:rPr>
-        <w:t xml:space="preserve">$f</w:t>
-      </w:r>
-      <w:r>
-        <w:rPr>
-          <w:rStyle w:val="StringTok"/>
-        </w:rPr>
-        <w:t xml:space="preserve">.md"</w:t>
-      </w:r>
-      <w:r>
-        <w:br/>
-      </w:r>
-      <w:r>
-        <w:rPr>
-          <w:rStyle w:val="ControlFlowTok"/>
-        </w:rPr>
-        <w:t xml:space="preserve">done</w:t>
-      </w:r>
-    </w:p>
-    <w:p>
-      <w:pPr>
-        <w:pStyle w:val="SourceCode"/>
-      </w:pPr>
-      <w:r>
-        <w:rPr>
-          <w:rStyle w:val="VariableTok"/>
-        </w:rPr>
-        <w:t xml:space="preserve">$base</w:t>
-      </w:r>
-      <w:r>
-        <w:rPr>
-          <w:rStyle w:val="NormalTok"/>
-        </w:rPr>
-        <w:t xml:space="preserve"> </w:t>
-      </w:r>
-      <w:r>
-        <w:rPr>
-          <w:rStyle w:val="OperatorTok"/>
-        </w:rPr>
-        <w:t xml:space="preserve">=</w:t>
-      </w:r>
-      <w:r>
-        <w:rPr>
-          <w:rStyle w:val="NormalTok"/>
-        </w:rPr>
-        <w:t xml:space="preserve"> </w:t>
-      </w:r>
-      <w:r>
-        <w:rPr>
-          <w:rStyle w:val="StringTok"/>
-        </w:rPr>
-        <w:t xml:space="preserve">'https://raw.githubusercontent.com/wshallwshall/claude-multisession/main/docs/standards'</w:t>
-      </w:r>
-      <w:r>
-        <w:br/>
-      </w:r>
-      <w:r>
-        <w:rPr>
-          <w:rStyle w:val="FunctionTok"/>
-        </w:rPr>
-        <w:t xml:space="preserve">New-Item</w:t>
-      </w:r>
-      <w:r>
-        <w:rPr>
-          <w:rStyle w:val="NormalTok"/>
-        </w:rPr>
-        <w:t xml:space="preserve"> </w:t>
-      </w:r>
-      <w:r>
-        <w:rPr>
-          <w:rStyle w:val="OperatorTok"/>
-        </w:rPr>
-        <w:t xml:space="preserve">-</w:t>
-      </w:r>
-      <w:r>
-        <w:rPr>
-          <w:rStyle w:val="NormalTok"/>
-        </w:rPr>
-        <w:t xml:space="preserve">ItemType Directory </w:t>
-      </w:r>
-      <w:r>
-        <w:rPr>
-          <w:rStyle w:val="OperatorTok"/>
-        </w:rPr>
-        <w:t xml:space="preserve">-</w:t>
-      </w:r>
-      <w:r>
-        <w:rPr>
-          <w:rStyle w:val="NormalTok"/>
-        </w:rPr>
-        <w:t xml:space="preserve">Force standards </w:t>
-      </w:r>
-      <w:r>
-        <w:rPr>
-          <w:rStyle w:val="OperatorTok"/>
-        </w:rPr>
-        <w:t xml:space="preserve">|</w:t>
-      </w:r>
-      <w:r>
-        <w:rPr>
-          <w:rStyle w:val="NormalTok"/>
-        </w:rPr>
-        <w:t xml:space="preserve"> </w:t>
-      </w:r>
-      <w:r>
-        <w:rPr>
-          <w:rStyle w:val="FunctionTok"/>
-        </w:rPr>
-        <w:t xml:space="preserve">Out-Null</w:t>
-      </w:r>
-      <w:r>
-        <w:br/>
-      </w:r>
-      <w:r>
-        <w:rPr>
-          <w:rStyle w:val="StringTok"/>
-        </w:rPr>
-        <w:t xml:space="preserve">'OVERVIEW'</w:t>
-      </w:r>
-      <w:r>
-        <w:rPr>
-          <w:rStyle w:val="OperatorTok"/>
-        </w:rPr>
-        <w:t xml:space="preserve">,</w:t>
-      </w:r>
-      <w:r>
-        <w:rPr>
-          <w:rStyle w:val="StringTok"/>
-        </w:rPr>
-        <w:t xml:space="preserve">'CISO-SUMMARY'</w:t>
-      </w:r>
-      <w:r>
-        <w:rPr>
-          <w:rStyle w:val="OperatorTok"/>
-        </w:rPr>
-        <w:t xml:space="preserve">,</w:t>
-      </w:r>
-      <w:r>
-        <w:rPr>
-          <w:rStyle w:val="StringTok"/>
-        </w:rPr>
-        <w:t xml:space="preserve">'REVIEW-DEPTH'</w:t>
-      </w:r>
-      <w:r>
-        <w:rPr>
-          <w:rStyle w:val="OperatorTok"/>
-        </w:rPr>
-        <w:t xml:space="preserve">,</w:t>
-      </w:r>
-      <w:r>
-        <w:rPr>
-          <w:rStyle w:val="StringTok"/>
-        </w:rPr>
-        <w:t xml:space="preserve">'CODE-QUALITY'</w:t>
-      </w:r>
-      <w:r>
-        <w:rPr>
-          <w:rStyle w:val="OperatorTok"/>
-        </w:rPr>
-        <w:t xml:space="preserve">,</w:t>
-      </w:r>
-      <w:r>
-        <w:rPr>
-          <w:rStyle w:val="StringTok"/>
-        </w:rPr>
-        <w:t xml:space="preserve">'SECURE-DEVELOPMENT'</w:t>
-      </w:r>
-      <w:r>
-        <w:rPr>
-          <w:rStyle w:val="OperatorTok"/>
-        </w:rPr>
-        <w:t xml:space="preserve">,</w:t>
-      </w:r>
-      <w:r>
-        <w:rPr>
-          <w:rStyle w:val="StringTok"/>
-        </w:rPr>
-        <w:t xml:space="preserve">'AI-ASSISTED-DEVELOPMENT'</w:t>
-      </w:r>
-      <w:r>
-        <w:rPr>
-          <w:rStyle w:val="OperatorTok"/>
-        </w:rPr>
-        <w:t xml:space="preserve">,</w:t>
-      </w:r>
-      <w:r>
-        <w:rPr>
-          <w:rStyle w:val="StringTok"/>
-        </w:rPr>
-        <w:t xml:space="preserve">'DEPENDENCY-INTEGRITY'</w:t>
-      </w:r>
-      <w:r>
-        <w:rPr>
-          <w:rStyle w:val="NormalTok"/>
-        </w:rPr>
-        <w:t xml:space="preserve"> </w:t>
-      </w:r>
-      <w:r>
-        <w:rPr>
-          <w:rStyle w:val="OperatorTok"/>
-        </w:rPr>
-        <w:t xml:space="preserve">|</w:t>
-      </w:r>
-      <w:r>
-        <w:br/>
-      </w:r>
-      <w:r>
-        <w:rPr>
-          <w:rStyle w:val="NormalTok"/>
-        </w:rPr>
-        <w:t xml:space="preserve">  </w:t>
-      </w:r>
-      <w:r>
-        <w:rPr>
-          <w:rStyle w:val="FunctionTok"/>
-        </w:rPr>
-        <w:t xml:space="preserve">ForEach-Object</w:t>
-      </w:r>
-      <w:r>
-        <w:rPr>
-          <w:rStyle w:val="NormalTok"/>
-        </w:rPr>
-        <w:t xml:space="preserve"> </w:t>
-      </w:r>
-      <w:r>
-        <w:rPr>
-          <w:rStyle w:val="OperatorTok"/>
-        </w:rPr>
-        <w:t xml:space="preserve">{</w:t>
-      </w:r>
-      <w:r>
-        <w:rPr>
-          <w:rStyle w:val="NormalTok"/>
-        </w:rPr>
-        <w:t xml:space="preserve"> </w:t>
-      </w:r>
-      <w:r>
-        <w:rPr>
-          <w:rStyle w:val="FunctionTok"/>
-        </w:rPr>
-        <w:t xml:space="preserve">Invoke-WebRequest</w:t>
-      </w:r>
-      <w:r>
-        <w:rPr>
-          <w:rStyle w:val="NormalTok"/>
-        </w:rPr>
-        <w:t xml:space="preserve"> </w:t>
-      </w:r>
-      <w:r>
-        <w:rPr>
-          <w:rStyle w:val="StringTok"/>
-        </w:rPr>
-        <w:t xml:space="preserve">"</w:t>
-      </w:r>
-      <w:r>
-        <w:rPr>
-          <w:rStyle w:val="VariableTok"/>
-        </w:rPr>
-        <w:t xml:space="preserve">$base</w:t>
-      </w:r>
-      <w:r>
-        <w:rPr>
-          <w:rStyle w:val="StringTok"/>
-        </w:rPr>
-        <w:t xml:space="preserve">/</w:t>
-      </w:r>
-      <w:r>
-        <w:rPr>
-          <w:rStyle w:val="VariableTok"/>
-        </w:rPr>
-        <w:t xml:space="preserve">$_</w:t>
-      </w:r>
-      <w:r>
-        <w:rPr>
-          <w:rStyle w:val="StringTok"/>
-        </w:rPr>
-        <w:t xml:space="preserve">.md"</w:t>
-      </w:r>
-      <w:r>
-        <w:rPr>
-          <w:rStyle w:val="NormalTok"/>
-        </w:rPr>
-        <w:t xml:space="preserve"> </w:t>
-      </w:r>
-      <w:r>
-        <w:rPr>
-          <w:rStyle w:val="OperatorTok"/>
-        </w:rPr>
-        <w:t xml:space="preserve">-</w:t>
-      </w:r>
-      <w:r>
-        <w:rPr>
-          <w:rStyle w:val="NormalTok"/>
-        </w:rPr>
-        <w:t xml:space="preserve">OutFile </w:t>
-      </w:r>
-      <w:r>
-        <w:rPr>
-          <w:rStyle w:val="StringTok"/>
-        </w:rPr>
-        <w:t xml:space="preserve">"standards/</w:t>
-      </w:r>
-      <w:r>
-        <w:rPr>
-          <w:rStyle w:val="VariableTok"/>
-        </w:rPr>
-        <w:t xml:space="preserve">$_</w:t>
-      </w:r>
-      <w:r>
-        <w:rPr>
-          <w:rStyle w:val="StringTok"/>
-        </w:rPr>
-        <w:t xml:space="preserve">.md"</w:t>
-      </w:r>
-      <w:r>
-        <w:rPr>
-          <w:rStyle w:val="NormalTok"/>
-        </w:rPr>
-        <w:t xml:space="preserve"> </w:t>
-      </w:r>
-      <w:r>
-        <w:rPr>
-          <w:rStyle w:val="OperatorTok"/>
-        </w:rPr>
-        <w:t xml:space="preserve">}</w:t>
-      </w:r>
-    </w:p>
-    <w:p>
-      <w:pPr>
-        <w:pStyle w:val="FirstParagraph"/>
-      </w:pPr>
-      <w:r>
-        <w:t xml:space="preserve">The one thing not to carry over is a claim these documents decline to make -- see</w:t>
-      </w:r>
-      <w:r>
-        <w:t xml:space="preserve"> </w:t>
-      </w:r>
-      <w:r>
-        <w:rPr>
-          <w:i/>
-          <w:iCs/>
-        </w:rPr>
-        <w:t xml:space="preserve">What these are</w:t>
-      </w:r>
-      <w:r>
-        <w:rPr>
-          <w:i/>
-          <w:iCs/>
-        </w:rPr>
-        <w:t xml:space="preserve"> </w:t>
-      </w:r>
-      <w:r>
-        <w:rPr>
-          <w:i/>
-          <w:iCs/>
-        </w:rPr>
-        <w:t xml:space="preserve">not</w:t>
-      </w:r>
-      <w:r>
-        <w:t xml:space="preserve"> </w:t>
-      </w:r>
-      <w:r>
-        <w:t xml:space="preserve">above, and keep your edits honest about which controls you have actually built.</w:t>
-      </w:r>
-    </w:p>
-    <w:bookmarkEnd w:id="38"/>
-    <w:bookmarkStart w:id="39" w:name="the-order-to-read-them-in"/>
+    <w:bookmarkStart w:id="38" w:name="the-order-to-read-them-in"/>
     <w:p>
       <w:pPr>
         <w:pStyle w:val="Heading2"/>
@@ -2588,8 +2016,8 @@
         <w:t xml:space="preserve">tells you whether the rest applies to you, and it is deliberately placed before the rules.</w:t>
       </w:r>
     </w:p>
-    <w:bookmarkEnd w:id="39"/>
-    <w:bookmarkStart w:id="40" w:name="Xcb356c1caa9fbeda96ee2c63dcee98915ebf571"/>
+    <w:bookmarkEnd w:id="38"/>
+    <w:bookmarkStart w:id="39" w:name="Xcb356c1caa9fbeda96ee2c63dcee98915ebf571"/>
     <w:p>
       <w:pPr>
         <w:pStyle w:val="Heading2"/>
@@ -2800,8 +2228,8 @@
         <w:t xml:space="preserve">, so the set is not a complete account of the practice it came from.</w:t>
       </w:r>
     </w:p>
-    <w:bookmarkEnd w:id="40"/>
-    <w:bookmarkStart w:id="43" w:name="what-is-already-elsewhere-on-this-site"/>
+    <w:bookmarkEnd w:id="39"/>
+    <w:bookmarkStart w:id="42" w:name="what-is-already-elsewhere-on-this-site"/>
     <w:p>
       <w:pPr>
         <w:pStyle w:val="Heading2"/>
@@ -2867,7 +2295,7 @@
           <w:numId w:val="1007"/>
         </w:numPr>
       </w:pPr>
-      <w:hyperlink r:id="rId41">
+      <w:hyperlink r:id="rId40">
         <w:r>
           <w:rPr>
             <w:rStyle w:val="Hyperlink"/>
@@ -2931,7 +2359,7 @@
           <w:numId w:val="1007"/>
         </w:numPr>
       </w:pPr>
-      <w:hyperlink r:id="rId42">
+      <w:hyperlink r:id="rId41">
         <w:r>
           <w:rPr>
             <w:rStyle w:val="Hyperlink"/>
@@ -2952,8 +2380,8 @@
         <w:t xml:space="preserve">guardrail and proving it can see what it claims to.</w:t>
       </w:r>
     </w:p>
+    <w:bookmarkEnd w:id="42"/>
     <w:bookmarkEnd w:id="43"/>
-    <w:bookmarkEnd w:id="44"/>
     <w:sectPr>
       <w:footnotePr>
         <w:numRestart w:val="eachSect"/>

--- a/docs/standards/word/OVERVIEW.docx
+++ b/docs/standards/word/OVERVIEW.docx
@@ -874,26 +874,201 @@
         </w:tc>
       </w:tr>
     </w:tbl>
-    <w:p>
-      <w:pPr>
-        <w:pStyle w:val="BodyText"/>
-      </w:pPr>
-      <w:r>
-        <w:t xml:space="preserve">Rows are in the</w:t>
-      </w:r>
-      <w:r>
-        <w:t xml:space="preserve"> </w:t>
-      </w:r>
-      <w:hyperlink w:anchor="the-order-to-read-them-in">
+    <w:bookmarkEnd w:id="33"/>
+    <w:bookmarkStart w:id="34" w:name="the-order-to-read-them-in"/>
+    <w:p>
+      <w:pPr>
+        <w:pStyle w:val="Heading2"/>
+      </w:pPr>
+      <w:r>
+        <w:t xml:space="preserve">The order to read them in</w:t>
+      </w:r>
+    </w:p>
+    <w:p>
+      <w:pPr>
+        <w:pStyle w:val="Compact"/>
+        <w:numPr>
+          <w:ilvl w:val="0"/>
+          <w:numId w:val="1002"/>
+        </w:numPr>
+      </w:pPr>
+      <w:hyperlink r:id="rId12">
         <w:r>
           <w:rPr>
             <w:rStyle w:val="Hyperlink"/>
+            <w:b/>
+            <w:bCs/>
           </w:rPr>
-          <w:t xml:space="preserve">recommended reading order</w:t>
+          <w:t xml:space="preserve">AI-assisted development</w:t>
         </w:r>
       </w:hyperlink>
       <w:r>
-        <w:t xml:space="preserve">.</w:t>
+        <w:t xml:space="preserve"> </w:t>
+      </w:r>
+      <w:r>
+        <w:t xml:space="preserve">first, because it is the one that</w:t>
+      </w:r>
+      <w:r>
+        <w:t xml:space="preserve"> </w:t>
+      </w:r>
+      <w:r>
+        <w:t xml:space="preserve">changes tomorrow rather than next quarter, and because its risk tier decides how much of the</w:t>
+      </w:r>
+      <w:r>
+        <w:t xml:space="preserve"> </w:t>
+      </w:r>
+      <w:r>
+        <w:t xml:space="preserve">rest applies to any given change.</w:t>
+      </w:r>
+    </w:p>
+    <w:p>
+      <w:pPr>
+        <w:pStyle w:val="Compact"/>
+        <w:numPr>
+          <w:ilvl w:val="0"/>
+          <w:numId w:val="1002"/>
+        </w:numPr>
+      </w:pPr>
+      <w:hyperlink r:id="rId18">
+        <w:r>
+          <w:rPr>
+            <w:rStyle w:val="Hyperlink"/>
+            <w:b/>
+            <w:bCs/>
+          </w:rPr>
+          <w:t xml:space="preserve">Human review of code</w:t>
+        </w:r>
+      </w:hyperlink>
+      <w:r>
+        <w:t xml:space="preserve"> </w:t>
+      </w:r>
+      <w:r>
+        <w:t xml:space="preserve">second, and early on purpose. It answers the question a</w:t>
+      </w:r>
+      <w:r>
+        <w:t xml:space="preserve"> </w:t>
+      </w:r>
+      <w:r>
+        <w:t xml:space="preserve">manager asks before any of this gets funded -- how much of the code a human still has to read --</w:t>
+      </w:r>
+      <w:r>
+        <w:t xml:space="preserve"> </w:t>
+      </w:r>
+      <w:r>
+        <w:t xml:space="preserve">and it is the shortest of them.</w:t>
+      </w:r>
+    </w:p>
+    <w:p>
+      <w:pPr>
+        <w:pStyle w:val="Compact"/>
+        <w:numPr>
+          <w:ilvl w:val="0"/>
+          <w:numId w:val="1002"/>
+        </w:numPr>
+      </w:pPr>
+      <w:hyperlink r:id="rId15">
+        <w:r>
+          <w:rPr>
+            <w:rStyle w:val="Hyperlink"/>
+            <w:b/>
+            <w:bCs/>
+          </w:rPr>
+          <w:t xml:space="preserve">Dependency integrity</w:t>
+        </w:r>
+      </w:hyperlink>
+      <w:r>
+        <w:t xml:space="preserve"> </w:t>
+      </w:r>
+      <w:r>
+        <w:t xml:space="preserve">next. Its controls are the most mechanical of</w:t>
+      </w:r>
+      <w:r>
+        <w:t xml:space="preserve"> </w:t>
+      </w:r>
+      <w:r>
+        <w:t xml:space="preserve">the set, and you probably already have half of them; it is the one most likely to be adopted</w:t>
+      </w:r>
+      <w:r>
+        <w:t xml:space="preserve"> </w:t>
+      </w:r>
+      <w:r>
+        <w:t xml:space="preserve">close to whole.</w:t>
+      </w:r>
+    </w:p>
+    <w:p>
+      <w:pPr>
+        <w:pStyle w:val="Compact"/>
+        <w:numPr>
+          <w:ilvl w:val="0"/>
+          <w:numId w:val="1002"/>
+        </w:numPr>
+      </w:pPr>
+      <w:hyperlink r:id="rId21">
+        <w:r>
+          <w:rPr>
+            <w:rStyle w:val="Hyperlink"/>
+            <w:b/>
+            <w:bCs/>
+          </w:rPr>
+          <w:t xml:space="preserve">Code quality</w:t>
+        </w:r>
+      </w:hyperlink>
+      <w:r>
+        <w:t xml:space="preserve"> </w:t>
+      </w:r>
+      <w:r>
+        <w:t xml:space="preserve">fourth. It assumes you have somewhere to put a blocking check,</w:t>
+      </w:r>
+      <w:r>
+        <w:t xml:space="preserve"> </w:t>
+      </w:r>
+      <w:r>
+        <w:t xml:space="preserve">which the first two get you thinking about.</w:t>
+      </w:r>
+    </w:p>
+    <w:p>
+      <w:pPr>
+        <w:pStyle w:val="Compact"/>
+        <w:numPr>
+          <w:ilvl w:val="0"/>
+          <w:numId w:val="1002"/>
+        </w:numPr>
+      </w:pPr>
+      <w:hyperlink r:id="rId24">
+        <w:r>
+          <w:rPr>
+            <w:rStyle w:val="Hyperlink"/>
+            <w:b/>
+            <w:bCs/>
+          </w:rPr>
+          <w:t xml:space="preserve">Secure development</w:t>
+        </w:r>
+      </w:hyperlink>
+      <w:r>
+        <w:t xml:space="preserve"> </w:t>
+      </w:r>
+      <w:r>
+        <w:t xml:space="preserve">last. It is the widest and the most</w:t>
+      </w:r>
+      <w:r>
+        <w:t xml:space="preserve"> </w:t>
+      </w:r>
+      <w:r>
+        <w:t xml:space="preserve">setting-specific, and it is the one you should expect to rewrite rather than adopt.</w:t>
+      </w:r>
+    </w:p>
+    <w:p>
+      <w:pPr>
+        <w:pStyle w:val="FirstParagraph"/>
+      </w:pPr>
+      <w:r>
+        <w:t xml:space="preserve">If you read only one paragraph of any of them, read its scope-and-limits block. That block is what</w:t>
+      </w:r>
+      <w:r>
+        <w:t xml:space="preserve"> </w:t>
+      </w:r>
+      <w:r>
+        <w:t xml:space="preserve">tells you whether the rest applies to you, and it is deliberately placed before the rules.</w:t>
       </w:r>
     </w:p>
     <w:p>
@@ -989,7 +1164,7 @@
         <w:pStyle w:val="Compact"/>
         <w:numPr>
           <w:ilvl w:val="0"/>
-          <w:numId w:val="1002"/>
+          <w:numId w:val="1003"/>
         </w:numPr>
       </w:pPr>
       <w:r>
@@ -1008,7 +1183,7 @@
         <w:pStyle w:val="Compact"/>
         <w:numPr>
           <w:ilvl w:val="0"/>
-          <w:numId w:val="1002"/>
+          <w:numId w:val="1003"/>
         </w:numPr>
       </w:pPr>
       <w:r>
@@ -1030,7 +1205,7 @@
         <w:pStyle w:val="Compact"/>
         <w:numPr>
           <w:ilvl w:val="0"/>
-          <w:numId w:val="1002"/>
+          <w:numId w:val="1003"/>
         </w:numPr>
       </w:pPr>
       <w:r>
@@ -1205,8 +1380,8 @@
         <w:t xml:space="preserve">-- adapt them, publish the result, drop the attribution.</w:t>
       </w:r>
     </w:p>
-    <w:bookmarkEnd w:id="33"/>
-    <w:bookmarkStart w:id="34" w:name="what-you-get"/>
+    <w:bookmarkEnd w:id="34"/>
+    <w:bookmarkStart w:id="35" w:name="what-you-get"/>
     <w:p>
       <w:pPr>
         <w:pStyle w:val="Heading2"/>
@@ -1220,7 +1395,7 @@
         <w:pStyle w:val="Compact"/>
         <w:numPr>
           <w:ilvl w:val="0"/>
-          <w:numId w:val="1003"/>
+          <w:numId w:val="1004"/>
         </w:numPr>
       </w:pPr>
       <w:r>
@@ -1257,7 +1432,7 @@
         <w:pStyle w:val="Compact"/>
         <w:numPr>
           <w:ilvl w:val="0"/>
-          <w:numId w:val="1003"/>
+          <w:numId w:val="1004"/>
         </w:numPr>
       </w:pPr>
       <w:r>
@@ -1291,7 +1466,7 @@
         <w:pStyle w:val="Compact"/>
         <w:numPr>
           <w:ilvl w:val="0"/>
-          <w:numId w:val="1003"/>
+          <w:numId w:val="1004"/>
         </w:numPr>
       </w:pPr>
       <w:r>
@@ -1322,7 +1497,7 @@
         <w:pStyle w:val="Compact"/>
         <w:numPr>
           <w:ilvl w:val="0"/>
-          <w:numId w:val="1003"/>
+          <w:numId w:val="1004"/>
         </w:numPr>
       </w:pPr>
       <w:r>
@@ -1347,7 +1522,7 @@
         <w:pStyle w:val="Compact"/>
         <w:numPr>
           <w:ilvl w:val="0"/>
-          <w:numId w:val="1003"/>
+          <w:numId w:val="1004"/>
         </w:numPr>
       </w:pPr>
       <w:r>
@@ -1378,7 +1553,7 @@
         <w:pStyle w:val="Compact"/>
         <w:numPr>
           <w:ilvl w:val="0"/>
-          <w:numId w:val="1003"/>
+          <w:numId w:val="1004"/>
         </w:numPr>
       </w:pPr>
       <w:r>
@@ -1412,7 +1587,7 @@
         <w:pStyle w:val="Compact"/>
         <w:numPr>
           <w:ilvl w:val="0"/>
-          <w:numId w:val="1003"/>
+          <w:numId w:val="1004"/>
         </w:numPr>
       </w:pPr>
       <w:r>
@@ -1435,8 +1610,8 @@
         <w:t xml:space="preserve">numbers to stop repeating, including several that circulate widely and did not survive the filter.</w:t>
       </w:r>
     </w:p>
-    <w:bookmarkEnd w:id="34"/>
-    <w:bookmarkStart w:id="36" w:name="what-these-are-not"/>
+    <w:bookmarkEnd w:id="35"/>
+    <w:bookmarkStart w:id="37" w:name="what-these-are-not"/>
     <w:p>
       <w:pPr>
         <w:pStyle w:val="Heading2"/>
@@ -1450,7 +1625,7 @@
         <w:pStyle w:val="Compact"/>
         <w:numPr>
           <w:ilvl w:val="0"/>
-          <w:numId w:val="1004"/>
+          <w:numId w:val="1005"/>
         </w:numPr>
       </w:pPr>
       <w:r>
@@ -1478,7 +1653,7 @@
         <w:pStyle w:val="Compact"/>
         <w:numPr>
           <w:ilvl w:val="0"/>
-          <w:numId w:val="1004"/>
+          <w:numId w:val="1005"/>
         </w:numPr>
       </w:pPr>
       <w:r>
@@ -1509,7 +1684,7 @@
       <w:r>
         <w:t xml:space="preserve"> </w:t>
       </w:r>
-      <w:hyperlink r:id="rId35">
+      <w:hyperlink r:id="rId36">
         <w:r>
           <w:rPr>
             <w:rStyle w:val="Hyperlink"/>
@@ -1526,7 +1701,7 @@
         <w:pStyle w:val="Compact"/>
         <w:numPr>
           <w:ilvl w:val="0"/>
-          <w:numId w:val="1004"/>
+          <w:numId w:val="1005"/>
         </w:numPr>
       </w:pPr>
       <w:r>
@@ -1560,7 +1735,7 @@
         <w:pStyle w:val="Compact"/>
         <w:numPr>
           <w:ilvl w:val="0"/>
-          <w:numId w:val="1004"/>
+          <w:numId w:val="1005"/>
         </w:numPr>
       </w:pPr>
       <w:r>
@@ -1583,8 +1758,8 @@
         <w:t xml:space="preserve">document says where it bears on a rule.</w:t>
       </w:r>
     </w:p>
-    <w:bookmarkEnd w:id="36"/>
-    <w:bookmarkStart w:id="37" w:name="what-each-one-buys-you"/>
+    <w:bookmarkEnd w:id="37"/>
+    <w:bookmarkStart w:id="38" w:name="what-each-one-buys-you"/>
     <w:p>
       <w:pPr>
         <w:pStyle w:val="Heading2"/>
@@ -1819,203 +1994,6 @@
         </w:tc>
       </w:tr>
     </w:tbl>
-    <w:bookmarkEnd w:id="37"/>
-    <w:bookmarkStart w:id="38" w:name="the-order-to-read-them-in"/>
-    <w:p>
-      <w:pPr>
-        <w:pStyle w:val="Heading2"/>
-      </w:pPr>
-      <w:r>
-        <w:t xml:space="preserve">The order to read them in</w:t>
-      </w:r>
-    </w:p>
-    <w:p>
-      <w:pPr>
-        <w:pStyle w:val="Compact"/>
-        <w:numPr>
-          <w:ilvl w:val="0"/>
-          <w:numId w:val="1005"/>
-        </w:numPr>
-      </w:pPr>
-      <w:hyperlink r:id="rId12">
-        <w:r>
-          <w:rPr>
-            <w:rStyle w:val="Hyperlink"/>
-            <w:b/>
-            <w:bCs/>
-          </w:rPr>
-          <w:t xml:space="preserve">AI-assisted development</w:t>
-        </w:r>
-      </w:hyperlink>
-      <w:r>
-        <w:t xml:space="preserve"> </w:t>
-      </w:r>
-      <w:r>
-        <w:t xml:space="preserve">first, because it is the one that</w:t>
-      </w:r>
-      <w:r>
-        <w:t xml:space="preserve"> </w:t>
-      </w:r>
-      <w:r>
-        <w:t xml:space="preserve">changes tomorrow rather than next quarter, and because its risk tier decides how much of the</w:t>
-      </w:r>
-      <w:r>
-        <w:t xml:space="preserve"> </w:t>
-      </w:r>
-      <w:r>
-        <w:t xml:space="preserve">rest applies to any given change.</w:t>
-      </w:r>
-    </w:p>
-    <w:p>
-      <w:pPr>
-        <w:pStyle w:val="Compact"/>
-        <w:numPr>
-          <w:ilvl w:val="0"/>
-          <w:numId w:val="1005"/>
-        </w:numPr>
-      </w:pPr>
-      <w:hyperlink r:id="rId18">
-        <w:r>
-          <w:rPr>
-            <w:rStyle w:val="Hyperlink"/>
-            <w:b/>
-            <w:bCs/>
-          </w:rPr>
-          <w:t xml:space="preserve">Human review of code</w:t>
-        </w:r>
-      </w:hyperlink>
-      <w:r>
-        <w:t xml:space="preserve"> </w:t>
-      </w:r>
-      <w:r>
-        <w:t xml:space="preserve">second, and early on purpose. It answers the question a</w:t>
-      </w:r>
-      <w:r>
-        <w:t xml:space="preserve"> </w:t>
-      </w:r>
-      <w:r>
-        <w:t xml:space="preserve">manager asks before any of this gets funded -- how much of the code a human still has to read --</w:t>
-      </w:r>
-      <w:r>
-        <w:t xml:space="preserve"> </w:t>
-      </w:r>
-      <w:r>
-        <w:t xml:space="preserve">and it is the shortest of them.</w:t>
-      </w:r>
-    </w:p>
-    <w:p>
-      <w:pPr>
-        <w:pStyle w:val="Compact"/>
-        <w:numPr>
-          <w:ilvl w:val="0"/>
-          <w:numId w:val="1005"/>
-        </w:numPr>
-      </w:pPr>
-      <w:hyperlink r:id="rId15">
-        <w:r>
-          <w:rPr>
-            <w:rStyle w:val="Hyperlink"/>
-            <w:b/>
-            <w:bCs/>
-          </w:rPr>
-          <w:t xml:space="preserve">Dependency integrity</w:t>
-        </w:r>
-      </w:hyperlink>
-      <w:r>
-        <w:t xml:space="preserve"> </w:t>
-      </w:r>
-      <w:r>
-        <w:t xml:space="preserve">next. Its controls are the most mechanical of</w:t>
-      </w:r>
-      <w:r>
-        <w:t xml:space="preserve"> </w:t>
-      </w:r>
-      <w:r>
-        <w:t xml:space="preserve">the set, and you probably already have half of them; it is the one most likely to be adopted</w:t>
-      </w:r>
-      <w:r>
-        <w:t xml:space="preserve"> </w:t>
-      </w:r>
-      <w:r>
-        <w:t xml:space="preserve">close to whole.</w:t>
-      </w:r>
-    </w:p>
-    <w:p>
-      <w:pPr>
-        <w:pStyle w:val="Compact"/>
-        <w:numPr>
-          <w:ilvl w:val="0"/>
-          <w:numId w:val="1005"/>
-        </w:numPr>
-      </w:pPr>
-      <w:hyperlink r:id="rId21">
-        <w:r>
-          <w:rPr>
-            <w:rStyle w:val="Hyperlink"/>
-            <w:b/>
-            <w:bCs/>
-          </w:rPr>
-          <w:t xml:space="preserve">Code quality</w:t>
-        </w:r>
-      </w:hyperlink>
-      <w:r>
-        <w:t xml:space="preserve"> </w:t>
-      </w:r>
-      <w:r>
-        <w:t xml:space="preserve">fourth. It assumes you have somewhere to put a blocking check,</w:t>
-      </w:r>
-      <w:r>
-        <w:t xml:space="preserve"> </w:t>
-      </w:r>
-      <w:r>
-        <w:t xml:space="preserve">which the first two get you thinking about.</w:t>
-      </w:r>
-    </w:p>
-    <w:p>
-      <w:pPr>
-        <w:pStyle w:val="Compact"/>
-        <w:numPr>
-          <w:ilvl w:val="0"/>
-          <w:numId w:val="1005"/>
-        </w:numPr>
-      </w:pPr>
-      <w:hyperlink r:id="rId24">
-        <w:r>
-          <w:rPr>
-            <w:rStyle w:val="Hyperlink"/>
-            <w:b/>
-            <w:bCs/>
-          </w:rPr>
-          <w:t xml:space="preserve">Secure development</w:t>
-        </w:r>
-      </w:hyperlink>
-      <w:r>
-        <w:t xml:space="preserve"> </w:t>
-      </w:r>
-      <w:r>
-        <w:t xml:space="preserve">last. It is the widest and the most</w:t>
-      </w:r>
-      <w:r>
-        <w:t xml:space="preserve"> </w:t>
-      </w:r>
-      <w:r>
-        <w:t xml:space="preserve">setting-specific, and it is the one you should expect to rewrite rather than adopt.</w:t>
-      </w:r>
-    </w:p>
-    <w:p>
-      <w:pPr>
-        <w:pStyle w:val="FirstParagraph"/>
-      </w:pPr>
-      <w:r>
-        <w:t xml:space="preserve">If you read only one paragraph of any of them, read its scope-and-limits block. That block is what</w:t>
-      </w:r>
-      <w:r>
-        <w:t xml:space="preserve"> </w:t>
-      </w:r>
-      <w:r>
-        <w:t xml:space="preserve">tells you whether the rest applies to you, and it is deliberately placed before the rules.</w:t>
-      </w:r>
-    </w:p>
     <w:bookmarkEnd w:id="38"/>
     <w:bookmarkStart w:id="39" w:name="Xcb356c1caa9fbeda96ee2c63dcee98915ebf571"/>
     <w:p>
@@ -2260,7 +2238,7 @@
           <w:numId w:val="1007"/>
         </w:numPr>
       </w:pPr>
-      <w:hyperlink r:id="rId35">
+      <w:hyperlink r:id="rId36">
         <w:r>
           <w:rPr>
             <w:rStyle w:val="Hyperlink"/>
@@ -2717,12 +2695,6 @@
     </w:lvlOverride>
   </w:num>
   <w:num w:numId="1003">
-    <w:abstractNumId w:val="991"/>
-  </w:num>
-  <w:num w:numId="1004">
-    <w:abstractNumId w:val="991"/>
-  </w:num>
-  <w:num w:numId="1005">
     <w:abstractNumId w:val="99411"/>
     <w:lvlOverride w:ilvl="0">
       <w:startOverride w:val="1"/>
@@ -2751,6 +2723,12 @@
     <w:lvlOverride w:ilvl="8">
       <w:startOverride w:val="1"/>
     </w:lvlOverride>
+  </w:num>
+  <w:num w:numId="1004">
+    <w:abstractNumId w:val="991"/>
+  </w:num>
+  <w:num w:numId="1005">
+    <w:abstractNumId w:val="991"/>
   </w:num>
   <w:num w:numId="1006">
     <w:abstractNumId w:val="991"/>

--- a/docs/standards/word/OVERVIEW.docx
+++ b/docs/standards/word/OVERVIEW.docx
@@ -90,7 +90,7 @@
         </w:numPr>
       </w:pPr>
       <w:r>
-        <w:t xml:space="preserve">how to govern Claude Code, or another AI-assisted coding tool, when it writes much of it</w:t>
+        <w:t xml:space="preserve">how to govern Claude Code, or another AI coding assistant, when it writes much of it</w:t>
       </w:r>
     </w:p>
     <w:p>
@@ -1150,7 +1150,7 @@
         <w:t xml:space="preserve"> </w:t>
       </w:r>
       <w:r>
-        <w:t xml:space="preserve">you. Give Claude Code, or another AI-assisted coding tool, the markdown, and use it to close that</w:t>
+        <w:t xml:space="preserve">you. Give Claude Code, or another AI coding assistant, the markdown, and use it to close that</w:t>
       </w:r>
       <w:r>
         <w:t xml:space="preserve"> </w:t>
@@ -1901,7 +1901,7 @@
               <w:pStyle w:val="Compact"/>
             </w:pPr>
             <w:r>
-              <w:t xml:space="preserve">The answer to "how much of this must a human read" that is not a percentage: depth resolved per change by risk tier, a sensitive-data ratchet that dominates size, an unknown-clamps-up rule, two conditions that force a full line-by-line read regardless, and the contested question of whether explaining code with the assistant's help satisfies the floor.</w:t>
+              <w:t xml:space="preserve">The answer to "how much of this must a human read" that is not a percentage: depth resolved per change by risk tier, a sensitive-data ratchet that dominates size, an unknown-clamps-up rule, two conditions that force a full line-by-line read regardless, and the contested question of whether explaining code with the AI coding assistant's help satisfies the floor.</w:t>
             </w:r>
           </w:p>
         </w:tc>

--- a/docs/standards/word/OVERVIEW.docx
+++ b/docs/standards/word/OVERVIEW.docx
@@ -42,7 +42,23 @@
         <w:pStyle w:val="FirstParagraph"/>
       </w:pPr>
       <w:r>
-        <w:t xml:space="preserve">A set of documents for creating secure, high-quality code using Claude Code:</w:t>
+        <w:rPr>
+          <w:b/>
+          <w:bCs/>
+        </w:rPr>
+        <w:t xml:space="preserve">Starting points you adapt, not a compliance package.</w:t>
+      </w:r>
+      <w:r>
+        <w:t xml:space="preserve"> </w:t>
+      </w:r>
+      <w:r>
+        <w:t xml:space="preserve">These documents cover creating secure,</w:t>
+      </w:r>
+      <w:r>
+        <w:t xml:space="preserve"> </w:t>
+      </w:r>
+      <w:r>
+        <w:t xml:space="preserve">high-quality code using Claude Code:</w:t>
       </w:r>
     </w:p>
     <w:p>
@@ -141,32 +157,29 @@
         <w:pStyle w:val="BodyText"/>
       </w:pPr>
       <w:r>
-        <w:t xml:space="preserve">They are</w:t>
-      </w:r>
-      <w:r>
-        <w:t xml:space="preserve"> </w:t>
-      </w:r>
-      <w:r>
         <w:rPr>
           <w:b/>
           <w:bCs/>
         </w:rPr>
-        <w:t xml:space="preserve">starting points you adapt</w:t>
-      </w:r>
-      <w:r>
-        <w:t xml:space="preserve">, not a compliance package. Nothing here is a certificate, an</w:t>
-      </w:r>
-      <w:r>
-        <w:t xml:space="preserve"> </w:t>
-      </w:r>
-      <w:r>
-        <w:t xml:space="preserve">audit, or a scored verdict about any codebase, and nothing here installs or enforces anything. Every</w:t>
-      </w:r>
-      <w:r>
-        <w:t xml:space="preserve"> </w:t>
-      </w:r>
-      <w:r>
-        <w:t xml:space="preserve">one of them is meant to be edited down to your setting before it is useful.</w:t>
+        <w:t xml:space="preserve">Nothing here certifies anything.</w:t>
+      </w:r>
+      <w:r>
+        <w:t xml:space="preserve"> </w:t>
+      </w:r>
+      <w:r>
+        <w:t xml:space="preserve">Nothing here is a certificate, an audit, or a scored verdict</w:t>
+      </w:r>
+      <w:r>
+        <w:t xml:space="preserve"> </w:t>
+      </w:r>
+      <w:r>
+        <w:t xml:space="preserve">about any codebase, and nothing here installs or enforces anything. Every one of them is meant to be</w:t>
+      </w:r>
+      <w:r>
+        <w:t xml:space="preserve"> </w:t>
+      </w:r>
+      <w:r>
+        <w:t xml:space="preserve">edited down to your setting before it is useful.</w:t>
       </w:r>
     </w:p>
     <w:bookmarkStart w:id="33" w:name="the-files"/>
@@ -874,6 +887,76 @@
         </w:tc>
       </w:tr>
     </w:tbl>
+    <w:p>
+      <w:pPr>
+        <w:pStyle w:val="BodyText"/>
+      </w:pPr>
+      <w:r>
+        <w:rPr>
+          <w:b/>
+          <w:bCs/>
+        </w:rPr>
+        <w:t xml:space="preserve">Markdown is best for sharing with AI. Word is best for sharing with humans.</w:t>
+      </w:r>
+    </w:p>
+    <w:p>
+      <w:pPr>
+        <w:pStyle w:val="BodyText"/>
+      </w:pPr>
+      <w:r>
+        <w:t xml:space="preserve">Markdown is plain text: harder on a human eye, with its syntax showing and its tables unaligned. It</w:t>
+      </w:r>
+      <w:r>
+        <w:t xml:space="preserve"> </w:t>
+      </w:r>
+      <w:r>
+        <w:t xml:space="preserve">is easier for an AI to work with, because that same plain text is exactly what a coding tool reads</w:t>
+      </w:r>
+      <w:r>
+        <w:t xml:space="preserve"> </w:t>
+      </w:r>
+      <w:r>
+        <w:t xml:space="preserve">best. It also drops into a repository and diffs cleanly as you edit it -- which you will, because</w:t>
+      </w:r>
+      <w:r>
+        <w:t xml:space="preserve"> </w:t>
+      </w:r>
+      <w:r>
+        <w:t xml:space="preserve">none of these are usable as they stand.</w:t>
+      </w:r>
+    </w:p>
+    <w:p>
+      <w:pPr>
+        <w:pStyle w:val="BodyText"/>
+      </w:pPr>
+      <w:r>
+        <w:t xml:space="preserve">Word is the reverse: comfortable to read, easy to circulate and mark up, and of no use to a coding</w:t>
+      </w:r>
+      <w:r>
+        <w:t xml:space="preserve"> </w:t>
+      </w:r>
+      <w:r>
+        <w:t xml:space="preserve">tool. The Word files hold the same content, generated from the same markdown.</w:t>
+      </w:r>
+    </w:p>
+    <w:p>
+      <w:pPr>
+        <w:pStyle w:val="BodyText"/>
+      </w:pPr>
+      <w:r>
+        <w:rPr>
+          <w:b/>
+          <w:bCs/>
+        </w:rPr>
+        <w:t xml:space="preserve">MIT licensed</w:t>
+      </w:r>
+      <w:r>
+        <w:t xml:space="preserve"> </w:t>
+      </w:r>
+      <w:r>
+        <w:t xml:space="preserve">-- adapt them, publish the result, drop the attribution.</w:t>
+      </w:r>
+    </w:p>
     <w:bookmarkEnd w:id="33"/>
     <w:bookmarkStart w:id="34" w:name="the-order-to-read-them-in"/>
     <w:p>
@@ -906,19 +989,19 @@
         <w:t xml:space="preserve"> </w:t>
       </w:r>
       <w:r>
-        <w:t xml:space="preserve">first, because it is the one that</w:t>
-      </w:r>
-      <w:r>
-        <w:t xml:space="preserve"> </w:t>
-      </w:r>
-      <w:r>
-        <w:t xml:space="preserve">changes tomorrow rather than next quarter, and because its risk tier decides how much of the</w:t>
-      </w:r>
-      <w:r>
-        <w:t xml:space="preserve"> </w:t>
-      </w:r>
-      <w:r>
-        <w:t xml:space="preserve">rest applies to any given change.</w:t>
+        <w:t xml:space="preserve">first. It is the one that changes</w:t>
+      </w:r>
+      <w:r>
+        <w:t xml:space="preserve"> </w:t>
+      </w:r>
+      <w:r>
+        <w:t xml:space="preserve">tomorrow rather than next quarter, and its risk tier decides how much of the rest applies to any</w:t>
+      </w:r>
+      <w:r>
+        <w:t xml:space="preserve"> </w:t>
+      </w:r>
+      <w:r>
+        <w:t xml:space="preserve">given change.</w:t>
       </w:r>
     </w:p>
     <w:p>
@@ -943,19 +1026,13 @@
         <w:t xml:space="preserve"> </w:t>
       </w:r>
       <w:r>
-        <w:t xml:space="preserve">second, and early on purpose. It answers the question a</w:t>
-      </w:r>
-      <w:r>
-        <w:t xml:space="preserve"> </w:t>
-      </w:r>
-      <w:r>
-        <w:t xml:space="preserve">manager asks before any of this gets funded -- how much of the code a human still has to read --</w:t>
-      </w:r>
-      <w:r>
-        <w:t xml:space="preserve"> </w:t>
-      </w:r>
-      <w:r>
-        <w:t xml:space="preserve">and it is the shortest of them.</w:t>
+        <w:t xml:space="preserve">second, and early on purpose. It answers the question</w:t>
+      </w:r>
+      <w:r>
+        <w:t xml:space="preserve"> </w:t>
+      </w:r>
+      <w:r>
+        <w:t xml:space="preserve">a manager asks before any of this gets funded: how much of the code a human still has to read.</w:t>
       </w:r>
     </w:p>
     <w:p>
@@ -986,7 +1063,7 @@
         <w:t xml:space="preserve"> </w:t>
       </w:r>
       <w:r>
-        <w:t xml:space="preserve">the set, and you probably already have half of them; it is the one most likely to be adopted</w:t>
+        <w:t xml:space="preserve">the set, and you probably already have half of them. It is the one most likely to be adopted</w:t>
       </w:r>
       <w:r>
         <w:t xml:space="preserve"> </w:t>
@@ -1017,13 +1094,13 @@
         <w:t xml:space="preserve"> </w:t>
       </w:r>
       <w:r>
-        <w:t xml:space="preserve">fourth. It assumes you have somewhere to put a blocking check,</w:t>
-      </w:r>
-      <w:r>
-        <w:t xml:space="preserve"> </w:t>
-      </w:r>
-      <w:r>
-        <w:t xml:space="preserve">which the first two get you thinking about.</w:t>
+        <w:t xml:space="preserve">fourth. It assumes you have somewhere to put a blocking</w:t>
+      </w:r>
+      <w:r>
+        <w:t xml:space="preserve"> </w:t>
+      </w:r>
+      <w:r>
+        <w:t xml:space="preserve">check, which the first two get you thinking about.</w:t>
       </w:r>
     </w:p>
     <w:p>
@@ -1054,192 +1131,22 @@
         <w:t xml:space="preserve"> </w:t>
       </w:r>
       <w:r>
-        <w:t xml:space="preserve">setting-specific, and it is the one you should expect to rewrite rather than adopt.</w:t>
+        <w:t xml:space="preserve">setting-specific, and the one you should expect to rewrite rather than adopt.</w:t>
       </w:r>
     </w:p>
     <w:p>
       <w:pPr>
         <w:pStyle w:val="FirstParagraph"/>
-      </w:pPr>
-      <w:r>
-        <w:t xml:space="preserve">If you read only one paragraph of any of them, read its scope-and-limits block. That block is what</w:t>
-      </w:r>
-      <w:r>
-        <w:t xml:space="preserve"> </w:t>
-      </w:r>
-      <w:r>
-        <w:t xml:space="preserve">tells you whether the rest applies to you, and it is deliberately placed before the rules.</w:t>
-      </w:r>
-    </w:p>
-    <w:p>
-      <w:pPr>
-        <w:pStyle w:val="BodyText"/>
       </w:pPr>
       <w:r>
         <w:rPr>
           <w:b/>
           <w:bCs/>
         </w:rPr>
-        <w:t xml:space="preserve">Markdown is best for sharing with AI. Word is best for sharing with humans.</w:t>
-      </w:r>
-    </w:p>
-    <w:p>
-      <w:pPr>
-        <w:pStyle w:val="BodyText"/>
-      </w:pPr>
-      <w:r>
-        <w:t xml:space="preserve">The two formats trade off in opposite directions. Markdown is plain text: harder on a human eye,</w:t>
-      </w:r>
-      <w:r>
-        <w:t xml:space="preserve"> </w:t>
-      </w:r>
-      <w:r>
-        <w:t xml:space="preserve">with its syntax showing and its tables unaligned, and easier for an AI to work with, because that</w:t>
-      </w:r>
-      <w:r>
-        <w:t xml:space="preserve"> </w:t>
-      </w:r>
-      <w:r>
-        <w:t xml:space="preserve">same plain text is exactly what a coding tool reads best. It also drops into a repository and diffs</w:t>
-      </w:r>
-      <w:r>
-        <w:t xml:space="preserve"> </w:t>
-      </w:r>
-      <w:r>
-        <w:t xml:space="preserve">cleanly as you edit it -- which you will, because none of these are usable as they stand. Word is</w:t>
-      </w:r>
-      <w:r>
-        <w:t xml:space="preserve"> </w:t>
-      </w:r>
-      <w:r>
-        <w:t xml:space="preserve">the reverse: comfortable to read, easy to circulate and mark up, and of no use to a coding tool. The Word</w:t>
-      </w:r>
-      <w:r>
-        <w:t xml:space="preserve"> </w:t>
-      </w:r>
-      <w:r>
-        <w:t xml:space="preserve">files hold the same content, generated from the same markdown.</w:t>
-      </w:r>
-    </w:p>
-    <w:p>
-      <w:pPr>
-        <w:pStyle w:val="BodyText"/>
-      </w:pPr>
-      <w:r>
-        <w:rPr>
-          <w:b/>
-          <w:bCs/>
-        </w:rPr>
-        <w:t xml:space="preserve">Some of these are dense. Claude Code can make them easier to get through.</w:t>
-      </w:r>
-    </w:p>
-    <w:p>
-      <w:pPr>
-        <w:pStyle w:val="BodyText"/>
-      </w:pPr>
-      <w:r>
-        <w:t xml:space="preserve">You will read these documents -- they become your rules once you adopt them. But several run long</w:t>
-      </w:r>
-      <w:r>
-        <w:t xml:space="preserve"> </w:t>
-      </w:r>
-      <w:r>
-        <w:t xml:space="preserve">and technical, and starting at the top of one is a slow way to find out whether it even applies to</w:t>
-      </w:r>
-      <w:r>
-        <w:t xml:space="preserve"> </w:t>
-      </w:r>
-      <w:r>
-        <w:t xml:space="preserve">you. Give Claude Code, or another AI coding assistant, the markdown, and use it to close that</w:t>
-      </w:r>
-      <w:r>
-        <w:t xml:space="preserve"> </w:t>
-      </w:r>
-      <w:r>
-        <w:t xml:space="preserve">gap:</w:t>
-      </w:r>
-    </w:p>
-    <w:p>
-      <w:pPr>
-        <w:pStyle w:val="Compact"/>
-        <w:numPr>
-          <w:ilvl w:val="0"/>
-          <w:numId w:val="1003"/>
-        </w:numPr>
-      </w:pPr>
-      <w:r>
-        <w:rPr>
-          <w:b/>
-          <w:bCs/>
-        </w:rPr>
-        <w:t xml:space="preserve">Ask for a summary against your repository</w:t>
-      </w:r>
-      <w:r>
-        <w:t xml:space="preserve">, rather than a summary in general.</w:t>
-      </w:r>
-    </w:p>
-    <w:p>
-      <w:pPr>
-        <w:pStyle w:val="Compact"/>
-        <w:numPr>
-          <w:ilvl w:val="0"/>
-          <w:numId w:val="1003"/>
-        </w:numPr>
-      </w:pPr>
-      <w:r>
-        <w:rPr>
-          <w:b/>
-          <w:bCs/>
-        </w:rPr>
-        <w:t xml:space="preserve">Ask it to rewrite a section</w:t>
-      </w:r>
-      <w:r>
-        <w:t xml:space="preserve"> </w:t>
-      </w:r>
-      <w:r>
-        <w:t xml:space="preserve">-- shorter, plainer, or aimed at the people you need to convince.</w:t>
-      </w:r>
-    </w:p>
-    <w:p>
-      <w:pPr>
-        <w:pStyle w:val="Compact"/>
-        <w:numPr>
-          <w:ilvl w:val="0"/>
-          <w:numId w:val="1003"/>
-        </w:numPr>
-      </w:pPr>
-      <w:r>
-        <w:rPr>
-          <w:b/>
-          <w:bCs/>
-        </w:rPr>
-        <w:t xml:space="preserve">Then ask questions.</w:t>
-      </w:r>
-      <w:r>
-        <w:t xml:space="preserve"> </w:t>
-      </w:r>
-      <w:r>
-        <w:t xml:space="preserve">What already holds here? What would have to change? What would each gap</w:t>
-      </w:r>
-      <w:r>
-        <w:t xml:space="preserve"> </w:t>
-      </w:r>
-      <w:r>
-        <w:t xml:space="preserve">cost?</w:t>
-      </w:r>
-    </w:p>
-    <w:p>
-      <w:pPr>
-        <w:pStyle w:val="FirstParagraph"/>
-      </w:pPr>
-      <w:r>
-        <w:t xml:space="preserve">Those answers are about your code, which is what makes them worth more than a careful read of a</w:t>
-      </w:r>
-      <w:r>
-        <w:t xml:space="preserve"> </w:t>
-      </w:r>
-      <w:r>
-        <w:t xml:space="preserve">document written about nobody's code in particular. Two of the files need none of this:</w:t>
+        <w:t xml:space="preserve">Two are short enough to read straight through</w:t>
+      </w:r>
+      <w:r>
+        <w:t xml:space="preserve">:</w:t>
       </w:r>
       <w:r>
         <w:t xml:space="preserve"> </w:t>
@@ -1249,7 +1156,24 @@
           <w:rPr>
             <w:rStyle w:val="Hyperlink"/>
           </w:rPr>
-          <w:t xml:space="preserve">the CISO</w:t>
+          <w:t xml:space="preserve">the CISO summary</w:t>
+        </w:r>
+      </w:hyperlink>
+      <w:r>
+        <w:t xml:space="preserve"> </w:t>
+      </w:r>
+      <w:r>
+        <w:t xml:space="preserve">and</w:t>
+      </w:r>
+      <w:r>
+        <w:t xml:space="preserve"> </w:t>
+      </w:r>
+      <w:hyperlink r:id="rId18">
+        <w:r>
+          <w:rPr>
+            <w:rStyle w:val="Hyperlink"/>
+          </w:rPr>
+          <w:t xml:space="preserve">Human</w:t>
         </w:r>
         <w:r>
           <w:rPr>
@@ -1261,37 +1185,35 @@
           <w:rPr>
             <w:rStyle w:val="Hyperlink"/>
           </w:rPr>
-          <w:t xml:space="preserve">summary</w:t>
+          <w:t xml:space="preserve">review of code</w:t>
         </w:r>
       </w:hyperlink>
       <w:r>
-        <w:t xml:space="preserve"> </w:t>
-      </w:r>
-      <w:r>
-        <w:t xml:space="preserve">and</w:t>
-      </w:r>
-      <w:r>
-        <w:t xml:space="preserve"> </w:t>
-      </w:r>
-      <w:hyperlink r:id="rId18">
-        <w:r>
-          <w:rPr>
-            <w:rStyle w:val="Hyperlink"/>
-          </w:rPr>
-          <w:t xml:space="preserve">Human review of code</w:t>
-        </w:r>
-      </w:hyperlink>
-      <w:r>
-        <w:t xml:space="preserve"> </w:t>
-      </w:r>
-      <w:r>
-        <w:t xml:space="preserve">are short and written to be</w:t>
-      </w:r>
-      <w:r>
-        <w:t xml:space="preserve"> </w:t>
-      </w:r>
-      <w:r>
-        <w:t xml:space="preserve">read straight through.</w:t>
+        <w:t xml:space="preserve">.</w:t>
+      </w:r>
+    </w:p>
+    <w:p>
+      <w:pPr>
+        <w:pStyle w:val="BodyText"/>
+      </w:pPr>
+      <w:r>
+        <w:rPr>
+          <w:b/>
+          <w:bCs/>
+        </w:rPr>
+        <w:t xml:space="preserve">Read the scope-and-limits block first.</w:t>
+      </w:r>
+      <w:r>
+        <w:t xml:space="preserve"> </w:t>
+      </w:r>
+      <w:r>
+        <w:t xml:space="preserve">If you read only one paragraph of any of them, read that</w:t>
+      </w:r>
+      <w:r>
+        <w:t xml:space="preserve"> </w:t>
+      </w:r>
+      <w:r>
+        <w:t xml:space="preserve">one. It tells you whether the rest applies to you, and it is deliberately placed before the rules.</w:t>
       </w:r>
     </w:p>
     <w:p>
@@ -1309,7 +1231,13 @@
         <w:t xml:space="preserve"> </w:t>
       </w:r>
       <w:r>
-        <w:t xml:space="preserve">Claude Code reads a file called</w:t>
+        <w:t xml:space="preserve">These become your rules once you adopt them, and Claude</w:t>
+      </w:r>
+      <w:r>
+        <w:t xml:space="preserve"> </w:t>
+      </w:r>
+      <w:r>
+        <w:t xml:space="preserve">Code reads a file called</w:t>
       </w:r>
       <w:r>
         <w:t xml:space="preserve"> </w:t>
@@ -1324,13 +1252,36 @@
         <w:t xml:space="preserve"> </w:t>
       </w:r>
       <w:r>
-        <w:t xml:space="preserve">at the</w:t>
-      </w:r>
-      <w:r>
-        <w:t xml:space="preserve"> </w:t>
-      </w:r>
-      <w:r>
-        <w:t xml:space="preserve">start of every session, which makes it the place a project keeps its standing rules. The</w:t>
+        <w:t xml:space="preserve">at the start of every session. That makes</w:t>
+      </w:r>
+      <w:r>
+        <w:t xml:space="preserve"> </w:t>
+      </w:r>
+      <w:r>
+        <w:rPr>
+          <w:rStyle w:val="VerbatimChar"/>
+        </w:rPr>
+        <w:t xml:space="preserve">CLAUDE.md</w:t>
+      </w:r>
+      <w:r>
+        <w:t xml:space="preserve"> </w:t>
+      </w:r>
+      <w:r>
+        <w:t xml:space="preserve">the place</w:t>
+      </w:r>
+      <w:r>
+        <w:t xml:space="preserve"> </w:t>
+      </w:r>
+      <w:r>
+        <w:t xml:space="preserve">a project keeps its standing rules.</w:t>
+      </w:r>
+    </w:p>
+    <w:p>
+      <w:pPr>
+        <w:pStyle w:val="BodyText"/>
+      </w:pPr>
+      <w:r>
+        <w:t xml:space="preserve">The</w:t>
       </w:r>
       <w:r>
         <w:t xml:space="preserve"> </w:t>
@@ -1347,47 +1298,262 @@
         <w:t xml:space="preserve"> </w:t>
       </w:r>
       <w:r>
-        <w:t xml:space="preserve">carries a table for</w:t>
-      </w:r>
-      <w:r>
-        <w:t xml:space="preserve"> </w:t>
-      </w:r>
-      <w:r>
-        <w:t xml:space="preserve">exactly that: which of these controls exist here, and when each was last proven able to fail. A</w:t>
-      </w:r>
-      <w:r>
-        <w:t xml:space="preserve"> </w:t>
-      </w:r>
-      <w:r>
-        <w:t xml:space="preserve">standard that no such file references is a document, not a practice.</w:t>
-      </w:r>
-    </w:p>
-    <w:p>
-      <w:pPr>
-        <w:pStyle w:val="BodyText"/>
+        <w:t xml:space="preserve">carries a table for exactly that: which of these controls exist here, and when each was last proven</w:t>
+      </w:r>
+      <w:r>
+        <w:t xml:space="preserve"> </w:t>
+      </w:r>
+      <w:r>
+        <w:t xml:space="preserve">able to fail. A standard that no such file references is a document, not a practice.</w:t>
+      </w:r>
+    </w:p>
+    <w:bookmarkEnd w:id="34"/>
+    <w:bookmarkStart w:id="35" w:name="what-you-get"/>
+    <w:p>
+      <w:pPr>
+        <w:pStyle w:val="Heading2"/>
+      </w:pPr>
+      <w:r>
+        <w:t xml:space="preserve">What you get</w:t>
+      </w:r>
+    </w:p>
+    <w:p>
+      <w:pPr>
+        <w:pStyle w:val="Compact"/>
+        <w:numPr>
+          <w:ilvl w:val="0"/>
+          <w:numId w:val="1003"/>
+        </w:numPr>
       </w:pPr>
       <w:r>
         <w:rPr>
           <w:b/>
           <w:bCs/>
         </w:rPr>
-        <w:t xml:space="preserve">MIT licensed</w:t>
-      </w:r>
-      <w:r>
-        <w:t xml:space="preserve"> </w:t>
-      </w:r>
-      <w:r>
-        <w:t xml:space="preserve">-- adapt them, publish the result, drop the attribution.</w:t>
-      </w:r>
-    </w:p>
-    <w:bookmarkEnd w:id="34"/>
-    <w:bookmarkStart w:id="35" w:name="what-you-get"/>
+        <w:t xml:space="preserve">A rubric you can run against your own repository at each release.</w:t>
+      </w:r>
+      <w:r>
+        <w:t xml:space="preserve"> </w:t>
+      </w:r>
+      <w:r>
+        <w:t xml:space="preserve">It separates controls that</w:t>
+      </w:r>
+      <w:r>
+        <w:t xml:space="preserve"> </w:t>
+      </w:r>
+      <w:r>
+        <w:t xml:space="preserve">may decide a verdict from measurements that may only start a conversation. So an argument about</w:t>
+      </w:r>
+      <w:r>
+        <w:t xml:space="preserve"> </w:t>
+      </w:r>
+      <w:r>
+        <w:t xml:space="preserve">"is this good enough" resolves against structure rather than against whoever quotes the largest</w:t>
+      </w:r>
+      <w:r>
+        <w:t xml:space="preserve"> </w:t>
+      </w:r>
+      <w:r>
+        <w:t xml:space="preserve">number.</w:t>
+      </w:r>
+    </w:p>
+    <w:p>
+      <w:pPr>
+        <w:pStyle w:val="Compact"/>
+        <w:numPr>
+          <w:ilvl w:val="0"/>
+          <w:numId w:val="1003"/>
+        </w:numPr>
+      </w:pPr>
+      <w:r>
+        <w:rPr>
+          <w:b/>
+          <w:bCs/>
+        </w:rPr>
+        <w:t xml:space="preserve">A discipline for third-party code that never asks you to read it.</w:t>
+      </w:r>
+      <w:r>
+        <w:t xml:space="preserve"> </w:t>
+      </w:r>
+      <w:r>
+        <w:t xml:space="preserve">The human effort lands at</w:t>
+      </w:r>
+      <w:r>
+        <w:t xml:space="preserve"> </w:t>
+      </w:r>
+      <w:r>
+        <w:t xml:space="preserve">exactly two moments: adopting a dependency and bumping one. The rest is machinery that runs</w:t>
+      </w:r>
+      <w:r>
+        <w:t xml:space="preserve"> </w:t>
+      </w:r>
+      <w:r>
+        <w:t xml:space="preserve">unattended until it raises something.</w:t>
+      </w:r>
+    </w:p>
+    <w:p>
+      <w:pPr>
+        <w:pStyle w:val="Compact"/>
+        <w:numPr>
+          <w:ilvl w:val="0"/>
+          <w:numId w:val="1003"/>
+        </w:numPr>
+      </w:pPr>
+      <w:r>
+        <w:rPr>
+          <w:b/>
+          <w:bCs/>
+        </w:rPr>
+        <w:t xml:space="preserve">A release an adopter can verify without trusting your account of your own process.</w:t>
+      </w:r>
+      <w:r>
+        <w:t xml:space="preserve"> </w:t>
+      </w:r>
+      <w:r>
+        <w:t xml:space="preserve">The</w:t>
+      </w:r>
+      <w:r>
+        <w:t xml:space="preserve"> </w:t>
+      </w:r>
+      <w:r>
+        <w:t xml:space="preserve">allowlist is checked before the upload rather than after it, because the upload is the</w:t>
+      </w:r>
+      <w:r>
+        <w:t xml:space="preserve"> </w:t>
+      </w:r>
+      <w:r>
+        <w:t xml:space="preserve">irreversible step.</w:t>
+      </w:r>
+    </w:p>
+    <w:p>
+      <w:pPr>
+        <w:pStyle w:val="Compact"/>
+        <w:numPr>
+          <w:ilvl w:val="0"/>
+          <w:numId w:val="1003"/>
+        </w:numPr>
+      </w:pPr>
+      <w:r>
+        <w:rPr>
+          <w:b/>
+          <w:bCs/>
+        </w:rPr>
+        <w:t xml:space="preserve">A written split between what you own and what an adopter owns</w:t>
+      </w:r>
+      <w:r>
+        <w:t xml:space="preserve">, made before you claim any</w:t>
+      </w:r>
+      <w:r>
+        <w:t xml:space="preserve"> </w:t>
+      </w:r>
+      <w:r>
+        <w:t xml:space="preserve">control. That gap is where a control ends up unowned by both sides, each assuming the other had</w:t>
+      </w:r>
+      <w:r>
+        <w:t xml:space="preserve"> </w:t>
+      </w:r>
+      <w:r>
+        <w:t xml:space="preserve">it.</w:t>
+      </w:r>
+    </w:p>
+    <w:p>
+      <w:pPr>
+        <w:pStyle w:val="Compact"/>
+        <w:numPr>
+          <w:ilvl w:val="0"/>
+          <w:numId w:val="1003"/>
+        </w:numPr>
+      </w:pPr>
+      <w:r>
+        <w:rPr>
+          <w:b/>
+          <w:bCs/>
+        </w:rPr>
+        <w:t xml:space="preserve">A risk tier you can resolve in one question.</w:t>
+      </w:r>
+      <w:r>
+        <w:t xml:space="preserve"> </w:t>
+      </w:r>
+      <w:r>
+        <w:t xml:space="preserve">A one-line fix does not carry the same obligation</w:t>
+      </w:r>
+      <w:r>
+        <w:t xml:space="preserve"> </w:t>
+      </w:r>
+      <w:r>
+        <w:t xml:space="preserve">as a change to an authorization path, and the cheap answer errs strict rather than convenient.</w:t>
+      </w:r>
+    </w:p>
+    <w:p>
+      <w:pPr>
+        <w:pStyle w:val="Compact"/>
+        <w:numPr>
+          <w:ilvl w:val="0"/>
+          <w:numId w:val="1003"/>
+        </w:numPr>
+      </w:pPr>
+      <w:r>
+        <w:rPr>
+          <w:b/>
+          <w:bCs/>
+        </w:rPr>
+        <w:t xml:space="preserve">Wording you can actually publish.</w:t>
+      </w:r>
+      <w:r>
+        <w:t xml:space="preserve"> </w:t>
+      </w:r>
+      <w:r>
+        <w:t xml:space="preserve">Approved phrasings sit next to the overclaims they replace,</w:t>
+      </w:r>
+      <w:r>
+        <w:t xml:space="preserve"> </w:t>
+      </w:r>
+      <w:r>
+        <w:t xml:space="preserve">with a rule for saying what a gate does not prove. That rule is what stops a document being</w:t>
+      </w:r>
+      <w:r>
+        <w:t xml:space="preserve"> </w:t>
+      </w:r>
+      <w:r>
+        <w:t xml:space="preserve">rejected by the first reader who checks its sources.</w:t>
+      </w:r>
+    </w:p>
+    <w:p>
+      <w:pPr>
+        <w:pStyle w:val="Compact"/>
+        <w:numPr>
+          <w:ilvl w:val="0"/>
+          <w:numId w:val="1003"/>
+        </w:numPr>
+      </w:pPr>
+      <w:r>
+        <w:rPr>
+          <w:b/>
+          <w:bCs/>
+        </w:rPr>
+        <w:t xml:space="preserve">The claims that failed verification, published next to the ones that survived.</w:t>
+      </w:r>
+      <w:r>
+        <w:t xml:space="preserve"> </w:t>
+      </w:r>
+      <w:r>
+        <w:t xml:space="preserve">Specific</w:t>
+      </w:r>
+      <w:r>
+        <w:t xml:space="preserve"> </w:t>
+      </w:r>
+      <w:r>
+        <w:t xml:space="preserve">numbers to stop repeating, including several that circulate widely and did not survive the filter.</w:t>
+      </w:r>
+    </w:p>
+    <w:bookmarkEnd w:id="35"/>
+    <w:bookmarkStart w:id="37" w:name="what-these-are-not"/>
     <w:p>
       <w:pPr>
         <w:pStyle w:val="Heading2"/>
       </w:pPr>
       <w:r>
-        <w:t xml:space="preserve">What you get</w:t>
+        <w:t xml:space="preserve">What these are not</w:t>
       </w:r>
     </w:p>
     <w:p>
@@ -1403,28 +1569,19 @@
           <w:b/>
           <w:bCs/>
         </w:rPr>
-        <w:t xml:space="preserve">A rubric you can run against your own repository at each release</w:t>
-      </w:r>
-      <w:r>
-        <w:t xml:space="preserve">, split into controls that may</w:t>
-      </w:r>
-      <w:r>
-        <w:t xml:space="preserve"> </w:t>
-      </w:r>
-      <w:r>
-        <w:t xml:space="preserve">decide a verdict and measurements that may only start a conversation. So an argument about "is</w:t>
-      </w:r>
-      <w:r>
-        <w:t xml:space="preserve"> </w:t>
-      </w:r>
-      <w:r>
-        <w:t xml:space="preserve">this good enough" resolves against structure rather than against whoever quotes the largest</w:t>
-      </w:r>
-      <w:r>
-        <w:t xml:space="preserve"> </w:t>
-      </w:r>
-      <w:r>
-        <w:t xml:space="preserve">number.</w:t>
+        <w:t xml:space="preserve">No code ships with them.</w:t>
+      </w:r>
+      <w:r>
+        <w:t xml:space="preserve"> </w:t>
+      </w:r>
+      <w:r>
+        <w:t xml:space="preserve">These are rules and review procedures. Where one names a control, it</w:t>
+      </w:r>
+      <w:r>
+        <w:t xml:space="preserve"> </w:t>
+      </w:r>
+      <w:r>
+        <w:t xml:space="preserve">is describing something you would build, not something in this repository.</w:t>
       </w:r>
     </w:p>
     <w:p>
@@ -1433,227 +1590,6 @@
         <w:numPr>
           <w:ilvl w:val="0"/>
           <w:numId w:val="1004"/>
-        </w:numPr>
-      </w:pPr>
-      <w:r>
-        <w:rPr>
-          <w:b/>
-          <w:bCs/>
-        </w:rPr>
-        <w:t xml:space="preserve">A discipline for third-party code that never asks you to read it.</w:t>
-      </w:r>
-      <w:r>
-        <w:t xml:space="preserve"> </w:t>
-      </w:r>
-      <w:r>
-        <w:t xml:space="preserve">The human effort lands at</w:t>
-      </w:r>
-      <w:r>
-        <w:t xml:space="preserve"> </w:t>
-      </w:r>
-      <w:r>
-        <w:t xml:space="preserve">exactly two moments -- adopting a dependency and bumping one -- and the rest is machinery that</w:t>
-      </w:r>
-      <w:r>
-        <w:t xml:space="preserve"> </w:t>
-      </w:r>
-      <w:r>
-        <w:t xml:space="preserve">runs unattended until it raises something.</w:t>
-      </w:r>
-    </w:p>
-    <w:p>
-      <w:pPr>
-        <w:pStyle w:val="Compact"/>
-        <w:numPr>
-          <w:ilvl w:val="0"/>
-          <w:numId w:val="1004"/>
-        </w:numPr>
-      </w:pPr>
-      <w:r>
-        <w:rPr>
-          <w:b/>
-          <w:bCs/>
-        </w:rPr>
-        <w:t xml:space="preserve">A release an adopter can verify without trusting your account of your own process</w:t>
-      </w:r>
-      <w:r>
-        <w:t xml:space="preserve">, and an</w:t>
-      </w:r>
-      <w:r>
-        <w:t xml:space="preserve"> </w:t>
-      </w:r>
-      <w:r>
-        <w:t xml:space="preserve">allowlist checked before the upload rather than after it, because the upload is the irreversible</w:t>
-      </w:r>
-      <w:r>
-        <w:t xml:space="preserve"> </w:t>
-      </w:r>
-      <w:r>
-        <w:t xml:space="preserve">step.</w:t>
-      </w:r>
-    </w:p>
-    <w:p>
-      <w:pPr>
-        <w:pStyle w:val="Compact"/>
-        <w:numPr>
-          <w:ilvl w:val="0"/>
-          <w:numId w:val="1004"/>
-        </w:numPr>
-      </w:pPr>
-      <w:r>
-        <w:rPr>
-          <w:b/>
-          <w:bCs/>
-        </w:rPr>
-        <w:t xml:space="preserve">A written split between what you own and what an adopter owns</w:t>
-      </w:r>
-      <w:r>
-        <w:t xml:space="preserve">, before you claim any control.</w:t>
-      </w:r>
-      <w:r>
-        <w:t xml:space="preserve"> </w:t>
-      </w:r>
-      <w:r>
-        <w:t xml:space="preserve">That gap is where a control ends up unowned by both sides, each assuming the other had it.</w:t>
-      </w:r>
-    </w:p>
-    <w:p>
-      <w:pPr>
-        <w:pStyle w:val="Compact"/>
-        <w:numPr>
-          <w:ilvl w:val="0"/>
-          <w:numId w:val="1004"/>
-        </w:numPr>
-      </w:pPr>
-      <w:r>
-        <w:rPr>
-          <w:b/>
-          <w:bCs/>
-        </w:rPr>
-        <w:t xml:space="preserve">A risk tier you can resolve in one question</w:t>
-      </w:r>
-      <w:r>
-        <w:t xml:space="preserve">, so a one-line fix does not carry the same</w:t>
-      </w:r>
-      <w:r>
-        <w:t xml:space="preserve"> </w:t>
-      </w:r>
-      <w:r>
-        <w:t xml:space="preserve">obligation as a change to an authorization path, and so the cheap answer errs strict rather than</w:t>
-      </w:r>
-      <w:r>
-        <w:t xml:space="preserve"> </w:t>
-      </w:r>
-      <w:r>
-        <w:t xml:space="preserve">convenient.</w:t>
-      </w:r>
-    </w:p>
-    <w:p>
-      <w:pPr>
-        <w:pStyle w:val="Compact"/>
-        <w:numPr>
-          <w:ilvl w:val="0"/>
-          <w:numId w:val="1004"/>
-        </w:numPr>
-      </w:pPr>
-      <w:r>
-        <w:rPr>
-          <w:b/>
-          <w:bCs/>
-        </w:rPr>
-        <w:t xml:space="preserve">Wording you can actually publish.</w:t>
-      </w:r>
-      <w:r>
-        <w:t xml:space="preserve"> </w:t>
-      </w:r>
-      <w:r>
-        <w:t xml:space="preserve">Approved phrasings next to the overclaims they replace, and</w:t>
-      </w:r>
-      <w:r>
-        <w:t xml:space="preserve"> </w:t>
-      </w:r>
-      <w:r>
-        <w:t xml:space="preserve">a rule for saying what a gate does not prove -- which is what stops a document being rejected by</w:t>
-      </w:r>
-      <w:r>
-        <w:t xml:space="preserve"> </w:t>
-      </w:r>
-      <w:r>
-        <w:t xml:space="preserve">the first reader who checks its sources.</w:t>
-      </w:r>
-    </w:p>
-    <w:p>
-      <w:pPr>
-        <w:pStyle w:val="Compact"/>
-        <w:numPr>
-          <w:ilvl w:val="0"/>
-          <w:numId w:val="1004"/>
-        </w:numPr>
-      </w:pPr>
-      <w:r>
-        <w:rPr>
-          <w:b/>
-          <w:bCs/>
-        </w:rPr>
-        <w:t xml:space="preserve">The claims that failed verification, published next to the ones that survived.</w:t>
-      </w:r>
-      <w:r>
-        <w:t xml:space="preserve"> </w:t>
-      </w:r>
-      <w:r>
-        <w:t xml:space="preserve">Specific</w:t>
-      </w:r>
-      <w:r>
-        <w:t xml:space="preserve"> </w:t>
-      </w:r>
-      <w:r>
-        <w:t xml:space="preserve">numbers to stop repeating, including several that circulate widely and did not survive the filter.</w:t>
-      </w:r>
-    </w:p>
-    <w:bookmarkEnd w:id="35"/>
-    <w:bookmarkStart w:id="37" w:name="what-these-are-not"/>
-    <w:p>
-      <w:pPr>
-        <w:pStyle w:val="Heading2"/>
-      </w:pPr>
-      <w:r>
-        <w:t xml:space="preserve">What these are not</w:t>
-      </w:r>
-    </w:p>
-    <w:p>
-      <w:pPr>
-        <w:pStyle w:val="Compact"/>
-        <w:numPr>
-          <w:ilvl w:val="0"/>
-          <w:numId w:val="1005"/>
-        </w:numPr>
-      </w:pPr>
-      <w:r>
-        <w:rPr>
-          <w:b/>
-          <w:bCs/>
-        </w:rPr>
-        <w:t xml:space="preserve">No code ships with them.</w:t>
-      </w:r>
-      <w:r>
-        <w:t xml:space="preserve"> </w:t>
-      </w:r>
-      <w:r>
-        <w:t xml:space="preserve">These are rules and review procedures. Where one names a control, it</w:t>
-      </w:r>
-      <w:r>
-        <w:t xml:space="preserve"> </w:t>
-      </w:r>
-      <w:r>
-        <w:t xml:space="preserve">is describing something you would build, not something in this repository.</w:t>
-      </w:r>
-    </w:p>
-    <w:p>
-      <w:pPr>
-        <w:pStyle w:val="Compact"/>
-        <w:numPr>
-          <w:ilvl w:val="0"/>
-          <w:numId w:val="1005"/>
         </w:numPr>
       </w:pPr>
       <w:r>
@@ -1701,7 +1637,7 @@
         <w:pStyle w:val="Compact"/>
         <w:numPr>
           <w:ilvl w:val="0"/>
-          <w:numId w:val="1005"/>
+          <w:numId w:val="1004"/>
         </w:numPr>
       </w:pPr>
       <w:r>
@@ -1735,7 +1671,7 @@
         <w:pStyle w:val="Compact"/>
         <w:numPr>
           <w:ilvl w:val="0"/>
-          <w:numId w:val="1005"/>
+          <w:numId w:val="1004"/>
         </w:numPr>
       </w:pPr>
       <w:r>
@@ -1773,13 +1709,7 @@
         <w:pStyle w:val="FirstParagraph"/>
       </w:pPr>
       <w:r>
-        <w:t xml:space="preserve">Each one buys you something different. Read the line, then the document that matches the argument</w:t>
-      </w:r>
-      <w:r>
-        <w:t xml:space="preserve"> </w:t>
-      </w:r>
-      <w:r>
-        <w:t xml:space="preserve">you are currently losing.</w:t>
+        <w:t xml:space="preserve">Read the line, then the document that matches the argument you are currently losing.</w:t>
       </w:r>
     </w:p>
     <w:tbl>
@@ -1843,7 +1773,7 @@
               <w:pStyle w:val="Compact"/>
             </w:pPr>
             <w:r>
-              <w:t xml:space="preserve">Five named process failure modes as an organizing spine, a tier ladder that says how much rigor this particular change needs, the hard line between a control and a wish -- a gate is a deterministic check, and the model never certifies its own output -- and an adversarial verification pass written as a technique, including the cases where it is pure waste.</w:t>
+              <w:t xml:space="preserve">Five named process failure modes as an organizing spine. A tier ladder that says how much rigor this particular change needs. The hard line between a control and a wish: a gate is a deterministic check, and the model never certifies its own output. An adversarial verification pass written as a technique, including the cases where it is pure waste.</w:t>
             </w:r>
           </w:p>
         </w:tc>
@@ -1901,7 +1831,7 @@
               <w:pStyle w:val="Compact"/>
             </w:pPr>
             <w:r>
-              <w:t xml:space="preserve">The answer to "how much of this must a human read" that is not a percentage: depth resolved per change by risk tier, a sensitive-data ratchet that dominates size, an unknown-clamps-up rule, two conditions that force a full line-by-line read regardless, and the contested question of whether explaining code with the AI coding assistant's help satisfies the floor.</w:t>
+              <w:t xml:space="preserve">The answer to "how much of this must a human read" that is not a percentage. Depth resolved per change by risk tier, a sensitive-data ratchet that dominates size, and an unknown-clamps-up rule. Two conditions that force a full line-by-line read regardless. The contested question of whether explaining code with the AI coding assistant's help satisfies the floor.</w:t>
             </w:r>
           </w:p>
         </w:tc>
@@ -1930,7 +1860,7 @@
               <w:pStyle w:val="Compact"/>
             </w:pPr>
             <w:r>
-              <w:t xml:space="preserve">A method for assessing a codebase against a standard with several hundred requirements: verdict vocabularies that mean the same thing to two reviewers, evidence anchors a machine can re-check, pinning the standard's corpus so it cannot shift underneath you, and how to read a movement in a score.</w:t>
+              <w:t xml:space="preserve">A method for assessing a codebase against a standard with several hundred requirements. Verdict vocabularies that mean the same thing to two reviewers, and evidence anchors a machine can re-check. Pinning the standard's corpus so it cannot shift underneath you, and how to read a movement in a score.</w:t>
             </w:r>
           </w:p>
         </w:tc>
@@ -1959,7 +1889,7 @@
               <w:pStyle w:val="Compact"/>
             </w:pPr>
             <w:r>
-              <w:t xml:space="preserve">Rows that may decide a verdict separated from rows that may only start a conversation, the published evidence behind refusing to gate on a single number, a map from each way machine-written code goes wrong to the control that neutralizes it, and review depth as a per-file decision so a large diff stays finite.</w:t>
+              <w:t xml:space="preserve">Rows that may decide a verdict, separated from rows that may only start a conversation. The published evidence behind refusing to gate on a single number. A map from each way machine-written code goes wrong to the control that neutralizes it. Review depth as a per-file decision, so a large diff stays finite.</w:t>
             </w:r>
           </w:p>
         </w:tc>
@@ -1988,7 +1918,7 @@
               <w:pStyle w:val="Compact"/>
             </w:pPr>
             <w:r>
-              <w:t xml:space="preserve">A written producer-versus-operator ownership split, a per-interface threat model that gives review something to check against, a finite secure-coding list, an honest read of what a green pipeline has and has not established, and a release gate that is a checklist rather than a debate.</w:t>
+              <w:t xml:space="preserve">A written producer-versus-operator ownership split. A per-interface threat model that gives review something to check against, and a finite secure-coding list. An honest read of what a green pipeline has and has not established. A release gate that is a checklist rather than a debate.</w:t>
             </w:r>
           </w:p>
         </w:tc>
@@ -2017,44 +1947,41 @@
       <w:r>
         <w:t xml:space="preserve">merged and brought up to date.</w:t>
       </w:r>
-      <w:r>
-        <w:t xml:space="preserve"> </w:t>
-      </w:r>
+    </w:p>
+    <w:p>
+      <w:pPr>
+        <w:pStyle w:val="BodyText"/>
+      </w:pPr>
       <w:r>
         <w:rPr>
           <w:b/>
           <w:bCs/>
         </w:rPr>
+        <w:t xml:space="preserve">Corrections stay in place.</w:t>
+      </w:r>
+      <w:r>
+        <w:t xml:space="preserve"> </w:t>
+      </w:r>
+      <w:r>
         <w:t xml:space="preserve">Where the source said something later shown to be wrong, it is</w:t>
       </w:r>
       <w:r>
-        <w:rPr>
-          <w:b/>
-          <w:bCs/>
-        </w:rPr>
-        <w:t xml:space="preserve"> </w:t>
-      </w:r>
-      <w:r>
-        <w:rPr>
-          <w:b/>
-          <w:bCs/>
-        </w:rPr>
-        <w:t xml:space="preserve">corrected in place and says so briefly</w:t>
-      </w:r>
-      <w:r>
-        <w:t xml:space="preserve">, because several of the most useful rules in the set exist</w:t>
-      </w:r>
-      <w:r>
-        <w:t xml:space="preserve"> </w:t>
-      </w:r>
-      <w:r>
-        <w:t xml:space="preserve">only because something was published, believed, and then found not to hold. A cost model derived</w:t>
-      </w:r>
-      <w:r>
-        <w:t xml:space="preserve"> </w:t>
-      </w:r>
-      <w:r>
-        <w:t xml:space="preserve">from a tool that had crashed before doing any work is the shape of it.</w:t>
+        <w:t xml:space="preserve"> </w:t>
+      </w:r>
+      <w:r>
+        <w:t xml:space="preserve">corrected in place and says so briefly. Several of the most useful rules in the set exist only</w:t>
+      </w:r>
+      <w:r>
+        <w:t xml:space="preserve"> </w:t>
+      </w:r>
+      <w:r>
+        <w:t xml:space="preserve">because something was published, believed, and then found not to hold. A cost model derived from a</w:t>
+      </w:r>
+      <w:r>
+        <w:t xml:space="preserve"> </w:t>
+      </w:r>
+      <w:r>
+        <w:t xml:space="preserve">tool that had crashed before doing any work is the shape of it.</w:t>
       </w:r>
     </w:p>
     <w:p>
@@ -2070,7 +1997,7 @@
         <w:pStyle w:val="Compact"/>
         <w:numPr>
           <w:ilvl w:val="0"/>
-          <w:numId w:val="1006"/>
+          <w:numId w:val="1005"/>
         </w:numPr>
       </w:pPr>
       <w:r>
@@ -2110,7 +2037,7 @@
         <w:pStyle w:val="Compact"/>
         <w:numPr>
           <w:ilvl w:val="0"/>
-          <w:numId w:val="1006"/>
+          <w:numId w:val="1005"/>
         </w:numPr>
       </w:pPr>
       <w:r>
@@ -2144,7 +2071,7 @@
         <w:pStyle w:val="Compact"/>
         <w:numPr>
           <w:ilvl w:val="0"/>
-          <w:numId w:val="1006"/>
+          <w:numId w:val="1005"/>
         </w:numPr>
       </w:pPr>
       <w:r>
@@ -2176,34 +2103,13 @@
         <w:t xml:space="preserve"> </w:t>
       </w:r>
       <w:r>
-        <w:t xml:space="preserve">organization operates".</w:t>
-      </w:r>
-      <w:r>
-        <w:t xml:space="preserve"> </w:t>
-      </w:r>
-      <w:r>
-        <w:rPr>
-          <w:b/>
-          <w:bCs/>
-        </w:rPr>
-        <w:t xml:space="preserve">Where a rule could not be generalized it was dropped rather than</w:t>
-      </w:r>
-      <w:r>
-        <w:rPr>
-          <w:b/>
-          <w:bCs/>
-        </w:rPr>
-        <w:t xml:space="preserve"> </w:t>
-      </w:r>
-      <w:r>
-        <w:rPr>
-          <w:b/>
-          <w:bCs/>
-        </w:rPr>
-        <w:t xml:space="preserve">disguised</w:t>
-      </w:r>
-      <w:r>
-        <w:t xml:space="preserve">, so the set is not a complete account of the practice it came from.</w:t>
+        <w:t xml:space="preserve">organization operates". Where a rule could not be generalized it was dropped rather than</w:t>
+      </w:r>
+      <w:r>
+        <w:t xml:space="preserve"> </w:t>
+      </w:r>
+      <w:r>
+        <w:t xml:space="preserve">disguised, so the set is not a complete account of the practice it came from.</w:t>
       </w:r>
     </w:p>
     <w:bookmarkEnd w:id="39"/>
@@ -2221,13 +2127,7 @@
         <w:pStyle w:val="FirstParagraph"/>
       </w:pPr>
       <w:r>
-        <w:t xml:space="preserve">These documents link out rather than restate, and so should you when you adapt them. In</w:t>
-      </w:r>
-      <w:r>
-        <w:t xml:space="preserve"> </w:t>
-      </w:r>
-      <w:r>
-        <w:t xml:space="preserve">particular:</w:t>
+        <w:t xml:space="preserve">These documents link out rather than restate, and so should you when you adapt them. In particular:</w:t>
       </w:r>
     </w:p>
     <w:p>
@@ -2235,7 +2135,7 @@
         <w:pStyle w:val="Compact"/>
         <w:numPr>
           <w:ilvl w:val="0"/>
-          <w:numId w:val="1007"/>
+          <w:numId w:val="1006"/>
         </w:numPr>
       </w:pPr>
       <w:hyperlink r:id="rId36">
@@ -2270,7 +2170,7 @@
         <w:pStyle w:val="Compact"/>
         <w:numPr>
           <w:ilvl w:val="0"/>
-          <w:numId w:val="1007"/>
+          <w:numId w:val="1006"/>
         </w:numPr>
       </w:pPr>
       <w:hyperlink r:id="rId40">
@@ -2299,7 +2199,7 @@
         <w:pStyle w:val="Compact"/>
         <w:numPr>
           <w:ilvl w:val="0"/>
-          <w:numId w:val="1007"/>
+          <w:numId w:val="1006"/>
         </w:numPr>
       </w:pPr>
       <w:hyperlink r:id="rId27">
@@ -2334,7 +2234,7 @@
         <w:pStyle w:val="Compact"/>
         <w:numPr>
           <w:ilvl w:val="0"/>
-          <w:numId w:val="1007"/>
+          <w:numId w:val="1006"/>
         </w:numPr>
       </w:pPr>
       <w:hyperlink r:id="rId41">
@@ -2695,34 +2595,7 @@
     </w:lvlOverride>
   </w:num>
   <w:num w:numId="1003">
-    <w:abstractNumId w:val="99411"/>
-    <w:lvlOverride w:ilvl="0">
-      <w:startOverride w:val="1"/>
-    </w:lvlOverride>
-    <w:lvlOverride w:ilvl="1">
-      <w:startOverride w:val="1"/>
-    </w:lvlOverride>
-    <w:lvlOverride w:ilvl="2">
-      <w:startOverride w:val="1"/>
-    </w:lvlOverride>
-    <w:lvlOverride w:ilvl="3">
-      <w:startOverride w:val="1"/>
-    </w:lvlOverride>
-    <w:lvlOverride w:ilvl="4">
-      <w:startOverride w:val="1"/>
-    </w:lvlOverride>
-    <w:lvlOverride w:ilvl="5">
-      <w:startOverride w:val="1"/>
-    </w:lvlOverride>
-    <w:lvlOverride w:ilvl="6">
-      <w:startOverride w:val="1"/>
-    </w:lvlOverride>
-    <w:lvlOverride w:ilvl="7">
-      <w:startOverride w:val="1"/>
-    </w:lvlOverride>
-    <w:lvlOverride w:ilvl="8">
-      <w:startOverride w:val="1"/>
-    </w:lvlOverride>
+    <w:abstractNumId w:val="991"/>
   </w:num>
   <w:num w:numId="1004">
     <w:abstractNumId w:val="991"/>
@@ -2731,9 +2604,6 @@
     <w:abstractNumId w:val="991"/>
   </w:num>
   <w:num w:numId="1006">
-    <w:abstractNumId w:val="991"/>
-  </w:num>
-  <w:num w:numId="1007">
     <w:abstractNumId w:val="991"/>
   </w:num>
 </w:numbering>

--- a/docs/standards/word/OVERVIEW.docx
+++ b/docs/standards/word/OVERVIEW.docx
@@ -28,7 +28,7 @@
         </w:p>
       </w:sdtContent>
     </w:sdt>
-    <w:bookmarkStart w:id="43" w:name="standards-you-can-start-from"/>
+    <w:bookmarkStart w:id="49" w:name="standards-you-can-start-from"/>
     <w:p>
       <w:pPr>
         <w:pStyle w:val="Heading1"/>
@@ -58,98 +58,7 @@
         <w:t xml:space="preserve"> </w:t>
       </w:r>
       <w:r>
-        <w:t xml:space="preserve">high-quality code using Claude Code:</w:t>
-      </w:r>
-    </w:p>
-    <w:p>
-      <w:pPr>
-        <w:pStyle w:val="Compact"/>
-        <w:numPr>
-          <w:ilvl w:val="0"/>
-          <w:numId w:val="1001"/>
-        </w:numPr>
-      </w:pPr>
-      <w:r>
-        <w:t xml:space="preserve">what counts as quality</w:t>
-      </w:r>
-    </w:p>
-    <w:p>
-      <w:pPr>
-        <w:pStyle w:val="Compact"/>
-        <w:numPr>
-          <w:ilvl w:val="0"/>
-          <w:numId w:val="1001"/>
-        </w:numPr>
-      </w:pPr>
-      <w:r>
-        <w:t xml:space="preserve">what counts as secure</w:t>
-      </w:r>
-    </w:p>
-    <w:p>
-      <w:pPr>
-        <w:pStyle w:val="Compact"/>
-        <w:numPr>
-          <w:ilvl w:val="0"/>
-          <w:numId w:val="1001"/>
-        </w:numPr>
-      </w:pPr>
-      <w:r>
-        <w:t xml:space="preserve">how to hold third-party code you will never read</w:t>
-      </w:r>
-    </w:p>
-    <w:p>
-      <w:pPr>
-        <w:pStyle w:val="Compact"/>
-        <w:numPr>
-          <w:ilvl w:val="0"/>
-          <w:numId w:val="1001"/>
-        </w:numPr>
-      </w:pPr>
-      <w:r>
-        <w:t xml:space="preserve">how to govern Claude Code, or another AI coding assistant, when it writes much of it</w:t>
-      </w:r>
-    </w:p>
-    <w:p>
-      <w:pPr>
-        <w:pStyle w:val="Compact"/>
-        <w:numPr>
-          <w:ilvl w:val="0"/>
-          <w:numId w:val="1001"/>
-        </w:numPr>
-      </w:pPr>
-      <w:r>
-        <w:t xml:space="preserve">how much of the result a human must actually read</w:t>
-      </w:r>
-    </w:p>
-    <w:p>
-      <w:pPr>
-        <w:pStyle w:val="FirstParagraph"/>
-      </w:pPr>
-      <w:r>
-        <w:t xml:space="preserve">Plus</w:t>
-      </w:r>
-      <w:r>
-        <w:t xml:space="preserve"> </w:t>
-      </w:r>
-      <w:hyperlink r:id="rId9">
-        <w:r>
-          <w:rPr>
-            <w:rStyle w:val="Hyperlink"/>
-          </w:rPr>
-          <w:t xml:space="preserve">a two-page summary</w:t>
-        </w:r>
-      </w:hyperlink>
-      <w:r>
-        <w:t xml:space="preserve"> </w:t>
-      </w:r>
-      <w:r>
-        <w:t xml:space="preserve">for a security executive. It answers a different</w:t>
-      </w:r>
-      <w:r>
-        <w:t xml:space="preserve"> </w:t>
-      </w:r>
-      <w:r>
-        <w:t xml:space="preserve">question: not how to adopt any of this, but how to tell whether your teams already do it.</w:t>
+        <w:t xml:space="preserve">high-quality code using Claude Code.</w:t>
       </w:r>
     </w:p>
     <w:p>
@@ -182,7 +91,7 @@
         <w:t xml:space="preserve">edited down to your setting before it is useful.</w:t>
       </w:r>
     </w:p>
-    <w:bookmarkStart w:id="33" w:name="the-files"/>
+    <w:bookmarkStart w:id="39" w:name="the-files"/>
     <w:p>
       <w:pPr>
         <w:pStyle w:val="Heading2"/>
@@ -335,7 +244,13 @@
                 <w:b/>
                 <w:bCs/>
               </w:rPr>
-              <w:t xml:space="preserve">AI-assisted development</w:t>
+              <w:t xml:space="preserve">Which security standards apply to you</w:t>
+            </w:r>
+            <w:r>
+              <w:t xml:space="preserve"> </w:t>
+            </w:r>
+            <w:r>
+              <w:t xml:space="preserve">-- a map of the landscape, for deciding what reaches you</w:t>
             </w:r>
           </w:p>
         </w:tc>
@@ -400,7 +315,13 @@
                 <w:b/>
                 <w:bCs/>
               </w:rPr>
-              <w:t xml:space="preserve">Dependency integrity</w:t>
+              <w:t xml:space="preserve">How to adopt these</w:t>
+            </w:r>
+            <w:r>
+              <w:t xml:space="preserve"> </w:t>
+            </w:r>
+            <w:r>
+              <w:t xml:space="preserve">-- what to do with the rest of this section</w:t>
             </w:r>
           </w:p>
         </w:tc>
@@ -465,13 +386,7 @@
                 <w:b/>
                 <w:bCs/>
               </w:rPr>
-              <w:t xml:space="preserve">Human review of code</w:t>
-            </w:r>
-            <w:r>
-              <w:t xml:space="preserve"> </w:t>
-            </w:r>
-            <w:r>
-              <w:t xml:space="preserve">-- how much of it a human must read</w:t>
+              <w:t xml:space="preserve">AI-assisted development</w:t>
             </w:r>
           </w:p>
         </w:tc>
@@ -536,7 +451,7 @@
                 <w:b/>
                 <w:bCs/>
               </w:rPr>
-              <w:t xml:space="preserve">Code quality</w:t>
+              <w:t xml:space="preserve">Dependency integrity</w:t>
             </w:r>
           </w:p>
         </w:tc>
@@ -601,7 +516,13 @@
                 <w:b/>
                 <w:bCs/>
               </w:rPr>
-              <w:t xml:space="preserve">Secure development</w:t>
+              <w:t xml:space="preserve">Human review of code</w:t>
+            </w:r>
+            <w:r>
+              <w:t xml:space="preserve"> </w:t>
+            </w:r>
+            <w:r>
+              <w:t xml:space="preserve">-- how much of it a human must read</w:t>
             </w:r>
           </w:p>
         </w:tc>
@@ -666,13 +587,7 @@
                 <w:b/>
                 <w:bCs/>
               </w:rPr>
-              <w:t xml:space="preserve">Security standard assessment</w:t>
-            </w:r>
-            <w:r>
-              <w:t xml:space="preserve"> </w:t>
-            </w:r>
-            <w:r>
-              <w:t xml:space="preserve">-- running one against a large standard</w:t>
+              <w:t xml:space="preserve">Code quality</w:t>
             </w:r>
           </w:p>
         </w:tc>
@@ -733,18 +648,11 @@
               <w:pStyle w:val="Compact"/>
             </w:pPr>
             <w:r>
-              <w:t xml:space="preserve">This overview</w:t>
-            </w:r>
-          </w:p>
-        </w:tc>
-        <w:tc>
-          <w:tcPr/>
-          <w:p>
-            <w:pPr>
-              <w:pStyle w:val="Compact"/>
-            </w:pPr>
-            <w:r>
-              <w:t xml:space="preserve">--</w:t>
+              <w:rPr>
+                <w:b/>
+                <w:bCs/>
+              </w:rPr>
+              <w:t xml:space="preserve">Secure development</w:t>
             </w:r>
           </w:p>
         </w:tc>
@@ -755,6 +663,22 @@
               <w:pStyle w:val="Compact"/>
             </w:pPr>
             <w:hyperlink r:id="rId30">
+              <w:r>
+                <w:rPr>
+                  <w:rStyle w:val="Hyperlink"/>
+                </w:rPr>
+                <w:t xml:space="preserve">page</w:t>
+              </w:r>
+            </w:hyperlink>
+          </w:p>
+        </w:tc>
+        <w:tc>
+          <w:tcPr/>
+          <w:p>
+            <w:pPr>
+              <w:pStyle w:val="Compact"/>
+            </w:pPr>
+            <w:hyperlink r:id="rId31">
               <w:r>
                 <w:rPr>
                   <w:rStyle w:val="Hyperlink"/>
@@ -770,7 +694,7 @@
             <w:pPr>
               <w:pStyle w:val="Compact"/>
             </w:pPr>
-            <w:hyperlink r:id="rId31">
+            <w:hyperlink r:id="rId32">
               <w:r>
                 <w:rPr>
                   <w:rStyle w:val="Hyperlink"/>
@@ -793,6 +717,133 @@
                 <w:b/>
                 <w:bCs/>
               </w:rPr>
+              <w:t xml:space="preserve">Security standard assessment</w:t>
+            </w:r>
+            <w:r>
+              <w:t xml:space="preserve"> </w:t>
+            </w:r>
+            <w:r>
+              <w:t xml:space="preserve">-- running one against a large standard</w:t>
+            </w:r>
+          </w:p>
+        </w:tc>
+        <w:tc>
+          <w:tcPr/>
+          <w:p>
+            <w:pPr>
+              <w:pStyle w:val="Compact"/>
+            </w:pPr>
+            <w:hyperlink r:id="rId33">
+              <w:r>
+                <w:rPr>
+                  <w:rStyle w:val="Hyperlink"/>
+                </w:rPr>
+                <w:t xml:space="preserve">page</w:t>
+              </w:r>
+            </w:hyperlink>
+          </w:p>
+        </w:tc>
+        <w:tc>
+          <w:tcPr/>
+          <w:p>
+            <w:pPr>
+              <w:pStyle w:val="Compact"/>
+            </w:pPr>
+            <w:hyperlink r:id="rId34">
+              <w:r>
+                <w:rPr>
+                  <w:rStyle w:val="Hyperlink"/>
+                </w:rPr>
+                <w:t xml:space="preserve">.md</w:t>
+              </w:r>
+            </w:hyperlink>
+          </w:p>
+        </w:tc>
+        <w:tc>
+          <w:tcPr/>
+          <w:p>
+            <w:pPr>
+              <w:pStyle w:val="Compact"/>
+            </w:pPr>
+            <w:hyperlink r:id="rId35">
+              <w:r>
+                <w:rPr>
+                  <w:rStyle w:val="Hyperlink"/>
+                </w:rPr>
+                <w:t xml:space="preserve">.docx</w:t>
+              </w:r>
+            </w:hyperlink>
+          </w:p>
+        </w:tc>
+      </w:tr>
+      <w:tr>
+        <w:tc>
+          <w:tcPr/>
+          <w:p>
+            <w:pPr>
+              <w:pStyle w:val="Compact"/>
+            </w:pPr>
+            <w:r>
+              <w:t xml:space="preserve">This overview</w:t>
+            </w:r>
+          </w:p>
+        </w:tc>
+        <w:tc>
+          <w:tcPr/>
+          <w:p>
+            <w:pPr>
+              <w:pStyle w:val="Compact"/>
+            </w:pPr>
+            <w:r>
+              <w:t xml:space="preserve">--</w:t>
+            </w:r>
+          </w:p>
+        </w:tc>
+        <w:tc>
+          <w:tcPr/>
+          <w:p>
+            <w:pPr>
+              <w:pStyle w:val="Compact"/>
+            </w:pPr>
+            <w:hyperlink r:id="rId36">
+              <w:r>
+                <w:rPr>
+                  <w:rStyle w:val="Hyperlink"/>
+                </w:rPr>
+                <w:t xml:space="preserve">.md</w:t>
+              </w:r>
+            </w:hyperlink>
+          </w:p>
+        </w:tc>
+        <w:tc>
+          <w:tcPr/>
+          <w:p>
+            <w:pPr>
+              <w:pStyle w:val="Compact"/>
+            </w:pPr>
+            <w:hyperlink r:id="rId37">
+              <w:r>
+                <w:rPr>
+                  <w:rStyle w:val="Hyperlink"/>
+                </w:rPr>
+                <w:t xml:space="preserve">.docx</w:t>
+              </w:r>
+            </w:hyperlink>
+          </w:p>
+        </w:tc>
+      </w:tr>
+      <w:tr>
+        <w:tc>
+          <w:tcPr/>
+          <w:p>
+            <w:pPr>
+              <w:pStyle w:val="Compact"/>
+            </w:pPr>
+            <w:r>
+              <w:rPr>
+                <w:b/>
+                <w:bCs/>
+              </w:rPr>
               <w:t xml:space="preserve">A</w:t>
             </w:r>
             <w:r>
@@ -864,7 +915,7 @@
             <w:pPr>
               <w:pStyle w:val="Compact"/>
             </w:pPr>
-            <w:hyperlink r:id="rId32">
+            <w:hyperlink r:id="rId38">
               <w:r>
                 <w:rPr>
                   <w:rStyle w:val="Hyperlink"/>
@@ -899,66 +950,8 @@
         <w:t xml:space="preserve">Markdown is best for sharing with AI. Word is best for sharing with humans.</w:t>
       </w:r>
     </w:p>
-    <w:p>
-      <w:pPr>
-        <w:pStyle w:val="BodyText"/>
-      </w:pPr>
-      <w:r>
-        <w:t xml:space="preserve">Markdown is plain text: harder on a human eye, with its syntax showing and its tables unaligned. It</w:t>
-      </w:r>
-      <w:r>
-        <w:t xml:space="preserve"> </w:t>
-      </w:r>
-      <w:r>
-        <w:t xml:space="preserve">is easier for an AI to work with, because that same plain text is exactly what a coding tool reads</w:t>
-      </w:r>
-      <w:r>
-        <w:t xml:space="preserve"> </w:t>
-      </w:r>
-      <w:r>
-        <w:t xml:space="preserve">best. It also drops into a repository and diffs cleanly as you edit it -- which you will, because</w:t>
-      </w:r>
-      <w:r>
-        <w:t xml:space="preserve"> </w:t>
-      </w:r>
-      <w:r>
-        <w:t xml:space="preserve">none of these are usable as they stand.</w:t>
-      </w:r>
-    </w:p>
-    <w:p>
-      <w:pPr>
-        <w:pStyle w:val="BodyText"/>
-      </w:pPr>
-      <w:r>
-        <w:t xml:space="preserve">Word is the reverse: comfortable to read, easy to circulate and mark up, and of no use to a coding</w:t>
-      </w:r>
-      <w:r>
-        <w:t xml:space="preserve"> </w:t>
-      </w:r>
-      <w:r>
-        <w:t xml:space="preserve">tool. The Word files hold the same content, generated from the same markdown.</w:t>
-      </w:r>
-    </w:p>
-    <w:p>
-      <w:pPr>
-        <w:pStyle w:val="BodyText"/>
-      </w:pPr>
-      <w:r>
-        <w:rPr>
-          <w:b/>
-          <w:bCs/>
-        </w:rPr>
-        <w:t xml:space="preserve">MIT licensed</w:t>
-      </w:r>
-      <w:r>
-        <w:t xml:space="preserve"> </w:t>
-      </w:r>
-      <w:r>
-        <w:t xml:space="preserve">-- adapt them, publish the result, drop the attribution.</w:t>
-      </w:r>
-    </w:p>
-    <w:bookmarkEnd w:id="33"/>
-    <w:bookmarkStart w:id="34" w:name="the-order-to-read-them-in"/>
+    <w:bookmarkEnd w:id="39"/>
+    <w:bookmarkStart w:id="40" w:name="the-order-to-read-them-in"/>
     <w:p>
       <w:pPr>
         <w:pStyle w:val="Heading2"/>
@@ -972,10 +965,10 @@
         <w:pStyle w:val="Compact"/>
         <w:numPr>
           <w:ilvl w:val="0"/>
-          <w:numId w:val="1002"/>
+          <w:numId w:val="1001"/>
         </w:numPr>
       </w:pPr>
-      <w:hyperlink r:id="rId12">
+      <w:hyperlink r:id="rId18">
         <w:r>
           <w:rPr>
             <w:rStyle w:val="Hyperlink"/>
@@ -1009,10 +1002,10 @@
         <w:pStyle w:val="Compact"/>
         <w:numPr>
           <w:ilvl w:val="0"/>
-          <w:numId w:val="1002"/>
+          <w:numId w:val="1001"/>
         </w:numPr>
       </w:pPr>
-      <w:hyperlink r:id="rId18">
+      <w:hyperlink r:id="rId24">
         <w:r>
           <w:rPr>
             <w:rStyle w:val="Hyperlink"/>
@@ -1040,10 +1033,10 @@
         <w:pStyle w:val="Compact"/>
         <w:numPr>
           <w:ilvl w:val="0"/>
-          <w:numId w:val="1002"/>
+          <w:numId w:val="1001"/>
         </w:numPr>
       </w:pPr>
-      <w:hyperlink r:id="rId15">
+      <w:hyperlink r:id="rId21">
         <w:r>
           <w:rPr>
             <w:rStyle w:val="Hyperlink"/>
@@ -1077,10 +1070,10 @@
         <w:pStyle w:val="Compact"/>
         <w:numPr>
           <w:ilvl w:val="0"/>
-          <w:numId w:val="1002"/>
+          <w:numId w:val="1001"/>
         </w:numPr>
       </w:pPr>
-      <w:hyperlink r:id="rId21">
+      <w:hyperlink r:id="rId27">
         <w:r>
           <w:rPr>
             <w:rStyle w:val="Hyperlink"/>
@@ -1108,10 +1101,10 @@
         <w:pStyle w:val="Compact"/>
         <w:numPr>
           <w:ilvl w:val="0"/>
-          <w:numId w:val="1002"/>
+          <w:numId w:val="1001"/>
         </w:numPr>
       </w:pPr>
-      <w:hyperlink r:id="rId24">
+      <w:hyperlink r:id="rId30">
         <w:r>
           <w:rPr>
             <w:rStyle w:val="Hyperlink"/>
@@ -1168,7 +1161,7 @@
       <w:r>
         <w:t xml:space="preserve"> </w:t>
       </w:r>
-      <w:hyperlink r:id="rId18">
+      <w:hyperlink r:id="rId24">
         <w:r>
           <w:rPr>
             <w:rStyle w:val="Hyperlink"/>
@@ -1286,7 +1279,7 @@
       <w:r>
         <w:t xml:space="preserve"> </w:t>
       </w:r>
-      <w:hyperlink r:id="rId32">
+      <w:hyperlink r:id="rId38">
         <w:r>
           <w:rPr>
             <w:rStyle w:val="Hyperlink"/>
@@ -1307,14 +1300,253 @@
         <w:t xml:space="preserve">able to fail. A standard that no such file references is a document, not a practice.</w:t>
       </w:r>
     </w:p>
-    <w:bookmarkEnd w:id="34"/>
-    <w:bookmarkStart w:id="35" w:name="what-you-get"/>
+    <w:bookmarkEnd w:id="40"/>
+    <w:bookmarkStart w:id="41" w:name="what-you-get"/>
     <w:p>
       <w:pPr>
         <w:pStyle w:val="Heading2"/>
       </w:pPr>
       <w:r>
         <w:t xml:space="preserve">What you get</w:t>
+      </w:r>
+    </w:p>
+    <w:p>
+      <w:pPr>
+        <w:pStyle w:val="Compact"/>
+        <w:numPr>
+          <w:ilvl w:val="0"/>
+          <w:numId w:val="1002"/>
+        </w:numPr>
+      </w:pPr>
+      <w:r>
+        <w:rPr>
+          <w:b/>
+          <w:bCs/>
+        </w:rPr>
+        <w:t xml:space="preserve">A rubric you can run against your own repository at each release.</w:t>
+      </w:r>
+      <w:r>
+        <w:t xml:space="preserve"> </w:t>
+      </w:r>
+      <w:r>
+        <w:t xml:space="preserve">It separates controls that</w:t>
+      </w:r>
+      <w:r>
+        <w:t xml:space="preserve"> </w:t>
+      </w:r>
+      <w:r>
+        <w:t xml:space="preserve">may decide a verdict from measurements that may only start a conversation. So an argument about</w:t>
+      </w:r>
+      <w:r>
+        <w:t xml:space="preserve"> </w:t>
+      </w:r>
+      <w:r>
+        <w:t xml:space="preserve">"is this good enough" resolves against structure rather than against whoever quotes the largest</w:t>
+      </w:r>
+      <w:r>
+        <w:t xml:space="preserve"> </w:t>
+      </w:r>
+      <w:r>
+        <w:t xml:space="preserve">number.</w:t>
+      </w:r>
+    </w:p>
+    <w:p>
+      <w:pPr>
+        <w:pStyle w:val="Compact"/>
+        <w:numPr>
+          <w:ilvl w:val="0"/>
+          <w:numId w:val="1002"/>
+        </w:numPr>
+      </w:pPr>
+      <w:r>
+        <w:rPr>
+          <w:b/>
+          <w:bCs/>
+        </w:rPr>
+        <w:t xml:space="preserve">A discipline for third-party code that never asks you to read it.</w:t>
+      </w:r>
+      <w:r>
+        <w:t xml:space="preserve"> </w:t>
+      </w:r>
+      <w:r>
+        <w:t xml:space="preserve">The human effort lands at</w:t>
+      </w:r>
+      <w:r>
+        <w:t xml:space="preserve"> </w:t>
+      </w:r>
+      <w:r>
+        <w:t xml:space="preserve">exactly two moments: adopting a dependency and bumping one. The rest is machinery that runs</w:t>
+      </w:r>
+      <w:r>
+        <w:t xml:space="preserve"> </w:t>
+      </w:r>
+      <w:r>
+        <w:t xml:space="preserve">unattended until it raises something.</w:t>
+      </w:r>
+    </w:p>
+    <w:p>
+      <w:pPr>
+        <w:pStyle w:val="Compact"/>
+        <w:numPr>
+          <w:ilvl w:val="0"/>
+          <w:numId w:val="1002"/>
+        </w:numPr>
+      </w:pPr>
+      <w:r>
+        <w:rPr>
+          <w:b/>
+          <w:bCs/>
+        </w:rPr>
+        <w:t xml:space="preserve">A release an adopter can verify without trusting your account of your own process.</w:t>
+      </w:r>
+      <w:r>
+        <w:t xml:space="preserve"> </w:t>
+      </w:r>
+      <w:r>
+        <w:t xml:space="preserve">The</w:t>
+      </w:r>
+      <w:r>
+        <w:t xml:space="preserve"> </w:t>
+      </w:r>
+      <w:r>
+        <w:t xml:space="preserve">allowlist is checked before the upload rather than after it, because the upload is the</w:t>
+      </w:r>
+      <w:r>
+        <w:t xml:space="preserve"> </w:t>
+      </w:r>
+      <w:r>
+        <w:t xml:space="preserve">irreversible step.</w:t>
+      </w:r>
+    </w:p>
+    <w:p>
+      <w:pPr>
+        <w:pStyle w:val="Compact"/>
+        <w:numPr>
+          <w:ilvl w:val="0"/>
+          <w:numId w:val="1002"/>
+        </w:numPr>
+      </w:pPr>
+      <w:r>
+        <w:rPr>
+          <w:b/>
+          <w:bCs/>
+        </w:rPr>
+        <w:t xml:space="preserve">A written split between what you own and what an adopter owns</w:t>
+      </w:r>
+      <w:r>
+        <w:t xml:space="preserve">, made before you claim any</w:t>
+      </w:r>
+      <w:r>
+        <w:t xml:space="preserve"> </w:t>
+      </w:r>
+      <w:r>
+        <w:t xml:space="preserve">control. That gap is where a control ends up unowned by both sides, each assuming the other had</w:t>
+      </w:r>
+      <w:r>
+        <w:t xml:space="preserve"> </w:t>
+      </w:r>
+      <w:r>
+        <w:t xml:space="preserve">it.</w:t>
+      </w:r>
+    </w:p>
+    <w:p>
+      <w:pPr>
+        <w:pStyle w:val="Compact"/>
+        <w:numPr>
+          <w:ilvl w:val="0"/>
+          <w:numId w:val="1002"/>
+        </w:numPr>
+      </w:pPr>
+      <w:r>
+        <w:rPr>
+          <w:b/>
+          <w:bCs/>
+        </w:rPr>
+        <w:t xml:space="preserve">A risk tier you can resolve in one question.</w:t>
+      </w:r>
+      <w:r>
+        <w:t xml:space="preserve"> </w:t>
+      </w:r>
+      <w:r>
+        <w:t xml:space="preserve">A one-line fix does not carry the same obligation</w:t>
+      </w:r>
+      <w:r>
+        <w:t xml:space="preserve"> </w:t>
+      </w:r>
+      <w:r>
+        <w:t xml:space="preserve">as a change to an authorization path, and the cheap answer errs strict rather than convenient.</w:t>
+      </w:r>
+    </w:p>
+    <w:p>
+      <w:pPr>
+        <w:pStyle w:val="Compact"/>
+        <w:numPr>
+          <w:ilvl w:val="0"/>
+          <w:numId w:val="1002"/>
+        </w:numPr>
+      </w:pPr>
+      <w:r>
+        <w:rPr>
+          <w:b/>
+          <w:bCs/>
+        </w:rPr>
+        <w:t xml:space="preserve">Wording you can actually publish.</w:t>
+      </w:r>
+      <w:r>
+        <w:t xml:space="preserve"> </w:t>
+      </w:r>
+      <w:r>
+        <w:t xml:space="preserve">Approved phrasings sit next to the overclaims they replace,</w:t>
+      </w:r>
+      <w:r>
+        <w:t xml:space="preserve"> </w:t>
+      </w:r>
+      <w:r>
+        <w:t xml:space="preserve">with a rule for saying what a gate does not prove. That rule is what stops a document being</w:t>
+      </w:r>
+      <w:r>
+        <w:t xml:space="preserve"> </w:t>
+      </w:r>
+      <w:r>
+        <w:t xml:space="preserve">rejected by the first reader who checks its sources.</w:t>
+      </w:r>
+    </w:p>
+    <w:p>
+      <w:pPr>
+        <w:pStyle w:val="Compact"/>
+        <w:numPr>
+          <w:ilvl w:val="0"/>
+          <w:numId w:val="1002"/>
+        </w:numPr>
+      </w:pPr>
+      <w:r>
+        <w:rPr>
+          <w:b/>
+          <w:bCs/>
+        </w:rPr>
+        <w:t xml:space="preserve">The claims that failed verification, published next to the ones that survived.</w:t>
+      </w:r>
+      <w:r>
+        <w:t xml:space="preserve"> </w:t>
+      </w:r>
+      <w:r>
+        <w:t xml:space="preserve">Specific</w:t>
+      </w:r>
+      <w:r>
+        <w:t xml:space="preserve"> </w:t>
+      </w:r>
+      <w:r>
+        <w:t xml:space="preserve">numbers to stop repeating, including several that circulate widely and did not survive the filter.</w:t>
+      </w:r>
+    </w:p>
+    <w:bookmarkEnd w:id="41"/>
+    <w:bookmarkStart w:id="43" w:name="what-these-are-not"/>
+    <w:p>
+      <w:pPr>
+        <w:pStyle w:val="Heading2"/>
+      </w:pPr>
+      <w:r>
+        <w:t xml:space="preserve">What these are not</w:t>
       </w:r>
     </w:p>
     <w:p>
@@ -1330,31 +1562,19 @@
           <w:b/>
           <w:bCs/>
         </w:rPr>
-        <w:t xml:space="preserve">A rubric you can run against your own repository at each release.</w:t>
-      </w:r>
-      <w:r>
-        <w:t xml:space="preserve"> </w:t>
-      </w:r>
-      <w:r>
-        <w:t xml:space="preserve">It separates controls that</w:t>
-      </w:r>
-      <w:r>
-        <w:t xml:space="preserve"> </w:t>
-      </w:r>
-      <w:r>
-        <w:t xml:space="preserve">may decide a verdict from measurements that may only start a conversation. So an argument about</w:t>
-      </w:r>
-      <w:r>
-        <w:t xml:space="preserve"> </w:t>
-      </w:r>
-      <w:r>
-        <w:t xml:space="preserve">"is this good enough" resolves against structure rather than against whoever quotes the largest</w:t>
-      </w:r>
-      <w:r>
-        <w:t xml:space="preserve"> </w:t>
-      </w:r>
-      <w:r>
-        <w:t xml:space="preserve">number.</w:t>
+        <w:t xml:space="preserve">No code ships with them.</w:t>
+      </w:r>
+      <w:r>
+        <w:t xml:space="preserve"> </w:t>
+      </w:r>
+      <w:r>
+        <w:t xml:space="preserve">These are rules and review procedures. Where one names a control, it</w:t>
+      </w:r>
+      <w:r>
+        <w:t xml:space="preserve"> </w:t>
+      </w:r>
+      <w:r>
+        <w:t xml:space="preserve">is describing something you would build, not something in this repository.</w:t>
       </w:r>
     </w:p>
     <w:p>
@@ -1370,233 +1590,6 @@
           <w:b/>
           <w:bCs/>
         </w:rPr>
-        <w:t xml:space="preserve">A discipline for third-party code that never asks you to read it.</w:t>
-      </w:r>
-      <w:r>
-        <w:t xml:space="preserve"> </w:t>
-      </w:r>
-      <w:r>
-        <w:t xml:space="preserve">The human effort lands at</w:t>
-      </w:r>
-      <w:r>
-        <w:t xml:space="preserve"> </w:t>
-      </w:r>
-      <w:r>
-        <w:t xml:space="preserve">exactly two moments: adopting a dependency and bumping one. The rest is machinery that runs</w:t>
-      </w:r>
-      <w:r>
-        <w:t xml:space="preserve"> </w:t>
-      </w:r>
-      <w:r>
-        <w:t xml:space="preserve">unattended until it raises something.</w:t>
-      </w:r>
-    </w:p>
-    <w:p>
-      <w:pPr>
-        <w:pStyle w:val="Compact"/>
-        <w:numPr>
-          <w:ilvl w:val="0"/>
-          <w:numId w:val="1003"/>
-        </w:numPr>
-      </w:pPr>
-      <w:r>
-        <w:rPr>
-          <w:b/>
-          <w:bCs/>
-        </w:rPr>
-        <w:t xml:space="preserve">A release an adopter can verify without trusting your account of your own process.</w:t>
-      </w:r>
-      <w:r>
-        <w:t xml:space="preserve"> </w:t>
-      </w:r>
-      <w:r>
-        <w:t xml:space="preserve">The</w:t>
-      </w:r>
-      <w:r>
-        <w:t xml:space="preserve"> </w:t>
-      </w:r>
-      <w:r>
-        <w:t xml:space="preserve">allowlist is checked before the upload rather than after it, because the upload is the</w:t>
-      </w:r>
-      <w:r>
-        <w:t xml:space="preserve"> </w:t>
-      </w:r>
-      <w:r>
-        <w:t xml:space="preserve">irreversible step.</w:t>
-      </w:r>
-    </w:p>
-    <w:p>
-      <w:pPr>
-        <w:pStyle w:val="Compact"/>
-        <w:numPr>
-          <w:ilvl w:val="0"/>
-          <w:numId w:val="1003"/>
-        </w:numPr>
-      </w:pPr>
-      <w:r>
-        <w:rPr>
-          <w:b/>
-          <w:bCs/>
-        </w:rPr>
-        <w:t xml:space="preserve">A written split between what you own and what an adopter owns</w:t>
-      </w:r>
-      <w:r>
-        <w:t xml:space="preserve">, made before you claim any</w:t>
-      </w:r>
-      <w:r>
-        <w:t xml:space="preserve"> </w:t>
-      </w:r>
-      <w:r>
-        <w:t xml:space="preserve">control. That gap is where a control ends up unowned by both sides, each assuming the other had</w:t>
-      </w:r>
-      <w:r>
-        <w:t xml:space="preserve"> </w:t>
-      </w:r>
-      <w:r>
-        <w:t xml:space="preserve">it.</w:t>
-      </w:r>
-    </w:p>
-    <w:p>
-      <w:pPr>
-        <w:pStyle w:val="Compact"/>
-        <w:numPr>
-          <w:ilvl w:val="0"/>
-          <w:numId w:val="1003"/>
-        </w:numPr>
-      </w:pPr>
-      <w:r>
-        <w:rPr>
-          <w:b/>
-          <w:bCs/>
-        </w:rPr>
-        <w:t xml:space="preserve">A risk tier you can resolve in one question.</w:t>
-      </w:r>
-      <w:r>
-        <w:t xml:space="preserve"> </w:t>
-      </w:r>
-      <w:r>
-        <w:t xml:space="preserve">A one-line fix does not carry the same obligation</w:t>
-      </w:r>
-      <w:r>
-        <w:t xml:space="preserve"> </w:t>
-      </w:r>
-      <w:r>
-        <w:t xml:space="preserve">as a change to an authorization path, and the cheap answer errs strict rather than convenient.</w:t>
-      </w:r>
-    </w:p>
-    <w:p>
-      <w:pPr>
-        <w:pStyle w:val="Compact"/>
-        <w:numPr>
-          <w:ilvl w:val="0"/>
-          <w:numId w:val="1003"/>
-        </w:numPr>
-      </w:pPr>
-      <w:r>
-        <w:rPr>
-          <w:b/>
-          <w:bCs/>
-        </w:rPr>
-        <w:t xml:space="preserve">Wording you can actually publish.</w:t>
-      </w:r>
-      <w:r>
-        <w:t xml:space="preserve"> </w:t>
-      </w:r>
-      <w:r>
-        <w:t xml:space="preserve">Approved phrasings sit next to the overclaims they replace,</w:t>
-      </w:r>
-      <w:r>
-        <w:t xml:space="preserve"> </w:t>
-      </w:r>
-      <w:r>
-        <w:t xml:space="preserve">with a rule for saying what a gate does not prove. That rule is what stops a document being</w:t>
-      </w:r>
-      <w:r>
-        <w:t xml:space="preserve"> </w:t>
-      </w:r>
-      <w:r>
-        <w:t xml:space="preserve">rejected by the first reader who checks its sources.</w:t>
-      </w:r>
-    </w:p>
-    <w:p>
-      <w:pPr>
-        <w:pStyle w:val="Compact"/>
-        <w:numPr>
-          <w:ilvl w:val="0"/>
-          <w:numId w:val="1003"/>
-        </w:numPr>
-      </w:pPr>
-      <w:r>
-        <w:rPr>
-          <w:b/>
-          <w:bCs/>
-        </w:rPr>
-        <w:t xml:space="preserve">The claims that failed verification, published next to the ones that survived.</w:t>
-      </w:r>
-      <w:r>
-        <w:t xml:space="preserve"> </w:t>
-      </w:r>
-      <w:r>
-        <w:t xml:space="preserve">Specific</w:t>
-      </w:r>
-      <w:r>
-        <w:t xml:space="preserve"> </w:t>
-      </w:r>
-      <w:r>
-        <w:t xml:space="preserve">numbers to stop repeating, including several that circulate widely and did not survive the filter.</w:t>
-      </w:r>
-    </w:p>
-    <w:bookmarkEnd w:id="35"/>
-    <w:bookmarkStart w:id="37" w:name="what-these-are-not"/>
-    <w:p>
-      <w:pPr>
-        <w:pStyle w:val="Heading2"/>
-      </w:pPr>
-      <w:r>
-        <w:t xml:space="preserve">What these are not</w:t>
-      </w:r>
-    </w:p>
-    <w:p>
-      <w:pPr>
-        <w:pStyle w:val="Compact"/>
-        <w:numPr>
-          <w:ilvl w:val="0"/>
-          <w:numId w:val="1004"/>
-        </w:numPr>
-      </w:pPr>
-      <w:r>
-        <w:rPr>
-          <w:b/>
-          <w:bCs/>
-        </w:rPr>
-        <w:t xml:space="preserve">No code ships with them.</w:t>
-      </w:r>
-      <w:r>
-        <w:t xml:space="preserve"> </w:t>
-      </w:r>
-      <w:r>
-        <w:t xml:space="preserve">These are rules and review procedures. Where one names a control, it</w:t>
-      </w:r>
-      <w:r>
-        <w:t xml:space="preserve"> </w:t>
-      </w:r>
-      <w:r>
-        <w:t xml:space="preserve">is describing something you would build, not something in this repository.</w:t>
-      </w:r>
-    </w:p>
-    <w:p>
-      <w:pPr>
-        <w:pStyle w:val="Compact"/>
-        <w:numPr>
-          <w:ilvl w:val="0"/>
-          <w:numId w:val="1004"/>
-        </w:numPr>
-      </w:pPr>
-      <w:r>
-        <w:rPr>
-          <w:b/>
-          <w:bCs/>
-        </w:rPr>
         <w:t xml:space="preserve">No certification, and no attainment.</w:t>
       </w:r>
       <w:r>
@@ -1620,7 +1613,7 @@
       <w:r>
         <w:t xml:space="preserve"> </w:t>
       </w:r>
-      <w:hyperlink r:id="rId36">
+      <w:hyperlink r:id="rId42">
         <w:r>
           <w:rPr>
             <w:rStyle w:val="Hyperlink"/>
@@ -1637,7 +1630,7 @@
         <w:pStyle w:val="Compact"/>
         <w:numPr>
           <w:ilvl w:val="0"/>
-          <w:numId w:val="1004"/>
+          <w:numId w:val="1003"/>
         </w:numPr>
       </w:pPr>
       <w:r>
@@ -1671,7 +1664,7 @@
         <w:pStyle w:val="Compact"/>
         <w:numPr>
           <w:ilvl w:val="0"/>
-          <w:numId w:val="1004"/>
+          <w:numId w:val="1003"/>
         </w:numPr>
       </w:pPr>
       <w:r>
@@ -1694,8 +1687,8 @@
         <w:t xml:space="preserve">document says where it bears on a rule.</w:t>
       </w:r>
     </w:p>
-    <w:bookmarkEnd w:id="37"/>
-    <w:bookmarkStart w:id="38" w:name="what-each-one-buys-you"/>
+    <w:bookmarkEnd w:id="43"/>
+    <w:bookmarkStart w:id="44" w:name="what-each-one-buys-you"/>
     <w:p>
       <w:pPr>
         <w:pStyle w:val="Heading2"/>
@@ -1761,6 +1754,64 @@
                 <w:rPr>
                   <w:rStyle w:val="Hyperlink"/>
                 </w:rPr>
+                <w:t xml:space="preserve">Which security standards apply to you</w:t>
+              </w:r>
+            </w:hyperlink>
+          </w:p>
+        </w:tc>
+        <w:tc>
+          <w:tcPr/>
+          <w:p>
+            <w:pPr>
+              <w:pStyle w:val="Compact"/>
+            </w:pPr>
+            <w:r>
+              <w:t xml:space="preserve">Standards sorted by who each one is addressed to -- a software producer, an organization operating systems, or an assessor -- which is the cut that settles most arguments about whether a document reaches you. What each one actually issues, since most issue nothing and people are routinely asked for certificates that do not exist. What triggers it, because these arrive attached to a contract rather than getting chosen. Every status carries the date it was checked.</w:t>
+            </w:r>
+          </w:p>
+        </w:tc>
+      </w:tr>
+      <w:tr>
+        <w:tc>
+          <w:tcPr/>
+          <w:p>
+            <w:pPr>
+              <w:pStyle w:val="Compact"/>
+            </w:pPr>
+            <w:hyperlink r:id="rId15">
+              <w:r>
+                <w:rPr>
+                  <w:rStyle w:val="Hyperlink"/>
+                </w:rPr>
+                <w:t xml:space="preserve">How to adopt these</w:t>
+              </w:r>
+            </w:hyperlink>
+          </w:p>
+        </w:tc>
+        <w:tc>
+          <w:tcPr/>
+          <w:p>
+            <w:pPr>
+              <w:pStyle w:val="Compact"/>
+            </w:pPr>
+            <w:r>
+              <w:t xml:space="preserve">Five steps, each ending in an artifact rather than a resolution. An exception recorded as a documented deviation with a compensating control and a trigger that ends it, because an exception without an ending trigger is permanent by default. Automation stated the hard way: automate, then prove each check can still fail, and count only blocking checks as coverage. A worked example run end to end, and an answer for a reader who has one afternoon.</w:t>
+            </w:r>
+          </w:p>
+        </w:tc>
+      </w:tr>
+      <w:tr>
+        <w:tc>
+          <w:tcPr/>
+          <w:p>
+            <w:pPr>
+              <w:pStyle w:val="Compact"/>
+            </w:pPr>
+            <w:hyperlink r:id="rId18">
+              <w:r>
+                <w:rPr>
+                  <w:rStyle w:val="Hyperlink"/>
+                </w:rPr>
                 <w:t xml:space="preserve">AI-assisted development</w:t>
               </w:r>
             </w:hyperlink>
@@ -1785,7 +1836,7 @@
             <w:pPr>
               <w:pStyle w:val="Compact"/>
             </w:pPr>
-            <w:hyperlink r:id="rId15">
+            <w:hyperlink r:id="rId21">
               <w:r>
                 <w:rPr>
                   <w:rStyle w:val="Hyperlink"/>
@@ -1814,7 +1865,7 @@
             <w:pPr>
               <w:pStyle w:val="Compact"/>
             </w:pPr>
-            <w:hyperlink r:id="rId18">
+            <w:hyperlink r:id="rId24">
               <w:r>
                 <w:rPr>
                   <w:rStyle w:val="Hyperlink"/>
@@ -1843,7 +1894,7 @@
             <w:pPr>
               <w:pStyle w:val="Compact"/>
             </w:pPr>
-            <w:hyperlink r:id="rId27">
+            <w:hyperlink r:id="rId33">
               <w:r>
                 <w:rPr>
                   <w:rStyle w:val="Hyperlink"/>
@@ -1872,7 +1923,7 @@
             <w:pPr>
               <w:pStyle w:val="Compact"/>
             </w:pPr>
-            <w:hyperlink r:id="rId21">
+            <w:hyperlink r:id="rId27">
               <w:r>
                 <w:rPr>
                   <w:rStyle w:val="Hyperlink"/>
@@ -1901,7 +1952,7 @@
             <w:pPr>
               <w:pStyle w:val="Compact"/>
             </w:pPr>
-            <w:hyperlink r:id="rId24">
+            <w:hyperlink r:id="rId30">
               <w:r>
                 <w:rPr>
                   <w:rStyle w:val="Hyperlink"/>
@@ -1924,8 +1975,8 @@
         </w:tc>
       </w:tr>
     </w:tbl>
-    <w:bookmarkEnd w:id="38"/>
-    <w:bookmarkStart w:id="39" w:name="Xcb356c1caa9fbeda96ee2c63dcee98915ebf571"/>
+    <w:bookmarkEnd w:id="44"/>
+    <w:bookmarkStart w:id="45" w:name="Xcb356c1caa9fbeda96ee2c63dcee98915ebf571"/>
     <w:p>
       <w:pPr>
         <w:pStyle w:val="Heading2"/>
@@ -1997,7 +2048,7 @@
         <w:pStyle w:val="Compact"/>
         <w:numPr>
           <w:ilvl w:val="0"/>
-          <w:numId w:val="1005"/>
+          <w:numId w:val="1004"/>
         </w:numPr>
       </w:pPr>
       <w:r>
@@ -2037,7 +2088,7 @@
         <w:pStyle w:val="Compact"/>
         <w:numPr>
           <w:ilvl w:val="0"/>
-          <w:numId w:val="1005"/>
+          <w:numId w:val="1004"/>
         </w:numPr>
       </w:pPr>
       <w:r>
@@ -2071,7 +2122,7 @@
         <w:pStyle w:val="Compact"/>
         <w:numPr>
           <w:ilvl w:val="0"/>
-          <w:numId w:val="1005"/>
+          <w:numId w:val="1004"/>
         </w:numPr>
       </w:pPr>
       <w:r>
@@ -2112,8 +2163,8 @@
         <w:t xml:space="preserve">disguised, so the set is not a complete account of the practice it came from.</w:t>
       </w:r>
     </w:p>
-    <w:bookmarkEnd w:id="39"/>
-    <w:bookmarkStart w:id="42" w:name="what-is-already-elsewhere-on-this-site"/>
+    <w:bookmarkEnd w:id="45"/>
+    <w:bookmarkStart w:id="48" w:name="what-is-already-elsewhere-on-this-site"/>
     <w:p>
       <w:pPr>
         <w:pStyle w:val="Heading2"/>
@@ -2135,10 +2186,10 @@
         <w:pStyle w:val="Compact"/>
         <w:numPr>
           <w:ilvl w:val="0"/>
-          <w:numId w:val="1006"/>
+          <w:numId w:val="1005"/>
         </w:numPr>
       </w:pPr>
-      <w:hyperlink r:id="rId36">
+      <w:hyperlink r:id="rId42">
         <w:r>
           <w:rPr>
             <w:rStyle w:val="Hyperlink"/>
@@ -2170,10 +2221,10 @@
         <w:pStyle w:val="Compact"/>
         <w:numPr>
           <w:ilvl w:val="0"/>
-          <w:numId w:val="1006"/>
+          <w:numId w:val="1005"/>
         </w:numPr>
       </w:pPr>
-      <w:hyperlink r:id="rId40">
+      <w:hyperlink r:id="rId46">
         <w:r>
           <w:rPr>
             <w:rStyle w:val="Hyperlink"/>
@@ -2199,10 +2250,10 @@
         <w:pStyle w:val="Compact"/>
         <w:numPr>
           <w:ilvl w:val="0"/>
-          <w:numId w:val="1006"/>
+          <w:numId w:val="1005"/>
         </w:numPr>
       </w:pPr>
-      <w:hyperlink r:id="rId27">
+      <w:hyperlink r:id="rId33">
         <w:r>
           <w:rPr>
             <w:rStyle w:val="Hyperlink"/>
@@ -2234,10 +2285,10 @@
         <w:pStyle w:val="Compact"/>
         <w:numPr>
           <w:ilvl w:val="0"/>
-          <w:numId w:val="1006"/>
+          <w:numId w:val="1005"/>
         </w:numPr>
       </w:pPr>
-      <w:hyperlink r:id="rId41">
+      <w:hyperlink r:id="rId47">
         <w:r>
           <w:rPr>
             <w:rStyle w:val="Hyperlink"/>
@@ -2258,8 +2309,8 @@
         <w:t xml:space="preserve">guardrail and proving it can see what it claims to.</w:t>
       </w:r>
     </w:p>
-    <w:bookmarkEnd w:id="42"/>
-    <w:bookmarkEnd w:id="43"/>
+    <w:bookmarkEnd w:id="48"/>
+    <w:bookmarkEnd w:id="49"/>
     <w:sectPr>
       <w:footnotePr>
         <w:numRestart w:val="eachSect"/>
@@ -2370,6 +2421,91 @@
       </w:pPr>
     </w:lvl>
   </w:abstractNum>
+  <w:abstractNum w:abstractNumId="99411">
+    <w:nsid w:val="00A99411"/>
+    <w:multiLevelType w:val="multilevel"/>
+    <w:lvl w:ilvl="0">
+      <w:start w:val="1"/>
+      <w:numFmt w:val="decimal"/>
+      <w:lvlText w:val="%1."/>
+      <w:lvlJc w:val="left"/>
+      <w:pPr>
+        <w:ind w:left="720" w:hanging="360"/>
+      </w:pPr>
+    </w:lvl>
+    <w:lvl w:ilvl="1">
+      <w:start w:val="1"/>
+      <w:numFmt w:val="decimal"/>
+      <w:lvlText w:val="%2."/>
+      <w:lvlJc w:val="left"/>
+      <w:pPr>
+        <w:ind w:left="1440" w:hanging="360"/>
+      </w:pPr>
+    </w:lvl>
+    <w:lvl w:ilvl="2">
+      <w:start w:val="1"/>
+      <w:numFmt w:val="decimal"/>
+      <w:lvlText w:val="%3."/>
+      <w:lvlJc w:val="left"/>
+      <w:pPr>
+        <w:ind w:left="2160" w:hanging="360"/>
+      </w:pPr>
+    </w:lvl>
+    <w:lvl w:ilvl="3">
+      <w:start w:val="1"/>
+      <w:numFmt w:val="decimal"/>
+      <w:lvlText w:val="%4."/>
+      <w:lvlJc w:val="left"/>
+      <w:pPr>
+        <w:ind w:left="2880" w:hanging="360"/>
+      </w:pPr>
+    </w:lvl>
+    <w:lvl w:ilvl="4">
+      <w:start w:val="1"/>
+      <w:numFmt w:val="decimal"/>
+      <w:lvlText w:val="%5."/>
+      <w:lvlJc w:val="left"/>
+      <w:pPr>
+        <w:ind w:left="3600" w:hanging="360"/>
+      </w:pPr>
+    </w:lvl>
+    <w:lvl w:ilvl="5">
+      <w:start w:val="1"/>
+      <w:numFmt w:val="decimal"/>
+      <w:lvlText w:val="%6."/>
+      <w:lvlJc w:val="left"/>
+      <w:pPr>
+        <w:ind w:left="4320" w:hanging="360"/>
+      </w:pPr>
+    </w:lvl>
+    <w:lvl w:ilvl="6">
+      <w:start w:val="1"/>
+      <w:numFmt w:val="decimal"/>
+      <w:lvlText w:val="%7."/>
+      <w:lvlJc w:val="left"/>
+      <w:pPr>
+        <w:ind w:left="5040" w:hanging="360"/>
+      </w:pPr>
+    </w:lvl>
+    <w:lvl w:ilvl="7">
+      <w:start w:val="1"/>
+      <w:numFmt w:val="decimal"/>
+      <w:lvlText w:val="%8."/>
+      <w:lvlJc w:val="left"/>
+      <w:pPr>
+        <w:ind w:left="5760" w:hanging="360"/>
+      </w:pPr>
+    </w:lvl>
+    <w:lvl w:ilvl="8">
+      <w:start w:val="1"/>
+      <w:numFmt w:val="decimal"/>
+      <w:lvlText w:val="%9."/>
+      <w:lvlJc w:val="left"/>
+      <w:pPr>
+        <w:ind w:left="6480" w:hanging="360"/>
+      </w:pPr>
+    </w:lvl>
+  </w:abstractNum>
   <w:abstractNum w:abstractNumId="991">
     <w:nsid w:val="0000A991"/>
     <w:multiLevelType w:val="multilevel"/>
@@ -2473,98 +2609,10 @@
       </w:rPr>
     </w:lvl>
   </w:abstractNum>
-  <w:abstractNum w:abstractNumId="99411">
-    <w:nsid w:val="00A99411"/>
-    <w:multiLevelType w:val="multilevel"/>
-    <w:lvl w:ilvl="0">
-      <w:start w:val="1"/>
-      <w:numFmt w:val="decimal"/>
-      <w:lvlText w:val="%1."/>
-      <w:lvlJc w:val="left"/>
-      <w:pPr>
-        <w:ind w:left="720" w:hanging="360"/>
-      </w:pPr>
-    </w:lvl>
-    <w:lvl w:ilvl="1">
-      <w:start w:val="1"/>
-      <w:numFmt w:val="decimal"/>
-      <w:lvlText w:val="%2."/>
-      <w:lvlJc w:val="left"/>
-      <w:pPr>
-        <w:ind w:left="1440" w:hanging="360"/>
-      </w:pPr>
-    </w:lvl>
-    <w:lvl w:ilvl="2">
-      <w:start w:val="1"/>
-      <w:numFmt w:val="decimal"/>
-      <w:lvlText w:val="%3."/>
-      <w:lvlJc w:val="left"/>
-      <w:pPr>
-        <w:ind w:left="2160" w:hanging="360"/>
-      </w:pPr>
-    </w:lvl>
-    <w:lvl w:ilvl="3">
-      <w:start w:val="1"/>
-      <w:numFmt w:val="decimal"/>
-      <w:lvlText w:val="%4."/>
-      <w:lvlJc w:val="left"/>
-      <w:pPr>
-        <w:ind w:left="2880" w:hanging="360"/>
-      </w:pPr>
-    </w:lvl>
-    <w:lvl w:ilvl="4">
-      <w:start w:val="1"/>
-      <w:numFmt w:val="decimal"/>
-      <w:lvlText w:val="%5."/>
-      <w:lvlJc w:val="left"/>
-      <w:pPr>
-        <w:ind w:left="3600" w:hanging="360"/>
-      </w:pPr>
-    </w:lvl>
-    <w:lvl w:ilvl="5">
-      <w:start w:val="1"/>
-      <w:numFmt w:val="decimal"/>
-      <w:lvlText w:val="%6."/>
-      <w:lvlJc w:val="left"/>
-      <w:pPr>
-        <w:ind w:left="4320" w:hanging="360"/>
-      </w:pPr>
-    </w:lvl>
-    <w:lvl w:ilvl="6">
-      <w:start w:val="1"/>
-      <w:numFmt w:val="decimal"/>
-      <w:lvlText w:val="%7."/>
-      <w:lvlJc w:val="left"/>
-      <w:pPr>
-        <w:ind w:left="5040" w:hanging="360"/>
-      </w:pPr>
-    </w:lvl>
-    <w:lvl w:ilvl="7">
-      <w:start w:val="1"/>
-      <w:numFmt w:val="decimal"/>
-      <w:lvlText w:val="%8."/>
-      <w:lvlJc w:val="left"/>
-      <w:pPr>
-        <w:ind w:left="5760" w:hanging="360"/>
-      </w:pPr>
-    </w:lvl>
-    <w:lvl w:ilvl="8">
-      <w:start w:val="1"/>
-      <w:numFmt w:val="decimal"/>
-      <w:lvlText w:val="%9."/>
-      <w:lvlJc w:val="left"/>
-      <w:pPr>
-        <w:ind w:left="6480" w:hanging="360"/>
-      </w:pPr>
-    </w:lvl>
-  </w:abstractNum>
   <w:num w:numId="1000">
     <w:abstractNumId w:val="990"/>
   </w:num>
   <w:num w:numId="1001">
-    <w:abstractNumId w:val="991"/>
-  </w:num>
-  <w:num w:numId="1002">
     <w:abstractNumId w:val="99411"/>
     <w:lvlOverride w:ilvl="0">
       <w:startOverride w:val="1"/>
@@ -2594,6 +2642,9 @@
       <w:startOverride w:val="1"/>
     </w:lvlOverride>
   </w:num>
+  <w:num w:numId="1002">
+    <w:abstractNumId w:val="991"/>
+  </w:num>
   <w:num w:numId="1003">
     <w:abstractNumId w:val="991"/>
   </w:num>
@@ -2601,9 +2652,6 @@
     <w:abstractNumId w:val="991"/>
   </w:num>
   <w:num w:numId="1005">
-    <w:abstractNumId w:val="991"/>
-  </w:num>
-  <w:num w:numId="1006">
     <w:abstractNumId w:val="991"/>
   </w:num>
 </w:numbering>

--- a/docs/standards/word/OVERVIEW.docx
+++ b/docs/standards/word/OVERVIEW.docx
@@ -717,13 +717,13 @@
                 <w:b/>
                 <w:bCs/>
               </w:rPr>
-              <w:t xml:space="preserve">Security standard assessment</w:t>
+              <w:t xml:space="preserve">Use OWASP ASVS 5.0</w:t>
             </w:r>
             <w:r>
               <w:t xml:space="preserve"> </w:t>
             </w:r>
             <w:r>
-              <w:t xml:space="preserve">-- running one against a large standard</w:t>
+              <w:t xml:space="preserve">-- assessing a codebase against a large standard</w:t>
             </w:r>
           </w:p>
         </w:tc>
@@ -1899,7 +1899,7 @@
                 <w:rPr>
                   <w:rStyle w:val="Hyperlink"/>
                 </w:rPr>
-                <w:t xml:space="preserve">Security standard assessment</w:t>
+                <w:t xml:space="preserve">Use OWASP ASVS 5.0</w:t>
               </w:r>
             </w:hyperlink>
           </w:p>

--- a/docs/standards/word/OVERVIEW.docx
+++ b/docs/standards/word/OVERVIEW.docx
@@ -2096,7 +2096,7 @@
           <w:b/>
           <w:bCs/>
         </w:rPr>
-        <w:t xml:space="preserve">A forge with a blocking pipeline, and a repository several sessions push to at once.</w:t>
+        <w:t xml:space="preserve">A code host with a blocking pipeline, and a repository several sessions push to at once.</w:t>
       </w:r>
       <w:r>
         <w:t xml:space="preserve"> </w:t>
@@ -2108,7 +2108,7 @@
         <w:t xml:space="preserve"> </w:t>
       </w:r>
       <w:r>
-        <w:t xml:space="preserve">control placement advice assumes both. The failure shapes are not forge-specific; the field names</w:t>
+        <w:t xml:space="preserve">control placement advice assumes both. The failure shapes are not host-specific; the field names</w:t>
       </w:r>
       <w:r>
         <w:t xml:space="preserve"> </w:t>

--- a/docs/standards/word/OVERVIEW.docx
+++ b/docs/standards/word/OVERVIEW.docx
@@ -28,7 +28,7 @@
         </w:p>
       </w:sdtContent>
     </w:sdt>
-    <w:bookmarkStart w:id="49" w:name="standards-you-can-start-from"/>
+    <w:bookmarkStart w:id="52" w:name="standards-you-can-start-from"/>
     <w:p>
       <w:pPr>
         <w:pStyle w:val="Heading1"/>
@@ -91,7 +91,7 @@
         <w:t xml:space="preserve">edited down to your setting before it is useful.</w:t>
       </w:r>
     </w:p>
-    <w:bookmarkStart w:id="39" w:name="the-files"/>
+    <w:bookmarkStart w:id="42" w:name="the-files"/>
     <w:p>
       <w:pPr>
         <w:pStyle w:val="Heading2"/>
@@ -250,7 +250,7 @@
               <w:t xml:space="preserve"> </w:t>
             </w:r>
             <w:r>
-              <w:t xml:space="preserve">-- a map of the landscape, for deciding what reaches you</w:t>
+              <w:t xml:space="preserve">-- the guide: which of them reach your situation, and what to check next</w:t>
             </w:r>
           </w:p>
         </w:tc>
@@ -293,6 +293,77 @@
               <w:pStyle w:val="Compact"/>
             </w:pPr>
             <w:hyperlink r:id="rId14">
+              <w:r>
+                <w:rPr>
+                  <w:rStyle w:val="Hyperlink"/>
+                </w:rPr>
+                <w:t xml:space="preserve">.docx</w:t>
+              </w:r>
+            </w:hyperlink>
+          </w:p>
+        </w:tc>
+      </w:tr>
+      <w:tr>
+        <w:tc>
+          <w:tcPr/>
+          <w:p>
+            <w:pPr>
+              <w:pStyle w:val="Compact"/>
+            </w:pPr>
+            <w:r>
+              <w:rPr>
+                <w:b/>
+                <w:bCs/>
+              </w:rPr>
+              <w:t xml:space="preserve">Security standards reference</w:t>
+            </w:r>
+            <w:r>
+              <w:t xml:space="preserve"> </w:t>
+            </w:r>
+            <w:r>
+              <w:t xml:space="preserve">-- the lookup table behind that guide: one row per document</w:t>
+            </w:r>
+          </w:p>
+        </w:tc>
+        <w:tc>
+          <w:tcPr/>
+          <w:p>
+            <w:pPr>
+              <w:pStyle w:val="Compact"/>
+            </w:pPr>
+            <w:hyperlink r:id="rId15">
+              <w:r>
+                <w:rPr>
+                  <w:rStyle w:val="Hyperlink"/>
+                </w:rPr>
+                <w:t xml:space="preserve">page</w:t>
+              </w:r>
+            </w:hyperlink>
+          </w:p>
+        </w:tc>
+        <w:tc>
+          <w:tcPr/>
+          <w:p>
+            <w:pPr>
+              <w:pStyle w:val="Compact"/>
+            </w:pPr>
+            <w:hyperlink r:id="rId16">
+              <w:r>
+                <w:rPr>
+                  <w:rStyle w:val="Hyperlink"/>
+                </w:rPr>
+                <w:t xml:space="preserve">.md</w:t>
+              </w:r>
+            </w:hyperlink>
+          </w:p>
+        </w:tc>
+        <w:tc>
+          <w:tcPr/>
+          <w:p>
+            <w:pPr>
+              <w:pStyle w:val="Compact"/>
+            </w:pPr>
+            <w:hyperlink r:id="rId17">
               <w:r>
                 <w:rPr>
                   <w:rStyle w:val="Hyperlink"/>
@@ -331,7 +402,7 @@
             <w:pPr>
               <w:pStyle w:val="Compact"/>
             </w:pPr>
-            <w:hyperlink r:id="rId15">
+            <w:hyperlink r:id="rId18">
               <w:r>
                 <w:rPr>
                   <w:rStyle w:val="Hyperlink"/>
@@ -347,7 +418,7 @@
             <w:pPr>
               <w:pStyle w:val="Compact"/>
             </w:pPr>
-            <w:hyperlink r:id="rId16">
+            <w:hyperlink r:id="rId19">
               <w:r>
                 <w:rPr>
                   <w:rStyle w:val="Hyperlink"/>
@@ -363,7 +434,7 @@
             <w:pPr>
               <w:pStyle w:val="Compact"/>
             </w:pPr>
-            <w:hyperlink r:id="rId17">
+            <w:hyperlink r:id="rId20">
               <w:r>
                 <w:rPr>
                   <w:rStyle w:val="Hyperlink"/>
@@ -396,7 +467,7 @@
             <w:pPr>
               <w:pStyle w:val="Compact"/>
             </w:pPr>
-            <w:hyperlink r:id="rId18">
+            <w:hyperlink r:id="rId21">
               <w:r>
                 <w:rPr>
                   <w:rStyle w:val="Hyperlink"/>
@@ -412,7 +483,7 @@
             <w:pPr>
               <w:pStyle w:val="Compact"/>
             </w:pPr>
-            <w:hyperlink r:id="rId19">
+            <w:hyperlink r:id="rId22">
               <w:r>
                 <w:rPr>
                   <w:rStyle w:val="Hyperlink"/>
@@ -428,7 +499,7 @@
             <w:pPr>
               <w:pStyle w:val="Compact"/>
             </w:pPr>
-            <w:hyperlink r:id="rId20">
+            <w:hyperlink r:id="rId23">
               <w:r>
                 <w:rPr>
                   <w:rStyle w:val="Hyperlink"/>
@@ -461,7 +532,7 @@
             <w:pPr>
               <w:pStyle w:val="Compact"/>
             </w:pPr>
-            <w:hyperlink r:id="rId21">
+            <w:hyperlink r:id="rId24">
               <w:r>
                 <w:rPr>
                   <w:rStyle w:val="Hyperlink"/>
@@ -477,7 +548,7 @@
             <w:pPr>
               <w:pStyle w:val="Compact"/>
             </w:pPr>
-            <w:hyperlink r:id="rId22">
+            <w:hyperlink r:id="rId25">
               <w:r>
                 <w:rPr>
                   <w:rStyle w:val="Hyperlink"/>
@@ -493,7 +564,7 @@
             <w:pPr>
               <w:pStyle w:val="Compact"/>
             </w:pPr>
-            <w:hyperlink r:id="rId23">
+            <w:hyperlink r:id="rId26">
               <w:r>
                 <w:rPr>
                   <w:rStyle w:val="Hyperlink"/>
@@ -532,7 +603,7 @@
             <w:pPr>
               <w:pStyle w:val="Compact"/>
             </w:pPr>
-            <w:hyperlink r:id="rId24">
+            <w:hyperlink r:id="rId27">
               <w:r>
                 <w:rPr>
                   <w:rStyle w:val="Hyperlink"/>
@@ -548,7 +619,7 @@
             <w:pPr>
               <w:pStyle w:val="Compact"/>
             </w:pPr>
-            <w:hyperlink r:id="rId25">
+            <w:hyperlink r:id="rId28">
               <w:r>
                 <w:rPr>
                   <w:rStyle w:val="Hyperlink"/>
@@ -564,7 +635,7 @@
             <w:pPr>
               <w:pStyle w:val="Compact"/>
             </w:pPr>
-            <w:hyperlink r:id="rId26">
+            <w:hyperlink r:id="rId29">
               <w:r>
                 <w:rPr>
                   <w:rStyle w:val="Hyperlink"/>
@@ -597,7 +668,7 @@
             <w:pPr>
               <w:pStyle w:val="Compact"/>
             </w:pPr>
-            <w:hyperlink r:id="rId27">
+            <w:hyperlink r:id="rId30">
               <w:r>
                 <w:rPr>
                   <w:rStyle w:val="Hyperlink"/>
@@ -613,7 +684,7 @@
             <w:pPr>
               <w:pStyle w:val="Compact"/>
             </w:pPr>
-            <w:hyperlink r:id="rId28">
+            <w:hyperlink r:id="rId31">
               <w:r>
                 <w:rPr>
                   <w:rStyle w:val="Hyperlink"/>
@@ -629,7 +700,7 @@
             <w:pPr>
               <w:pStyle w:val="Compact"/>
             </w:pPr>
-            <w:hyperlink r:id="rId29">
+            <w:hyperlink r:id="rId32">
               <w:r>
                 <w:rPr>
                   <w:rStyle w:val="Hyperlink"/>
@@ -662,7 +733,7 @@
             <w:pPr>
               <w:pStyle w:val="Compact"/>
             </w:pPr>
-            <w:hyperlink r:id="rId30">
+            <w:hyperlink r:id="rId33">
               <w:r>
                 <w:rPr>
                   <w:rStyle w:val="Hyperlink"/>
@@ -678,7 +749,7 @@
             <w:pPr>
               <w:pStyle w:val="Compact"/>
             </w:pPr>
-            <w:hyperlink r:id="rId31">
+            <w:hyperlink r:id="rId34">
               <w:r>
                 <w:rPr>
                   <w:rStyle w:val="Hyperlink"/>
@@ -694,7 +765,7 @@
             <w:pPr>
               <w:pStyle w:val="Compact"/>
             </w:pPr>
-            <w:hyperlink r:id="rId32">
+            <w:hyperlink r:id="rId35">
               <w:r>
                 <w:rPr>
                   <w:rStyle w:val="Hyperlink"/>
@@ -733,7 +804,7 @@
             <w:pPr>
               <w:pStyle w:val="Compact"/>
             </w:pPr>
-            <w:hyperlink r:id="rId33">
+            <w:hyperlink r:id="rId36">
               <w:r>
                 <w:rPr>
                   <w:rStyle w:val="Hyperlink"/>
@@ -749,7 +820,7 @@
             <w:pPr>
               <w:pStyle w:val="Compact"/>
             </w:pPr>
-            <w:hyperlink r:id="rId34">
+            <w:hyperlink r:id="rId37">
               <w:r>
                 <w:rPr>
                   <w:rStyle w:val="Hyperlink"/>
@@ -765,7 +836,7 @@
             <w:pPr>
               <w:pStyle w:val="Compact"/>
             </w:pPr>
-            <w:hyperlink r:id="rId35">
+            <w:hyperlink r:id="rId38">
               <w:r>
                 <w:rPr>
                   <w:rStyle w:val="Hyperlink"/>
@@ -805,7 +876,7 @@
             <w:pPr>
               <w:pStyle w:val="Compact"/>
             </w:pPr>
-            <w:hyperlink r:id="rId36">
+            <w:hyperlink r:id="rId39">
               <w:r>
                 <w:rPr>
                   <w:rStyle w:val="Hyperlink"/>
@@ -821,7 +892,7 @@
             <w:pPr>
               <w:pStyle w:val="Compact"/>
             </w:pPr>
-            <w:hyperlink r:id="rId37">
+            <w:hyperlink r:id="rId40">
               <w:r>
                 <w:rPr>
                   <w:rStyle w:val="Hyperlink"/>
@@ -915,7 +986,7 @@
             <w:pPr>
               <w:pStyle w:val="Compact"/>
             </w:pPr>
-            <w:hyperlink r:id="rId38">
+            <w:hyperlink r:id="rId41">
               <w:r>
                 <w:rPr>
                   <w:rStyle w:val="Hyperlink"/>
@@ -950,8 +1021,8 @@
         <w:t xml:space="preserve">Markdown is best for sharing with AI. Word is best for sharing with humans.</w:t>
       </w:r>
     </w:p>
-    <w:bookmarkEnd w:id="39"/>
-    <w:bookmarkStart w:id="40" w:name="the-order-to-read-them-in"/>
+    <w:bookmarkEnd w:id="42"/>
+    <w:bookmarkStart w:id="43" w:name="the-order-to-read-them-in"/>
     <w:p>
       <w:pPr>
         <w:pStyle w:val="Heading2"/>
@@ -968,7 +1039,7 @@
           <w:numId w:val="1001"/>
         </w:numPr>
       </w:pPr>
-      <w:hyperlink r:id="rId18">
+      <w:hyperlink r:id="rId21">
         <w:r>
           <w:rPr>
             <w:rStyle w:val="Hyperlink"/>
@@ -1005,7 +1076,7 @@
           <w:numId w:val="1001"/>
         </w:numPr>
       </w:pPr>
-      <w:hyperlink r:id="rId24">
+      <w:hyperlink r:id="rId27">
         <w:r>
           <w:rPr>
             <w:rStyle w:val="Hyperlink"/>
@@ -1036,7 +1107,7 @@
           <w:numId w:val="1001"/>
         </w:numPr>
       </w:pPr>
-      <w:hyperlink r:id="rId21">
+      <w:hyperlink r:id="rId24">
         <w:r>
           <w:rPr>
             <w:rStyle w:val="Hyperlink"/>
@@ -1073,7 +1144,7 @@
           <w:numId w:val="1001"/>
         </w:numPr>
       </w:pPr>
-      <w:hyperlink r:id="rId27">
+      <w:hyperlink r:id="rId30">
         <w:r>
           <w:rPr>
             <w:rStyle w:val="Hyperlink"/>
@@ -1104,7 +1175,7 @@
           <w:numId w:val="1001"/>
         </w:numPr>
       </w:pPr>
-      <w:hyperlink r:id="rId30">
+      <w:hyperlink r:id="rId33">
         <w:r>
           <w:rPr>
             <w:rStyle w:val="Hyperlink"/>
@@ -1161,7 +1232,7 @@
       <w:r>
         <w:t xml:space="preserve"> </w:t>
       </w:r>
-      <w:hyperlink r:id="rId24">
+      <w:hyperlink r:id="rId27">
         <w:r>
           <w:rPr>
             <w:rStyle w:val="Hyperlink"/>
@@ -1279,7 +1350,7 @@
       <w:r>
         <w:t xml:space="preserve"> </w:t>
       </w:r>
-      <w:hyperlink r:id="rId38">
+      <w:hyperlink r:id="rId41">
         <w:r>
           <w:rPr>
             <w:rStyle w:val="Hyperlink"/>
@@ -1300,8 +1371,8 @@
         <w:t xml:space="preserve">able to fail. A standard that no such file references is a document, not a practice.</w:t>
       </w:r>
     </w:p>
-    <w:bookmarkEnd w:id="40"/>
-    <w:bookmarkStart w:id="41" w:name="what-you-get"/>
+    <w:bookmarkEnd w:id="43"/>
+    <w:bookmarkStart w:id="44" w:name="what-you-get"/>
     <w:p>
       <w:pPr>
         <w:pStyle w:val="Heading2"/>
@@ -1539,8 +1610,8 @@
         <w:t xml:space="preserve">numbers to stop repeating, including several that circulate widely and did not survive the filter.</w:t>
       </w:r>
     </w:p>
-    <w:bookmarkEnd w:id="41"/>
-    <w:bookmarkStart w:id="43" w:name="what-these-are-not"/>
+    <w:bookmarkEnd w:id="44"/>
+    <w:bookmarkStart w:id="46" w:name="what-these-are-not"/>
     <w:p>
       <w:pPr>
         <w:pStyle w:val="Heading2"/>
@@ -1613,7 +1684,7 @@
       <w:r>
         <w:t xml:space="preserve"> </w:t>
       </w:r>
-      <w:hyperlink r:id="rId42">
+      <w:hyperlink r:id="rId45">
         <w:r>
           <w:rPr>
             <w:rStyle w:val="Hyperlink"/>
@@ -1687,8 +1758,8 @@
         <w:t xml:space="preserve">document says where it bears on a rule.</w:t>
       </w:r>
     </w:p>
-    <w:bookmarkEnd w:id="43"/>
-    <w:bookmarkStart w:id="44" w:name="what-each-one-buys-you"/>
+    <w:bookmarkEnd w:id="46"/>
+    <w:bookmarkStart w:id="47" w:name="what-each-one-buys-you"/>
     <w:p>
       <w:pPr>
         <w:pStyle w:val="Heading2"/>
@@ -1766,7 +1837,7 @@
               <w:pStyle w:val="Compact"/>
             </w:pPr>
             <w:r>
-              <w:t xml:space="preserve">Standards sorted by who each one is addressed to -- a software producer, an organization operating systems, or an assessor -- which is the cut that settles most arguments about whether a document reaches you. What each one actually issues, since most issue nothing and people are routinely asked for certificates that do not exist. What triggers it, because these arrive attached to a contract rather than getting chosen. Every status carries the date it was checked.</w:t>
+              <w:t xml:space="preserve">The guide, organized around your situation rather than around the documents. Which of them can reach you and by which route, since these arrive attached to a contract rather than getting chosen. Why an organization-layer certificate is not evidence about software. What the map does not cover, said out loud. On the served site it carries an interactive selector: tick what is true of your business and it hides what cannot reach you. It hides; it never computes, and it issues no verdict.</w:t>
             </w:r>
           </w:p>
         </w:tc>
@@ -1783,19 +1854,19 @@
                 <w:rPr>
                   <w:rStyle w:val="Hyperlink"/>
                 </w:rPr>
-                <w:t xml:space="preserve">How to adopt these</w:t>
-              </w:r>
-            </w:hyperlink>
-          </w:p>
-        </w:tc>
-        <w:tc>
-          <w:tcPr/>
-          <w:p>
-            <w:pPr>
-              <w:pStyle w:val="Compact"/>
-            </w:pPr>
-            <w:r>
-              <w:t xml:space="preserve">Five steps, each ending in an artifact rather than a resolution. An exception recorded as a documented deviation with a compensating control and a trigger that ends it, because an exception without an ending trigger is permanent by default. Automation stated the hard way: automate, then prove each check can still fail, and count only blocking checks as coverage. A worked example run end to end, and an answer for a reader who has one afternoon.</w:t>
+                <w:t xml:space="preserve">Security standards reference</w:t>
+              </w:r>
+            </w:hyperlink>
+          </w:p>
+        </w:tc>
+        <w:tc>
+          <w:tcPr/>
+          <w:p>
+            <w:pPr>
+              <w:pStyle w:val="Compact"/>
+            </w:pPr>
+            <w:r>
+              <w:t xml:space="preserve">The lookup table behind that guide, sorted by who each document is addressed to -- a software producer, an organization operating systems, an assessor, or nobody. What each one actually issues, since most issue nothing and people are routinely asked for certificates that do not exist. What triggers it. A check you can run yourself instead of trusting the page. Every status carries the date it was checked.</w:t>
             </w:r>
           </w:p>
         </w:tc>
@@ -1812,19 +1883,19 @@
                 <w:rPr>
                   <w:rStyle w:val="Hyperlink"/>
                 </w:rPr>
-                <w:t xml:space="preserve">AI-assisted development</w:t>
-              </w:r>
-            </w:hyperlink>
-          </w:p>
-        </w:tc>
-        <w:tc>
-          <w:tcPr/>
-          <w:p>
-            <w:pPr>
-              <w:pStyle w:val="Compact"/>
-            </w:pPr>
-            <w:r>
-              <w:t xml:space="preserve">Five named process failure modes as an organizing spine. A tier ladder that says how much rigor this particular change needs. The hard line between a control and a wish: a gate is a deterministic check, and the model never certifies its own output. An adversarial verification pass written as a technique, including the cases where it is pure waste.</w:t>
+                <w:t xml:space="preserve">How to adopt these</w:t>
+              </w:r>
+            </w:hyperlink>
+          </w:p>
+        </w:tc>
+        <w:tc>
+          <w:tcPr/>
+          <w:p>
+            <w:pPr>
+              <w:pStyle w:val="Compact"/>
+            </w:pPr>
+            <w:r>
+              <w:t xml:space="preserve">Five steps, each ending in an artifact rather than a resolution. An exception recorded as a documented deviation with a compensating control and a trigger that ends it, because an exception without an ending trigger is permanent by default. Automation stated the hard way: automate, then prove each check can still fail, and count only blocking checks as coverage. A worked example run end to end, and an answer for a reader who has one afternoon.</w:t>
             </w:r>
           </w:p>
         </w:tc>
@@ -1841,19 +1912,19 @@
                 <w:rPr>
                   <w:rStyle w:val="Hyperlink"/>
                 </w:rPr>
-                <w:t xml:space="preserve">Dependency integrity</w:t>
-              </w:r>
-            </w:hyperlink>
-          </w:p>
-        </w:tc>
-        <w:tc>
-          <w:tcPr/>
-          <w:p>
-            <w:pPr>
-              <w:pStyle w:val="Compact"/>
-            </w:pPr>
-            <w:r>
-              <w:t xml:space="preserve">Two directions in one document. Inbound: third-party code held as a black box you deliberately do not source-review, with the obligation made finite and the human effort concentrated at adoption and at each bump. Outbound: a published build that contains only what you declared, verifiable by the person installing it.</w:t>
+                <w:t xml:space="preserve">AI-assisted development</w:t>
+              </w:r>
+            </w:hyperlink>
+          </w:p>
+        </w:tc>
+        <w:tc>
+          <w:tcPr/>
+          <w:p>
+            <w:pPr>
+              <w:pStyle w:val="Compact"/>
+            </w:pPr>
+            <w:r>
+              <w:t xml:space="preserve">Five named process failure modes as an organizing spine. A tier ladder that says how much rigor this particular change needs. The hard line between a control and a wish: a gate is a deterministic check, and the model never certifies its own output. An adversarial verification pass written as a technique, including the cases where it is pure waste.</w:t>
             </w:r>
           </w:p>
         </w:tc>
@@ -1870,19 +1941,19 @@
                 <w:rPr>
                   <w:rStyle w:val="Hyperlink"/>
                 </w:rPr>
-                <w:t xml:space="preserve">Human review of code</w:t>
-              </w:r>
-            </w:hyperlink>
-          </w:p>
-        </w:tc>
-        <w:tc>
-          <w:tcPr/>
-          <w:p>
-            <w:pPr>
-              <w:pStyle w:val="Compact"/>
-            </w:pPr>
-            <w:r>
-              <w:t xml:space="preserve">The answer to "how much of this must a human read" that is not a percentage. Depth resolved per change by risk tier, a sensitive-data ratchet that dominates size, and an unknown-clamps-up rule. Two conditions that force a full line-by-line read regardless. The contested question of whether explaining code with the AI coding assistant's help satisfies the floor.</w:t>
+                <w:t xml:space="preserve">Dependency integrity</w:t>
+              </w:r>
+            </w:hyperlink>
+          </w:p>
+        </w:tc>
+        <w:tc>
+          <w:tcPr/>
+          <w:p>
+            <w:pPr>
+              <w:pStyle w:val="Compact"/>
+            </w:pPr>
+            <w:r>
+              <w:t xml:space="preserve">Two directions in one document. Inbound: third-party code held as a black box you deliberately do not source-review, with the obligation made finite and the human effort concentrated at adoption and at each bump. Outbound: a published build that contains only what you declared, verifiable by the person installing it.</w:t>
             </w:r>
           </w:p>
         </w:tc>
@@ -1894,24 +1965,24 @@
             <w:pPr>
               <w:pStyle w:val="Compact"/>
             </w:pPr>
-            <w:hyperlink r:id="rId33">
-              <w:r>
-                <w:rPr>
-                  <w:rStyle w:val="Hyperlink"/>
-                </w:rPr>
-                <w:t xml:space="preserve">Use OWASP ASVS 5.0</w:t>
-              </w:r>
-            </w:hyperlink>
-          </w:p>
-        </w:tc>
-        <w:tc>
-          <w:tcPr/>
-          <w:p>
-            <w:pPr>
-              <w:pStyle w:val="Compact"/>
-            </w:pPr>
-            <w:r>
-              <w:t xml:space="preserve">A method for assessing a codebase against a standard with several hundred requirements. Verdict vocabularies that mean the same thing to two reviewers, and evidence anchors a machine can re-check. Pinning the standard's corpus so it cannot shift underneath you, and how to read a movement in a score.</w:t>
+            <w:hyperlink r:id="rId27">
+              <w:r>
+                <w:rPr>
+                  <w:rStyle w:val="Hyperlink"/>
+                </w:rPr>
+                <w:t xml:space="preserve">Human review of code</w:t>
+              </w:r>
+            </w:hyperlink>
+          </w:p>
+        </w:tc>
+        <w:tc>
+          <w:tcPr/>
+          <w:p>
+            <w:pPr>
+              <w:pStyle w:val="Compact"/>
+            </w:pPr>
+            <w:r>
+              <w:t xml:space="preserve">The answer to "how much of this must a human read" that is not a percentage. Depth resolved per change by risk tier, a sensitive-data ratchet that dominates size, and an unknown-clamps-up rule. Two conditions that force a full line-by-line read regardless. The contested question of whether explaining code with the AI coding assistant's help satisfies the floor.</w:t>
             </w:r>
           </w:p>
         </w:tc>
@@ -1923,24 +1994,24 @@
             <w:pPr>
               <w:pStyle w:val="Compact"/>
             </w:pPr>
-            <w:hyperlink r:id="rId27">
-              <w:r>
-                <w:rPr>
-                  <w:rStyle w:val="Hyperlink"/>
-                </w:rPr>
-                <w:t xml:space="preserve">Code quality</w:t>
-              </w:r>
-            </w:hyperlink>
-          </w:p>
-        </w:tc>
-        <w:tc>
-          <w:tcPr/>
-          <w:p>
-            <w:pPr>
-              <w:pStyle w:val="Compact"/>
-            </w:pPr>
-            <w:r>
-              <w:t xml:space="preserve">Rows that may decide a verdict, separated from rows that may only start a conversation. The published evidence behind refusing to gate on a single number. A map from each way machine-written code goes wrong to the control that neutralizes it. Review depth as a per-file decision, so a large diff stays finite.</w:t>
+            <w:hyperlink r:id="rId36">
+              <w:r>
+                <w:rPr>
+                  <w:rStyle w:val="Hyperlink"/>
+                </w:rPr>
+                <w:t xml:space="preserve">Use OWASP ASVS 5.0</w:t>
+              </w:r>
+            </w:hyperlink>
+          </w:p>
+        </w:tc>
+        <w:tc>
+          <w:tcPr/>
+          <w:p>
+            <w:pPr>
+              <w:pStyle w:val="Compact"/>
+            </w:pPr>
+            <w:r>
+              <w:t xml:space="preserve">A method for assessing a codebase against a standard with several hundred requirements. Verdict vocabularies that mean the same thing to two reviewers, and evidence anchors a machine can re-check. Pinning the standard's corpus so it cannot shift underneath you, and how to read a movement in a score.</w:t>
             </w:r>
           </w:p>
         </w:tc>
@@ -1957,6 +2028,35 @@
                 <w:rPr>
                   <w:rStyle w:val="Hyperlink"/>
                 </w:rPr>
+                <w:t xml:space="preserve">Code quality</w:t>
+              </w:r>
+            </w:hyperlink>
+          </w:p>
+        </w:tc>
+        <w:tc>
+          <w:tcPr/>
+          <w:p>
+            <w:pPr>
+              <w:pStyle w:val="Compact"/>
+            </w:pPr>
+            <w:r>
+              <w:t xml:space="preserve">Rows that may decide a verdict, separated from rows that may only start a conversation. The published evidence behind refusing to gate on a single number. A map from each way machine-written code goes wrong to the control that neutralizes it. Review depth as a per-file decision, so a large diff stays finite.</w:t>
+            </w:r>
+          </w:p>
+        </w:tc>
+      </w:tr>
+      <w:tr>
+        <w:tc>
+          <w:tcPr/>
+          <w:p>
+            <w:pPr>
+              <w:pStyle w:val="Compact"/>
+            </w:pPr>
+            <w:hyperlink r:id="rId33">
+              <w:r>
+                <w:rPr>
+                  <w:rStyle w:val="Hyperlink"/>
+                </w:rPr>
                 <w:t xml:space="preserve">Secure development</w:t>
               </w:r>
             </w:hyperlink>
@@ -1975,8 +2075,8 @@
         </w:tc>
       </w:tr>
     </w:tbl>
-    <w:bookmarkEnd w:id="44"/>
-    <w:bookmarkStart w:id="45" w:name="Xcb356c1caa9fbeda96ee2c63dcee98915ebf571"/>
+    <w:bookmarkEnd w:id="47"/>
+    <w:bookmarkStart w:id="48" w:name="Xcb356c1caa9fbeda96ee2c63dcee98915ebf571"/>
     <w:p>
       <w:pPr>
         <w:pStyle w:val="Heading2"/>
@@ -2163,8 +2263,8 @@
         <w:t xml:space="preserve">disguised, so the set is not a complete account of the practice it came from.</w:t>
       </w:r>
     </w:p>
-    <w:bookmarkEnd w:id="45"/>
-    <w:bookmarkStart w:id="48" w:name="what-is-already-elsewhere-on-this-site"/>
+    <w:bookmarkEnd w:id="48"/>
+    <w:bookmarkStart w:id="51" w:name="what-is-already-elsewhere-on-this-site"/>
     <w:p>
       <w:pPr>
         <w:pStyle w:val="Heading2"/>
@@ -2189,7 +2289,7 @@
           <w:numId w:val="1005"/>
         </w:numPr>
       </w:pPr>
-      <w:hyperlink r:id="rId42">
+      <w:hyperlink r:id="rId45">
         <w:r>
           <w:rPr>
             <w:rStyle w:val="Hyperlink"/>
@@ -2224,7 +2324,7 @@
           <w:numId w:val="1005"/>
         </w:numPr>
       </w:pPr>
-      <w:hyperlink r:id="rId46">
+      <w:hyperlink r:id="rId49">
         <w:r>
           <w:rPr>
             <w:rStyle w:val="Hyperlink"/>
@@ -2253,7 +2353,7 @@
           <w:numId w:val="1005"/>
         </w:numPr>
       </w:pPr>
-      <w:hyperlink r:id="rId33">
+      <w:hyperlink r:id="rId36">
         <w:r>
           <w:rPr>
             <w:rStyle w:val="Hyperlink"/>
@@ -2288,7 +2388,7 @@
           <w:numId w:val="1005"/>
         </w:numPr>
       </w:pPr>
-      <w:hyperlink r:id="rId47">
+      <w:hyperlink r:id="rId50">
         <w:r>
           <w:rPr>
             <w:rStyle w:val="Hyperlink"/>
@@ -2309,8 +2409,8 @@
         <w:t xml:space="preserve">guardrail and proving it can see what it claims to.</w:t>
       </w:r>
     </w:p>
-    <w:bookmarkEnd w:id="48"/>
-    <w:bookmarkEnd w:id="49"/>
+    <w:bookmarkEnd w:id="51"/>
+    <w:bookmarkEnd w:id="52"/>
     <w:sectPr>
       <w:footnotePr>
         <w:numRestart w:val="eachSect"/>

--- a/docs/standards/word/OVERVIEW.docx
+++ b/docs/standards/word/OVERVIEW.docx
@@ -28,7 +28,7 @@
         </w:p>
       </w:sdtContent>
     </w:sdt>
-    <w:bookmarkStart w:id="52" w:name="standards-you-can-start-from"/>
+    <w:bookmarkStart w:id="55" w:name="standards-you-can-start-from"/>
     <w:p>
       <w:pPr>
         <w:pStyle w:val="Heading1"/>
@@ -91,7 +91,7 @@
         <w:t xml:space="preserve">edited down to your setting before it is useful.</w:t>
       </w:r>
     </w:p>
-    <w:bookmarkStart w:id="42" w:name="the-files"/>
+    <w:bookmarkStart w:id="45" w:name="the-files"/>
     <w:p>
       <w:pPr>
         <w:pStyle w:val="Heading2"/>
@@ -457,6 +457,77 @@
                 <w:b/>
                 <w:bCs/>
               </w:rPr>
+              <w:t xml:space="preserve">Which of your rules can actually stop a change</w:t>
+            </w:r>
+            <w:r>
+              <w:t xml:space="preserve"> </w:t>
+            </w:r>
+            <w:r>
+              <w:t xml:space="preserve">-- what automation can and cannot enforce, and what that is worth</w:t>
+            </w:r>
+          </w:p>
+        </w:tc>
+        <w:tc>
+          <w:tcPr/>
+          <w:p>
+            <w:pPr>
+              <w:pStyle w:val="Compact"/>
+            </w:pPr>
+            <w:hyperlink r:id="rId21">
+              <w:r>
+                <w:rPr>
+                  <w:rStyle w:val="Hyperlink"/>
+                </w:rPr>
+                <w:t xml:space="preserve">page</w:t>
+              </w:r>
+            </w:hyperlink>
+          </w:p>
+        </w:tc>
+        <w:tc>
+          <w:tcPr/>
+          <w:p>
+            <w:pPr>
+              <w:pStyle w:val="Compact"/>
+            </w:pPr>
+            <w:hyperlink r:id="rId22">
+              <w:r>
+                <w:rPr>
+                  <w:rStyle w:val="Hyperlink"/>
+                </w:rPr>
+                <w:t xml:space="preserve">.md</w:t>
+              </w:r>
+            </w:hyperlink>
+          </w:p>
+        </w:tc>
+        <w:tc>
+          <w:tcPr/>
+          <w:p>
+            <w:pPr>
+              <w:pStyle w:val="Compact"/>
+            </w:pPr>
+            <w:hyperlink r:id="rId23">
+              <w:r>
+                <w:rPr>
+                  <w:rStyle w:val="Hyperlink"/>
+                </w:rPr>
+                <w:t xml:space="preserve">.docx</w:t>
+              </w:r>
+            </w:hyperlink>
+          </w:p>
+        </w:tc>
+      </w:tr>
+      <w:tr>
+        <w:tc>
+          <w:tcPr/>
+          <w:p>
+            <w:pPr>
+              <w:pStyle w:val="Compact"/>
+            </w:pPr>
+            <w:r>
+              <w:rPr>
+                <w:b/>
+                <w:bCs/>
+              </w:rPr>
               <w:t xml:space="preserve">AI-assisted development</w:t>
             </w:r>
           </w:p>
@@ -467,7 +538,7 @@
             <w:pPr>
               <w:pStyle w:val="Compact"/>
             </w:pPr>
-            <w:hyperlink r:id="rId21">
+            <w:hyperlink r:id="rId24">
               <w:r>
                 <w:rPr>
                   <w:rStyle w:val="Hyperlink"/>
@@ -483,7 +554,7 @@
             <w:pPr>
               <w:pStyle w:val="Compact"/>
             </w:pPr>
-            <w:hyperlink r:id="rId22">
+            <w:hyperlink r:id="rId25">
               <w:r>
                 <w:rPr>
                   <w:rStyle w:val="Hyperlink"/>
@@ -499,7 +570,7 @@
             <w:pPr>
               <w:pStyle w:val="Compact"/>
             </w:pPr>
-            <w:hyperlink r:id="rId23">
+            <w:hyperlink r:id="rId26">
               <w:r>
                 <w:rPr>
                   <w:rStyle w:val="Hyperlink"/>
@@ -532,7 +603,7 @@
             <w:pPr>
               <w:pStyle w:val="Compact"/>
             </w:pPr>
-            <w:hyperlink r:id="rId24">
+            <w:hyperlink r:id="rId27">
               <w:r>
                 <w:rPr>
                   <w:rStyle w:val="Hyperlink"/>
@@ -548,7 +619,7 @@
             <w:pPr>
               <w:pStyle w:val="Compact"/>
             </w:pPr>
-            <w:hyperlink r:id="rId25">
+            <w:hyperlink r:id="rId28">
               <w:r>
                 <w:rPr>
                   <w:rStyle w:val="Hyperlink"/>
@@ -564,7 +635,7 @@
             <w:pPr>
               <w:pStyle w:val="Compact"/>
             </w:pPr>
-            <w:hyperlink r:id="rId26">
+            <w:hyperlink r:id="rId29">
               <w:r>
                 <w:rPr>
                   <w:rStyle w:val="Hyperlink"/>
@@ -603,7 +674,7 @@
             <w:pPr>
               <w:pStyle w:val="Compact"/>
             </w:pPr>
-            <w:hyperlink r:id="rId27">
+            <w:hyperlink r:id="rId30">
               <w:r>
                 <w:rPr>
                   <w:rStyle w:val="Hyperlink"/>
@@ -619,7 +690,7 @@
             <w:pPr>
               <w:pStyle w:val="Compact"/>
             </w:pPr>
-            <w:hyperlink r:id="rId28">
+            <w:hyperlink r:id="rId31">
               <w:r>
                 <w:rPr>
                   <w:rStyle w:val="Hyperlink"/>
@@ -635,7 +706,7 @@
             <w:pPr>
               <w:pStyle w:val="Compact"/>
             </w:pPr>
-            <w:hyperlink r:id="rId29">
+            <w:hyperlink r:id="rId32">
               <w:r>
                 <w:rPr>
                   <w:rStyle w:val="Hyperlink"/>
@@ -668,7 +739,7 @@
             <w:pPr>
               <w:pStyle w:val="Compact"/>
             </w:pPr>
-            <w:hyperlink r:id="rId30">
+            <w:hyperlink r:id="rId33">
               <w:r>
                 <w:rPr>
                   <w:rStyle w:val="Hyperlink"/>
@@ -684,7 +755,7 @@
             <w:pPr>
               <w:pStyle w:val="Compact"/>
             </w:pPr>
-            <w:hyperlink r:id="rId31">
+            <w:hyperlink r:id="rId34">
               <w:r>
                 <w:rPr>
                   <w:rStyle w:val="Hyperlink"/>
@@ -700,7 +771,7 @@
             <w:pPr>
               <w:pStyle w:val="Compact"/>
             </w:pPr>
-            <w:hyperlink r:id="rId32">
+            <w:hyperlink r:id="rId35">
               <w:r>
                 <w:rPr>
                   <w:rStyle w:val="Hyperlink"/>
@@ -733,7 +804,7 @@
             <w:pPr>
               <w:pStyle w:val="Compact"/>
             </w:pPr>
-            <w:hyperlink r:id="rId33">
+            <w:hyperlink r:id="rId36">
               <w:r>
                 <w:rPr>
                   <w:rStyle w:val="Hyperlink"/>
@@ -749,7 +820,7 @@
             <w:pPr>
               <w:pStyle w:val="Compact"/>
             </w:pPr>
-            <w:hyperlink r:id="rId34">
+            <w:hyperlink r:id="rId37">
               <w:r>
                 <w:rPr>
                   <w:rStyle w:val="Hyperlink"/>
@@ -765,7 +836,7 @@
             <w:pPr>
               <w:pStyle w:val="Compact"/>
             </w:pPr>
-            <w:hyperlink r:id="rId35">
+            <w:hyperlink r:id="rId38">
               <w:r>
                 <w:rPr>
                   <w:rStyle w:val="Hyperlink"/>
@@ -804,7 +875,7 @@
             <w:pPr>
               <w:pStyle w:val="Compact"/>
             </w:pPr>
-            <w:hyperlink r:id="rId36">
+            <w:hyperlink r:id="rId39">
               <w:r>
                 <w:rPr>
                   <w:rStyle w:val="Hyperlink"/>
@@ -820,7 +891,7 @@
             <w:pPr>
               <w:pStyle w:val="Compact"/>
             </w:pPr>
-            <w:hyperlink r:id="rId37">
+            <w:hyperlink r:id="rId40">
               <w:r>
                 <w:rPr>
                   <w:rStyle w:val="Hyperlink"/>
@@ -836,7 +907,7 @@
             <w:pPr>
               <w:pStyle w:val="Compact"/>
             </w:pPr>
-            <w:hyperlink r:id="rId38">
+            <w:hyperlink r:id="rId41">
               <w:r>
                 <w:rPr>
                   <w:rStyle w:val="Hyperlink"/>
@@ -876,7 +947,7 @@
             <w:pPr>
               <w:pStyle w:val="Compact"/>
             </w:pPr>
-            <w:hyperlink r:id="rId39">
+            <w:hyperlink r:id="rId42">
               <w:r>
                 <w:rPr>
                   <w:rStyle w:val="Hyperlink"/>
@@ -892,7 +963,7 @@
             <w:pPr>
               <w:pStyle w:val="Compact"/>
             </w:pPr>
-            <w:hyperlink r:id="rId40">
+            <w:hyperlink r:id="rId43">
               <w:r>
                 <w:rPr>
                   <w:rStyle w:val="Hyperlink"/>
@@ -986,7 +1057,7 @@
             <w:pPr>
               <w:pStyle w:val="Compact"/>
             </w:pPr>
-            <w:hyperlink r:id="rId41">
+            <w:hyperlink r:id="rId44">
               <w:r>
                 <w:rPr>
                   <w:rStyle w:val="Hyperlink"/>
@@ -1021,8 +1092,8 @@
         <w:t xml:space="preserve">Markdown is best for sharing with AI. Word is best for sharing with humans.</w:t>
       </w:r>
     </w:p>
-    <w:bookmarkEnd w:id="42"/>
-    <w:bookmarkStart w:id="43" w:name="the-order-to-read-them-in"/>
+    <w:bookmarkEnd w:id="45"/>
+    <w:bookmarkStart w:id="46" w:name="the-order-to-read-them-in"/>
     <w:p>
       <w:pPr>
         <w:pStyle w:val="Heading2"/>
@@ -1039,7 +1110,7 @@
           <w:numId w:val="1001"/>
         </w:numPr>
       </w:pPr>
-      <w:hyperlink r:id="rId21">
+      <w:hyperlink r:id="rId24">
         <w:r>
           <w:rPr>
             <w:rStyle w:val="Hyperlink"/>
@@ -1076,7 +1147,7 @@
           <w:numId w:val="1001"/>
         </w:numPr>
       </w:pPr>
-      <w:hyperlink r:id="rId27">
+      <w:hyperlink r:id="rId30">
         <w:r>
           <w:rPr>
             <w:rStyle w:val="Hyperlink"/>
@@ -1107,7 +1178,7 @@
           <w:numId w:val="1001"/>
         </w:numPr>
       </w:pPr>
-      <w:hyperlink r:id="rId24">
+      <w:hyperlink r:id="rId27">
         <w:r>
           <w:rPr>
             <w:rStyle w:val="Hyperlink"/>
@@ -1144,7 +1215,7 @@
           <w:numId w:val="1001"/>
         </w:numPr>
       </w:pPr>
-      <w:hyperlink r:id="rId30">
+      <w:hyperlink r:id="rId33">
         <w:r>
           <w:rPr>
             <w:rStyle w:val="Hyperlink"/>
@@ -1175,7 +1246,7 @@
           <w:numId w:val="1001"/>
         </w:numPr>
       </w:pPr>
-      <w:hyperlink r:id="rId33">
+      <w:hyperlink r:id="rId36">
         <w:r>
           <w:rPr>
             <w:rStyle w:val="Hyperlink"/>
@@ -1232,7 +1303,7 @@
       <w:r>
         <w:t xml:space="preserve"> </w:t>
       </w:r>
-      <w:hyperlink r:id="rId27">
+      <w:hyperlink r:id="rId30">
         <w:r>
           <w:rPr>
             <w:rStyle w:val="Hyperlink"/>
@@ -1350,7 +1421,7 @@
       <w:r>
         <w:t xml:space="preserve"> </w:t>
       </w:r>
-      <w:hyperlink r:id="rId41">
+      <w:hyperlink r:id="rId44">
         <w:r>
           <w:rPr>
             <w:rStyle w:val="Hyperlink"/>
@@ -1371,8 +1442,8 @@
         <w:t xml:space="preserve">able to fail. A standard that no such file references is a document, not a practice.</w:t>
       </w:r>
     </w:p>
-    <w:bookmarkEnd w:id="43"/>
-    <w:bookmarkStart w:id="44" w:name="what-you-get"/>
+    <w:bookmarkEnd w:id="46"/>
+    <w:bookmarkStart w:id="47" w:name="what-you-get"/>
     <w:p>
       <w:pPr>
         <w:pStyle w:val="Heading2"/>
@@ -1610,8 +1681,8 @@
         <w:t xml:space="preserve">numbers to stop repeating, including several that circulate widely and did not survive the filter.</w:t>
       </w:r>
     </w:p>
-    <w:bookmarkEnd w:id="44"/>
-    <w:bookmarkStart w:id="46" w:name="what-these-are-not"/>
+    <w:bookmarkEnd w:id="47"/>
+    <w:bookmarkStart w:id="49" w:name="what-these-are-not"/>
     <w:p>
       <w:pPr>
         <w:pStyle w:val="Heading2"/>
@@ -1684,7 +1755,7 @@
       <w:r>
         <w:t xml:space="preserve"> </w:t>
       </w:r>
-      <w:hyperlink r:id="rId45">
+      <w:hyperlink r:id="rId48">
         <w:r>
           <w:rPr>
             <w:rStyle w:val="Hyperlink"/>
@@ -1758,8 +1829,8 @@
         <w:t xml:space="preserve">document says where it bears on a rule.</w:t>
       </w:r>
     </w:p>
-    <w:bookmarkEnd w:id="46"/>
-    <w:bookmarkStart w:id="47" w:name="what-each-one-buys-you"/>
+    <w:bookmarkEnd w:id="49"/>
+    <w:bookmarkStart w:id="50" w:name="what-each-one-buys-you"/>
     <w:p>
       <w:pPr>
         <w:pStyle w:val="Heading2"/>
@@ -1907,7 +1978,7 @@
             <w:pPr>
               <w:pStyle w:val="Compact"/>
             </w:pPr>
-            <w:hyperlink r:id="rId21">
+            <w:hyperlink r:id="rId24">
               <w:r>
                 <w:rPr>
                   <w:rStyle w:val="Hyperlink"/>
@@ -1936,7 +2007,7 @@
             <w:pPr>
               <w:pStyle w:val="Compact"/>
             </w:pPr>
-            <w:hyperlink r:id="rId24">
+            <w:hyperlink r:id="rId27">
               <w:r>
                 <w:rPr>
                   <w:rStyle w:val="Hyperlink"/>
@@ -1965,7 +2036,7 @@
             <w:pPr>
               <w:pStyle w:val="Compact"/>
             </w:pPr>
-            <w:hyperlink r:id="rId27">
+            <w:hyperlink r:id="rId30">
               <w:r>
                 <w:rPr>
                   <w:rStyle w:val="Hyperlink"/>
@@ -1994,7 +2065,7 @@
             <w:pPr>
               <w:pStyle w:val="Compact"/>
             </w:pPr>
-            <w:hyperlink r:id="rId36">
+            <w:hyperlink r:id="rId39">
               <w:r>
                 <w:rPr>
                   <w:rStyle w:val="Hyperlink"/>
@@ -2023,7 +2094,7 @@
             <w:pPr>
               <w:pStyle w:val="Compact"/>
             </w:pPr>
-            <w:hyperlink r:id="rId30">
+            <w:hyperlink r:id="rId33">
               <w:r>
                 <w:rPr>
                   <w:rStyle w:val="Hyperlink"/>
@@ -2052,7 +2123,7 @@
             <w:pPr>
               <w:pStyle w:val="Compact"/>
             </w:pPr>
-            <w:hyperlink r:id="rId33">
+            <w:hyperlink r:id="rId36">
               <w:r>
                 <w:rPr>
                   <w:rStyle w:val="Hyperlink"/>
@@ -2075,8 +2146,8 @@
         </w:tc>
       </w:tr>
     </w:tbl>
-    <w:bookmarkEnd w:id="47"/>
-    <w:bookmarkStart w:id="48" w:name="Xcb356c1caa9fbeda96ee2c63dcee98915ebf571"/>
+    <w:bookmarkEnd w:id="50"/>
+    <w:bookmarkStart w:id="51" w:name="Xcb356c1caa9fbeda96ee2c63dcee98915ebf571"/>
     <w:p>
       <w:pPr>
         <w:pStyle w:val="Heading2"/>
@@ -2263,8 +2334,8 @@
         <w:t xml:space="preserve">disguised, so the set is not a complete account of the practice it came from.</w:t>
       </w:r>
     </w:p>
-    <w:bookmarkEnd w:id="48"/>
-    <w:bookmarkStart w:id="51" w:name="what-is-already-elsewhere-on-this-site"/>
+    <w:bookmarkEnd w:id="51"/>
+    <w:bookmarkStart w:id="54" w:name="what-is-already-elsewhere-on-this-site"/>
     <w:p>
       <w:pPr>
         <w:pStyle w:val="Heading2"/>
@@ -2289,7 +2360,7 @@
           <w:numId w:val="1005"/>
         </w:numPr>
       </w:pPr>
-      <w:hyperlink r:id="rId45">
+      <w:hyperlink r:id="rId48">
         <w:r>
           <w:rPr>
             <w:rStyle w:val="Hyperlink"/>
@@ -2324,7 +2395,7 @@
           <w:numId w:val="1005"/>
         </w:numPr>
       </w:pPr>
-      <w:hyperlink r:id="rId49">
+      <w:hyperlink r:id="rId52">
         <w:r>
           <w:rPr>
             <w:rStyle w:val="Hyperlink"/>
@@ -2353,7 +2424,7 @@
           <w:numId w:val="1005"/>
         </w:numPr>
       </w:pPr>
-      <w:hyperlink r:id="rId36">
+      <w:hyperlink r:id="rId39">
         <w:r>
           <w:rPr>
             <w:rStyle w:val="Hyperlink"/>
@@ -2388,7 +2459,7 @@
           <w:numId w:val="1005"/>
         </w:numPr>
       </w:pPr>
-      <w:hyperlink r:id="rId50">
+      <w:hyperlink r:id="rId53">
         <w:r>
           <w:rPr>
             <w:rStyle w:val="Hyperlink"/>
@@ -2409,8 +2480,8 @@
         <w:t xml:space="preserve">guardrail and proving it can see what it claims to.</w:t>
       </w:r>
     </w:p>
-    <w:bookmarkEnd w:id="51"/>
-    <w:bookmarkEnd w:id="52"/>
+    <w:bookmarkEnd w:id="54"/>
+    <w:bookmarkEnd w:id="55"/>
     <w:sectPr>
       <w:footnotePr>
         <w:numRestart w:val="eachSect"/>

--- a/docs/standards/word/OVERVIEW.docx
+++ b/docs/standards/word/OVERVIEW.docx
@@ -28,7 +28,7 @@
         </w:p>
       </w:sdtContent>
     </w:sdt>
-    <w:bookmarkStart w:id="55" w:name="standards-you-can-start-from"/>
+    <w:bookmarkStart w:id="58" w:name="standards-you-can-start-from"/>
     <w:p>
       <w:pPr>
         <w:pStyle w:val="Heading1"/>
@@ -91,7 +91,7 @@
         <w:t xml:space="preserve">edited down to your setting before it is useful.</w:t>
       </w:r>
     </w:p>
-    <w:bookmarkStart w:id="45" w:name="the-files"/>
+    <w:bookmarkStart w:id="48" w:name="the-files"/>
     <w:p>
       <w:pPr>
         <w:pStyle w:val="Heading2"/>
@@ -250,7 +250,7 @@
               <w:t xml:space="preserve"> </w:t>
             </w:r>
             <w:r>
-              <w:t xml:space="preserve">-- the guide: which of them reach your situation, and what to check next</w:t>
+              <w:t xml:space="preserve">-- the guide: which of them apply to your situation, and what to check next</w:t>
             </w:r>
           </w:p>
         </w:tc>
@@ -293,6 +293,77 @@
               <w:pStyle w:val="Compact"/>
             </w:pPr>
             <w:hyperlink r:id="rId14">
+              <w:r>
+                <w:rPr>
+                  <w:rStyle w:val="Hyperlink"/>
+                </w:rPr>
+                <w:t xml:space="preserve">.docx</w:t>
+              </w:r>
+            </w:hyperlink>
+          </w:p>
+        </w:tc>
+      </w:tr>
+      <w:tr>
+        <w:tc>
+          <w:tcPr/>
+          <w:p>
+            <w:pPr>
+              <w:pStyle w:val="Compact"/>
+            </w:pPr>
+            <w:r>
+              <w:rPr>
+                <w:b/>
+                <w:bCs/>
+              </w:rPr>
+              <w:t xml:space="preserve">What to ask a software vendor for</w:t>
+            </w:r>
+            <w:r>
+              <w:t xml:space="preserve"> </w:t>
+            </w:r>
+            <w:r>
+              <w:t xml:space="preserve">-- the mirror of that guide: what a buyer asks you to produce, and what each item proves</w:t>
+            </w:r>
+          </w:p>
+        </w:tc>
+        <w:tc>
+          <w:tcPr/>
+          <w:p>
+            <w:pPr>
+              <w:pStyle w:val="Compact"/>
+            </w:pPr>
+            <w:hyperlink r:id="rId15">
+              <w:r>
+                <w:rPr>
+                  <w:rStyle w:val="Hyperlink"/>
+                </w:rPr>
+                <w:t xml:space="preserve">page</w:t>
+              </w:r>
+            </w:hyperlink>
+          </w:p>
+        </w:tc>
+        <w:tc>
+          <w:tcPr/>
+          <w:p>
+            <w:pPr>
+              <w:pStyle w:val="Compact"/>
+            </w:pPr>
+            <w:hyperlink r:id="rId16">
+              <w:r>
+                <w:rPr>
+                  <w:rStyle w:val="Hyperlink"/>
+                </w:rPr>
+                <w:t xml:space="preserve">.md</w:t>
+              </w:r>
+            </w:hyperlink>
+          </w:p>
+        </w:tc>
+        <w:tc>
+          <w:tcPr/>
+          <w:p>
+            <w:pPr>
+              <w:pStyle w:val="Compact"/>
+            </w:pPr>
+            <w:hyperlink r:id="rId17">
               <w:r>
                 <w:rPr>
                   <w:rStyle w:val="Hyperlink"/>
@@ -331,7 +402,7 @@
             <w:pPr>
               <w:pStyle w:val="Compact"/>
             </w:pPr>
-            <w:hyperlink r:id="rId15">
+            <w:hyperlink r:id="rId18">
               <w:r>
                 <w:rPr>
                   <w:rStyle w:val="Hyperlink"/>
@@ -347,7 +418,7 @@
             <w:pPr>
               <w:pStyle w:val="Compact"/>
             </w:pPr>
-            <w:hyperlink r:id="rId16">
+            <w:hyperlink r:id="rId19">
               <w:r>
                 <w:rPr>
                   <w:rStyle w:val="Hyperlink"/>
@@ -363,7 +434,7 @@
             <w:pPr>
               <w:pStyle w:val="Compact"/>
             </w:pPr>
-            <w:hyperlink r:id="rId17">
+            <w:hyperlink r:id="rId20">
               <w:r>
                 <w:rPr>
                   <w:rStyle w:val="Hyperlink"/>
@@ -402,7 +473,7 @@
             <w:pPr>
               <w:pStyle w:val="Compact"/>
             </w:pPr>
-            <w:hyperlink r:id="rId18">
+            <w:hyperlink r:id="rId21">
               <w:r>
                 <w:rPr>
                   <w:rStyle w:val="Hyperlink"/>
@@ -418,7 +489,7 @@
             <w:pPr>
               <w:pStyle w:val="Compact"/>
             </w:pPr>
-            <w:hyperlink r:id="rId19">
+            <w:hyperlink r:id="rId22">
               <w:r>
                 <w:rPr>
                   <w:rStyle w:val="Hyperlink"/>
@@ -434,7 +505,7 @@
             <w:pPr>
               <w:pStyle w:val="Compact"/>
             </w:pPr>
-            <w:hyperlink r:id="rId20">
+            <w:hyperlink r:id="rId23">
               <w:r>
                 <w:rPr>
                   <w:rStyle w:val="Hyperlink"/>
@@ -473,7 +544,7 @@
             <w:pPr>
               <w:pStyle w:val="Compact"/>
             </w:pPr>
-            <w:hyperlink r:id="rId21">
+            <w:hyperlink r:id="rId24">
               <w:r>
                 <w:rPr>
                   <w:rStyle w:val="Hyperlink"/>
@@ -489,7 +560,7 @@
             <w:pPr>
               <w:pStyle w:val="Compact"/>
             </w:pPr>
-            <w:hyperlink r:id="rId22">
+            <w:hyperlink r:id="rId25">
               <w:r>
                 <w:rPr>
                   <w:rStyle w:val="Hyperlink"/>
@@ -505,7 +576,7 @@
             <w:pPr>
               <w:pStyle w:val="Compact"/>
             </w:pPr>
-            <w:hyperlink r:id="rId23">
+            <w:hyperlink r:id="rId26">
               <w:r>
                 <w:rPr>
                   <w:rStyle w:val="Hyperlink"/>
@@ -538,7 +609,7 @@
             <w:pPr>
               <w:pStyle w:val="Compact"/>
             </w:pPr>
-            <w:hyperlink r:id="rId24">
+            <w:hyperlink r:id="rId27">
               <w:r>
                 <w:rPr>
                   <w:rStyle w:val="Hyperlink"/>
@@ -554,7 +625,7 @@
             <w:pPr>
               <w:pStyle w:val="Compact"/>
             </w:pPr>
-            <w:hyperlink r:id="rId25">
+            <w:hyperlink r:id="rId28">
               <w:r>
                 <w:rPr>
                   <w:rStyle w:val="Hyperlink"/>
@@ -570,7 +641,7 @@
             <w:pPr>
               <w:pStyle w:val="Compact"/>
             </w:pPr>
-            <w:hyperlink r:id="rId26">
+            <w:hyperlink r:id="rId29">
               <w:r>
                 <w:rPr>
                   <w:rStyle w:val="Hyperlink"/>
@@ -603,7 +674,7 @@
             <w:pPr>
               <w:pStyle w:val="Compact"/>
             </w:pPr>
-            <w:hyperlink r:id="rId27">
+            <w:hyperlink r:id="rId30">
               <w:r>
                 <w:rPr>
                   <w:rStyle w:val="Hyperlink"/>
@@ -619,7 +690,7 @@
             <w:pPr>
               <w:pStyle w:val="Compact"/>
             </w:pPr>
-            <w:hyperlink r:id="rId28">
+            <w:hyperlink r:id="rId31">
               <w:r>
                 <w:rPr>
                   <w:rStyle w:val="Hyperlink"/>
@@ -635,7 +706,7 @@
             <w:pPr>
               <w:pStyle w:val="Compact"/>
             </w:pPr>
-            <w:hyperlink r:id="rId29">
+            <w:hyperlink r:id="rId32">
               <w:r>
                 <w:rPr>
                   <w:rStyle w:val="Hyperlink"/>
@@ -674,7 +745,7 @@
             <w:pPr>
               <w:pStyle w:val="Compact"/>
             </w:pPr>
-            <w:hyperlink r:id="rId30">
+            <w:hyperlink r:id="rId33">
               <w:r>
                 <w:rPr>
                   <w:rStyle w:val="Hyperlink"/>
@@ -690,7 +761,7 @@
             <w:pPr>
               <w:pStyle w:val="Compact"/>
             </w:pPr>
-            <w:hyperlink r:id="rId31">
+            <w:hyperlink r:id="rId34">
               <w:r>
                 <w:rPr>
                   <w:rStyle w:val="Hyperlink"/>
@@ -706,7 +777,7 @@
             <w:pPr>
               <w:pStyle w:val="Compact"/>
             </w:pPr>
-            <w:hyperlink r:id="rId32">
+            <w:hyperlink r:id="rId35">
               <w:r>
                 <w:rPr>
                   <w:rStyle w:val="Hyperlink"/>
@@ -739,7 +810,7 @@
             <w:pPr>
               <w:pStyle w:val="Compact"/>
             </w:pPr>
-            <w:hyperlink r:id="rId33">
+            <w:hyperlink r:id="rId36">
               <w:r>
                 <w:rPr>
                   <w:rStyle w:val="Hyperlink"/>
@@ -755,7 +826,7 @@
             <w:pPr>
               <w:pStyle w:val="Compact"/>
             </w:pPr>
-            <w:hyperlink r:id="rId34">
+            <w:hyperlink r:id="rId37">
               <w:r>
                 <w:rPr>
                   <w:rStyle w:val="Hyperlink"/>
@@ -771,7 +842,7 @@
             <w:pPr>
               <w:pStyle w:val="Compact"/>
             </w:pPr>
-            <w:hyperlink r:id="rId35">
+            <w:hyperlink r:id="rId38">
               <w:r>
                 <w:rPr>
                   <w:rStyle w:val="Hyperlink"/>
@@ -804,7 +875,7 @@
             <w:pPr>
               <w:pStyle w:val="Compact"/>
             </w:pPr>
-            <w:hyperlink r:id="rId36">
+            <w:hyperlink r:id="rId39">
               <w:r>
                 <w:rPr>
                   <w:rStyle w:val="Hyperlink"/>
@@ -820,7 +891,7 @@
             <w:pPr>
               <w:pStyle w:val="Compact"/>
             </w:pPr>
-            <w:hyperlink r:id="rId37">
+            <w:hyperlink r:id="rId40">
               <w:r>
                 <w:rPr>
                   <w:rStyle w:val="Hyperlink"/>
@@ -836,7 +907,7 @@
             <w:pPr>
               <w:pStyle w:val="Compact"/>
             </w:pPr>
-            <w:hyperlink r:id="rId38">
+            <w:hyperlink r:id="rId41">
               <w:r>
                 <w:rPr>
                   <w:rStyle w:val="Hyperlink"/>
@@ -875,7 +946,7 @@
             <w:pPr>
               <w:pStyle w:val="Compact"/>
             </w:pPr>
-            <w:hyperlink r:id="rId39">
+            <w:hyperlink r:id="rId42">
               <w:r>
                 <w:rPr>
                   <w:rStyle w:val="Hyperlink"/>
@@ -891,7 +962,7 @@
             <w:pPr>
               <w:pStyle w:val="Compact"/>
             </w:pPr>
-            <w:hyperlink r:id="rId40">
+            <w:hyperlink r:id="rId43">
               <w:r>
                 <w:rPr>
                   <w:rStyle w:val="Hyperlink"/>
@@ -907,7 +978,7 @@
             <w:pPr>
               <w:pStyle w:val="Compact"/>
             </w:pPr>
-            <w:hyperlink r:id="rId41">
+            <w:hyperlink r:id="rId44">
               <w:r>
                 <w:rPr>
                   <w:rStyle w:val="Hyperlink"/>
@@ -947,7 +1018,7 @@
             <w:pPr>
               <w:pStyle w:val="Compact"/>
             </w:pPr>
-            <w:hyperlink r:id="rId42">
+            <w:hyperlink r:id="rId45">
               <w:r>
                 <w:rPr>
                   <w:rStyle w:val="Hyperlink"/>
@@ -963,7 +1034,7 @@
             <w:pPr>
               <w:pStyle w:val="Compact"/>
             </w:pPr>
-            <w:hyperlink r:id="rId43">
+            <w:hyperlink r:id="rId46">
               <w:r>
                 <w:rPr>
                   <w:rStyle w:val="Hyperlink"/>
@@ -1057,7 +1128,7 @@
             <w:pPr>
               <w:pStyle w:val="Compact"/>
             </w:pPr>
-            <w:hyperlink r:id="rId44">
+            <w:hyperlink r:id="rId47">
               <w:r>
                 <w:rPr>
                   <w:rStyle w:val="Hyperlink"/>
@@ -1092,8 +1163,8 @@
         <w:t xml:space="preserve">Markdown is best for sharing with AI. Word is best for sharing with humans.</w:t>
       </w:r>
     </w:p>
-    <w:bookmarkEnd w:id="45"/>
-    <w:bookmarkStart w:id="46" w:name="the-order-to-read-them-in"/>
+    <w:bookmarkEnd w:id="48"/>
+    <w:bookmarkStart w:id="49" w:name="the-order-to-read-them-in"/>
     <w:p>
       <w:pPr>
         <w:pStyle w:val="Heading2"/>
@@ -1110,7 +1181,7 @@
           <w:numId w:val="1001"/>
         </w:numPr>
       </w:pPr>
-      <w:hyperlink r:id="rId24">
+      <w:hyperlink r:id="rId27">
         <w:r>
           <w:rPr>
             <w:rStyle w:val="Hyperlink"/>
@@ -1147,7 +1218,7 @@
           <w:numId w:val="1001"/>
         </w:numPr>
       </w:pPr>
-      <w:hyperlink r:id="rId30">
+      <w:hyperlink r:id="rId33">
         <w:r>
           <w:rPr>
             <w:rStyle w:val="Hyperlink"/>
@@ -1178,7 +1249,7 @@
           <w:numId w:val="1001"/>
         </w:numPr>
       </w:pPr>
-      <w:hyperlink r:id="rId27">
+      <w:hyperlink r:id="rId30">
         <w:r>
           <w:rPr>
             <w:rStyle w:val="Hyperlink"/>
@@ -1215,7 +1286,7 @@
           <w:numId w:val="1001"/>
         </w:numPr>
       </w:pPr>
-      <w:hyperlink r:id="rId33">
+      <w:hyperlink r:id="rId36">
         <w:r>
           <w:rPr>
             <w:rStyle w:val="Hyperlink"/>
@@ -1246,7 +1317,7 @@
           <w:numId w:val="1001"/>
         </w:numPr>
       </w:pPr>
-      <w:hyperlink r:id="rId36">
+      <w:hyperlink r:id="rId39">
         <w:r>
           <w:rPr>
             <w:rStyle w:val="Hyperlink"/>
@@ -1303,7 +1374,7 @@
       <w:r>
         <w:t xml:space="preserve"> </w:t>
       </w:r>
-      <w:hyperlink r:id="rId30">
+      <w:hyperlink r:id="rId33">
         <w:r>
           <w:rPr>
             <w:rStyle w:val="Hyperlink"/>
@@ -1421,7 +1492,7 @@
       <w:r>
         <w:t xml:space="preserve"> </w:t>
       </w:r>
-      <w:hyperlink r:id="rId44">
+      <w:hyperlink r:id="rId47">
         <w:r>
           <w:rPr>
             <w:rStyle w:val="Hyperlink"/>
@@ -1442,8 +1513,8 @@
         <w:t xml:space="preserve">able to fail. A standard that no such file references is a document, not a practice.</w:t>
       </w:r>
     </w:p>
-    <w:bookmarkEnd w:id="46"/>
-    <w:bookmarkStart w:id="47" w:name="what-you-get"/>
+    <w:bookmarkEnd w:id="49"/>
+    <w:bookmarkStart w:id="50" w:name="what-you-get"/>
     <w:p>
       <w:pPr>
         <w:pStyle w:val="Heading2"/>
@@ -1681,8 +1752,8 @@
         <w:t xml:space="preserve">numbers to stop repeating, including several that circulate widely and did not survive the filter.</w:t>
       </w:r>
     </w:p>
-    <w:bookmarkEnd w:id="47"/>
-    <w:bookmarkStart w:id="49" w:name="what-these-are-not"/>
+    <w:bookmarkEnd w:id="50"/>
+    <w:bookmarkStart w:id="52" w:name="what-these-are-not"/>
     <w:p>
       <w:pPr>
         <w:pStyle w:val="Heading2"/>
@@ -1755,7 +1826,7 @@
       <w:r>
         <w:t xml:space="preserve"> </w:t>
       </w:r>
-      <w:hyperlink r:id="rId48">
+      <w:hyperlink r:id="rId51">
         <w:r>
           <w:rPr>
             <w:rStyle w:val="Hyperlink"/>
@@ -1829,8 +1900,8 @@
         <w:t xml:space="preserve">document says where it bears on a rule.</w:t>
       </w:r>
     </w:p>
-    <w:bookmarkEnd w:id="49"/>
-    <w:bookmarkStart w:id="50" w:name="what-each-one-buys-you"/>
+    <w:bookmarkEnd w:id="52"/>
+    <w:bookmarkStart w:id="53" w:name="what-each-one-buys-you"/>
     <w:p>
       <w:pPr>
         <w:pStyle w:val="Heading2"/>
@@ -1891,24 +1962,24 @@
             <w:pPr>
               <w:pStyle w:val="Compact"/>
             </w:pPr>
-            <w:hyperlink r:id="rId12">
-              <w:r>
-                <w:rPr>
-                  <w:rStyle w:val="Hyperlink"/>
-                </w:rPr>
-                <w:t xml:space="preserve">Which security standards apply to you</w:t>
-              </w:r>
-            </w:hyperlink>
-          </w:p>
-        </w:tc>
-        <w:tc>
-          <w:tcPr/>
-          <w:p>
-            <w:pPr>
-              <w:pStyle w:val="Compact"/>
-            </w:pPr>
-            <w:r>
-              <w:t xml:space="preserve">The guide, organized around your situation rather than around the documents. Which of them can reach you and by which route, since these arrive attached to a contract rather than getting chosen. Why an organization-layer certificate is not evidence about software. What the map does not cover, said out loud. On the served site it carries an interactive selector: tick what is true of your business and it hides what cannot reach you. It hides; it never computes, and it issues no verdict.</w:t>
+            <w:hyperlink r:id="rId15">
+              <w:r>
+                <w:rPr>
+                  <w:rStyle w:val="Hyperlink"/>
+                </w:rPr>
+                <w:t xml:space="preserve">What to ask a software vendor for</w:t>
+              </w:r>
+            </w:hyperlink>
+          </w:p>
+        </w:tc>
+        <w:tc>
+          <w:tcPr/>
+          <w:p>
+            <w:pPr>
+              <w:pStyle w:val="Compact"/>
+            </w:pPr>
+            <w:r>
+              <w:t xml:space="preserve">The mirror of the guide: not which documents apply to you, but which ones a buyer will ask you to produce. Evidence split by layer, because the commonest failure is accepting an organization-layer instrument as evidence about software. For each item: what it proves, what it does not, and the one question that makes it useful.</w:t>
             </w:r>
           </w:p>
         </w:tc>
@@ -1920,24 +1991,24 @@
             <w:pPr>
               <w:pStyle w:val="Compact"/>
             </w:pPr>
-            <w:hyperlink r:id="rId15">
-              <w:r>
-                <w:rPr>
-                  <w:rStyle w:val="Hyperlink"/>
-                </w:rPr>
-                <w:t xml:space="preserve">Security standards reference</w:t>
-              </w:r>
-            </w:hyperlink>
-          </w:p>
-        </w:tc>
-        <w:tc>
-          <w:tcPr/>
-          <w:p>
-            <w:pPr>
-              <w:pStyle w:val="Compact"/>
-            </w:pPr>
-            <w:r>
-              <w:t xml:space="preserve">The lookup table behind that guide, sorted by who each document is addressed to -- a software producer, an organization operating systems, an assessor, or nobody. What each one actually issues, since most issue nothing and people are routinely asked for certificates that do not exist. What triggers it. A check you can run yourself instead of trusting the page. Every status carries the date it was checked.</w:t>
+            <w:hyperlink r:id="rId12">
+              <w:r>
+                <w:rPr>
+                  <w:rStyle w:val="Hyperlink"/>
+                </w:rPr>
+                <w:t xml:space="preserve">Which security standards apply to you</w:t>
+              </w:r>
+            </w:hyperlink>
+          </w:p>
+        </w:tc>
+        <w:tc>
+          <w:tcPr/>
+          <w:p>
+            <w:pPr>
+              <w:pStyle w:val="Compact"/>
+            </w:pPr>
+            <w:r>
+              <w:t xml:space="preserve">The guide, organized around your situation rather than around the documents. Which of them can apply to your situation and by which route, since these arrive attached to a contract rather than getting chosen. Why an organization-layer certificate is not evidence about software. What the map does not cover, said out loud. On the served site it carries an interactive selector: tick what is true of your business and it hides what cannot apply to you. It hides; it never computes, and it issues no verdict.</w:t>
             </w:r>
           </w:p>
         </w:tc>
@@ -1954,19 +2025,19 @@
                 <w:rPr>
                   <w:rStyle w:val="Hyperlink"/>
                 </w:rPr>
-                <w:t xml:space="preserve">How to adopt these</w:t>
-              </w:r>
-            </w:hyperlink>
-          </w:p>
-        </w:tc>
-        <w:tc>
-          <w:tcPr/>
-          <w:p>
-            <w:pPr>
-              <w:pStyle w:val="Compact"/>
-            </w:pPr>
-            <w:r>
-              <w:t xml:space="preserve">Five steps, each ending in an artifact rather than a resolution. An exception recorded as a documented deviation with a compensating control and a trigger that ends it, because an exception without an ending trigger is permanent by default. Automation stated the hard way: automate, then prove each check can still fail, and count only blocking checks as coverage. A worked example run end to end, and an answer for a reader who has one afternoon.</w:t>
+                <w:t xml:space="preserve">Security standards reference</w:t>
+              </w:r>
+            </w:hyperlink>
+          </w:p>
+        </w:tc>
+        <w:tc>
+          <w:tcPr/>
+          <w:p>
+            <w:pPr>
+              <w:pStyle w:val="Compact"/>
+            </w:pPr>
+            <w:r>
+              <w:t xml:space="preserve">The lookup table behind that guide, sorted by who each document is addressed to -- a software producer, an organization operating systems, an assessor, or nobody. What each one actually issues, since most issue nothing and people are routinely asked for certificates that do not exist. What triggers it. A check you can run yourself instead of trusting the page. Every status carries the date it was checked.</w:t>
             </w:r>
           </w:p>
         </w:tc>
@@ -1978,24 +2049,24 @@
             <w:pPr>
               <w:pStyle w:val="Compact"/>
             </w:pPr>
-            <w:hyperlink r:id="rId24">
-              <w:r>
-                <w:rPr>
-                  <w:rStyle w:val="Hyperlink"/>
-                </w:rPr>
-                <w:t xml:space="preserve">AI-assisted development</w:t>
-              </w:r>
-            </w:hyperlink>
-          </w:p>
-        </w:tc>
-        <w:tc>
-          <w:tcPr/>
-          <w:p>
-            <w:pPr>
-              <w:pStyle w:val="Compact"/>
-            </w:pPr>
-            <w:r>
-              <w:t xml:space="preserve">Five named process failure modes as an organizing spine. A tier ladder that says how much rigor this particular change needs. The hard line between a control and a wish: a gate is a deterministic check, and the model never certifies its own output. An adversarial verification pass written as a technique, including the cases where it is pure waste.</w:t>
+            <w:hyperlink r:id="rId21">
+              <w:r>
+                <w:rPr>
+                  <w:rStyle w:val="Hyperlink"/>
+                </w:rPr>
+                <w:t xml:space="preserve">How to adopt these</w:t>
+              </w:r>
+            </w:hyperlink>
+          </w:p>
+        </w:tc>
+        <w:tc>
+          <w:tcPr/>
+          <w:p>
+            <w:pPr>
+              <w:pStyle w:val="Compact"/>
+            </w:pPr>
+            <w:r>
+              <w:t xml:space="preserve">Five steps, each ending in an artifact rather than a resolution. An exception recorded as a documented deviation with a compensating control and a trigger that ends it, because an exception without an ending trigger is permanent by default. Automation stated the hard way: automate, then prove each check can still fail, and count only blocking checks as coverage. A worked example run end to end, and an answer for a reader who has one afternoon.</w:t>
             </w:r>
           </w:p>
         </w:tc>
@@ -2012,19 +2083,19 @@
                 <w:rPr>
                   <w:rStyle w:val="Hyperlink"/>
                 </w:rPr>
-                <w:t xml:space="preserve">Dependency integrity</w:t>
-              </w:r>
-            </w:hyperlink>
-          </w:p>
-        </w:tc>
-        <w:tc>
-          <w:tcPr/>
-          <w:p>
-            <w:pPr>
-              <w:pStyle w:val="Compact"/>
-            </w:pPr>
-            <w:r>
-              <w:t xml:space="preserve">Two directions in one document. Inbound: third-party code held as a black box you deliberately do not source-review, with the obligation made finite and the human effort concentrated at adoption and at each bump. Outbound: a published build that contains only what you declared, verifiable by the person installing it.</w:t>
+                <w:t xml:space="preserve">AI-assisted development</w:t>
+              </w:r>
+            </w:hyperlink>
+          </w:p>
+        </w:tc>
+        <w:tc>
+          <w:tcPr/>
+          <w:p>
+            <w:pPr>
+              <w:pStyle w:val="Compact"/>
+            </w:pPr>
+            <w:r>
+              <w:t xml:space="preserve">Five named process failure modes as an organizing spine. A tier ladder that says how much rigor this particular change needs. The hard line between a control and a wish: a gate is a deterministic check, and the model never certifies its own output. An adversarial verification pass written as a technique, including the cases where it is pure waste.</w:t>
             </w:r>
           </w:p>
         </w:tc>
@@ -2041,19 +2112,19 @@
                 <w:rPr>
                   <w:rStyle w:val="Hyperlink"/>
                 </w:rPr>
-                <w:t xml:space="preserve">Human review of code</w:t>
-              </w:r>
-            </w:hyperlink>
-          </w:p>
-        </w:tc>
-        <w:tc>
-          <w:tcPr/>
-          <w:p>
-            <w:pPr>
-              <w:pStyle w:val="Compact"/>
-            </w:pPr>
-            <w:r>
-              <w:t xml:space="preserve">The answer to "how much of this must a human read" that is not a percentage. Depth resolved per change by risk tier, a sensitive-data ratchet that dominates size, and an unknown-clamps-up rule. Two conditions that force a full line-by-line read regardless. The contested question of whether explaining code with the AI coding assistant's help satisfies the floor.</w:t>
+                <w:t xml:space="preserve">Dependency integrity</w:t>
+              </w:r>
+            </w:hyperlink>
+          </w:p>
+        </w:tc>
+        <w:tc>
+          <w:tcPr/>
+          <w:p>
+            <w:pPr>
+              <w:pStyle w:val="Compact"/>
+            </w:pPr>
+            <w:r>
+              <w:t xml:space="preserve">Two directions in one document. Inbound: third-party code held as a black box you deliberately do not source-review, with the obligation made finite and the human effort concentrated at adoption and at each bump. Outbound: a published build that contains only what you declared, verifiable by the person installing it.</w:t>
             </w:r>
           </w:p>
         </w:tc>
@@ -2065,24 +2136,24 @@
             <w:pPr>
               <w:pStyle w:val="Compact"/>
             </w:pPr>
-            <w:hyperlink r:id="rId39">
-              <w:r>
-                <w:rPr>
-                  <w:rStyle w:val="Hyperlink"/>
-                </w:rPr>
-                <w:t xml:space="preserve">Use OWASP ASVS 5.0</w:t>
-              </w:r>
-            </w:hyperlink>
-          </w:p>
-        </w:tc>
-        <w:tc>
-          <w:tcPr/>
-          <w:p>
-            <w:pPr>
-              <w:pStyle w:val="Compact"/>
-            </w:pPr>
-            <w:r>
-              <w:t xml:space="preserve">A method for assessing a codebase against a standard with several hundred requirements. Verdict vocabularies that mean the same thing to two reviewers, and evidence anchors a machine can re-check. Pinning the standard's corpus so it cannot shift underneath you, and how to read a movement in a score.</w:t>
+            <w:hyperlink r:id="rId33">
+              <w:r>
+                <w:rPr>
+                  <w:rStyle w:val="Hyperlink"/>
+                </w:rPr>
+                <w:t xml:space="preserve">Human review of code</w:t>
+              </w:r>
+            </w:hyperlink>
+          </w:p>
+        </w:tc>
+        <w:tc>
+          <w:tcPr/>
+          <w:p>
+            <w:pPr>
+              <w:pStyle w:val="Compact"/>
+            </w:pPr>
+            <w:r>
+              <w:t xml:space="preserve">The answer to "how much of this must a human read" that is not a percentage. Depth resolved per change by risk tier, a sensitive-data ratchet that dominates size, and an unknown-clamps-up rule. Two conditions that force a full line-by-line read regardless. The contested question of whether explaining code with the AI coding assistant's help satisfies the floor.</w:t>
             </w:r>
           </w:p>
         </w:tc>
@@ -2094,24 +2165,24 @@
             <w:pPr>
               <w:pStyle w:val="Compact"/>
             </w:pPr>
-            <w:hyperlink r:id="rId33">
-              <w:r>
-                <w:rPr>
-                  <w:rStyle w:val="Hyperlink"/>
-                </w:rPr>
-                <w:t xml:space="preserve">Code quality</w:t>
-              </w:r>
-            </w:hyperlink>
-          </w:p>
-        </w:tc>
-        <w:tc>
-          <w:tcPr/>
-          <w:p>
-            <w:pPr>
-              <w:pStyle w:val="Compact"/>
-            </w:pPr>
-            <w:r>
-              <w:t xml:space="preserve">Rows that may decide a verdict, separated from rows that may only start a conversation. The published evidence behind refusing to gate on a single number. A map from each way machine-written code goes wrong to the control that neutralizes it. Review depth as a per-file decision, so a large diff stays finite.</w:t>
+            <w:hyperlink r:id="rId42">
+              <w:r>
+                <w:rPr>
+                  <w:rStyle w:val="Hyperlink"/>
+                </w:rPr>
+                <w:t xml:space="preserve">Use OWASP ASVS 5.0</w:t>
+              </w:r>
+            </w:hyperlink>
+          </w:p>
+        </w:tc>
+        <w:tc>
+          <w:tcPr/>
+          <w:p>
+            <w:pPr>
+              <w:pStyle w:val="Compact"/>
+            </w:pPr>
+            <w:r>
+              <w:t xml:space="preserve">A method for assessing a codebase against a standard with several hundred requirements. Verdict vocabularies that mean the same thing to two reviewers, and evidence anchors a machine can re-check. Pinning the standard's corpus so it cannot shift underneath you, and how to read a movement in a score.</w:t>
             </w:r>
           </w:p>
         </w:tc>
@@ -2128,6 +2199,35 @@
                 <w:rPr>
                   <w:rStyle w:val="Hyperlink"/>
                 </w:rPr>
+                <w:t xml:space="preserve">Code quality</w:t>
+              </w:r>
+            </w:hyperlink>
+          </w:p>
+        </w:tc>
+        <w:tc>
+          <w:tcPr/>
+          <w:p>
+            <w:pPr>
+              <w:pStyle w:val="Compact"/>
+            </w:pPr>
+            <w:r>
+              <w:t xml:space="preserve">Rows that may decide a verdict, separated from rows that may only start a conversation. The published evidence behind refusing to gate on a single number. A map from each way machine-written code goes wrong to the control that neutralizes it. Review depth as a per-file decision, so a large diff stays finite.</w:t>
+            </w:r>
+          </w:p>
+        </w:tc>
+      </w:tr>
+      <w:tr>
+        <w:tc>
+          <w:tcPr/>
+          <w:p>
+            <w:pPr>
+              <w:pStyle w:val="Compact"/>
+            </w:pPr>
+            <w:hyperlink r:id="rId39">
+              <w:r>
+                <w:rPr>
+                  <w:rStyle w:val="Hyperlink"/>
+                </w:rPr>
                 <w:t xml:space="preserve">Secure development</w:t>
               </w:r>
             </w:hyperlink>
@@ -2146,8 +2246,8 @@
         </w:tc>
       </w:tr>
     </w:tbl>
-    <w:bookmarkEnd w:id="50"/>
-    <w:bookmarkStart w:id="51" w:name="Xcb356c1caa9fbeda96ee2c63dcee98915ebf571"/>
+    <w:bookmarkEnd w:id="53"/>
+    <w:bookmarkStart w:id="54" w:name="Xcb356c1caa9fbeda96ee2c63dcee98915ebf571"/>
     <w:p>
       <w:pPr>
         <w:pStyle w:val="Heading2"/>
@@ -2334,8 +2434,8 @@
         <w:t xml:space="preserve">disguised, so the set is not a complete account of the practice it came from.</w:t>
       </w:r>
     </w:p>
-    <w:bookmarkEnd w:id="51"/>
-    <w:bookmarkStart w:id="54" w:name="what-is-already-elsewhere-on-this-site"/>
+    <w:bookmarkEnd w:id="54"/>
+    <w:bookmarkStart w:id="57" w:name="what-is-already-elsewhere-on-this-site"/>
     <w:p>
       <w:pPr>
         <w:pStyle w:val="Heading2"/>
@@ -2360,7 +2460,7 @@
           <w:numId w:val="1005"/>
         </w:numPr>
       </w:pPr>
-      <w:hyperlink r:id="rId48">
+      <w:hyperlink r:id="rId51">
         <w:r>
           <w:rPr>
             <w:rStyle w:val="Hyperlink"/>
@@ -2395,7 +2495,7 @@
           <w:numId w:val="1005"/>
         </w:numPr>
       </w:pPr>
-      <w:hyperlink r:id="rId52">
+      <w:hyperlink r:id="rId55">
         <w:r>
           <w:rPr>
             <w:rStyle w:val="Hyperlink"/>
@@ -2424,7 +2524,7 @@
           <w:numId w:val="1005"/>
         </w:numPr>
       </w:pPr>
-      <w:hyperlink r:id="rId39">
+      <w:hyperlink r:id="rId42">
         <w:r>
           <w:rPr>
             <w:rStyle w:val="Hyperlink"/>
@@ -2459,7 +2559,7 @@
           <w:numId w:val="1005"/>
         </w:numPr>
       </w:pPr>
-      <w:hyperlink r:id="rId53">
+      <w:hyperlink r:id="rId56">
         <w:r>
           <w:rPr>
             <w:rStyle w:val="Hyperlink"/>
@@ -2480,8 +2580,8 @@
         <w:t xml:space="preserve">guardrail and proving it can see what it claims to.</w:t>
       </w:r>
     </w:p>
-    <w:bookmarkEnd w:id="54"/>
-    <w:bookmarkEnd w:id="55"/>
+    <w:bookmarkEnd w:id="57"/>
+    <w:bookmarkEnd w:id="58"/>
     <w:sectPr>
       <w:footnotePr>
         <w:numRestart w:val="eachSect"/>

--- a/docs/standards/word/OVERVIEW.docx
+++ b/docs/standards/word/OVERVIEW.docx
@@ -321,7 +321,7 @@
               <w:t xml:space="preserve"> </w:t>
             </w:r>
             <w:r>
-              <w:t xml:space="preserve">-- the mirror of that guide: what a buyer asks you to produce, and what each item proves</w:t>
+              <w:t xml:space="preserve">-- the mirror of that guide: what to require of a vendor you are evaluating, and what each answer proves</w:t>
             </w:r>
           </w:p>
         </w:tc>
@@ -1979,7 +1979,7 @@
               <w:pStyle w:val="Compact"/>
             </w:pPr>
             <w:r>
-              <w:t xml:space="preserve">The mirror of the guide: not which documents apply to you, but which ones a buyer will ask you to produce. Evidence split by layer, because the commonest failure is accepting an organization-layer instrument as evidence about software. For each item: what it proves, what it does not, and the one question that makes it useful.</w:t>
+              <w:t xml:space="preserve">The mirror of the guide: not which documents apply to you, but which ones to require of a vendor you are evaluating. Evidence split by layer, because the commonest failure is accepting an organization-layer instrument as evidence about software. For each item: what it proves, what it does not, and what to ask.</w:t>
             </w:r>
           </w:p>
         </w:tc>

--- a/docs/standards/word/OVERVIEW.docx
+++ b/docs/standards/word/OVERVIEW.docx
@@ -528,13 +528,13 @@
                 <w:b/>
                 <w:bCs/>
               </w:rPr>
-              <w:t xml:space="preserve">Which of your rules can actually stop a change</w:t>
+              <w:t xml:space="preserve">Automated compliance in CI</w:t>
             </w:r>
             <w:r>
               <w:t xml:space="preserve"> </w:t>
             </w:r>
             <w:r>
-              <w:t xml:space="preserve">-- what automation can and cannot enforce, and what that is worth</w:t>
+              <w:t xml:space="preserve">-- which of your rules a pipeline can enforce, which it can only report on, and what that is worth</w:t>
             </w:r>
           </w:p>
         </w:tc>

--- a/docs/standards/word/OVERVIEW.docx
+++ b/docs/standards/word/OVERVIEW.docx
@@ -28,7 +28,7 @@
         </w:p>
       </w:sdtContent>
     </w:sdt>
-    <w:bookmarkStart w:id="58" w:name="standards-you-can-start-from"/>
+    <w:bookmarkStart w:id="59" w:name="standards-you-can-start-from"/>
     <w:p>
       <w:pPr>
         <w:pStyle w:val="Heading1"/>
@@ -91,7 +91,7 @@
         <w:t xml:space="preserve">edited down to your setting before it is useful.</w:t>
       </w:r>
     </w:p>
-    <w:bookmarkStart w:id="48" w:name="the-files"/>
+    <w:bookmarkStart w:id="49" w:name="the-files"/>
     <w:p>
       <w:pPr>
         <w:pStyle w:val="Heading2"/>
@@ -250,7 +250,7 @@
               <w:t xml:space="preserve"> </w:t>
             </w:r>
             <w:r>
-              <w:t xml:space="preserve">-- the guide: which of them apply to your situation, and what to check next</w:t>
+              <w:t xml:space="preserve">-- routes your situation to the documents worth your attention, and to what to check next</w:t>
             </w:r>
           </w:p>
         </w:tc>
@@ -321,7 +321,7 @@
               <w:t xml:space="preserve"> </w:t>
             </w:r>
             <w:r>
-              <w:t xml:space="preserve">-- the mirror of that guide: what to require of a vendor you are evaluating, and what each answer proves</w:t>
+              <w:t xml:space="preserve">-- the mirror of that page: what to require of a vendor you are evaluating, and what each answer proves</w:t>
             </w:r>
           </w:p>
         </w:tc>
@@ -392,7 +392,7 @@
               <w:t xml:space="preserve"> </w:t>
             </w:r>
             <w:r>
-              <w:t xml:space="preserve">-- the lookup table behind that guide: one row per document</w:t>
+              <w:t xml:space="preserve">-- one row per document, and the reasoning behind the cuts they are sorted on</w:t>
             </w:r>
           </w:p>
         </w:tc>
@@ -1163,8 +1163,73 @@
         <w:t xml:space="preserve">Markdown is best for sharing with AI. Word is best for sharing with humans.</w:t>
       </w:r>
     </w:p>
-    <w:bookmarkEnd w:id="48"/>
-    <w:bookmarkStart w:id="49" w:name="the-order-to-read-them-in"/>
+    <w:p>
+      <w:pPr>
+        <w:pStyle w:val="BodyText"/>
+      </w:pPr>
+      <w:r>
+        <w:rPr>
+          <w:b/>
+          <w:bCs/>
+        </w:rPr>
+        <w:t xml:space="preserve">"The standards landscape" was split, and is the one name above that changed.</w:t>
+      </w:r>
+      <w:r>
+        <w:t xml:space="preserve"> </w:t>
+      </w:r>
+      <w:r>
+        <w:t xml:space="preserve">It did two jobs:</w:t>
+      </w:r>
+      <w:r>
+        <w:t xml:space="preserve"> </w:t>
+      </w:r>
+      <w:r>
+        <w:t xml:space="preserve">routing you to the documents worth your attention, and holding a reference table that was a verbatim</w:t>
+      </w:r>
+      <w:r>
+        <w:t xml:space="preserve"> </w:t>
+      </w:r>
+      <w:r>
+        <w:t xml:space="preserve">second copy of the reference page's rows. Two copies of one status is the failure both pages are</w:t>
+      </w:r>
+      <w:r>
+        <w:t xml:space="preserve"> </w:t>
+      </w:r>
+      <w:r>
+        <w:t xml:space="preserve">about, so the rows now live in the reference alone and the routing page points into it. What is left</w:t>
+      </w:r>
+      <w:r>
+        <w:t xml:space="preserve"> </w:t>
+      </w:r>
+      <w:r>
+        <w:t xml:space="preserve">at the old name is</w:t>
+      </w:r>
+      <w:r>
+        <w:t xml:space="preserve"> </w:t>
+      </w:r>
+      <w:hyperlink r:id="rId48">
+        <w:r>
+          <w:rPr>
+            <w:rStyle w:val="Hyperlink"/>
+          </w:rPr>
+          <w:t xml:space="preserve">a pointer</w:t>
+        </w:r>
+      </w:hyperlink>
+      <w:r>
+        <w:t xml:space="preserve"> </w:t>
+      </w:r>
+      <w:r>
+        <w:t xml:space="preserve">to the two rows above, kept so that links to</w:t>
+      </w:r>
+      <w:r>
+        <w:t xml:space="preserve"> </w:t>
+      </w:r>
+      <w:r>
+        <w:t xml:space="preserve">its URL still land somewhere useful. It is not a standard and is not offered for download.</w:t>
+      </w:r>
+    </w:p>
+    <w:bookmarkEnd w:id="49"/>
+    <w:bookmarkStart w:id="50" w:name="the-order-to-read-them-in"/>
     <w:p>
       <w:pPr>
         <w:pStyle w:val="Heading2"/>
@@ -1513,8 +1578,8 @@
         <w:t xml:space="preserve">able to fail. A standard that no such file references is a document, not a practice.</w:t>
       </w:r>
     </w:p>
-    <w:bookmarkEnd w:id="49"/>
-    <w:bookmarkStart w:id="50" w:name="what-you-get"/>
+    <w:bookmarkEnd w:id="50"/>
+    <w:bookmarkStart w:id="51" w:name="what-you-get"/>
     <w:p>
       <w:pPr>
         <w:pStyle w:val="Heading2"/>
@@ -1752,8 +1817,8 @@
         <w:t xml:space="preserve">numbers to stop repeating, including several that circulate widely and did not survive the filter.</w:t>
       </w:r>
     </w:p>
-    <w:bookmarkEnd w:id="50"/>
-    <w:bookmarkStart w:id="52" w:name="what-these-are-not"/>
+    <w:bookmarkEnd w:id="51"/>
+    <w:bookmarkStart w:id="53" w:name="what-these-are-not"/>
     <w:p>
       <w:pPr>
         <w:pStyle w:val="Heading2"/>
@@ -1826,7 +1891,7 @@
       <w:r>
         <w:t xml:space="preserve"> </w:t>
       </w:r>
-      <w:hyperlink r:id="rId51">
+      <w:hyperlink r:id="rId52">
         <w:r>
           <w:rPr>
             <w:rStyle w:val="Hyperlink"/>
@@ -1900,8 +1965,8 @@
         <w:t xml:space="preserve">document says where it bears on a rule.</w:t>
       </w:r>
     </w:p>
-    <w:bookmarkEnd w:id="52"/>
-    <w:bookmarkStart w:id="53" w:name="what-each-one-buys-you"/>
+    <w:bookmarkEnd w:id="53"/>
+    <w:bookmarkStart w:id="54" w:name="what-each-one-buys-you"/>
     <w:p>
       <w:pPr>
         <w:pStyle w:val="Heading2"/>
@@ -1979,7 +2044,7 @@
               <w:pStyle w:val="Compact"/>
             </w:pPr>
             <w:r>
-              <w:t xml:space="preserve">The mirror of the guide: not which documents apply to you, but which ones to require of a vendor you are evaluating. Evidence split by layer, because the commonest failure is accepting an organization-layer instrument as evidence about software. For each item: what it proves, what it does not, and what to ask.</w:t>
+              <w:t xml:space="preserve">The mirror of the routing page: not which documents apply to you, but which ones to require of a vendor you are evaluating. Evidence split by layer, because the commonest failure is accepting an organization-layer instrument as evidence about software. For each item: what it proves, what it does not, and what to ask.</w:t>
             </w:r>
           </w:p>
         </w:tc>
@@ -2008,7 +2073,7 @@
               <w:pStyle w:val="Compact"/>
             </w:pPr>
             <w:r>
-              <w:t xml:space="preserve">The guide, organized around your situation rather than around the documents. Which of them can apply to your situation and by which route, since these arrive attached to a contract rather than getting chosen. Why an organization-layer certificate is not evidence about software. What the map does not cover, said out loud. On the served site it carries an interactive selector: tick what is true of your business and it hides what cannot apply to you. It hides; it never computes, and it issues no verdict.</w:t>
+              <w:t xml:space="preserve">The front door, organized around your situation rather than around the documents. At least twelve situations, each naming what can apply and by which route, since these arrive attached to a contract rather than getting chosen. What the map does not cover, said out loud. It carries no reference table: every answer points into the reference below. On the served site it also carries an interactive selector: tick what is true of your business and it hides what cannot apply to you. It hides; it never computes, and it issues no verdict.</w:t>
             </w:r>
           </w:p>
         </w:tc>
@@ -2037,7 +2102,7 @@
               <w:pStyle w:val="Compact"/>
             </w:pPr>
             <w:r>
-              <w:t xml:space="preserve">The lookup table behind that guide, sorted by who each document is addressed to -- a software producer, an organization operating systems, an assessor, or nobody. What each one actually issues, since most issue nothing and people are routinely asked for certificates that do not exist. What triggers it. A check you can run yourself instead of trusting the page. Every status carries the date it was checked.</w:t>
+              <w:t xml:space="preserve">Every row on the map, sorted by who each document is addressed to -- a software producer, an organization operating systems, an assessor, or nobody. What each one actually issues, since most issue nothing and people are routinely asked for certificates that do not exist. What triggers it. A check you can run yourself instead of trusting the page. Every status carries the date it was checked. Under the rows: why the cuts fall where they do, why an organization-layer certificate is not evidence about software, the routes any of this arrives by, and why a status without a date is worthless.</w:t>
             </w:r>
           </w:p>
         </w:tc>
@@ -2246,8 +2311,8 @@
         </w:tc>
       </w:tr>
     </w:tbl>
-    <w:bookmarkEnd w:id="53"/>
-    <w:bookmarkStart w:id="54" w:name="Xcb356c1caa9fbeda96ee2c63dcee98915ebf571"/>
+    <w:bookmarkEnd w:id="54"/>
+    <w:bookmarkStart w:id="55" w:name="Xcb356c1caa9fbeda96ee2c63dcee98915ebf571"/>
     <w:p>
       <w:pPr>
         <w:pStyle w:val="Heading2"/>
@@ -2434,8 +2499,8 @@
         <w:t xml:space="preserve">disguised, so the set is not a complete account of the practice it came from.</w:t>
       </w:r>
     </w:p>
-    <w:bookmarkEnd w:id="54"/>
-    <w:bookmarkStart w:id="57" w:name="what-is-already-elsewhere-on-this-site"/>
+    <w:bookmarkEnd w:id="55"/>
+    <w:bookmarkStart w:id="58" w:name="what-is-already-elsewhere-on-this-site"/>
     <w:p>
       <w:pPr>
         <w:pStyle w:val="Heading2"/>
@@ -2460,7 +2525,7 @@
           <w:numId w:val="1005"/>
         </w:numPr>
       </w:pPr>
-      <w:hyperlink r:id="rId51">
+      <w:hyperlink r:id="rId52">
         <w:r>
           <w:rPr>
             <w:rStyle w:val="Hyperlink"/>
@@ -2495,7 +2560,7 @@
           <w:numId w:val="1005"/>
         </w:numPr>
       </w:pPr>
-      <w:hyperlink r:id="rId55">
+      <w:hyperlink r:id="rId56">
         <w:r>
           <w:rPr>
             <w:rStyle w:val="Hyperlink"/>
@@ -2559,7 +2624,7 @@
           <w:numId w:val="1005"/>
         </w:numPr>
       </w:pPr>
-      <w:hyperlink r:id="rId56">
+      <w:hyperlink r:id="rId57">
         <w:r>
           <w:rPr>
             <w:rStyle w:val="Hyperlink"/>
@@ -2580,8 +2645,8 @@
         <w:t xml:space="preserve">guardrail and proving it can see what it claims to.</w:t>
       </w:r>
     </w:p>
-    <w:bookmarkEnd w:id="57"/>
     <w:bookmarkEnd w:id="58"/>
+    <w:bookmarkEnd w:id="59"/>
     <w:sectPr>
       <w:footnotePr>
         <w:numRestart w:val="eachSect"/>

--- a/docs/standards/word/OVERVIEW.docx
+++ b/docs/standards/word/OVERVIEW.docx
@@ -600,6 +600,12 @@
                 <w:bCs/>
               </w:rPr>
               <w:t xml:space="preserve">AI-assisted development</w:t>
+            </w:r>
+            <w:r>
+              <w:t xml:space="preserve"> </w:t>
+            </w:r>
+            <w:r>
+              <w:t xml:space="preserve">-- the rigor dial: how much process a given change actually needs, and the floor that never scales down</w:t>
             </w:r>
           </w:p>
         </w:tc>

--- a/docs/standards/word/OVERVIEW.docx
+++ b/docs/standards/word/OVERVIEW.docx
@@ -672,6 +672,12 @@
               </w:rPr>
               <w:t xml:space="preserve">Dependency integrity</w:t>
             </w:r>
+            <w:r>
+              <w:t xml:space="preserve"> </w:t>
+            </w:r>
+            <w:r>
+              <w:t xml:space="preserve">-- trusting code you did not write, and controlling what you publish</w:t>
+            </w:r>
           </w:p>
         </w:tc>
         <w:tc>
@@ -807,6 +813,12 @@
                 <w:bCs/>
               </w:rPr>
               <w:t xml:space="preserve">Code quality</w:t>
+            </w:r>
+            <w:r>
+              <w:t xml:space="preserve"> </w:t>
+            </w:r>
+            <w:r>
+              <w:t xml:space="preserve">-- is this good, or is it filler that looks finished: eleven signals, and which of them may decide a verdict</w:t>
             </w:r>
           </w:p>
         </w:tc>

--- a/docs/standards/word/OVERVIEW.docx
+++ b/docs/standards/word/OVERVIEW.docx
@@ -2323,7 +2323,7 @@
               <w:pStyle w:val="Compact"/>
             </w:pPr>
             <w:r>
-              <w:t xml:space="preserve">A written producer-versus-operator ownership split. A per-interface threat model that gives review something to check against, and a finite secure-coding list. An honest read of what a green pipeline has and has not established. A release gate that is a checklist rather than a debate.</w:t>
+              <w:t xml:space="preserve">A written producer-versus-operator ownership split. A per-boundary threat model that gives review something to check against, and a finite secure-coding list. An honest read of what a green pipeline has and has not established. A release gate that is a checklist rather than a debate.</w:t>
             </w:r>
           </w:p>
         </w:tc>

--- a/docs/standards/word/OVERVIEW.docx
+++ b/docs/standards/word/OVERVIEW.docx
@@ -884,6 +884,12 @@
                 <w:bCs/>
               </w:rPr>
               <w:t xml:space="preserve">Secure development</w:t>
+            </w:r>
+            <w:r>
+              <w:t xml:space="preserve"> </w:t>
+            </w:r>
+            <w:r>
+              <w:t xml:space="preserve">-- the process a build must satisfy, from the threat model to the release gate, and what you may claim once it does</w:t>
             </w:r>
           </w:p>
         </w:tc>

--- a/docs/standards/word/OVERVIEW.docx
+++ b/docs/standards/word/OVERVIEW.docx
@@ -463,7 +463,7 @@
               <w:t xml:space="preserve"> </w:t>
             </w:r>
             <w:r>
-              <w:t xml:space="preserve">-- what to do with the rest of this section</w:t>
+              <w:t xml:space="preserve">-- what to do with the rest of this section: five artifacts that either exist or do not, and the order to build them in</w:t>
             </w:r>
           </w:p>
         </w:tc>

--- a/docs/standards/word/OVERVIEW.docx
+++ b/docs/standards/word/OVERVIEW.docx
@@ -889,7 +889,7 @@
               <w:t xml:space="preserve"> </w:t>
             </w:r>
             <w:r>
-              <w:t xml:space="preserve">-- the process a build must satisfy, from the threat model to the release gate, and what you may claim once it does</w:t>
+              <w:t xml:space="preserve">-- a starting point for your own standard, covering the process a build must satisfy from the threat model to the release gate, and what you may claim once it does</w:t>
             </w:r>
           </w:p>
         </w:tc>

--- a/docs/standards/word/OVERVIEW.docx
+++ b/docs/standards/word/OVERVIEW.docx
@@ -28,7 +28,7 @@
         </w:p>
       </w:sdtContent>
     </w:sdt>
-    <w:bookmarkStart w:id="59" w:name="standards-you-can-start-from"/>
+    <w:bookmarkStart w:id="58" w:name="standards-you-can-start-from"/>
     <w:p>
       <w:pPr>
         <w:pStyle w:val="Heading1"/>
@@ -1603,13 +1603,13 @@
       </w:r>
     </w:p>
     <w:bookmarkEnd w:id="50"/>
-    <w:bookmarkStart w:id="51" w:name="what-you-get"/>
+    <w:bookmarkStart w:id="52" w:name="what-these-are-not"/>
     <w:p>
       <w:pPr>
         <w:pStyle w:val="Heading2"/>
       </w:pPr>
       <w:r>
-        <w:t xml:space="preserve">What you get</w:t>
+        <w:t xml:space="preserve">What these are not</w:t>
       </w:r>
     </w:p>
     <w:p>
@@ -1625,31 +1625,19 @@
           <w:b/>
           <w:bCs/>
         </w:rPr>
-        <w:t xml:space="preserve">A rubric you can run against your own repository at each release.</w:t>
-      </w:r>
-      <w:r>
-        <w:t xml:space="preserve"> </w:t>
-      </w:r>
-      <w:r>
-        <w:t xml:space="preserve">It separates controls that</w:t>
-      </w:r>
-      <w:r>
-        <w:t xml:space="preserve"> </w:t>
-      </w:r>
-      <w:r>
-        <w:t xml:space="preserve">may decide a verdict from measurements that may only start a conversation. So an argument about</w:t>
-      </w:r>
-      <w:r>
-        <w:t xml:space="preserve"> </w:t>
-      </w:r>
-      <w:r>
-        <w:t xml:space="preserve">"is this good enough" resolves against structure rather than against whoever quotes the largest</w:t>
-      </w:r>
-      <w:r>
-        <w:t xml:space="preserve"> </w:t>
-      </w:r>
-      <w:r>
-        <w:t xml:space="preserve">number.</w:t>
+        <w:t xml:space="preserve">No code ships with them.</w:t>
+      </w:r>
+      <w:r>
+        <w:t xml:space="preserve"> </w:t>
+      </w:r>
+      <w:r>
+        <w:t xml:space="preserve">These are rules and review procedures. Where one names a control, it</w:t>
+      </w:r>
+      <w:r>
+        <w:t xml:space="preserve"> </w:t>
+      </w:r>
+      <w:r>
+        <w:t xml:space="preserve">is describing something you would build, not something in this repository.</w:t>
       </w:r>
     </w:p>
     <w:p>
@@ -1665,233 +1653,6 @@
           <w:b/>
           <w:bCs/>
         </w:rPr>
-        <w:t xml:space="preserve">A discipline for third-party code that never asks you to read it.</w:t>
-      </w:r>
-      <w:r>
-        <w:t xml:space="preserve"> </w:t>
-      </w:r>
-      <w:r>
-        <w:t xml:space="preserve">The human effort lands at</w:t>
-      </w:r>
-      <w:r>
-        <w:t xml:space="preserve"> </w:t>
-      </w:r>
-      <w:r>
-        <w:t xml:space="preserve">exactly two moments: adopting a dependency and bumping one. The rest is machinery that runs</w:t>
-      </w:r>
-      <w:r>
-        <w:t xml:space="preserve"> </w:t>
-      </w:r>
-      <w:r>
-        <w:t xml:space="preserve">unattended until it raises something.</w:t>
-      </w:r>
-    </w:p>
-    <w:p>
-      <w:pPr>
-        <w:pStyle w:val="Compact"/>
-        <w:numPr>
-          <w:ilvl w:val="0"/>
-          <w:numId w:val="1002"/>
-        </w:numPr>
-      </w:pPr>
-      <w:r>
-        <w:rPr>
-          <w:b/>
-          <w:bCs/>
-        </w:rPr>
-        <w:t xml:space="preserve">A release an adopter can verify without trusting your account of your own process.</w:t>
-      </w:r>
-      <w:r>
-        <w:t xml:space="preserve"> </w:t>
-      </w:r>
-      <w:r>
-        <w:t xml:space="preserve">The</w:t>
-      </w:r>
-      <w:r>
-        <w:t xml:space="preserve"> </w:t>
-      </w:r>
-      <w:r>
-        <w:t xml:space="preserve">allowlist is checked before the upload rather than after it, because the upload is the</w:t>
-      </w:r>
-      <w:r>
-        <w:t xml:space="preserve"> </w:t>
-      </w:r>
-      <w:r>
-        <w:t xml:space="preserve">irreversible step.</w:t>
-      </w:r>
-    </w:p>
-    <w:p>
-      <w:pPr>
-        <w:pStyle w:val="Compact"/>
-        <w:numPr>
-          <w:ilvl w:val="0"/>
-          <w:numId w:val="1002"/>
-        </w:numPr>
-      </w:pPr>
-      <w:r>
-        <w:rPr>
-          <w:b/>
-          <w:bCs/>
-        </w:rPr>
-        <w:t xml:space="preserve">A written split between what you own and what an adopter owns</w:t>
-      </w:r>
-      <w:r>
-        <w:t xml:space="preserve">, made before you claim any</w:t>
-      </w:r>
-      <w:r>
-        <w:t xml:space="preserve"> </w:t>
-      </w:r>
-      <w:r>
-        <w:t xml:space="preserve">control. That gap is where a control ends up unowned by both sides, each assuming the other had</w:t>
-      </w:r>
-      <w:r>
-        <w:t xml:space="preserve"> </w:t>
-      </w:r>
-      <w:r>
-        <w:t xml:space="preserve">it.</w:t>
-      </w:r>
-    </w:p>
-    <w:p>
-      <w:pPr>
-        <w:pStyle w:val="Compact"/>
-        <w:numPr>
-          <w:ilvl w:val="0"/>
-          <w:numId w:val="1002"/>
-        </w:numPr>
-      </w:pPr>
-      <w:r>
-        <w:rPr>
-          <w:b/>
-          <w:bCs/>
-        </w:rPr>
-        <w:t xml:space="preserve">A risk tier you can resolve in one question.</w:t>
-      </w:r>
-      <w:r>
-        <w:t xml:space="preserve"> </w:t>
-      </w:r>
-      <w:r>
-        <w:t xml:space="preserve">A one-line fix does not carry the same obligation</w:t>
-      </w:r>
-      <w:r>
-        <w:t xml:space="preserve"> </w:t>
-      </w:r>
-      <w:r>
-        <w:t xml:space="preserve">as a change to an authorization path, and the cheap answer errs strict rather than convenient.</w:t>
-      </w:r>
-    </w:p>
-    <w:p>
-      <w:pPr>
-        <w:pStyle w:val="Compact"/>
-        <w:numPr>
-          <w:ilvl w:val="0"/>
-          <w:numId w:val="1002"/>
-        </w:numPr>
-      </w:pPr>
-      <w:r>
-        <w:rPr>
-          <w:b/>
-          <w:bCs/>
-        </w:rPr>
-        <w:t xml:space="preserve">Wording you can actually publish.</w:t>
-      </w:r>
-      <w:r>
-        <w:t xml:space="preserve"> </w:t>
-      </w:r>
-      <w:r>
-        <w:t xml:space="preserve">Approved phrasings sit next to the overclaims they replace,</w:t>
-      </w:r>
-      <w:r>
-        <w:t xml:space="preserve"> </w:t>
-      </w:r>
-      <w:r>
-        <w:t xml:space="preserve">with a rule for saying what a gate does not prove. That rule is what stops a document being</w:t>
-      </w:r>
-      <w:r>
-        <w:t xml:space="preserve"> </w:t>
-      </w:r>
-      <w:r>
-        <w:t xml:space="preserve">rejected by the first reader who checks its sources.</w:t>
-      </w:r>
-    </w:p>
-    <w:p>
-      <w:pPr>
-        <w:pStyle w:val="Compact"/>
-        <w:numPr>
-          <w:ilvl w:val="0"/>
-          <w:numId w:val="1002"/>
-        </w:numPr>
-      </w:pPr>
-      <w:r>
-        <w:rPr>
-          <w:b/>
-          <w:bCs/>
-        </w:rPr>
-        <w:t xml:space="preserve">The claims that failed verification, published next to the ones that survived.</w:t>
-      </w:r>
-      <w:r>
-        <w:t xml:space="preserve"> </w:t>
-      </w:r>
-      <w:r>
-        <w:t xml:space="preserve">Specific</w:t>
-      </w:r>
-      <w:r>
-        <w:t xml:space="preserve"> </w:t>
-      </w:r>
-      <w:r>
-        <w:t xml:space="preserve">numbers to stop repeating, including several that circulate widely and did not survive the filter.</w:t>
-      </w:r>
-    </w:p>
-    <w:bookmarkEnd w:id="51"/>
-    <w:bookmarkStart w:id="53" w:name="what-these-are-not"/>
-    <w:p>
-      <w:pPr>
-        <w:pStyle w:val="Heading2"/>
-      </w:pPr>
-      <w:r>
-        <w:t xml:space="preserve">What these are not</w:t>
-      </w:r>
-    </w:p>
-    <w:p>
-      <w:pPr>
-        <w:pStyle w:val="Compact"/>
-        <w:numPr>
-          <w:ilvl w:val="0"/>
-          <w:numId w:val="1003"/>
-        </w:numPr>
-      </w:pPr>
-      <w:r>
-        <w:rPr>
-          <w:b/>
-          <w:bCs/>
-        </w:rPr>
-        <w:t xml:space="preserve">No code ships with them.</w:t>
-      </w:r>
-      <w:r>
-        <w:t xml:space="preserve"> </w:t>
-      </w:r>
-      <w:r>
-        <w:t xml:space="preserve">These are rules and review procedures. Where one names a control, it</w:t>
-      </w:r>
-      <w:r>
-        <w:t xml:space="preserve"> </w:t>
-      </w:r>
-      <w:r>
-        <w:t xml:space="preserve">is describing something you would build, not something in this repository.</w:t>
-      </w:r>
-    </w:p>
-    <w:p>
-      <w:pPr>
-        <w:pStyle w:val="Compact"/>
-        <w:numPr>
-          <w:ilvl w:val="0"/>
-          <w:numId w:val="1003"/>
-        </w:numPr>
-      </w:pPr>
-      <w:r>
-        <w:rPr>
-          <w:b/>
-          <w:bCs/>
-        </w:rPr>
         <w:t xml:space="preserve">No certification, and no attainment.</w:t>
       </w:r>
       <w:r>
@@ -1915,7 +1676,7 @@
       <w:r>
         <w:t xml:space="preserve"> </w:t>
       </w:r>
-      <w:hyperlink r:id="rId52">
+      <w:hyperlink r:id="rId51">
         <w:r>
           <w:rPr>
             <w:rStyle w:val="Hyperlink"/>
@@ -1932,7 +1693,7 @@
         <w:pStyle w:val="Compact"/>
         <w:numPr>
           <w:ilvl w:val="0"/>
-          <w:numId w:val="1003"/>
+          <w:numId w:val="1002"/>
         </w:numPr>
       </w:pPr>
       <w:r>
@@ -1966,7 +1727,7 @@
         <w:pStyle w:val="Compact"/>
         <w:numPr>
           <w:ilvl w:val="0"/>
-          <w:numId w:val="1003"/>
+          <w:numId w:val="1002"/>
         </w:numPr>
       </w:pPr>
       <w:r>
@@ -1989,8 +1750,8 @@
         <w:t xml:space="preserve">document says where it bears on a rule.</w:t>
       </w:r>
     </w:p>
-    <w:bookmarkEnd w:id="53"/>
-    <w:bookmarkStart w:id="54" w:name="what-each-one-buys-you"/>
+    <w:bookmarkEnd w:id="52"/>
+    <w:bookmarkStart w:id="53" w:name="what-each-one-buys-you"/>
     <w:p>
       <w:pPr>
         <w:pStyle w:val="Heading2"/>
@@ -2335,8 +2096,8 @@
         </w:tc>
       </w:tr>
     </w:tbl>
-    <w:bookmarkEnd w:id="54"/>
-    <w:bookmarkStart w:id="55" w:name="Xcb356c1caa9fbeda96ee2c63dcee98915ebf571"/>
+    <w:bookmarkEnd w:id="53"/>
+    <w:bookmarkStart w:id="54" w:name="Xcb356c1caa9fbeda96ee2c63dcee98915ebf571"/>
     <w:p>
       <w:pPr>
         <w:pStyle w:val="Heading2"/>
@@ -2408,7 +2169,7 @@
         <w:pStyle w:val="Compact"/>
         <w:numPr>
           <w:ilvl w:val="0"/>
-          <w:numId w:val="1004"/>
+          <w:numId w:val="1003"/>
         </w:numPr>
       </w:pPr>
       <w:r>
@@ -2448,7 +2209,7 @@
         <w:pStyle w:val="Compact"/>
         <w:numPr>
           <w:ilvl w:val="0"/>
-          <w:numId w:val="1004"/>
+          <w:numId w:val="1003"/>
         </w:numPr>
       </w:pPr>
       <w:r>
@@ -2482,7 +2243,7 @@
         <w:pStyle w:val="Compact"/>
         <w:numPr>
           <w:ilvl w:val="0"/>
-          <w:numId w:val="1004"/>
+          <w:numId w:val="1003"/>
         </w:numPr>
       </w:pPr>
       <w:r>
@@ -2523,8 +2284,8 @@
         <w:t xml:space="preserve">disguised, so the set is not a complete account of the practice it came from.</w:t>
       </w:r>
     </w:p>
-    <w:bookmarkEnd w:id="55"/>
-    <w:bookmarkStart w:id="58" w:name="what-is-already-elsewhere-on-this-site"/>
+    <w:bookmarkEnd w:id="54"/>
+    <w:bookmarkStart w:id="57" w:name="what-is-already-elsewhere-on-this-site"/>
     <w:p>
       <w:pPr>
         <w:pStyle w:val="Heading2"/>
@@ -2546,10 +2307,10 @@
         <w:pStyle w:val="Compact"/>
         <w:numPr>
           <w:ilvl w:val="0"/>
-          <w:numId w:val="1005"/>
+          <w:numId w:val="1004"/>
         </w:numPr>
       </w:pPr>
-      <w:hyperlink r:id="rId52">
+      <w:hyperlink r:id="rId51">
         <w:r>
           <w:rPr>
             <w:rStyle w:val="Hyperlink"/>
@@ -2581,10 +2342,10 @@
         <w:pStyle w:val="Compact"/>
         <w:numPr>
           <w:ilvl w:val="0"/>
-          <w:numId w:val="1005"/>
+          <w:numId w:val="1004"/>
         </w:numPr>
       </w:pPr>
-      <w:hyperlink r:id="rId56">
+      <w:hyperlink r:id="rId55">
         <w:r>
           <w:rPr>
             <w:rStyle w:val="Hyperlink"/>
@@ -2610,7 +2371,7 @@
         <w:pStyle w:val="Compact"/>
         <w:numPr>
           <w:ilvl w:val="0"/>
-          <w:numId w:val="1005"/>
+          <w:numId w:val="1004"/>
         </w:numPr>
       </w:pPr>
       <w:hyperlink r:id="rId42">
@@ -2645,10 +2406,10 @@
         <w:pStyle w:val="Compact"/>
         <w:numPr>
           <w:ilvl w:val="0"/>
-          <w:numId w:val="1005"/>
+          <w:numId w:val="1004"/>
         </w:numPr>
       </w:pPr>
-      <w:hyperlink r:id="rId57">
+      <w:hyperlink r:id="rId56">
         <w:r>
           <w:rPr>
             <w:rStyle w:val="Hyperlink"/>
@@ -2669,8 +2430,8 @@
         <w:t xml:space="preserve">guardrail and proving it can see what it claims to.</w:t>
       </w:r>
     </w:p>
+    <w:bookmarkEnd w:id="57"/>
     <w:bookmarkEnd w:id="58"/>
-    <w:bookmarkEnd w:id="59"/>
     <w:sectPr>
       <w:footnotePr>
         <w:numRestart w:val="eachSect"/>
@@ -3009,9 +2770,6 @@
     <w:abstractNumId w:val="991"/>
   </w:num>
   <w:num w:numId="1004">
-    <w:abstractNumId w:val="991"/>
-  </w:num>
-  <w:num w:numId="1005">
     <w:abstractNumId w:val="991"/>
   </w:num>
 </w:numbering>

--- a/docs/standards/word/OVERVIEW.docx
+++ b/docs/standards/word/OVERVIEW.docx
@@ -1468,19 +1468,7 @@
           <w:rPr>
             <w:rStyle w:val="Hyperlink"/>
           </w:rPr>
-          <w:t xml:space="preserve">Human</w:t>
-        </w:r>
-        <w:r>
-          <w:rPr>
-            <w:rStyle w:val="Hyperlink"/>
-          </w:rPr>
-          <w:t xml:space="preserve"> </w:t>
-        </w:r>
-        <w:r>
-          <w:rPr>
-            <w:rStyle w:val="Hyperlink"/>
-          </w:rPr>
-          <w:t xml:space="preserve">review of code</w:t>
+          <w:t xml:space="preserve">Human review of code</w:t>
         </w:r>
       </w:hyperlink>
       <w:r>
